--- a/Church/2026/2026_0808_MenloChurch.docx
+++ b/Church/2026/2026_0808_MenloChurch.docx
@@ -656,7 +656,7 @@
         <w:rPr>
           <w:rFonts w:cstheme="minorHAnsi"/>
         </w:rPr>
-        <w:t>35</w:t>
+        <w:t>48</w:t>
       </w:r>
       <w:r>
         <w:rPr>
@@ -865,8 +865,804 @@
         <w:rPr>
           <w:rFonts w:cstheme="minorHAnsi"/>
         </w:rPr>
-        <w:t xml:space="preserve">1) June 28: Judaism, 2) July 5: Islam, 3) July 12: Buddhism, 4) July 19: Mormonism, 5) July 26: Catholicism, 6) August 2: The Nones/Agnostic, 7) August 9: The Gospel </w:t>
+        <w:t>1) June 28: Judaism, 2) July 5: Islam, 3) July 12: Buddhism, 4) July 19: Mormonism, 5) July 26: Catholicism, 6) August 2: The Nones/Agnostic</w:t>
       </w:r>
+      <w:r>
+        <w:rPr>
+          <w:rFonts w:cstheme="minorHAnsi"/>
+        </w:rPr>
+        <w:t>s</w:t>
+      </w:r>
+      <w:r>
+        <w:rPr>
+          <w:rFonts w:cstheme="minorHAnsi"/>
+        </w:rPr>
+        <w:t xml:space="preserve">, 7) August 9: The Gospel </w:t>
+      </w:r>
+    </w:p>
+    <w:p>
+      <w:pPr>
+        <w:rPr>
+          <w:rFonts w:cstheme="minorHAnsi"/>
+        </w:rPr>
+      </w:pPr>
+    </w:p>
+    <w:p>
+      <w:pPr>
+        <w:rPr>
+          <w:rFonts w:cstheme="minorHAnsi"/>
+        </w:rPr>
+      </w:pPr>
+      <w:r>
+        <w:rPr>
+          <w:rFonts w:cstheme="minorHAnsi"/>
+        </w:rPr>
+        <w:t xml:space="preserve">Today, we talk about The </w:t>
+      </w:r>
+      <w:r>
+        <w:rPr>
+          <w:rFonts w:cstheme="minorHAnsi"/>
+        </w:rPr>
+        <w:t xml:space="preserve">Religion of “Good People” (The </w:t>
+      </w:r>
+      <w:r>
+        <w:rPr>
+          <w:rFonts w:cstheme="minorHAnsi"/>
+        </w:rPr>
+        <w:t>Nones/Agnostic</w:t>
+      </w:r>
+      <w:r>
+        <w:rPr>
+          <w:rFonts w:cstheme="minorHAnsi"/>
+        </w:rPr>
+        <w:t>s</w:t>
+      </w:r>
+      <w:r>
+        <w:rPr>
+          <w:rFonts w:cstheme="minorHAnsi"/>
+        </w:rPr>
+        <w:t xml:space="preserve"> (</w:t>
+      </w:r>
+      <w:r>
+        <w:rPr>
+          <w:rFonts w:cstheme="minorHAnsi"/>
+        </w:rPr>
+        <w:t>不可知論者</w:t>
+      </w:r>
+      <w:r>
+        <w:rPr>
+          <w:rFonts w:cstheme="minorHAnsi"/>
+        </w:rPr>
+        <w:t>)</w:t>
+      </w:r>
+      <w:r>
+        <w:rPr>
+          <w:rFonts w:cstheme="minorHAnsi"/>
+        </w:rPr>
+        <w:t>)</w:t>
+      </w:r>
+      <w:r>
+        <w:rPr>
+          <w:rFonts w:cstheme="minorHAnsi"/>
+        </w:rPr>
+        <w:t xml:space="preserve">. </w:t>
+      </w:r>
+    </w:p>
+    <w:p>
+      <w:pPr>
+        <w:rPr>
+          <w:rFonts w:cstheme="minorHAnsi"/>
+        </w:rPr>
+      </w:pPr>
+    </w:p>
+    <w:p>
+      <w:pPr>
+        <w:rPr>
+          <w:rFonts w:cstheme="minorHAnsi"/>
+        </w:rPr>
+      </w:pPr>
+      <w:r>
+        <w:rPr>
+          <w:rFonts w:cstheme="minorHAnsi"/>
+        </w:rPr>
+        <w:t>0</w:t>
+      </w:r>
+      <w:r>
+        <w:rPr>
+          <w:rFonts w:cstheme="minorHAnsi"/>
+        </w:rPr>
+        <w:t>4</w:t>
+      </w:r>
+      <w:r>
+        <w:rPr>
+          <w:rFonts w:cstheme="minorHAnsi"/>
+        </w:rPr>
+        <w:t>:</w:t>
+      </w:r>
+      <w:r>
+        <w:rPr>
+          <w:rFonts w:cstheme="minorHAnsi"/>
+        </w:rPr>
+        <w:t>06</w:t>
+      </w:r>
+      <w:r>
+        <w:rPr>
+          <w:rFonts w:cstheme="minorHAnsi"/>
+        </w:rPr>
+        <w:t>/</w:t>
+      </w:r>
+      <w:r>
+        <w:rPr>
+          <w:rFonts w:cstheme="minorHAnsi"/>
+        </w:rPr>
+        <w:t>37:21</w:t>
+      </w:r>
+    </w:p>
+    <w:p>
+      <w:pPr>
+        <w:rPr>
+          <w:rFonts w:cstheme="minorHAnsi"/>
+        </w:rPr>
+      </w:pPr>
+      <w:r>
+        <w:rPr>
+          <w:rFonts w:cstheme="minorHAnsi"/>
+        </w:rPr>
+        <w:drawing>
+          <wp:inline distT="0" distB="0" distL="0" distR="0" wp14:anchorId="2E9A80F9" wp14:editId="785297B6">
+            <wp:extent cx="3219899" cy="2029108"/>
+            <wp:effectExtent l="0" t="0" r="0" b="9525"/>
+            <wp:docPr id="1536941967" name="Picture 1"/>
+            <wp:cNvGraphicFramePr>
+              <a:graphicFrameLocks xmlns:a="http://schemas.openxmlformats.org/drawingml/2006/main" noChangeAspect="1"/>
+            </wp:cNvGraphicFramePr>
+            <a:graphic xmlns:a="http://schemas.openxmlformats.org/drawingml/2006/main">
+              <a:graphicData uri="http://schemas.openxmlformats.org/drawingml/2006/picture">
+                <pic:pic xmlns:pic="http://schemas.openxmlformats.org/drawingml/2006/picture">
+                  <pic:nvPicPr>
+                    <pic:cNvPr id="1536941967" name=""/>
+                    <pic:cNvPicPr/>
+                  </pic:nvPicPr>
+                  <pic:blipFill>
+                    <a:blip r:embed="rId18"/>
+                    <a:stretch>
+                      <a:fillRect/>
+                    </a:stretch>
+                  </pic:blipFill>
+                  <pic:spPr>
+                    <a:xfrm>
+                      <a:off x="0" y="0"/>
+                      <a:ext cx="3219899" cy="2029108"/>
+                    </a:xfrm>
+                    <a:prstGeom prst="rect">
+                      <a:avLst/>
+                    </a:prstGeom>
+                  </pic:spPr>
+                </pic:pic>
+              </a:graphicData>
+            </a:graphic>
+          </wp:inline>
+        </w:drawing>
+      </w:r>
+    </w:p>
+    <w:p>
+      <w:pPr>
+        <w:rPr>
+          <w:rFonts w:cstheme="minorHAnsi"/>
+        </w:rPr>
+      </w:pPr>
+      <w:r>
+        <w:rPr>
+          <w:rFonts w:cstheme="minorHAnsi"/>
+        </w:rPr>
+        <w:t>Ecclesiastes 7:2</w:t>
+      </w:r>
+    </w:p>
+    <w:p>
+      <w:pPr>
+        <w:rPr>
+          <w:rFonts w:cstheme="minorHAnsi"/>
+        </w:rPr>
+      </w:pPr>
+      <w:r>
+        <w:rPr>
+          <w:rFonts w:cstheme="minorHAnsi"/>
+        </w:rPr>
+        <w:t>It is better to go to the house of mourning</w:t>
+      </w:r>
+      <w:r>
+        <w:rPr>
+          <w:rFonts w:cstheme="minorHAnsi"/>
+        </w:rPr>
+        <w:t xml:space="preserve"> (</w:t>
+      </w:r>
+      <w:r>
+        <w:rPr>
+          <w:rFonts w:cstheme="minorHAnsi"/>
+        </w:rPr>
+        <w:t>守喪</w:t>
+      </w:r>
+      <w:r>
+        <w:rPr>
+          <w:rFonts w:cstheme="minorHAnsi"/>
+        </w:rPr>
+        <w:t>)</w:t>
+      </w:r>
+      <w:r>
+        <w:rPr>
+          <w:rFonts w:cstheme="minorHAnsi"/>
+        </w:rPr>
+        <w:t xml:space="preserve"> than to go to the of feasting</w:t>
+      </w:r>
+      <w:r>
+        <w:rPr>
+          <w:rFonts w:cstheme="minorHAnsi"/>
+        </w:rPr>
+        <w:t xml:space="preserve"> (</w:t>
+      </w:r>
+      <w:r>
+        <w:rPr>
+          <w:rFonts w:cstheme="minorHAnsi"/>
+        </w:rPr>
+        <w:t>宴席</w:t>
+      </w:r>
+      <w:r>
+        <w:rPr>
+          <w:rFonts w:cstheme="minorHAnsi"/>
+        </w:rPr>
+        <w:t>)</w:t>
+      </w:r>
+      <w:r>
+        <w:rPr>
+          <w:rFonts w:cstheme="minorHAnsi"/>
+        </w:rPr>
+        <w:t>, for this the end of all mankind, and the living will lay it to heart.</w:t>
+      </w:r>
+    </w:p>
+    <w:p>
+      <w:pPr>
+        <w:rPr>
+          <w:rFonts w:cstheme="minorHAnsi"/>
+        </w:rPr>
+      </w:pPr>
+    </w:p>
+    <w:p>
+      <w:pPr>
+        <w:rPr>
+          <w:rFonts w:cstheme="minorHAnsi"/>
+        </w:rPr>
+      </w:pPr>
+      <w:r>
+        <w:rPr>
+          <w:rFonts w:cstheme="minorHAnsi"/>
+        </w:rPr>
+        <w:t>The "house of feasting" represents escape, distraction, and a false sense of permanence. The "house of mourning" (a funeral or a home in grief) strips away shallow illusions and forces people to face reality.</w:t>
+      </w:r>
+    </w:p>
+    <w:p>
+      <w:pPr>
+        <w:rPr>
+          <w:rFonts w:cstheme="minorHAnsi"/>
+        </w:rPr>
+      </w:pPr>
+    </w:p>
+    <w:p>
+      <w:pPr>
+        <w:rPr>
+          <w:rFonts w:cstheme="minorHAnsi"/>
+        </w:rPr>
+      </w:pPr>
+      <w:r>
+        <w:rPr>
+          <w:rFonts w:cstheme="minorHAnsi"/>
+        </w:rPr>
+        <w:t xml:space="preserve">In the previous weeks, we compare the religion. Today, we talk about people is Agnostics </w:t>
+      </w:r>
+      <w:r>
+        <w:rPr>
+          <w:rFonts w:cstheme="minorHAnsi"/>
+        </w:rPr>
+        <w:t>(</w:t>
+      </w:r>
+      <w:r>
+        <w:rPr>
+          <w:rFonts w:cstheme="minorHAnsi"/>
+        </w:rPr>
+        <w:t>不可知論者</w:t>
+      </w:r>
+      <w:r>
+        <w:rPr>
+          <w:rFonts w:cstheme="minorHAnsi"/>
+        </w:rPr>
+        <w:t>)</w:t>
+      </w:r>
+      <w:r>
+        <w:rPr>
+          <w:rFonts w:cstheme="minorHAnsi"/>
+        </w:rPr>
+        <w:t xml:space="preserve">. </w:t>
+      </w:r>
+      <w:r>
+        <w:rPr>
+          <w:rFonts w:cstheme="minorHAnsi"/>
+        </w:rPr>
+        <w:t xml:space="preserve">People is Nones. </w:t>
+      </w:r>
+      <w:r>
+        <w:rPr>
+          <w:rFonts w:cstheme="minorHAnsi"/>
+        </w:rPr>
+        <w:t>They are good people but no God in their mind.</w:t>
+      </w:r>
+    </w:p>
+    <w:p>
+      <w:pPr>
+        <w:rPr>
+          <w:rFonts w:cstheme="minorHAnsi"/>
+        </w:rPr>
+      </w:pPr>
+    </w:p>
+    <w:p>
+      <w:pPr>
+        <w:rPr>
+          <w:rFonts w:cstheme="minorHAnsi"/>
+        </w:rPr>
+      </w:pPr>
+    </w:p>
+    <w:p>
+      <w:pPr>
+        <w:rPr>
+          <w:rFonts w:cstheme="minorHAnsi"/>
+        </w:rPr>
+      </w:pPr>
+      <w:r>
+        <w:rPr>
+          <w:rFonts w:cstheme="minorHAnsi"/>
+        </w:rPr>
+        <w:t>0</w:t>
+      </w:r>
+      <w:r>
+        <w:rPr>
+          <w:rFonts w:cstheme="minorHAnsi"/>
+        </w:rPr>
+        <w:t>7</w:t>
+      </w:r>
+      <w:r>
+        <w:rPr>
+          <w:rFonts w:cstheme="minorHAnsi"/>
+        </w:rPr>
+        <w:t>:06</w:t>
+      </w:r>
+      <w:r>
+        <w:rPr>
+          <w:rFonts w:cstheme="minorHAnsi"/>
+        </w:rPr>
+        <w:t>/</w:t>
+      </w:r>
+      <w:r>
+        <w:rPr>
+          <w:rFonts w:cstheme="minorHAnsi"/>
+        </w:rPr>
+        <w:t>37:21</w:t>
+      </w:r>
+    </w:p>
+    <w:p>
+      <w:pPr>
+        <w:rPr>
+          <w:rFonts w:cstheme="minorHAnsi"/>
+        </w:rPr>
+      </w:pPr>
+      <w:r>
+        <w:rPr>
+          <w:rFonts w:cstheme="minorHAnsi"/>
+        </w:rPr>
+        <w:drawing>
+          <wp:inline distT="0" distB="0" distL="0" distR="0" wp14:anchorId="49D1C3BA" wp14:editId="0F4E8792">
+            <wp:extent cx="3057952" cy="1162212"/>
+            <wp:effectExtent l="0" t="0" r="9525" b="0"/>
+            <wp:docPr id="1105245829" name="Picture 1"/>
+            <wp:cNvGraphicFramePr>
+              <a:graphicFrameLocks xmlns:a="http://schemas.openxmlformats.org/drawingml/2006/main" noChangeAspect="1"/>
+            </wp:cNvGraphicFramePr>
+            <a:graphic xmlns:a="http://schemas.openxmlformats.org/drawingml/2006/main">
+              <a:graphicData uri="http://schemas.openxmlformats.org/drawingml/2006/picture">
+                <pic:pic xmlns:pic="http://schemas.openxmlformats.org/drawingml/2006/picture">
+                  <pic:nvPicPr>
+                    <pic:cNvPr id="1105245829" name=""/>
+                    <pic:cNvPicPr/>
+                  </pic:nvPicPr>
+                  <pic:blipFill>
+                    <a:blip r:embed="rId19"/>
+                    <a:stretch>
+                      <a:fillRect/>
+                    </a:stretch>
+                  </pic:blipFill>
+                  <pic:spPr>
+                    <a:xfrm>
+                      <a:off x="0" y="0"/>
+                      <a:ext cx="3057952" cy="1162212"/>
+                    </a:xfrm>
+                    <a:prstGeom prst="rect">
+                      <a:avLst/>
+                    </a:prstGeom>
+                  </pic:spPr>
+                </pic:pic>
+              </a:graphicData>
+            </a:graphic>
+          </wp:inline>
+        </w:drawing>
+      </w:r>
+    </w:p>
+    <w:p>
+      <w:pPr>
+        <w:rPr>
+          <w:rFonts w:cstheme="minorHAnsi"/>
+        </w:rPr>
+      </w:pPr>
+      <w:r>
+        <w:rPr>
+          <w:rFonts w:cstheme="minorHAnsi"/>
+        </w:rPr>
+        <w:t>Mark 10:17b</w:t>
+      </w:r>
+    </w:p>
+    <w:p>
+      <w:pPr>
+        <w:rPr>
+          <w:rFonts w:cstheme="minorHAnsi"/>
+        </w:rPr>
+      </w:pPr>
+      <w:r>
+        <w:rPr>
+          <w:rFonts w:cstheme="minorHAnsi"/>
+        </w:rPr>
+        <w:t>Good teacher, what must I do inherit eternal life?</w:t>
+      </w:r>
+    </w:p>
+    <w:p>
+      <w:pPr>
+        <w:rPr>
+          <w:rFonts w:cstheme="minorHAnsi"/>
+        </w:rPr>
+      </w:pPr>
+    </w:p>
+    <w:p>
+      <w:pPr>
+        <w:rPr>
+          <w:rFonts w:cstheme="minorHAnsi"/>
+        </w:rPr>
+      </w:pPr>
+      <w:r>
+        <w:rPr>
+          <w:rFonts w:cstheme="minorHAnsi"/>
+        </w:rPr>
+        <w:t>There is a good man ask Jesus, “Good teacher, what must I do inherit eternal life?”</w:t>
+      </w:r>
+    </w:p>
+    <w:p>
+      <w:pPr>
+        <w:rPr>
+          <w:rFonts w:cstheme="minorHAnsi"/>
+        </w:rPr>
+      </w:pPr>
+    </w:p>
+    <w:p>
+      <w:pPr>
+        <w:rPr>
+          <w:rFonts w:cstheme="minorHAnsi"/>
+        </w:rPr>
+      </w:pPr>
+      <w:r>
+        <w:rPr>
+          <w:rFonts w:cstheme="minorHAnsi"/>
+        </w:rPr>
+        <w:t>0</w:t>
+      </w:r>
+      <w:r>
+        <w:rPr>
+          <w:rFonts w:cstheme="minorHAnsi"/>
+        </w:rPr>
+        <w:t>8</w:t>
+      </w:r>
+      <w:r>
+        <w:rPr>
+          <w:rFonts w:cstheme="minorHAnsi"/>
+        </w:rPr>
+        <w:t>:0</w:t>
+      </w:r>
+      <w:r>
+        <w:rPr>
+          <w:rFonts w:cstheme="minorHAnsi"/>
+        </w:rPr>
+        <w:t>3</w:t>
+      </w:r>
+      <w:r>
+        <w:rPr>
+          <w:rFonts w:cstheme="minorHAnsi"/>
+        </w:rPr>
+        <w:t>/</w:t>
+      </w:r>
+      <w:r>
+        <w:rPr>
+          <w:rFonts w:cstheme="minorHAnsi"/>
+        </w:rPr>
+        <w:t>37:21</w:t>
+      </w:r>
+    </w:p>
+    <w:p>
+      <w:pPr>
+        <w:rPr>
+          <w:rFonts w:cstheme="minorHAnsi"/>
+        </w:rPr>
+      </w:pPr>
+    </w:p>
+    <w:p>
+      <w:pPr>
+        <w:rPr>
+          <w:rFonts w:cstheme="minorHAnsi"/>
+        </w:rPr>
+      </w:pPr>
+      <w:r>
+        <w:rPr>
+          <w:rFonts w:cstheme="minorHAnsi"/>
+        </w:rPr>
+        <w:drawing>
+          <wp:inline distT="0" distB="0" distL="0" distR="0" wp14:anchorId="07CA8957" wp14:editId="00038A2D">
+            <wp:extent cx="2534004" cy="1371791"/>
+            <wp:effectExtent l="0" t="0" r="0" b="0"/>
+            <wp:docPr id="1830346511" name="Picture 1"/>
+            <wp:cNvGraphicFramePr>
+              <a:graphicFrameLocks xmlns:a="http://schemas.openxmlformats.org/drawingml/2006/main" noChangeAspect="1"/>
+            </wp:cNvGraphicFramePr>
+            <a:graphic xmlns:a="http://schemas.openxmlformats.org/drawingml/2006/main">
+              <a:graphicData uri="http://schemas.openxmlformats.org/drawingml/2006/picture">
+                <pic:pic xmlns:pic="http://schemas.openxmlformats.org/drawingml/2006/picture">
+                  <pic:nvPicPr>
+                    <pic:cNvPr id="1830346511" name=""/>
+                    <pic:cNvPicPr/>
+                  </pic:nvPicPr>
+                  <pic:blipFill>
+                    <a:blip r:embed="rId20"/>
+                    <a:stretch>
+                      <a:fillRect/>
+                    </a:stretch>
+                  </pic:blipFill>
+                  <pic:spPr>
+                    <a:xfrm>
+                      <a:off x="0" y="0"/>
+                      <a:ext cx="2534004" cy="1371791"/>
+                    </a:xfrm>
+                    <a:prstGeom prst="rect">
+                      <a:avLst/>
+                    </a:prstGeom>
+                  </pic:spPr>
+                </pic:pic>
+              </a:graphicData>
+            </a:graphic>
+          </wp:inline>
+        </w:drawing>
+      </w:r>
+    </w:p>
+    <w:p>
+      <w:pPr>
+        <w:rPr>
+          <w:rFonts w:cstheme="minorHAnsi"/>
+        </w:rPr>
+      </w:pPr>
+      <w:r>
+        <w:rPr>
+          <w:rFonts w:cstheme="minorHAnsi"/>
+        </w:rPr>
+        <w:t>Mark 10:21</w:t>
+      </w:r>
+    </w:p>
+    <w:p>
+      <w:pPr>
+        <w:rPr>
+          <w:rFonts w:cstheme="minorHAnsi"/>
+        </w:rPr>
+      </w:pPr>
+      <w:r>
+        <w:rPr>
+          <w:rFonts w:cstheme="minorHAnsi"/>
+        </w:rPr>
+        <w:t>And Jesus, looking at him, loved him.</w:t>
+      </w:r>
+    </w:p>
+    <w:p>
+      <w:pPr>
+        <w:rPr>
+          <w:rFonts w:cstheme="minorHAnsi"/>
+        </w:rPr>
+      </w:pPr>
+    </w:p>
+    <w:p>
+      <w:pPr>
+        <w:rPr>
+          <w:rFonts w:cstheme="minorHAnsi"/>
+        </w:rPr>
+      </w:pPr>
+      <w:r>
+        <w:rPr>
+          <w:rFonts w:cstheme="minorHAnsi"/>
+        </w:rPr>
+        <w:t>Jesus said, “Loved him”.</w:t>
+      </w:r>
+      <w:r>
+        <w:rPr>
+          <w:rFonts w:cstheme="minorHAnsi"/>
+        </w:rPr>
+        <w:t xml:space="preserve"> God is actually </w:t>
+      </w:r>
+      <w:proofErr w:type="gramStart"/>
+      <w:r>
+        <w:rPr>
+          <w:rFonts w:cstheme="minorHAnsi"/>
+        </w:rPr>
+        <w:t>extend</w:t>
+      </w:r>
+      <w:proofErr w:type="gramEnd"/>
+      <w:r>
+        <w:rPr>
+          <w:rFonts w:cstheme="minorHAnsi"/>
+        </w:rPr>
+        <w:t xml:space="preserve"> </w:t>
+      </w:r>
+      <w:r>
+        <w:rPr>
+          <w:rFonts w:cstheme="minorHAnsi"/>
+        </w:rPr>
+        <w:t xml:space="preserve">love </w:t>
+      </w:r>
+      <w:r>
+        <w:rPr>
+          <w:rFonts w:cstheme="minorHAnsi"/>
+        </w:rPr>
+        <w:t xml:space="preserve">to </w:t>
+      </w:r>
+      <w:r>
+        <w:rPr>
+          <w:rFonts w:cstheme="minorHAnsi"/>
+        </w:rPr>
+        <w:t>people.</w:t>
+      </w:r>
+    </w:p>
+    <w:p>
+      <w:pPr>
+        <w:rPr>
+          <w:rFonts w:cstheme="minorHAnsi"/>
+        </w:rPr>
+      </w:pPr>
+    </w:p>
+    <w:p>
+      <w:pPr>
+        <w:rPr>
+          <w:rFonts w:cstheme="minorHAnsi"/>
+        </w:rPr>
+      </w:pPr>
+    </w:p>
+    <w:p>
+      <w:pPr>
+        <w:rPr>
+          <w:rFonts w:cstheme="minorHAnsi"/>
+        </w:rPr>
+      </w:pPr>
+      <w:r>
+        <w:rPr>
+          <w:rFonts w:cstheme="minorHAnsi"/>
+        </w:rPr>
+        <w:t>0</w:t>
+      </w:r>
+      <w:r>
+        <w:rPr>
+          <w:rFonts w:cstheme="minorHAnsi"/>
+        </w:rPr>
+        <w:t>9</w:t>
+      </w:r>
+      <w:r>
+        <w:rPr>
+          <w:rFonts w:cstheme="minorHAnsi"/>
+        </w:rPr>
+        <w:t>:</w:t>
+      </w:r>
+      <w:r>
+        <w:rPr>
+          <w:rFonts w:cstheme="minorHAnsi"/>
+        </w:rPr>
+        <w:t>36</w:t>
+      </w:r>
+      <w:r>
+        <w:rPr>
+          <w:rFonts w:cstheme="minorHAnsi"/>
+        </w:rPr>
+        <w:t>/</w:t>
+      </w:r>
+      <w:r>
+        <w:rPr>
+          <w:rFonts w:cstheme="minorHAnsi"/>
+        </w:rPr>
+        <w:t>37:21</w:t>
+      </w:r>
+    </w:p>
+    <w:p>
+      <w:pPr>
+        <w:rPr>
+          <w:rFonts w:cstheme="minorHAnsi"/>
+        </w:rPr>
+      </w:pPr>
+      <w:r>
+        <w:rPr>
+          <w:rFonts w:cstheme="minorHAnsi"/>
+        </w:rPr>
+        <w:drawing>
+          <wp:inline distT="0" distB="0" distL="0" distR="0" wp14:anchorId="38F2376B" wp14:editId="3F44CBF4">
+            <wp:extent cx="3658111" cy="1495634"/>
+            <wp:effectExtent l="0" t="0" r="0" b="9525"/>
+            <wp:docPr id="1585592059" name="Picture 1"/>
+            <wp:cNvGraphicFramePr>
+              <a:graphicFrameLocks xmlns:a="http://schemas.openxmlformats.org/drawingml/2006/main" noChangeAspect="1"/>
+            </wp:cNvGraphicFramePr>
+            <a:graphic xmlns:a="http://schemas.openxmlformats.org/drawingml/2006/main">
+              <a:graphicData uri="http://schemas.openxmlformats.org/drawingml/2006/picture">
+                <pic:pic xmlns:pic="http://schemas.openxmlformats.org/drawingml/2006/picture">
+                  <pic:nvPicPr>
+                    <pic:cNvPr id="1585592059" name=""/>
+                    <pic:cNvPicPr/>
+                  </pic:nvPicPr>
+                  <pic:blipFill>
+                    <a:blip r:embed="rId21"/>
+                    <a:stretch>
+                      <a:fillRect/>
+                    </a:stretch>
+                  </pic:blipFill>
+                  <pic:spPr>
+                    <a:xfrm>
+                      <a:off x="0" y="0"/>
+                      <a:ext cx="3658111" cy="1495634"/>
+                    </a:xfrm>
+                    <a:prstGeom prst="rect">
+                      <a:avLst/>
+                    </a:prstGeom>
+                  </pic:spPr>
+                </pic:pic>
+              </a:graphicData>
+            </a:graphic>
+          </wp:inline>
+        </w:drawing>
+      </w:r>
+    </w:p>
+    <w:p>
+      <w:pPr>
+        <w:rPr>
+          <w:rFonts w:cstheme="minorHAnsi"/>
+        </w:rPr>
+      </w:pPr>
+      <w:r>
+        <w:rPr>
+          <w:rFonts w:cstheme="minorHAnsi"/>
+        </w:rPr>
+        <w:t>Mark 10:18b</w:t>
+      </w:r>
+    </w:p>
+    <w:p>
+      <w:pPr>
+        <w:rPr>
+          <w:rFonts w:cstheme="minorHAnsi"/>
+        </w:rPr>
+      </w:pPr>
+      <w:r>
+        <w:rPr>
+          <w:rFonts w:cstheme="minorHAnsi"/>
+        </w:rPr>
+        <w:t>Why do you call me good? None one is good except God alone.</w:t>
+      </w:r>
+    </w:p>
+    <w:p>
+      <w:pPr>
+        <w:rPr>
+          <w:rFonts w:cstheme="minorHAnsi"/>
+        </w:rPr>
+      </w:pPr>
     </w:p>
     <w:p>
       <w:pPr>
@@ -977,7 +1773,7 @@
       </w:r>
     </w:p>
     <w:p>
-      <w:hyperlink r:id="rId18" w:history="1">
+      <w:hyperlink r:id="rId22" w:history="1">
         <w:r>
           <w:rPr>
             <w:rStyle w:val="Hyperlink"/>
@@ -992,7 +1788,7 @@
           <w:rFonts w:cstheme="minorHAnsi"/>
         </w:rPr>
       </w:pPr>
-      <w:hyperlink r:id="rId19" w:history="1">
+      <w:hyperlink r:id="rId23" w:history="1">
         <w:r>
           <w:rPr>
             <w:rStyle w:val="Hyperlink"/>
@@ -1064,7 +1860,7 @@
       </w:pPr>
     </w:p>
     <w:sectPr>
-      <w:footerReference w:type="default" r:id="rId20"/>
+      <w:footerReference w:type="default" r:id="rId24"/>
       <w:pgSz w:w="12240" w:h="15840"/>
       <w:pgMar w:top="1440" w:right="1440" w:bottom="1530" w:left="1440" w:header="0" w:footer="720" w:gutter="0"/>
       <w:cols w:space="720"/>

--- a/Church/2026/2026_0808_MenloChurch.docx
+++ b/Church/2026/2026_0808_MenloChurch.docx
@@ -965,25 +965,7 @@
         <w:rPr>
           <w:rFonts w:cstheme="minorHAnsi"/>
         </w:rPr>
-        <w:t>0</w:t>
-      </w:r>
-      <w:r>
-        <w:rPr>
-          <w:rFonts w:cstheme="minorHAnsi"/>
-        </w:rPr>
-        <w:t>4</w:t>
-      </w:r>
-      <w:r>
-        <w:rPr>
-          <w:rFonts w:cstheme="minorHAnsi"/>
-        </w:rPr>
-        <w:t>:</w:t>
-      </w:r>
-      <w:r>
-        <w:rPr>
-          <w:rFonts w:cstheme="minorHAnsi"/>
-        </w:rPr>
-        <w:t>06</w:t>
+        <w:t>04:06</w:t>
       </w:r>
       <w:r>
         <w:rPr>
@@ -1007,6 +989,7 @@
       <w:r>
         <w:rPr>
           <w:rFonts w:cstheme="minorHAnsi"/>
+          <w:noProof/>
         </w:rPr>
         <w:drawing>
           <wp:inline distT="0" distB="0" distL="0" distR="0" wp14:anchorId="2E9A80F9" wp14:editId="785297B6">
@@ -1156,13 +1139,7 @@
         <w:rPr>
           <w:rFonts w:cstheme="minorHAnsi"/>
         </w:rPr>
-        <w:t xml:space="preserve">In the previous weeks, we compare the religion. Today, we talk about people is Agnostics </w:t>
-      </w:r>
-      <w:r>
-        <w:rPr>
-          <w:rFonts w:cstheme="minorHAnsi"/>
-        </w:rPr>
-        <w:t>(</w:t>
+        <w:t>In the previous weeks, we compare the religion. Today, we talk about people is Agnostics (</w:t>
       </w:r>
       <w:r>
         <w:rPr>
@@ -1174,13 +1151,7 @@
         <w:rPr>
           <w:rFonts w:cstheme="minorHAnsi"/>
         </w:rPr>
-        <w:t>)</w:t>
-      </w:r>
-      <w:r>
-        <w:rPr>
-          <w:rFonts w:cstheme="minorHAnsi"/>
-        </w:rPr>
-        <w:t xml:space="preserve">. </w:t>
+        <w:t xml:space="preserve">). </w:t>
       </w:r>
       <w:r>
         <w:rPr>
@@ -1219,19 +1190,7 @@
         <w:rPr>
           <w:rFonts w:cstheme="minorHAnsi"/>
         </w:rPr>
-        <w:t>0</w:t>
-      </w:r>
-      <w:r>
-        <w:rPr>
-          <w:rFonts w:cstheme="minorHAnsi"/>
-        </w:rPr>
-        <w:t>7</w:t>
-      </w:r>
-      <w:r>
-        <w:rPr>
-          <w:rFonts w:cstheme="minorHAnsi"/>
-        </w:rPr>
-        <w:t>:06</w:t>
+        <w:t>07:06</w:t>
       </w:r>
       <w:r>
         <w:rPr>
@@ -1255,6 +1214,7 @@
       <w:r>
         <w:rPr>
           <w:rFonts w:cstheme="minorHAnsi"/>
+          <w:noProof/>
         </w:rPr>
         <w:drawing>
           <wp:inline distT="0" distB="0" distL="0" distR="0" wp14:anchorId="49D1C3BA" wp14:editId="0F4E8792">
@@ -1356,25 +1316,7 @@
         <w:rPr>
           <w:rFonts w:cstheme="minorHAnsi"/>
         </w:rPr>
-        <w:t>0</w:t>
-      </w:r>
-      <w:r>
-        <w:rPr>
-          <w:rFonts w:cstheme="minorHAnsi"/>
-        </w:rPr>
-        <w:t>8</w:t>
-      </w:r>
-      <w:r>
-        <w:rPr>
-          <w:rFonts w:cstheme="minorHAnsi"/>
-        </w:rPr>
-        <w:t>:0</w:t>
-      </w:r>
-      <w:r>
-        <w:rPr>
-          <w:rFonts w:cstheme="minorHAnsi"/>
-        </w:rPr>
-        <w:t>3</w:t>
+        <w:t>08:03</w:t>
       </w:r>
       <w:r>
         <w:rPr>
@@ -1405,6 +1347,7 @@
       <w:r>
         <w:rPr>
           <w:rFonts w:cstheme="minorHAnsi"/>
+          <w:noProof/>
         </w:rPr>
         <w:drawing>
           <wp:inline distT="0" distB="0" distL="0" distR="0" wp14:anchorId="07CA8957" wp14:editId="00038A2D">
@@ -1551,25 +1494,7 @@
         <w:rPr>
           <w:rFonts w:cstheme="minorHAnsi"/>
         </w:rPr>
-        <w:t>0</w:t>
-      </w:r>
-      <w:r>
-        <w:rPr>
-          <w:rFonts w:cstheme="minorHAnsi"/>
-        </w:rPr>
-        <w:t>9</w:t>
-      </w:r>
-      <w:r>
-        <w:rPr>
-          <w:rFonts w:cstheme="minorHAnsi"/>
-        </w:rPr>
-        <w:t>:</w:t>
-      </w:r>
-      <w:r>
-        <w:rPr>
-          <w:rFonts w:cstheme="minorHAnsi"/>
-        </w:rPr>
-        <w:t>36</w:t>
+        <w:t>09:36</w:t>
       </w:r>
       <w:r>
         <w:rPr>
@@ -1593,6 +1518,7 @@
       <w:r>
         <w:rPr>
           <w:rFonts w:cstheme="minorHAnsi"/>
+          <w:noProof/>
         </w:rPr>
         <w:drawing>
           <wp:inline distT="0" distB="0" distL="0" distR="0" wp14:anchorId="38F2376B" wp14:editId="3F44CBF4">
@@ -1656,6 +1582,12 @@
         </w:rPr>
         <w:t>Why do you call me good? None one is good except God alone.</w:t>
       </w:r>
+      <w:r>
+        <w:rPr>
+          <w:rFonts w:cstheme="minorHAnsi"/>
+        </w:rPr>
+        <w:br/>
+      </w:r>
     </w:p>
     <w:p>
       <w:pPr>
@@ -1663,6 +1595,36 @@
           <w:rFonts w:cstheme="minorHAnsi"/>
         </w:rPr>
       </w:pPr>
+      <w:r>
+        <w:rPr>
+          <w:rFonts w:cstheme="minorHAnsi"/>
+        </w:rPr>
+        <w:t>Jesus</w:t>
+      </w:r>
+      <w:r>
+        <w:rPr>
+          <w:rFonts w:cstheme="minorHAnsi"/>
+        </w:rPr>
+        <w:t xml:space="preserve"> does not deny himself. </w:t>
+      </w:r>
+      <w:r>
+        <w:rPr>
+          <w:rFonts w:cstheme="minorHAnsi"/>
+        </w:rPr>
+        <w:t xml:space="preserve"> </w:t>
+      </w:r>
+      <w:r>
+        <w:rPr>
+          <w:rFonts w:cstheme="minorHAnsi"/>
+        </w:rPr>
+        <w:t>He said no none is fully</w:t>
+      </w:r>
+      <w:r>
+        <w:rPr>
+          <w:rFonts w:cstheme="minorHAnsi"/>
+        </w:rPr>
+        <w:t xml:space="preserve"> good except God.</w:t>
+      </w:r>
     </w:p>
     <w:p>
       <w:pPr>
@@ -1684,6 +1646,36 @@
           <w:rFonts w:cstheme="minorHAnsi"/>
         </w:rPr>
       </w:pPr>
+      <w:r>
+        <w:rPr>
+          <w:rFonts w:cstheme="minorHAnsi"/>
+        </w:rPr>
+        <w:t>10</w:t>
+      </w:r>
+      <w:r>
+        <w:rPr>
+          <w:rFonts w:cstheme="minorHAnsi"/>
+        </w:rPr>
+        <w:t>:3</w:t>
+      </w:r>
+      <w:r>
+        <w:rPr>
+          <w:rFonts w:cstheme="minorHAnsi"/>
+        </w:rPr>
+        <w:t>0</w:t>
+      </w:r>
+      <w:r>
+        <w:rPr>
+          <w:rFonts w:cstheme="minorHAnsi"/>
+        </w:rPr>
+        <w:t>/</w:t>
+      </w:r>
+      <w:r>
+        <w:rPr>
+          <w:rFonts w:cstheme="minorHAnsi"/>
+        </w:rPr>
+        <w:t>37:21</w:t>
+      </w:r>
     </w:p>
     <w:p>
       <w:pPr>
@@ -1695,7 +1687,41 @@
         <w:rPr>
           <w:rFonts w:cstheme="minorHAnsi"/>
         </w:rPr>
-        <w:t>************</w:t>
+        <w:drawing>
+          <wp:inline distT="0" distB="0" distL="0" distR="0" wp14:anchorId="5B283466" wp14:editId="516CD74C">
+            <wp:extent cx="3486150" cy="1850106"/>
+            <wp:effectExtent l="0" t="0" r="0" b="0"/>
+            <wp:docPr id="35654758" name="Picture 1"/>
+            <wp:cNvGraphicFramePr>
+              <a:graphicFrameLocks xmlns:a="http://schemas.openxmlformats.org/drawingml/2006/main" noChangeAspect="1"/>
+            </wp:cNvGraphicFramePr>
+            <a:graphic xmlns:a="http://schemas.openxmlformats.org/drawingml/2006/main">
+              <a:graphicData uri="http://schemas.openxmlformats.org/drawingml/2006/picture">
+                <pic:pic xmlns:pic="http://schemas.openxmlformats.org/drawingml/2006/picture">
+                  <pic:nvPicPr>
+                    <pic:cNvPr id="35654758" name=""/>
+                    <pic:cNvPicPr/>
+                  </pic:nvPicPr>
+                  <pic:blipFill>
+                    <a:blip r:embed="rId22"/>
+                    <a:stretch>
+                      <a:fillRect/>
+                    </a:stretch>
+                  </pic:blipFill>
+                  <pic:spPr>
+                    <a:xfrm>
+                      <a:off x="0" y="0"/>
+                      <a:ext cx="3490585" cy="1852459"/>
+                    </a:xfrm>
+                    <a:prstGeom prst="rect">
+                      <a:avLst/>
+                    </a:prstGeom>
+                  </pic:spPr>
+                </pic:pic>
+              </a:graphicData>
+            </a:graphic>
+          </wp:inline>
+        </w:drawing>
       </w:r>
     </w:p>
     <w:p>
@@ -1708,7 +1734,7 @@
         <w:rPr>
           <w:rFonts w:cstheme="minorHAnsi"/>
         </w:rPr>
-        <w:t>************</w:t>
+        <w:t>Mark 10:21b</w:t>
       </w:r>
     </w:p>
     <w:p>
@@ -1721,59 +1747,703 @@
         <w:rPr>
           <w:rFonts w:cstheme="minorHAnsi"/>
         </w:rPr>
-        <w:t>0</w:t>
-      </w:r>
-      <w:r>
-        <w:rPr>
-          <w:rFonts w:cstheme="minorHAnsi"/>
-        </w:rPr>
-        <w:t>8</w:t>
-      </w:r>
-      <w:r>
-        <w:rPr>
-          <w:rFonts w:cstheme="minorHAnsi"/>
-        </w:rPr>
-        <w:t>/</w:t>
-      </w:r>
-      <w:r>
-        <w:rPr>
-          <w:rFonts w:cstheme="minorHAnsi"/>
-        </w:rPr>
-        <w:t>08</w:t>
-      </w:r>
-      <w:r>
-        <w:rPr>
-          <w:rFonts w:cstheme="minorHAnsi"/>
-        </w:rPr>
-        <w:t>/2026, Menlo Church Worship (Summary of last week, 0</w:t>
-      </w:r>
-      <w:r>
-        <w:rPr>
-          <w:rFonts w:cstheme="minorHAnsi"/>
-        </w:rPr>
-        <w:t>8</w:t>
-      </w:r>
-      <w:r>
-        <w:rPr>
-          <w:rFonts w:cstheme="minorHAnsi"/>
-        </w:rPr>
-        <w:t>/</w:t>
-      </w:r>
-      <w:r>
-        <w:rPr>
-          <w:rFonts w:cstheme="minorHAnsi"/>
-        </w:rPr>
-        <w:t>02</w:t>
-      </w:r>
-      <w:r>
-        <w:rPr>
-          <w:rFonts w:cstheme="minorHAnsi"/>
-        </w:rPr>
-        <w:t>/2026)</w:t>
+        <w:t>You lack one thing: go, sell all that you have and give to the poor, and you will have treasure in heaven; and come, follow me.</w:t>
       </w:r>
     </w:p>
     <w:p>
-      <w:hyperlink r:id="rId22" w:history="1">
+      <w:pPr>
+        <w:rPr>
+          <w:rFonts w:cstheme="minorHAnsi"/>
+        </w:rPr>
+      </w:pPr>
+    </w:p>
+    <w:p>
+      <w:pPr>
+        <w:rPr>
+          <w:rFonts w:cstheme="minorHAnsi"/>
+        </w:rPr>
+      </w:pPr>
+      <w:r>
+        <w:rPr>
+          <w:rFonts w:cstheme="minorHAnsi"/>
+        </w:rPr>
+        <w:t>This man resume is not going the God. His resume goes to the door of Jessus to the kingdom of God.</w:t>
+      </w:r>
+    </w:p>
+    <w:p>
+      <w:pPr>
+        <w:rPr>
+          <w:rFonts w:cstheme="minorHAnsi"/>
+        </w:rPr>
+      </w:pPr>
+    </w:p>
+    <w:p>
+      <w:pPr>
+        <w:rPr>
+          <w:rFonts w:cstheme="minorHAnsi"/>
+        </w:rPr>
+      </w:pPr>
+    </w:p>
+    <w:p>
+      <w:pPr>
+        <w:rPr>
+          <w:rFonts w:cstheme="minorHAnsi"/>
+        </w:rPr>
+      </w:pPr>
+      <w:r>
+        <w:rPr>
+          <w:rFonts w:cstheme="minorHAnsi"/>
+        </w:rPr>
+        <w:t>1</w:t>
+      </w:r>
+      <w:r>
+        <w:rPr>
+          <w:rFonts w:cstheme="minorHAnsi"/>
+        </w:rPr>
+        <w:t>2</w:t>
+      </w:r>
+      <w:r>
+        <w:rPr>
+          <w:rFonts w:cstheme="minorHAnsi"/>
+        </w:rPr>
+        <w:t>:</w:t>
+      </w:r>
+      <w:r>
+        <w:rPr>
+          <w:rFonts w:cstheme="minorHAnsi"/>
+        </w:rPr>
+        <w:t>15</w:t>
+      </w:r>
+      <w:r>
+        <w:rPr>
+          <w:rFonts w:cstheme="minorHAnsi"/>
+        </w:rPr>
+        <w:t>/</w:t>
+      </w:r>
+      <w:r>
+        <w:rPr>
+          <w:rFonts w:cstheme="minorHAnsi"/>
+        </w:rPr>
+        <w:t>37:21</w:t>
+      </w:r>
+    </w:p>
+    <w:p>
+      <w:pPr>
+        <w:rPr>
+          <w:rFonts w:cstheme="minorHAnsi"/>
+        </w:rPr>
+      </w:pPr>
+      <w:r>
+        <w:rPr>
+          <w:rFonts w:cstheme="minorHAnsi"/>
+        </w:rPr>
+        <w:drawing>
+          <wp:inline distT="0" distB="0" distL="0" distR="0" wp14:anchorId="4561D294" wp14:editId="54D84AC9">
+            <wp:extent cx="3067478" cy="1343212"/>
+            <wp:effectExtent l="0" t="0" r="0" b="9525"/>
+            <wp:docPr id="2046701084" name="Picture 1"/>
+            <wp:cNvGraphicFramePr>
+              <a:graphicFrameLocks xmlns:a="http://schemas.openxmlformats.org/drawingml/2006/main" noChangeAspect="1"/>
+            </wp:cNvGraphicFramePr>
+            <a:graphic xmlns:a="http://schemas.openxmlformats.org/drawingml/2006/main">
+              <a:graphicData uri="http://schemas.openxmlformats.org/drawingml/2006/picture">
+                <pic:pic xmlns:pic="http://schemas.openxmlformats.org/drawingml/2006/picture">
+                  <pic:nvPicPr>
+                    <pic:cNvPr id="2046701084" name=""/>
+                    <pic:cNvPicPr/>
+                  </pic:nvPicPr>
+                  <pic:blipFill>
+                    <a:blip r:embed="rId23"/>
+                    <a:stretch>
+                      <a:fillRect/>
+                    </a:stretch>
+                  </pic:blipFill>
+                  <pic:spPr>
+                    <a:xfrm>
+                      <a:off x="0" y="0"/>
+                      <a:ext cx="3067478" cy="1343212"/>
+                    </a:xfrm>
+                    <a:prstGeom prst="rect">
+                      <a:avLst/>
+                    </a:prstGeom>
+                  </pic:spPr>
+                </pic:pic>
+              </a:graphicData>
+            </a:graphic>
+          </wp:inline>
+        </w:drawing>
+      </w:r>
+    </w:p>
+    <w:p>
+      <w:pPr>
+        <w:rPr>
+          <w:rFonts w:cstheme="minorHAnsi"/>
+        </w:rPr>
+      </w:pPr>
+      <w:r>
+        <w:rPr>
+          <w:rFonts w:cstheme="minorHAnsi"/>
+        </w:rPr>
+        <w:t xml:space="preserve">Today, we have </w:t>
+      </w:r>
+      <w:r>
+        <w:rPr>
+          <w:rFonts w:cstheme="minorHAnsi"/>
+        </w:rPr>
+        <w:t xml:space="preserve">the </w:t>
+      </w:r>
+      <w:r>
+        <w:rPr>
+          <w:rFonts w:cstheme="minorHAnsi"/>
+        </w:rPr>
+        <w:t xml:space="preserve">contrast </w:t>
+      </w:r>
+      <w:r>
+        <w:rPr>
+          <w:rFonts w:cstheme="minorHAnsi"/>
+        </w:rPr>
+        <w:t>of</w:t>
+      </w:r>
+      <w:r>
+        <w:rPr>
+          <w:rFonts w:cstheme="minorHAnsi"/>
+        </w:rPr>
+        <w:t xml:space="preserve"> difference between the resume and relationship.</w:t>
+      </w:r>
+    </w:p>
+    <w:p>
+      <w:pPr>
+        <w:rPr>
+          <w:rFonts w:cstheme="minorHAnsi"/>
+        </w:rPr>
+      </w:pPr>
+      <w:r>
+        <w:rPr>
+          <w:rFonts w:cstheme="minorHAnsi"/>
+        </w:rPr>
+        <w:t xml:space="preserve">If we go the funeral, the 1200 people want Pastor to say </w:t>
+      </w:r>
+      <w:r>
+        <w:rPr>
+          <w:rFonts w:cstheme="minorHAnsi"/>
+        </w:rPr>
+        <w:t xml:space="preserve">vocally and verbally </w:t>
+      </w:r>
+      <w:r>
+        <w:rPr>
+          <w:rFonts w:cstheme="minorHAnsi"/>
+        </w:rPr>
+        <w:t>something good about the pas</w:t>
+      </w:r>
+      <w:r>
+        <w:rPr>
+          <w:rFonts w:cstheme="minorHAnsi"/>
+        </w:rPr>
+        <w:t>sed</w:t>
+      </w:r>
+      <w:r>
+        <w:rPr>
+          <w:rFonts w:cstheme="minorHAnsi"/>
+        </w:rPr>
+        <w:t xml:space="preserve"> </w:t>
+      </w:r>
+      <w:r>
+        <w:rPr>
+          <w:rFonts w:cstheme="minorHAnsi"/>
+        </w:rPr>
+        <w:t xml:space="preserve">away </w:t>
+      </w:r>
+      <w:r>
+        <w:rPr>
+          <w:rFonts w:cstheme="minorHAnsi"/>
+        </w:rPr>
+        <w:t>person.</w:t>
+      </w:r>
+      <w:r>
+        <w:rPr>
+          <w:rFonts w:cstheme="minorHAnsi"/>
+        </w:rPr>
+        <w:t xml:space="preserve"> I don’t say that because that is not my job to talk to God.</w:t>
+      </w:r>
+      <w:r>
+        <w:rPr>
+          <w:rFonts w:cstheme="minorHAnsi"/>
+        </w:rPr>
+        <w:t xml:space="preserve"> </w:t>
+      </w:r>
+      <w:r>
+        <w:rPr>
+          <w:rFonts w:cstheme="minorHAnsi"/>
+        </w:rPr>
+        <w:t>I don’t have access of the relationship of God with passed away person.</w:t>
+      </w:r>
+      <w:r>
+        <w:rPr>
+          <w:rFonts w:cstheme="minorHAnsi"/>
+        </w:rPr>
+        <w:t xml:space="preserve"> I can only say about the message.</w:t>
+      </w:r>
+    </w:p>
+    <w:p>
+      <w:pPr>
+        <w:rPr>
+          <w:rFonts w:cstheme="minorHAnsi"/>
+        </w:rPr>
+      </w:pPr>
+    </w:p>
+    <w:p>
+      <w:pPr>
+        <w:rPr>
+          <w:rFonts w:cstheme="minorHAnsi"/>
+        </w:rPr>
+      </w:pPr>
+      <w:r>
+        <w:rPr>
+          <w:rFonts w:cstheme="minorHAnsi"/>
+        </w:rPr>
+        <w:t>1</w:t>
+      </w:r>
+      <w:r>
+        <w:rPr>
+          <w:rFonts w:cstheme="minorHAnsi"/>
+        </w:rPr>
+        <w:t>4</w:t>
+      </w:r>
+      <w:r>
+        <w:rPr>
+          <w:rFonts w:cstheme="minorHAnsi"/>
+        </w:rPr>
+        <w:t>:1</w:t>
+      </w:r>
+      <w:r>
+        <w:rPr>
+          <w:rFonts w:cstheme="minorHAnsi"/>
+        </w:rPr>
+        <w:t>2</w:t>
+      </w:r>
+      <w:r>
+        <w:rPr>
+          <w:rFonts w:cstheme="minorHAnsi"/>
+        </w:rPr>
+        <w:t>/</w:t>
+      </w:r>
+      <w:r>
+        <w:rPr>
+          <w:rFonts w:cstheme="minorHAnsi"/>
+        </w:rPr>
+        <w:t>37:21</w:t>
+      </w:r>
+    </w:p>
+    <w:p>
+      <w:pPr>
+        <w:rPr>
+          <w:rFonts w:cstheme="minorHAnsi"/>
+        </w:rPr>
+      </w:pPr>
+      <w:r>
+        <w:rPr>
+          <w:rFonts w:cstheme="minorHAnsi"/>
+        </w:rPr>
+        <w:drawing>
+          <wp:inline distT="0" distB="0" distL="0" distR="0" wp14:anchorId="12EB79AB" wp14:editId="5C430DE7">
+            <wp:extent cx="3038474" cy="2515294"/>
+            <wp:effectExtent l="0" t="0" r="0" b="0"/>
+            <wp:docPr id="605050382" name="Picture 1"/>
+            <wp:cNvGraphicFramePr>
+              <a:graphicFrameLocks xmlns:a="http://schemas.openxmlformats.org/drawingml/2006/main" noChangeAspect="1"/>
+            </wp:cNvGraphicFramePr>
+            <a:graphic xmlns:a="http://schemas.openxmlformats.org/drawingml/2006/main">
+              <a:graphicData uri="http://schemas.openxmlformats.org/drawingml/2006/picture">
+                <pic:pic xmlns:pic="http://schemas.openxmlformats.org/drawingml/2006/picture">
+                  <pic:nvPicPr>
+                    <pic:cNvPr id="605050382" name=""/>
+                    <pic:cNvPicPr/>
+                  </pic:nvPicPr>
+                  <pic:blipFill>
+                    <a:blip r:embed="rId24"/>
+                    <a:stretch>
+                      <a:fillRect/>
+                    </a:stretch>
+                  </pic:blipFill>
+                  <pic:spPr>
+                    <a:xfrm>
+                      <a:off x="0" y="0"/>
+                      <a:ext cx="3043501" cy="2519455"/>
+                    </a:xfrm>
+                    <a:prstGeom prst="rect">
+                      <a:avLst/>
+                    </a:prstGeom>
+                  </pic:spPr>
+                </pic:pic>
+              </a:graphicData>
+            </a:graphic>
+          </wp:inline>
+        </w:drawing>
+      </w:r>
+    </w:p>
+    <w:p>
+      <w:pPr>
+        <w:rPr>
+          <w:rFonts w:cstheme="minorHAnsi"/>
+        </w:rPr>
+      </w:pPr>
+      <w:r>
+        <w:rPr>
+          <w:rFonts w:cstheme="minorHAnsi"/>
+        </w:rPr>
+        <w:t xml:space="preserve">I know the salvation </w:t>
+      </w:r>
+      <w:r>
+        <w:rPr>
+          <w:rFonts w:cstheme="minorHAnsi"/>
+        </w:rPr>
+        <w:t xml:space="preserve">by Grace </w:t>
+      </w:r>
+      <w:r>
+        <w:rPr>
+          <w:rFonts w:cstheme="minorHAnsi"/>
+        </w:rPr>
+        <w:t>of Jesus Christ</w:t>
+      </w:r>
+      <w:r>
+        <w:rPr>
+          <w:rFonts w:cstheme="minorHAnsi"/>
+        </w:rPr>
+        <w:t xml:space="preserve"> is available.</w:t>
+      </w:r>
+      <w:r>
+        <w:rPr>
+          <w:rFonts w:cstheme="minorHAnsi"/>
+        </w:rPr>
+        <w:t xml:space="preserve"> That grace salvation is God’s undeserved favor, through faith</w:t>
+      </w:r>
+      <w:r>
+        <w:rPr>
+          <w:rFonts w:cstheme="minorHAnsi"/>
+        </w:rPr>
+        <w:t xml:space="preserve">. We can see Jesus died and rose again to reconcile us to God. </w:t>
+      </w:r>
+      <w:r>
+        <w:rPr>
+          <w:rFonts w:cstheme="minorHAnsi"/>
+        </w:rPr>
+        <w:t xml:space="preserve">That is something we can say in the </w:t>
+      </w:r>
+      <w:r>
+        <w:rPr>
+          <w:rFonts w:cstheme="minorHAnsi"/>
+        </w:rPr>
+        <w:t>funeral</w:t>
+      </w:r>
+      <w:r>
+        <w:rPr>
+          <w:rFonts w:cstheme="minorHAnsi"/>
+        </w:rPr>
+        <w:t>.</w:t>
+      </w:r>
+    </w:p>
+    <w:p>
+      <w:pPr>
+        <w:rPr>
+          <w:rFonts w:cstheme="minorHAnsi"/>
+        </w:rPr>
+      </w:pPr>
+    </w:p>
+    <w:p>
+      <w:pPr>
+        <w:rPr>
+          <w:rFonts w:cstheme="minorHAnsi"/>
+        </w:rPr>
+      </w:pPr>
+      <w:r>
+        <w:rPr>
+          <w:rFonts w:cstheme="minorHAnsi"/>
+        </w:rPr>
+        <w:t>1</w:t>
+      </w:r>
+      <w:r>
+        <w:rPr>
+          <w:rFonts w:cstheme="minorHAnsi"/>
+        </w:rPr>
+        <w:t>5</w:t>
+      </w:r>
+      <w:r>
+        <w:rPr>
+          <w:rFonts w:cstheme="minorHAnsi"/>
+        </w:rPr>
+        <w:t>:</w:t>
+      </w:r>
+      <w:r>
+        <w:rPr>
+          <w:rFonts w:cstheme="minorHAnsi"/>
+        </w:rPr>
+        <w:t>08</w:t>
+      </w:r>
+      <w:r>
+        <w:rPr>
+          <w:rFonts w:cstheme="minorHAnsi"/>
+        </w:rPr>
+        <w:t>/</w:t>
+      </w:r>
+      <w:r>
+        <w:rPr>
+          <w:rFonts w:cstheme="minorHAnsi"/>
+        </w:rPr>
+        <w:t>37:21</w:t>
+      </w:r>
+    </w:p>
+    <w:p>
+      <w:pPr>
+        <w:rPr>
+          <w:rFonts w:cstheme="minorHAnsi"/>
+        </w:rPr>
+      </w:pPr>
+      <w:r>
+        <w:rPr>
+          <w:rFonts w:cstheme="minorHAnsi"/>
+        </w:rPr>
+        <w:drawing>
+          <wp:inline distT="0" distB="0" distL="0" distR="0" wp14:anchorId="17148541" wp14:editId="0948BA4D">
+            <wp:extent cx="3172268" cy="1038370"/>
+            <wp:effectExtent l="0" t="0" r="9525" b="9525"/>
+            <wp:docPr id="618303616" name="Picture 1"/>
+            <wp:cNvGraphicFramePr>
+              <a:graphicFrameLocks xmlns:a="http://schemas.openxmlformats.org/drawingml/2006/main" noChangeAspect="1"/>
+            </wp:cNvGraphicFramePr>
+            <a:graphic xmlns:a="http://schemas.openxmlformats.org/drawingml/2006/main">
+              <a:graphicData uri="http://schemas.openxmlformats.org/drawingml/2006/picture">
+                <pic:pic xmlns:pic="http://schemas.openxmlformats.org/drawingml/2006/picture">
+                  <pic:nvPicPr>
+                    <pic:cNvPr id="618303616" name=""/>
+                    <pic:cNvPicPr/>
+                  </pic:nvPicPr>
+                  <pic:blipFill>
+                    <a:blip r:embed="rId25"/>
+                    <a:stretch>
+                      <a:fillRect/>
+                    </a:stretch>
+                  </pic:blipFill>
+                  <pic:spPr>
+                    <a:xfrm>
+                      <a:off x="0" y="0"/>
+                      <a:ext cx="3172268" cy="1038370"/>
+                    </a:xfrm>
+                    <a:prstGeom prst="rect">
+                      <a:avLst/>
+                    </a:prstGeom>
+                  </pic:spPr>
+                </pic:pic>
+              </a:graphicData>
+            </a:graphic>
+          </wp:inline>
+        </w:drawing>
+      </w:r>
+    </w:p>
+    <w:p>
+      <w:pPr>
+        <w:rPr>
+          <w:rFonts w:cstheme="minorHAnsi"/>
+        </w:rPr>
+      </w:pPr>
+      <w:r>
+        <w:rPr>
+          <w:rFonts w:cstheme="minorHAnsi"/>
+        </w:rPr>
+        <w:t>Genesis 18:25b</w:t>
+      </w:r>
+    </w:p>
+    <w:p>
+      <w:pPr>
+        <w:rPr>
+          <w:rFonts w:cstheme="minorHAnsi"/>
+        </w:rPr>
+      </w:pPr>
+      <w:r>
+        <w:rPr>
+          <w:rFonts w:cstheme="minorHAnsi"/>
+        </w:rPr>
+        <w:t>Shall not the judge of all the earth do what is just?</w:t>
+      </w:r>
+    </w:p>
+    <w:p>
+      <w:pPr>
+        <w:rPr>
+          <w:rFonts w:cstheme="minorHAnsi"/>
+        </w:rPr>
+      </w:pPr>
+    </w:p>
+    <w:p>
+      <w:pPr>
+        <w:rPr>
+          <w:rFonts w:cstheme="minorHAnsi"/>
+        </w:rPr>
+      </w:pPr>
+      <w:r>
+        <w:rPr>
+          <w:rFonts w:cstheme="minorHAnsi"/>
+        </w:rPr>
+        <w:t>Abraham said, “Shall not the judge of all the earth do what is just?”</w:t>
+      </w:r>
+      <w:r>
+        <w:rPr>
+          <w:rFonts w:cstheme="minorHAnsi"/>
+        </w:rPr>
+        <w:t xml:space="preserve"> means “God should have a</w:t>
+      </w:r>
+      <w:r>
+        <w:rPr>
+          <w:rFonts w:cstheme="minorHAnsi"/>
+        </w:rPr>
+        <w:t>n</w:t>
+      </w:r>
+      <w:r>
+        <w:rPr>
+          <w:rFonts w:cstheme="minorHAnsi"/>
+        </w:rPr>
+        <w:t xml:space="preserve"> absolute </w:t>
+      </w:r>
+      <w:r>
+        <w:rPr>
+          <w:rFonts w:cstheme="minorHAnsi"/>
+        </w:rPr>
+        <w:t xml:space="preserve">rule to judge all people. What is the </w:t>
+      </w:r>
+      <w:r>
+        <w:rPr>
+          <w:rFonts w:cstheme="minorHAnsi"/>
+        </w:rPr>
+        <w:t>justice</w:t>
+      </w:r>
+      <w:r>
+        <w:rPr>
+          <w:rFonts w:cstheme="minorHAnsi"/>
+        </w:rPr>
+        <w:t xml:space="preserve"> rule?</w:t>
+      </w:r>
+      <w:r>
+        <w:rPr>
+          <w:rFonts w:cstheme="minorHAnsi"/>
+        </w:rPr>
+        <w:t>"</w:t>
+      </w:r>
+    </w:p>
+    <w:p>
+      <w:pPr>
+        <w:rPr>
+          <w:rFonts w:cstheme="minorHAnsi"/>
+        </w:rPr>
+      </w:pPr>
+      <w:r>
+        <w:rPr>
+          <w:rFonts w:cstheme="minorHAnsi"/>
+        </w:rPr>
+        <w:lastRenderedPageBreak/>
+        <w:t xml:space="preserve"> God has the authority to judge people on earth. Abraham has bold appeal to God’s justice. </w:t>
+      </w:r>
+    </w:p>
+    <w:p>
+      <w:pPr>
+        <w:rPr>
+          <w:rFonts w:cstheme="minorHAnsi"/>
+        </w:rPr>
+      </w:pPr>
+    </w:p>
+    <w:p>
+      <w:pPr>
+        <w:rPr>
+          <w:rFonts w:cstheme="minorHAnsi"/>
+        </w:rPr>
+      </w:pPr>
+    </w:p>
+    <w:p>
+      <w:pPr>
+        <w:rPr>
+          <w:rFonts w:cstheme="minorHAnsi"/>
+        </w:rPr>
+      </w:pPr>
+      <w:r>
+        <w:rPr>
+          <w:rFonts w:cstheme="minorHAnsi"/>
+        </w:rPr>
+        <w:t>************</w:t>
+      </w:r>
+    </w:p>
+    <w:p>
+      <w:pPr>
+        <w:rPr>
+          <w:rFonts w:cstheme="minorHAnsi"/>
+        </w:rPr>
+      </w:pPr>
+      <w:r>
+        <w:rPr>
+          <w:rFonts w:cstheme="minorHAnsi"/>
+        </w:rPr>
+        <w:t>************</w:t>
+      </w:r>
+    </w:p>
+    <w:p>
+      <w:pPr>
+        <w:rPr>
+          <w:rFonts w:cstheme="minorHAnsi"/>
+        </w:rPr>
+      </w:pPr>
+      <w:r>
+        <w:rPr>
+          <w:rFonts w:cstheme="minorHAnsi"/>
+        </w:rPr>
+        <w:t>0</w:t>
+      </w:r>
+      <w:r>
+        <w:rPr>
+          <w:rFonts w:cstheme="minorHAnsi"/>
+        </w:rPr>
+        <w:t>8</w:t>
+      </w:r>
+      <w:r>
+        <w:rPr>
+          <w:rFonts w:cstheme="minorHAnsi"/>
+        </w:rPr>
+        <w:t>/</w:t>
+      </w:r>
+      <w:r>
+        <w:rPr>
+          <w:rFonts w:cstheme="minorHAnsi"/>
+        </w:rPr>
+        <w:t>08</w:t>
+      </w:r>
+      <w:r>
+        <w:rPr>
+          <w:rFonts w:cstheme="minorHAnsi"/>
+        </w:rPr>
+        <w:t>/2026, Menlo Church Worship (Summary of last week, 0</w:t>
+      </w:r>
+      <w:r>
+        <w:rPr>
+          <w:rFonts w:cstheme="minorHAnsi"/>
+        </w:rPr>
+        <w:t>8</w:t>
+      </w:r>
+      <w:r>
+        <w:rPr>
+          <w:rFonts w:cstheme="minorHAnsi"/>
+        </w:rPr>
+        <w:t>/</w:t>
+      </w:r>
+      <w:r>
+        <w:rPr>
+          <w:rFonts w:cstheme="minorHAnsi"/>
+        </w:rPr>
+        <w:t>02</w:t>
+      </w:r>
+      <w:r>
+        <w:rPr>
+          <w:rFonts w:cstheme="minorHAnsi"/>
+        </w:rPr>
+        <w:t>/2026)</w:t>
+      </w:r>
+    </w:p>
+    <w:p>
+      <w:hyperlink r:id="rId26" w:history="1">
         <w:r>
           <w:rPr>
             <w:rStyle w:val="Hyperlink"/>
@@ -1788,7 +2458,7 @@
           <w:rFonts w:cstheme="minorHAnsi"/>
         </w:rPr>
       </w:pPr>
-      <w:hyperlink r:id="rId23" w:history="1">
+      <w:hyperlink r:id="rId27" w:history="1">
         <w:r>
           <w:rPr>
             <w:rStyle w:val="Hyperlink"/>
@@ -1860,7 +2530,7 @@
       </w:pPr>
     </w:p>
     <w:sectPr>
-      <w:footerReference w:type="default" r:id="rId24"/>
+      <w:footerReference w:type="default" r:id="rId28"/>
       <w:pgSz w:w="12240" w:h="15840"/>
       <w:pgMar w:top="1440" w:right="1440" w:bottom="1530" w:left="1440" w:header="0" w:footer="720" w:gutter="0"/>
       <w:cols w:space="720"/>

--- a/Church/2026/2026_0808_MenloChurch.docx
+++ b/Church/2026/2026_0808_MenloChurch.docx
@@ -1437,19 +1437,11 @@
         </w:rPr>
         <w:t xml:space="preserve"> God is actually </w:t>
       </w:r>
-      <w:proofErr w:type="gramStart"/>
-      <w:r>
-        <w:rPr>
-          <w:rFonts w:cstheme="minorHAnsi"/>
-        </w:rPr>
-        <w:t>extend</w:t>
-      </w:r>
-      <w:proofErr w:type="gramEnd"/>
-      <w:r>
-        <w:rPr>
-          <w:rFonts w:cstheme="minorHAnsi"/>
-        </w:rPr>
-        <w:t xml:space="preserve"> </w:t>
+      <w:r>
+        <w:rPr>
+          <w:rFonts w:cstheme="minorHAnsi"/>
+        </w:rPr>
+        <w:t xml:space="preserve">extend </w:t>
       </w:r>
       <w:r>
         <w:rPr>
@@ -2338,7 +2330,7 @@
           <w:rFonts w:cstheme="minorHAnsi"/>
         </w:rPr>
         <w:lastRenderedPageBreak/>
-        <w:t xml:space="preserve"> God has the authority to judge people on earth. Abraham has bold appeal to God’s justice. </w:t>
+        <w:t xml:space="preserve">God has the authority to judge people on earth. Abraham has bold appeal to God’s justice. </w:t>
       </w:r>
     </w:p>
     <w:p>
@@ -2354,6 +2346,42 @@
           <w:rFonts w:cstheme="minorHAnsi"/>
         </w:rPr>
       </w:pPr>
+      <w:r>
+        <w:rPr>
+          <w:rFonts w:cstheme="minorHAnsi"/>
+        </w:rPr>
+        <w:t>1</w:t>
+      </w:r>
+      <w:r>
+        <w:rPr>
+          <w:rFonts w:cstheme="minorHAnsi"/>
+        </w:rPr>
+        <w:t>6</w:t>
+      </w:r>
+      <w:r>
+        <w:rPr>
+          <w:rFonts w:cstheme="minorHAnsi"/>
+        </w:rPr>
+        <w:t>:</w:t>
+      </w:r>
+      <w:r>
+        <w:rPr>
+          <w:rFonts w:cstheme="minorHAnsi"/>
+        </w:rPr>
+        <w:t>54</w:t>
+      </w:r>
+      <w:r>
+        <w:rPr>
+          <w:rFonts w:cstheme="minorHAnsi"/>
+        </w:rPr>
+        <w:t>/</w:t>
+      </w:r>
+      <w:r>
+        <w:rPr>
+          <w:rFonts w:cstheme="minorHAnsi"/>
+        </w:rPr>
+        <w:t>37:21</w:t>
+      </w:r>
     </w:p>
     <w:p>
       <w:pPr>
@@ -2365,7 +2393,41 @@
         <w:rPr>
           <w:rFonts w:cstheme="minorHAnsi"/>
         </w:rPr>
-        <w:t>************</w:t>
+        <w:drawing>
+          <wp:inline distT="0" distB="0" distL="0" distR="0" wp14:anchorId="7E66757F" wp14:editId="3BB68751">
+            <wp:extent cx="2619741" cy="743054"/>
+            <wp:effectExtent l="0" t="0" r="0" b="0"/>
+            <wp:docPr id="1050572738" name="Picture 1"/>
+            <wp:cNvGraphicFramePr>
+              <a:graphicFrameLocks xmlns:a="http://schemas.openxmlformats.org/drawingml/2006/main" noChangeAspect="1"/>
+            </wp:cNvGraphicFramePr>
+            <a:graphic xmlns:a="http://schemas.openxmlformats.org/drawingml/2006/main">
+              <a:graphicData uri="http://schemas.openxmlformats.org/drawingml/2006/picture">
+                <pic:pic xmlns:pic="http://schemas.openxmlformats.org/drawingml/2006/picture">
+                  <pic:nvPicPr>
+                    <pic:cNvPr id="1050572738" name=""/>
+                    <pic:cNvPicPr/>
+                  </pic:nvPicPr>
+                  <pic:blipFill>
+                    <a:blip r:embed="rId26"/>
+                    <a:stretch>
+                      <a:fillRect/>
+                    </a:stretch>
+                  </pic:blipFill>
+                  <pic:spPr>
+                    <a:xfrm>
+                      <a:off x="0" y="0"/>
+                      <a:ext cx="2619741" cy="743054"/>
+                    </a:xfrm>
+                    <a:prstGeom prst="rect">
+                      <a:avLst/>
+                    </a:prstGeom>
+                  </pic:spPr>
+                </pic:pic>
+              </a:graphicData>
+            </a:graphic>
+          </wp:inline>
+        </w:drawing>
       </w:r>
     </w:p>
     <w:p>
@@ -2374,12 +2436,6 @@
           <w:rFonts w:cstheme="minorHAnsi"/>
         </w:rPr>
       </w:pPr>
-      <w:r>
-        <w:rPr>
-          <w:rFonts w:cstheme="minorHAnsi"/>
-        </w:rPr>
-        <w:t>************</w:t>
-      </w:r>
     </w:p>
     <w:p>
       <w:pPr>
@@ -2391,59 +2447,85 @@
         <w:rPr>
           <w:rFonts w:cstheme="minorHAnsi"/>
         </w:rPr>
-        <w:t>0</w:t>
-      </w:r>
-      <w:r>
-        <w:rPr>
-          <w:rFonts w:cstheme="minorHAnsi"/>
-        </w:rPr>
-        <w:t>8</w:t>
-      </w:r>
-      <w:r>
-        <w:rPr>
-          <w:rFonts w:cstheme="minorHAnsi"/>
-        </w:rPr>
-        <w:t>/</w:t>
-      </w:r>
-      <w:r>
-        <w:rPr>
-          <w:rFonts w:cstheme="minorHAnsi"/>
-        </w:rPr>
-        <w:t>08</w:t>
-      </w:r>
-      <w:r>
-        <w:rPr>
-          <w:rFonts w:cstheme="minorHAnsi"/>
-        </w:rPr>
-        <w:t>/2026, Menlo Church Worship (Summary of last week, 0</w:t>
-      </w:r>
-      <w:r>
-        <w:rPr>
-          <w:rFonts w:cstheme="minorHAnsi"/>
-        </w:rPr>
-        <w:t>8</w:t>
-      </w:r>
-      <w:r>
-        <w:rPr>
-          <w:rFonts w:cstheme="minorHAnsi"/>
-        </w:rPr>
-        <w:t>/</w:t>
-      </w:r>
-      <w:r>
-        <w:rPr>
-          <w:rFonts w:cstheme="minorHAnsi"/>
-        </w:rPr>
-        <w:t>02</w:t>
-      </w:r>
-      <w:r>
-        <w:rPr>
-          <w:rFonts w:cstheme="minorHAnsi"/>
-        </w:rPr>
-        <w:t>/2026)</w:t>
+        <w:t>************</w:t>
       </w:r>
     </w:p>
     <w:p>
-      <w:hyperlink r:id="rId26" w:history="1">
+      <w:pPr>
+        <w:rPr>
+          <w:rFonts w:cstheme="minorHAnsi"/>
+        </w:rPr>
+      </w:pPr>
+      <w:r>
+        <w:rPr>
+          <w:rFonts w:cstheme="minorHAnsi"/>
+        </w:rPr>
+        <w:t>************</w:t>
+      </w:r>
+    </w:p>
+    <w:p>
+      <w:pPr>
+        <w:rPr>
+          <w:rFonts w:cstheme="minorHAnsi"/>
+        </w:rPr>
+      </w:pPr>
+      <w:r>
+        <w:rPr>
+          <w:rFonts w:cstheme="minorHAnsi"/>
+        </w:rPr>
+        <w:t>0</w:t>
+      </w:r>
+      <w:r>
+        <w:rPr>
+          <w:rFonts w:cstheme="minorHAnsi"/>
+        </w:rPr>
+        <w:t>8</w:t>
+      </w:r>
+      <w:r>
+        <w:rPr>
+          <w:rFonts w:cstheme="minorHAnsi"/>
+        </w:rPr>
+        <w:t>/</w:t>
+      </w:r>
+      <w:r>
+        <w:rPr>
+          <w:rFonts w:cstheme="minorHAnsi"/>
+        </w:rPr>
+        <w:t>08</w:t>
+      </w:r>
+      <w:r>
+        <w:rPr>
+          <w:rFonts w:cstheme="minorHAnsi"/>
+        </w:rPr>
+        <w:t>/2026, Menlo Church Worship (Summary of last week, 0</w:t>
+      </w:r>
+      <w:r>
+        <w:rPr>
+          <w:rFonts w:cstheme="minorHAnsi"/>
+        </w:rPr>
+        <w:t>8</w:t>
+      </w:r>
+      <w:r>
+        <w:rPr>
+          <w:rFonts w:cstheme="minorHAnsi"/>
+        </w:rPr>
+        <w:t>/</w:t>
+      </w:r>
+      <w:r>
+        <w:rPr>
+          <w:rFonts w:cstheme="minorHAnsi"/>
+        </w:rPr>
+        <w:t>02</w:t>
+      </w:r>
+      <w:r>
+        <w:rPr>
+          <w:rFonts w:cstheme="minorHAnsi"/>
+        </w:rPr>
+        <w:t>/2026)</w:t>
+      </w:r>
+    </w:p>
+    <w:p>
+      <w:hyperlink r:id="rId27" w:history="1">
         <w:r>
           <w:rPr>
             <w:rStyle w:val="Hyperlink"/>
@@ -2458,7 +2540,7 @@
           <w:rFonts w:cstheme="minorHAnsi"/>
         </w:rPr>
       </w:pPr>
-      <w:hyperlink r:id="rId27" w:history="1">
+      <w:hyperlink r:id="rId28" w:history="1">
         <w:r>
           <w:rPr>
             <w:rStyle w:val="Hyperlink"/>
@@ -2530,7 +2612,7 @@
       </w:pPr>
     </w:p>
     <w:sectPr>
-      <w:footerReference w:type="default" r:id="rId28"/>
+      <w:footerReference w:type="default" r:id="rId29"/>
       <w:pgSz w:w="12240" w:h="15840"/>
       <w:pgMar w:top="1440" w:right="1440" w:bottom="1530" w:left="1440" w:header="0" w:footer="720" w:gutter="0"/>
       <w:cols w:space="720"/>

--- a/Church/2026/2026_0808_MenloChurch.docx
+++ b/Church/2026/2026_0808_MenloChurch.docx
@@ -2436,6 +2436,18 @@
           <w:rFonts w:cstheme="minorHAnsi"/>
         </w:rPr>
       </w:pPr>
+      <w:r>
+        <w:rPr>
+          <w:rFonts w:cstheme="minorHAnsi"/>
+        </w:rPr>
+        <w:t xml:space="preserve">These people are fine. </w:t>
+      </w:r>
+      <w:r>
+        <w:rPr>
+          <w:rFonts w:cstheme="minorHAnsi"/>
+        </w:rPr>
+        <w:t>How good is enough for God?</w:t>
+      </w:r>
     </w:p>
     <w:p>
       <w:pPr>
@@ -2443,12 +2455,6 @@
           <w:rFonts w:cstheme="minorHAnsi"/>
         </w:rPr>
       </w:pPr>
-      <w:r>
-        <w:rPr>
-          <w:rFonts w:cstheme="minorHAnsi"/>
-        </w:rPr>
-        <w:t>************</w:t>
-      </w:r>
     </w:p>
     <w:p>
       <w:pPr>
@@ -2460,7 +2466,37 @@
         <w:rPr>
           <w:rFonts w:cstheme="minorHAnsi"/>
         </w:rPr>
-        <w:t>************</w:t>
+        <w:t>1</w:t>
+      </w:r>
+      <w:r>
+        <w:rPr>
+          <w:rFonts w:cstheme="minorHAnsi"/>
+        </w:rPr>
+        <w:t>7</w:t>
+      </w:r>
+      <w:r>
+        <w:rPr>
+          <w:rFonts w:cstheme="minorHAnsi"/>
+        </w:rPr>
+        <w:t>:5</w:t>
+      </w:r>
+      <w:r>
+        <w:rPr>
+          <w:rFonts w:cstheme="minorHAnsi"/>
+        </w:rPr>
+        <w:t>3</w:t>
+      </w:r>
+      <w:r>
+        <w:rPr>
+          <w:rFonts w:cstheme="minorHAnsi"/>
+        </w:rPr>
+        <w:t>/</w:t>
+      </w:r>
+      <w:r>
+        <w:rPr>
+          <w:rFonts w:cstheme="minorHAnsi"/>
+        </w:rPr>
+        <w:t>37:21</w:t>
       </w:r>
     </w:p>
     <w:p>
@@ -2473,59 +2509,671 @@
         <w:rPr>
           <w:rFonts w:cstheme="minorHAnsi"/>
         </w:rPr>
-        <w:t>0</w:t>
-      </w:r>
-      <w:r>
-        <w:rPr>
-          <w:rFonts w:cstheme="minorHAnsi"/>
-        </w:rPr>
-        <w:t>8</w:t>
-      </w:r>
-      <w:r>
-        <w:rPr>
-          <w:rFonts w:cstheme="minorHAnsi"/>
-        </w:rPr>
-        <w:t>/</w:t>
-      </w:r>
-      <w:r>
-        <w:rPr>
-          <w:rFonts w:cstheme="minorHAnsi"/>
-        </w:rPr>
-        <w:t>08</w:t>
-      </w:r>
-      <w:r>
-        <w:rPr>
-          <w:rFonts w:cstheme="minorHAnsi"/>
-        </w:rPr>
-        <w:t>/2026, Menlo Church Worship (Summary of last week, 0</w:t>
-      </w:r>
-      <w:r>
-        <w:rPr>
-          <w:rFonts w:cstheme="minorHAnsi"/>
-        </w:rPr>
-        <w:t>8</w:t>
-      </w:r>
-      <w:r>
-        <w:rPr>
-          <w:rFonts w:cstheme="minorHAnsi"/>
-        </w:rPr>
-        <w:t>/</w:t>
-      </w:r>
-      <w:r>
-        <w:rPr>
-          <w:rFonts w:cstheme="minorHAnsi"/>
-        </w:rPr>
-        <w:t>02</w:t>
-      </w:r>
-      <w:r>
-        <w:rPr>
-          <w:rFonts w:cstheme="minorHAnsi"/>
-        </w:rPr>
-        <w:t>/2026)</w:t>
+        <w:drawing>
+          <wp:inline distT="0" distB="0" distL="0" distR="0" wp14:anchorId="2E5B0DDC" wp14:editId="762F836A">
+            <wp:extent cx="2400635" cy="1314633"/>
+            <wp:effectExtent l="0" t="0" r="0" b="0"/>
+            <wp:docPr id="1978388250" name="Picture 1"/>
+            <wp:cNvGraphicFramePr>
+              <a:graphicFrameLocks xmlns:a="http://schemas.openxmlformats.org/drawingml/2006/main" noChangeAspect="1"/>
+            </wp:cNvGraphicFramePr>
+            <a:graphic xmlns:a="http://schemas.openxmlformats.org/drawingml/2006/main">
+              <a:graphicData uri="http://schemas.openxmlformats.org/drawingml/2006/picture">
+                <pic:pic xmlns:pic="http://schemas.openxmlformats.org/drawingml/2006/picture">
+                  <pic:nvPicPr>
+                    <pic:cNvPr id="1978388250" name=""/>
+                    <pic:cNvPicPr/>
+                  </pic:nvPicPr>
+                  <pic:blipFill>
+                    <a:blip r:embed="rId27"/>
+                    <a:stretch>
+                      <a:fillRect/>
+                    </a:stretch>
+                  </pic:blipFill>
+                  <pic:spPr>
+                    <a:xfrm>
+                      <a:off x="0" y="0"/>
+                      <a:ext cx="2400635" cy="1314633"/>
+                    </a:xfrm>
+                    <a:prstGeom prst="rect">
+                      <a:avLst/>
+                    </a:prstGeom>
+                  </pic:spPr>
+                </pic:pic>
+              </a:graphicData>
+            </a:graphic>
+          </wp:inline>
+        </w:drawing>
       </w:r>
     </w:p>
     <w:p>
-      <w:hyperlink r:id="rId27" w:history="1">
+      <w:pPr>
+        <w:rPr>
+          <w:rFonts w:cstheme="minorHAnsi"/>
+        </w:rPr>
+      </w:pPr>
+      <w:r>
+        <w:rPr>
+          <w:rFonts w:cstheme="minorHAnsi"/>
+        </w:rPr>
+        <w:t>Christian Smith, “Moralistic Therapeutic Deism (</w:t>
+      </w:r>
+      <w:r>
+        <w:rPr>
+          <w:rFonts w:cstheme="minorHAnsi"/>
+        </w:rPr>
+        <w:t>自然神論</w:t>
+      </w:r>
+      <w:r>
+        <w:rPr>
+          <w:rFonts w:cstheme="minorHAnsi"/>
+        </w:rPr>
+        <w:t>)”.</w:t>
+      </w:r>
+    </w:p>
+    <w:p>
+      <w:pPr>
+        <w:rPr>
+          <w:rFonts w:cstheme="minorHAnsi"/>
+        </w:rPr>
+      </w:pPr>
+      <w:r>
+        <w:rPr>
+          <w:rFonts w:cstheme="minorHAnsi"/>
+        </w:rPr>
+        <w:t xml:space="preserve">Latin Root: </w:t>
+      </w:r>
+      <w:r>
+        <w:rPr>
+          <w:rFonts w:cstheme="minorHAnsi"/>
+          <w:i/>
+          <w:iCs/>
+        </w:rPr>
+        <w:t>Deus</w:t>
+      </w:r>
+      <w:r>
+        <w:rPr>
+          <w:rFonts w:cstheme="minorHAnsi"/>
+        </w:rPr>
+        <w:t xml:space="preserve"> (God)</w:t>
+      </w:r>
+    </w:p>
+    <w:p>
+      <w:pPr>
+        <w:rPr>
+          <w:rFonts w:cstheme="minorHAnsi"/>
+        </w:rPr>
+      </w:pPr>
+    </w:p>
+    <w:p>
+      <w:pPr>
+        <w:rPr>
+          <w:rFonts w:cstheme="minorHAnsi"/>
+        </w:rPr>
+      </w:pPr>
+      <w:r>
+        <w:rPr>
+          <w:rFonts w:cstheme="minorHAnsi"/>
+        </w:rPr>
+        <w:t>1</w:t>
+      </w:r>
+      <w:r>
+        <w:rPr>
+          <w:rFonts w:cstheme="minorHAnsi"/>
+        </w:rPr>
+        <w:t>9</w:t>
+      </w:r>
+      <w:r>
+        <w:rPr>
+          <w:rFonts w:cstheme="minorHAnsi"/>
+        </w:rPr>
+        <w:t>:</w:t>
+      </w:r>
+      <w:r>
+        <w:rPr>
+          <w:rFonts w:cstheme="minorHAnsi"/>
+        </w:rPr>
+        <w:t>28</w:t>
+      </w:r>
+      <w:r>
+        <w:rPr>
+          <w:rFonts w:cstheme="minorHAnsi"/>
+        </w:rPr>
+        <w:t>/</w:t>
+      </w:r>
+      <w:r>
+        <w:rPr>
+          <w:rFonts w:cstheme="minorHAnsi"/>
+        </w:rPr>
+        <w:t>37:21</w:t>
+      </w:r>
+    </w:p>
+    <w:p>
+      <w:pPr>
+        <w:rPr>
+          <w:rFonts w:cstheme="minorHAnsi"/>
+        </w:rPr>
+      </w:pPr>
+    </w:p>
+    <w:p>
+      <w:pPr>
+        <w:rPr>
+          <w:rFonts w:cstheme="minorHAnsi"/>
+        </w:rPr>
+      </w:pPr>
+      <w:r>
+        <w:rPr>
+          <w:rFonts w:cstheme="minorHAnsi"/>
+        </w:rPr>
+        <w:drawing>
+          <wp:inline distT="0" distB="0" distL="0" distR="0" wp14:anchorId="6102D3B2" wp14:editId="44804BC6">
+            <wp:extent cx="3153215" cy="3219899"/>
+            <wp:effectExtent l="0" t="0" r="9525" b="0"/>
+            <wp:docPr id="2040811154" name="Picture 1"/>
+            <wp:cNvGraphicFramePr>
+              <a:graphicFrameLocks xmlns:a="http://schemas.openxmlformats.org/drawingml/2006/main" noChangeAspect="1"/>
+            </wp:cNvGraphicFramePr>
+            <a:graphic xmlns:a="http://schemas.openxmlformats.org/drawingml/2006/main">
+              <a:graphicData uri="http://schemas.openxmlformats.org/drawingml/2006/picture">
+                <pic:pic xmlns:pic="http://schemas.openxmlformats.org/drawingml/2006/picture">
+                  <pic:nvPicPr>
+                    <pic:cNvPr id="2040811154" name=""/>
+                    <pic:cNvPicPr/>
+                  </pic:nvPicPr>
+                  <pic:blipFill>
+                    <a:blip r:embed="rId28"/>
+                    <a:stretch>
+                      <a:fillRect/>
+                    </a:stretch>
+                  </pic:blipFill>
+                  <pic:spPr>
+                    <a:xfrm>
+                      <a:off x="0" y="0"/>
+                      <a:ext cx="3153215" cy="3219899"/>
+                    </a:xfrm>
+                    <a:prstGeom prst="rect">
+                      <a:avLst/>
+                    </a:prstGeom>
+                  </pic:spPr>
+                </pic:pic>
+              </a:graphicData>
+            </a:graphic>
+          </wp:inline>
+        </w:drawing>
+      </w:r>
+    </w:p>
+    <w:p>
+      <w:pPr>
+        <w:rPr>
+          <w:rFonts w:cstheme="minorHAnsi"/>
+        </w:rPr>
+      </w:pPr>
+    </w:p>
+    <w:p>
+      <w:pPr>
+        <w:rPr>
+          <w:rFonts w:cstheme="minorHAnsi"/>
+        </w:rPr>
+      </w:pPr>
+      <w:r>
+        <w:rPr>
+          <w:rFonts w:cstheme="minorHAnsi"/>
+        </w:rPr>
+        <w:t xml:space="preserve">The image outlines a timeline of </w:t>
+      </w:r>
+      <w:r>
+        <w:rPr>
+          <w:rFonts w:cstheme="minorHAnsi"/>
+          <w:b/>
+          <w:bCs/>
+        </w:rPr>
+        <w:t>"The New Atheists</w:t>
+      </w:r>
+      <w:r>
+        <w:rPr>
+          <w:rFonts w:cstheme="minorHAnsi"/>
+          <w:b/>
+          <w:bCs/>
+        </w:rPr>
+        <w:t xml:space="preserve"> (</w:t>
+      </w:r>
+      <w:r>
+        <w:rPr>
+          <w:rFonts w:cstheme="minorHAnsi"/>
+          <w:b/>
+          <w:bCs/>
+        </w:rPr>
+        <w:t>無神論者</w:t>
+      </w:r>
+      <w:r>
+        <w:rPr>
+          <w:rFonts w:cstheme="minorHAnsi"/>
+          <w:b/>
+          <w:bCs/>
+        </w:rPr>
+        <w:t>)</w:t>
+      </w:r>
+      <w:r>
+        <w:rPr>
+          <w:rFonts w:cstheme="minorHAnsi"/>
+          <w:b/>
+          <w:bCs/>
+        </w:rPr>
+        <w:t>,"</w:t>
+      </w:r>
+      <w:r>
+        <w:rPr>
+          <w:rFonts w:cstheme="minorHAnsi"/>
+        </w:rPr>
+        <w:t xml:space="preserve"> a vocal movement in the 2000s that criticized religion using science and reason.</w:t>
+      </w:r>
+    </w:p>
+    <w:p>
+      <w:pPr>
+        <w:rPr>
+          <w:rFonts w:cstheme="minorHAnsi"/>
+        </w:rPr>
+      </w:pPr>
+      <w:r>
+        <w:rPr>
+          <w:rFonts w:cstheme="minorHAnsi"/>
+        </w:rPr>
+        <w:t xml:space="preserve">This movement directly overlaps with Christian Smith's research on Moralistic Therapeutic Deism (MTD). While New Atheism explicitly rejected God, it popularized the cultural idea shown in the timeline's </w:t>
+      </w:r>
+      <w:r>
+        <w:rPr>
+          <w:rFonts w:cstheme="minorHAnsi"/>
+        </w:rPr>
+        <w:lastRenderedPageBreak/>
+        <w:t xml:space="preserve">"Lasting Effect" section: </w:t>
+      </w:r>
+      <w:r>
+        <w:rPr>
+          <w:rFonts w:cstheme="minorHAnsi"/>
+          <w:b/>
+          <w:bCs/>
+        </w:rPr>
+        <w:t>"a decent person needs no God to be good."</w:t>
+      </w:r>
+      <w:r>
+        <w:rPr>
+          <w:rFonts w:cstheme="minorHAnsi"/>
+        </w:rPr>
+        <w:t xml:space="preserve"> This closely mirrors MTD's belief that being a good, nice person is the ultimate goal of life, regardless of deep religious doctrine.</w:t>
+      </w:r>
+    </w:p>
+    <w:p>
+      <w:pPr>
+        <w:rPr>
+          <w:rFonts w:cstheme="minorHAnsi"/>
+          <w:b/>
+          <w:bCs/>
+        </w:rPr>
+      </w:pPr>
+      <w:r>
+        <w:rPr>
+          <w:rFonts w:cstheme="minorHAnsi"/>
+          <w:b/>
+          <w:bCs/>
+        </w:rPr>
+        <w:t>Timeline Highlights from the Image</w:t>
+      </w:r>
+    </w:p>
+    <w:p>
+      <w:pPr>
+        <w:numPr>
+          <w:ilvl w:val="0"/>
+          <w:numId w:val="89"/>
+        </w:numPr>
+        <w:rPr>
+          <w:rFonts w:cstheme="minorHAnsi"/>
+        </w:rPr>
+      </w:pPr>
+      <w:r>
+        <w:rPr>
+          <w:rFonts w:cstheme="minorHAnsi"/>
+          <w:b/>
+          <w:bCs/>
+        </w:rPr>
+        <w:t>2004 (Sam Harris Breaks Through):</w:t>
+      </w:r>
+      <w:r>
+        <w:rPr>
+          <w:rFonts w:cstheme="minorHAnsi"/>
+        </w:rPr>
+        <w:t xml:space="preserve"> Marked by the publication of </w:t>
+      </w:r>
+      <w:r>
+        <w:rPr>
+          <w:rFonts w:cstheme="minorHAnsi"/>
+          <w:i/>
+          <w:iCs/>
+        </w:rPr>
+        <w:t>The End of Faith</w:t>
+      </w:r>
+      <w:r>
+        <w:rPr>
+          <w:rFonts w:cstheme="minorHAnsi"/>
+        </w:rPr>
+        <w:t>, which brought aggressive, confident public atheism into mainstream media.</w:t>
+      </w:r>
+    </w:p>
+    <w:p>
+      <w:pPr>
+        <w:numPr>
+          <w:ilvl w:val="0"/>
+          <w:numId w:val="89"/>
+        </w:numPr>
+        <w:rPr>
+          <w:rFonts w:cstheme="minorHAnsi"/>
+        </w:rPr>
+      </w:pPr>
+      <w:r>
+        <w:rPr>
+          <w:rFonts w:cstheme="minorHAnsi"/>
+          <w:b/>
+          <w:bCs/>
+        </w:rPr>
+        <w:t>2006–2007 (The Four Horsemen):</w:t>
+      </w:r>
+      <w:r>
+        <w:rPr>
+          <w:rFonts w:cstheme="minorHAnsi"/>
+        </w:rPr>
+        <w:t xml:space="preserve"> The movement peaked with four prominent figures—Sam Harris, Richard Dawkins (</w:t>
+      </w:r>
+      <w:r>
+        <w:rPr>
+          <w:rFonts w:cstheme="minorHAnsi"/>
+          <w:i/>
+          <w:iCs/>
+        </w:rPr>
+        <w:t>The God Delusion</w:t>
+      </w:r>
+      <w:r>
+        <w:rPr>
+          <w:rFonts w:cstheme="minorHAnsi"/>
+        </w:rPr>
+        <w:t>), Daniel Dennett (</w:t>
+      </w:r>
+      <w:r>
+        <w:rPr>
+          <w:rFonts w:cstheme="minorHAnsi"/>
+          <w:i/>
+          <w:iCs/>
+        </w:rPr>
+        <w:t>Breaking the Spell</w:t>
+      </w:r>
+      <w:r>
+        <w:rPr>
+          <w:rFonts w:cstheme="minorHAnsi"/>
+        </w:rPr>
+        <w:t>), and Christopher Hitchens (</w:t>
+      </w:r>
+      <w:r>
+        <w:rPr>
+          <w:rFonts w:cstheme="minorHAnsi"/>
+          <w:i/>
+          <w:iCs/>
+        </w:rPr>
+        <w:t>God Is Not Great</w:t>
+      </w:r>
+      <w:r>
+        <w:rPr>
+          <w:rFonts w:cstheme="minorHAnsi"/>
+        </w:rPr>
+        <w:t>).</w:t>
+      </w:r>
+    </w:p>
+    <w:p>
+      <w:pPr>
+        <w:numPr>
+          <w:ilvl w:val="0"/>
+          <w:numId w:val="89"/>
+        </w:numPr>
+        <w:rPr>
+          <w:rFonts w:cstheme="minorHAnsi"/>
+        </w:rPr>
+      </w:pPr>
+      <w:r>
+        <w:rPr>
+          <w:rFonts w:cstheme="minorHAnsi"/>
+          <w:b/>
+          <w:bCs/>
+        </w:rPr>
+        <w:t>Late 2000s (Bestsellers &amp; Sold-Out Halls):</w:t>
+      </w:r>
+      <w:r>
+        <w:rPr>
+          <w:rFonts w:cstheme="minorHAnsi"/>
+        </w:rPr>
+        <w:t xml:space="preserve"> Massive book sales and public debates turned the critique of religion into a culturally dominant conversation, rallying behind the cry: </w:t>
+      </w:r>
+      <w:r>
+        <w:rPr>
+          <w:rFonts w:cstheme="minorHAnsi"/>
+          <w:i/>
+          <w:iCs/>
+        </w:rPr>
+        <w:t>"Be good on your own."</w:t>
+      </w:r>
+    </w:p>
+    <w:p>
+      <w:pPr>
+        <w:numPr>
+          <w:ilvl w:val="0"/>
+          <w:numId w:val="89"/>
+        </w:numPr>
+        <w:rPr>
+          <w:rFonts w:cstheme="minorHAnsi"/>
+        </w:rPr>
+      </w:pPr>
+      <w:r>
+        <w:rPr>
+          <w:rFonts w:cstheme="minorHAnsi"/>
+          <w:b/>
+          <w:bCs/>
+        </w:rPr>
+        <w:t>Lasting Effect:</w:t>
+      </w:r>
+      <w:r>
+        <w:rPr>
+          <w:rFonts w:cstheme="minorHAnsi"/>
+        </w:rPr>
+        <w:t xml:space="preserve"> The movement framed traditional faith as a "fairy tale" and shifted a generation's perspective toward a secular, moralistic lifestyle.</w:t>
+      </w:r>
+    </w:p>
+    <w:p>
+      <w:pPr>
+        <w:rPr>
+          <w:rFonts w:cstheme="minorHAnsi"/>
+          <w:b/>
+          <w:bCs/>
+        </w:rPr>
+      </w:pPr>
+      <w:r>
+        <w:rPr>
+          <w:rFonts w:cstheme="minorHAnsi"/>
+          <w:b/>
+          <w:bCs/>
+        </w:rPr>
+        <w:t>The Summary Quote</w:t>
+      </w:r>
+    </w:p>
+    <w:p>
+      <w:pPr>
+        <w:rPr>
+          <w:rFonts w:cstheme="minorHAnsi"/>
+        </w:rPr>
+      </w:pPr>
+      <w:r>
+        <w:rPr>
+          <w:rFonts w:cstheme="minorHAnsi"/>
+        </w:rPr>
+        <w:t xml:space="preserve">The graphic concludes with a reflective quote: </w:t>
+      </w:r>
+      <w:r>
+        <w:rPr>
+          <w:rFonts w:cstheme="minorHAnsi"/>
+          <w:b/>
+          <w:bCs/>
+        </w:rPr>
+        <w:t>"It sounded like a wake-up call to a church that needed one—just not that one."</w:t>
+      </w:r>
+      <w:r>
+        <w:rPr>
+          <w:rFonts w:cstheme="minorHAnsi"/>
+        </w:rPr>
+        <w:t xml:space="preserve"> This suggests that while the church needed to address its own cultural flaws, the aggressive rejection of God by New Atheism was not the solution many hoped for.</w:t>
+      </w:r>
+    </w:p>
+    <w:p>
+      <w:pPr>
+        <w:rPr>
+          <w:rFonts w:cstheme="minorHAnsi"/>
+        </w:rPr>
+      </w:pPr>
+    </w:p>
+    <w:p>
+      <w:pPr>
+        <w:rPr>
+          <w:rFonts w:cstheme="minorHAnsi"/>
+        </w:rPr>
+      </w:pPr>
+      <w:r>
+        <w:rPr>
+          <w:rFonts w:cstheme="minorHAnsi"/>
+        </w:rPr>
+        <w:t>Greek word: Atheos (Godless</w:t>
+      </w:r>
+      <w:r>
+        <w:rPr>
+          <w:rFonts w:cstheme="minorHAnsi"/>
+        </w:rPr>
+        <w:t xml:space="preserve">,  A-theos: </w:t>
+      </w:r>
+      <w:r>
+        <w:rPr>
+          <w:rFonts w:cstheme="minorHAnsi"/>
+        </w:rPr>
+        <w:t>A: Not, Theos: God</w:t>
+      </w:r>
+      <w:r>
+        <w:rPr>
+          <w:rFonts w:cstheme="minorHAnsi"/>
+        </w:rPr>
+        <w:t>)</w:t>
+      </w:r>
+      <w:r>
+        <w:rPr>
+          <w:rFonts w:cstheme="minorHAnsi"/>
+        </w:rPr>
+        <w:t>.</w:t>
+      </w:r>
+    </w:p>
+    <w:p>
+      <w:pPr>
+        <w:rPr>
+          <w:rFonts w:cstheme="minorHAnsi"/>
+        </w:rPr>
+      </w:pPr>
+    </w:p>
+    <w:p>
+      <w:pPr>
+        <w:rPr>
+          <w:rFonts w:cstheme="minorHAnsi"/>
+        </w:rPr>
+      </w:pPr>
+    </w:p>
+    <w:p>
+      <w:pPr>
+        <w:rPr>
+          <w:rFonts w:cstheme="minorHAnsi"/>
+        </w:rPr>
+      </w:pPr>
+      <w:r>
+        <w:rPr>
+          <w:rFonts w:cstheme="minorHAnsi"/>
+        </w:rPr>
+        <w:t>************</w:t>
+      </w:r>
+    </w:p>
+    <w:p>
+      <w:pPr>
+        <w:rPr>
+          <w:rFonts w:cstheme="minorHAnsi"/>
+        </w:rPr>
+      </w:pPr>
+      <w:r>
+        <w:rPr>
+          <w:rFonts w:cstheme="minorHAnsi"/>
+        </w:rPr>
+        <w:t>************</w:t>
+      </w:r>
+    </w:p>
+    <w:p>
+      <w:pPr>
+        <w:rPr>
+          <w:rFonts w:cstheme="minorHAnsi"/>
+        </w:rPr>
+      </w:pPr>
+      <w:r>
+        <w:rPr>
+          <w:rFonts w:cstheme="minorHAnsi"/>
+        </w:rPr>
+        <w:t>0</w:t>
+      </w:r>
+      <w:r>
+        <w:rPr>
+          <w:rFonts w:cstheme="minorHAnsi"/>
+        </w:rPr>
+        <w:t>8</w:t>
+      </w:r>
+      <w:r>
+        <w:rPr>
+          <w:rFonts w:cstheme="minorHAnsi"/>
+        </w:rPr>
+        <w:t>/</w:t>
+      </w:r>
+      <w:r>
+        <w:rPr>
+          <w:rFonts w:cstheme="minorHAnsi"/>
+        </w:rPr>
+        <w:t>08</w:t>
+      </w:r>
+      <w:r>
+        <w:rPr>
+          <w:rFonts w:cstheme="minorHAnsi"/>
+        </w:rPr>
+        <w:t>/2026, Menlo Church Worship (Summary of last week, 0</w:t>
+      </w:r>
+      <w:r>
+        <w:rPr>
+          <w:rFonts w:cstheme="minorHAnsi"/>
+        </w:rPr>
+        <w:t>8</w:t>
+      </w:r>
+      <w:r>
+        <w:rPr>
+          <w:rFonts w:cstheme="minorHAnsi"/>
+        </w:rPr>
+        <w:t>/</w:t>
+      </w:r>
+      <w:r>
+        <w:rPr>
+          <w:rFonts w:cstheme="minorHAnsi"/>
+        </w:rPr>
+        <w:t>02</w:t>
+      </w:r>
+      <w:r>
+        <w:rPr>
+          <w:rFonts w:cstheme="minorHAnsi"/>
+        </w:rPr>
+        <w:t>/2026)</w:t>
+      </w:r>
+    </w:p>
+    <w:p>
+      <w:hyperlink r:id="rId29" w:history="1">
         <w:r>
           <w:rPr>
             <w:rStyle w:val="Hyperlink"/>
@@ -2540,7 +3188,7 @@
           <w:rFonts w:cstheme="minorHAnsi"/>
         </w:rPr>
       </w:pPr>
-      <w:hyperlink r:id="rId28" w:history="1">
+      <w:hyperlink r:id="rId30" w:history="1">
         <w:r>
           <w:rPr>
             <w:rStyle w:val="Hyperlink"/>
@@ -2612,7 +3260,7 @@
       </w:pPr>
     </w:p>
     <w:sectPr>
-      <w:footerReference w:type="default" r:id="rId29"/>
+      <w:footerReference w:type="default" r:id="rId31"/>
       <w:pgSz w:w="12240" w:h="15840"/>
       <w:pgMar w:top="1440" w:right="1440" w:bottom="1530" w:left="1440" w:header="0" w:footer="720" w:gutter="0"/>
       <w:cols w:space="720"/>
@@ -13224,6 +13872,155 @@
     </w:lvl>
   </w:abstractNum>
   <w:abstractNum w:abstractNumId="73" w15:restartNumberingAfterBreak="0">
+    <w:nsid w:val="643B7E85"/>
+    <w:multiLevelType w:val="multilevel"/>
+    <w:tmpl w:val="FAECF060"/>
+    <w:lvl w:ilvl="0">
+      <w:start w:val="1"/>
+      <w:numFmt w:val="bullet"/>
+      <w:lvlText w:val=""/>
+      <w:lvlJc w:val="left"/>
+      <w:pPr>
+        <w:tabs>
+          <w:tab w:val="num" w:pos="720"/>
+        </w:tabs>
+        <w:ind w:left="720" w:hanging="360"/>
+      </w:pPr>
+      <w:rPr>
+        <w:rFonts w:ascii="Symbol" w:hAnsi="Symbol" w:hint="default"/>
+        <w:sz w:val="20"/>
+      </w:rPr>
+    </w:lvl>
+    <w:lvl w:ilvl="1" w:tentative="1">
+      <w:start w:val="1"/>
+      <w:numFmt w:val="bullet"/>
+      <w:lvlText w:val="o"/>
+      <w:lvlJc w:val="left"/>
+      <w:pPr>
+        <w:tabs>
+          <w:tab w:val="num" w:pos="1440"/>
+        </w:tabs>
+        <w:ind w:left="1440" w:hanging="360"/>
+      </w:pPr>
+      <w:rPr>
+        <w:rFonts w:ascii="Courier New" w:hAnsi="Courier New" w:hint="default"/>
+        <w:sz w:val="20"/>
+      </w:rPr>
+    </w:lvl>
+    <w:lvl w:ilvl="2" w:tentative="1">
+      <w:start w:val="1"/>
+      <w:numFmt w:val="bullet"/>
+      <w:lvlText w:val=""/>
+      <w:lvlJc w:val="left"/>
+      <w:pPr>
+        <w:tabs>
+          <w:tab w:val="num" w:pos="2160"/>
+        </w:tabs>
+        <w:ind w:left="2160" w:hanging="360"/>
+      </w:pPr>
+      <w:rPr>
+        <w:rFonts w:ascii="Wingdings" w:hAnsi="Wingdings" w:hint="default"/>
+        <w:sz w:val="20"/>
+      </w:rPr>
+    </w:lvl>
+    <w:lvl w:ilvl="3" w:tentative="1">
+      <w:start w:val="1"/>
+      <w:numFmt w:val="bullet"/>
+      <w:lvlText w:val=""/>
+      <w:lvlJc w:val="left"/>
+      <w:pPr>
+        <w:tabs>
+          <w:tab w:val="num" w:pos="2880"/>
+        </w:tabs>
+        <w:ind w:left="2880" w:hanging="360"/>
+      </w:pPr>
+      <w:rPr>
+        <w:rFonts w:ascii="Wingdings" w:hAnsi="Wingdings" w:hint="default"/>
+        <w:sz w:val="20"/>
+      </w:rPr>
+    </w:lvl>
+    <w:lvl w:ilvl="4" w:tentative="1">
+      <w:start w:val="1"/>
+      <w:numFmt w:val="bullet"/>
+      <w:lvlText w:val=""/>
+      <w:lvlJc w:val="left"/>
+      <w:pPr>
+        <w:tabs>
+          <w:tab w:val="num" w:pos="3600"/>
+        </w:tabs>
+        <w:ind w:left="3600" w:hanging="360"/>
+      </w:pPr>
+      <w:rPr>
+        <w:rFonts w:ascii="Wingdings" w:hAnsi="Wingdings" w:hint="default"/>
+        <w:sz w:val="20"/>
+      </w:rPr>
+    </w:lvl>
+    <w:lvl w:ilvl="5" w:tentative="1">
+      <w:start w:val="1"/>
+      <w:numFmt w:val="bullet"/>
+      <w:lvlText w:val=""/>
+      <w:lvlJc w:val="left"/>
+      <w:pPr>
+        <w:tabs>
+          <w:tab w:val="num" w:pos="4320"/>
+        </w:tabs>
+        <w:ind w:left="4320" w:hanging="360"/>
+      </w:pPr>
+      <w:rPr>
+        <w:rFonts w:ascii="Wingdings" w:hAnsi="Wingdings" w:hint="default"/>
+        <w:sz w:val="20"/>
+      </w:rPr>
+    </w:lvl>
+    <w:lvl w:ilvl="6" w:tentative="1">
+      <w:start w:val="1"/>
+      <w:numFmt w:val="bullet"/>
+      <w:lvlText w:val=""/>
+      <w:lvlJc w:val="left"/>
+      <w:pPr>
+        <w:tabs>
+          <w:tab w:val="num" w:pos="5040"/>
+        </w:tabs>
+        <w:ind w:left="5040" w:hanging="360"/>
+      </w:pPr>
+      <w:rPr>
+        <w:rFonts w:ascii="Wingdings" w:hAnsi="Wingdings" w:hint="default"/>
+        <w:sz w:val="20"/>
+      </w:rPr>
+    </w:lvl>
+    <w:lvl w:ilvl="7" w:tentative="1">
+      <w:start w:val="1"/>
+      <w:numFmt w:val="bullet"/>
+      <w:lvlText w:val=""/>
+      <w:lvlJc w:val="left"/>
+      <w:pPr>
+        <w:tabs>
+          <w:tab w:val="num" w:pos="5760"/>
+        </w:tabs>
+        <w:ind w:left="5760" w:hanging="360"/>
+      </w:pPr>
+      <w:rPr>
+        <w:rFonts w:ascii="Wingdings" w:hAnsi="Wingdings" w:hint="default"/>
+        <w:sz w:val="20"/>
+      </w:rPr>
+    </w:lvl>
+    <w:lvl w:ilvl="8" w:tentative="1">
+      <w:start w:val="1"/>
+      <w:numFmt w:val="bullet"/>
+      <w:lvlText w:val=""/>
+      <w:lvlJc w:val="left"/>
+      <w:pPr>
+        <w:tabs>
+          <w:tab w:val="num" w:pos="6480"/>
+        </w:tabs>
+        <w:ind w:left="6480" w:hanging="360"/>
+      </w:pPr>
+      <w:rPr>
+        <w:rFonts w:ascii="Wingdings" w:hAnsi="Wingdings" w:hint="default"/>
+        <w:sz w:val="20"/>
+      </w:rPr>
+    </w:lvl>
+  </w:abstractNum>
+  <w:abstractNum w:abstractNumId="74" w15:restartNumberingAfterBreak="0">
     <w:nsid w:val="6663373E"/>
     <w:multiLevelType w:val="multilevel"/>
     <w:tmpl w:val="03A6382C"/>
@@ -13372,7 +14169,7 @@
       </w:rPr>
     </w:lvl>
   </w:abstractNum>
-  <w:abstractNum w:abstractNumId="74" w15:restartNumberingAfterBreak="0">
+  <w:abstractNum w:abstractNumId="75" w15:restartNumberingAfterBreak="0">
     <w:nsid w:val="68E45071"/>
     <w:multiLevelType w:val="multilevel"/>
     <w:tmpl w:val="757820BC"/>
@@ -13521,7 +14318,7 @@
       </w:rPr>
     </w:lvl>
   </w:abstractNum>
-  <w:abstractNum w:abstractNumId="75" w15:restartNumberingAfterBreak="0">
+  <w:abstractNum w:abstractNumId="76" w15:restartNumberingAfterBreak="0">
     <w:nsid w:val="6BD05211"/>
     <w:multiLevelType w:val="multilevel"/>
     <w:tmpl w:val="31E0A7A2"/>
@@ -13670,7 +14467,7 @@
       </w:rPr>
     </w:lvl>
   </w:abstractNum>
-  <w:abstractNum w:abstractNumId="76" w15:restartNumberingAfterBreak="0">
+  <w:abstractNum w:abstractNumId="77" w15:restartNumberingAfterBreak="0">
     <w:nsid w:val="6FFE2D97"/>
     <w:multiLevelType w:val="multilevel"/>
     <w:tmpl w:val="596C1A22"/>
@@ -13819,7 +14616,7 @@
       </w:rPr>
     </w:lvl>
   </w:abstractNum>
-  <w:abstractNum w:abstractNumId="77" w15:restartNumberingAfterBreak="0">
+  <w:abstractNum w:abstractNumId="78" w15:restartNumberingAfterBreak="0">
     <w:nsid w:val="71F109CF"/>
     <w:multiLevelType w:val="multilevel"/>
     <w:tmpl w:val="D60E769C"/>
@@ -13968,7 +14765,7 @@
       </w:rPr>
     </w:lvl>
   </w:abstractNum>
-  <w:abstractNum w:abstractNumId="78" w15:restartNumberingAfterBreak="0">
+  <w:abstractNum w:abstractNumId="79" w15:restartNumberingAfterBreak="0">
     <w:nsid w:val="7218572D"/>
     <w:multiLevelType w:val="multilevel"/>
     <w:tmpl w:val="3CDE930E"/>
@@ -14117,7 +14914,7 @@
       </w:rPr>
     </w:lvl>
   </w:abstractNum>
-  <w:abstractNum w:abstractNumId="79" w15:restartNumberingAfterBreak="0">
+  <w:abstractNum w:abstractNumId="80" w15:restartNumberingAfterBreak="0">
     <w:nsid w:val="74A36300"/>
     <w:multiLevelType w:val="multilevel"/>
     <w:tmpl w:val="69127098"/>
@@ -14266,7 +15063,7 @@
       </w:rPr>
     </w:lvl>
   </w:abstractNum>
-  <w:abstractNum w:abstractNumId="80" w15:restartNumberingAfterBreak="0">
+  <w:abstractNum w:abstractNumId="81" w15:restartNumberingAfterBreak="0">
     <w:nsid w:val="75DC56F8"/>
     <w:multiLevelType w:val="multilevel"/>
     <w:tmpl w:val="46FCA036"/>
@@ -14415,7 +15212,7 @@
       </w:rPr>
     </w:lvl>
   </w:abstractNum>
-  <w:abstractNum w:abstractNumId="81" w15:restartNumberingAfterBreak="0">
+  <w:abstractNum w:abstractNumId="82" w15:restartNumberingAfterBreak="0">
     <w:nsid w:val="781E6EED"/>
     <w:multiLevelType w:val="multilevel"/>
     <w:tmpl w:val="765C0CB8"/>
@@ -14564,7 +15361,7 @@
       </w:rPr>
     </w:lvl>
   </w:abstractNum>
-  <w:abstractNum w:abstractNumId="82" w15:restartNumberingAfterBreak="0">
+  <w:abstractNum w:abstractNumId="83" w15:restartNumberingAfterBreak="0">
     <w:nsid w:val="78930290"/>
     <w:multiLevelType w:val="multilevel"/>
     <w:tmpl w:val="EB9A29EC"/>
@@ -14713,7 +15510,7 @@
       </w:rPr>
     </w:lvl>
   </w:abstractNum>
-  <w:abstractNum w:abstractNumId="83" w15:restartNumberingAfterBreak="0">
+  <w:abstractNum w:abstractNumId="84" w15:restartNumberingAfterBreak="0">
     <w:nsid w:val="790A5107"/>
     <w:multiLevelType w:val="multilevel"/>
     <w:tmpl w:val="5A525CB6"/>
@@ -14862,7 +15659,7 @@
       </w:rPr>
     </w:lvl>
   </w:abstractNum>
-  <w:abstractNum w:abstractNumId="84" w15:restartNumberingAfterBreak="0">
+  <w:abstractNum w:abstractNumId="85" w15:restartNumberingAfterBreak="0">
     <w:nsid w:val="79C53DEF"/>
     <w:multiLevelType w:val="multilevel"/>
     <w:tmpl w:val="5546EBB4"/>
@@ -15011,7 +15808,7 @@
       </w:rPr>
     </w:lvl>
   </w:abstractNum>
-  <w:abstractNum w:abstractNumId="85" w15:restartNumberingAfterBreak="0">
+  <w:abstractNum w:abstractNumId="86" w15:restartNumberingAfterBreak="0">
     <w:nsid w:val="7A8F04C0"/>
     <w:multiLevelType w:val="multilevel"/>
     <w:tmpl w:val="B3740524"/>
@@ -15160,7 +15957,7 @@
       </w:rPr>
     </w:lvl>
   </w:abstractNum>
-  <w:abstractNum w:abstractNumId="86" w15:restartNumberingAfterBreak="0">
+  <w:abstractNum w:abstractNumId="87" w15:restartNumberingAfterBreak="0">
     <w:nsid w:val="7C8D0ABC"/>
     <w:multiLevelType w:val="multilevel"/>
     <w:tmpl w:val="F81AC82A"/>
@@ -15309,7 +16106,7 @@
       </w:rPr>
     </w:lvl>
   </w:abstractNum>
-  <w:abstractNum w:abstractNumId="87" w15:restartNumberingAfterBreak="0">
+  <w:abstractNum w:abstractNumId="88" w15:restartNumberingAfterBreak="0">
     <w:nsid w:val="7FF94C52"/>
     <w:multiLevelType w:val="multilevel"/>
     <w:tmpl w:val="79DC53B2"/>
@@ -15462,13 +16259,13 @@
     <w:abstractNumId w:val="48"/>
   </w:num>
   <w:num w:numId="2" w16cid:durableId="694236627">
-    <w:abstractNumId w:val="74"/>
+    <w:abstractNumId w:val="75"/>
   </w:num>
   <w:num w:numId="3" w16cid:durableId="1366056432">
     <w:abstractNumId w:val="53"/>
   </w:num>
   <w:num w:numId="4" w16cid:durableId="320817826">
-    <w:abstractNumId w:val="78"/>
+    <w:abstractNumId w:val="79"/>
   </w:num>
   <w:num w:numId="5" w16cid:durableId="997347819">
     <w:abstractNumId w:val="15"/>
@@ -15477,7 +16274,7 @@
     <w:abstractNumId w:val="11"/>
   </w:num>
   <w:num w:numId="7" w16cid:durableId="105581292">
-    <w:abstractNumId w:val="76"/>
+    <w:abstractNumId w:val="77"/>
   </w:num>
   <w:num w:numId="8" w16cid:durableId="1215510414">
     <w:abstractNumId w:val="49"/>
@@ -15492,7 +16289,7 @@
     <w:abstractNumId w:val="65"/>
   </w:num>
   <w:num w:numId="12" w16cid:durableId="477921168">
-    <w:abstractNumId w:val="81"/>
+    <w:abstractNumId w:val="82"/>
   </w:num>
   <w:num w:numId="13" w16cid:durableId="497696088">
     <w:abstractNumId w:val="7"/>
@@ -15516,13 +16313,13 @@
     <w:abstractNumId w:val="31"/>
   </w:num>
   <w:num w:numId="20" w16cid:durableId="960915859">
-    <w:abstractNumId w:val="86"/>
+    <w:abstractNumId w:val="87"/>
   </w:num>
   <w:num w:numId="21" w16cid:durableId="521018327">
     <w:abstractNumId w:val="22"/>
   </w:num>
   <w:num w:numId="22" w16cid:durableId="1923684076">
-    <w:abstractNumId w:val="84"/>
+    <w:abstractNumId w:val="85"/>
   </w:num>
   <w:num w:numId="23" w16cid:durableId="532769245">
     <w:abstractNumId w:val="55"/>
@@ -15597,7 +16394,7 @@
     <w:abstractNumId w:val="52"/>
   </w:num>
   <w:num w:numId="47" w16cid:durableId="1126582773">
-    <w:abstractNumId w:val="85"/>
+    <w:abstractNumId w:val="86"/>
   </w:num>
   <w:num w:numId="48" w16cid:durableId="1934052554">
     <w:abstractNumId w:val="3"/>
@@ -15612,10 +16409,10 @@
     <w:abstractNumId w:val="32"/>
   </w:num>
   <w:num w:numId="52" w16cid:durableId="1750228994">
-    <w:abstractNumId w:val="82"/>
+    <w:abstractNumId w:val="83"/>
   </w:num>
   <w:num w:numId="53" w16cid:durableId="1619337389">
-    <w:abstractNumId w:val="77"/>
+    <w:abstractNumId w:val="78"/>
   </w:num>
   <w:num w:numId="54" w16cid:durableId="118964224">
     <w:abstractNumId w:val="66"/>
@@ -15624,16 +16421,16 @@
     <w:abstractNumId w:val="28"/>
   </w:num>
   <w:num w:numId="56" w16cid:durableId="143161617">
-    <w:abstractNumId w:val="79"/>
+    <w:abstractNumId w:val="80"/>
   </w:num>
   <w:num w:numId="57" w16cid:durableId="307705358">
     <w:abstractNumId w:val="67"/>
   </w:num>
   <w:num w:numId="58" w16cid:durableId="1804039384">
-    <w:abstractNumId w:val="80"/>
+    <w:abstractNumId w:val="81"/>
   </w:num>
   <w:num w:numId="59" w16cid:durableId="527716065">
-    <w:abstractNumId w:val="73"/>
+    <w:abstractNumId w:val="74"/>
   </w:num>
   <w:num w:numId="60" w16cid:durableId="963729685">
     <w:abstractNumId w:val="50"/>
@@ -15657,7 +16454,7 @@
     <w:abstractNumId w:val="29"/>
   </w:num>
   <w:num w:numId="67" w16cid:durableId="357197975">
-    <w:abstractNumId w:val="83"/>
+    <w:abstractNumId w:val="84"/>
   </w:num>
   <w:num w:numId="68" w16cid:durableId="148526302">
     <w:abstractNumId w:val="38"/>
@@ -15672,7 +16469,7 @@
     <w:abstractNumId w:val="58"/>
   </w:num>
   <w:num w:numId="72" w16cid:durableId="1276910573">
-    <w:abstractNumId w:val="75"/>
+    <w:abstractNumId w:val="76"/>
   </w:num>
   <w:num w:numId="73" w16cid:durableId="2048097682">
     <w:abstractNumId w:val="34"/>
@@ -15699,7 +16496,7 @@
     <w:abstractNumId w:val="39"/>
   </w:num>
   <w:num w:numId="81" w16cid:durableId="424301845">
-    <w:abstractNumId w:val="87"/>
+    <w:abstractNumId w:val="88"/>
   </w:num>
   <w:num w:numId="82" w16cid:durableId="1897621015">
     <w:abstractNumId w:val="60"/>
@@ -15721,6 +16518,9 @@
   </w:num>
   <w:num w:numId="88" w16cid:durableId="1255893830">
     <w:abstractNumId w:val="26"/>
+  </w:num>
+  <w:num w:numId="89" w16cid:durableId="424691325">
+    <w:abstractNumId w:val="73"/>
   </w:num>
   <w:numIdMacAtCleanup w:val="8"/>
 </w:numbering>

--- a/Church/2026/2026_0808_MenloChurch.docx
+++ b/Church/2026/2026_0808_MenloChurch.docx
@@ -1437,11 +1437,19 @@
         </w:rPr>
         <w:t xml:space="preserve"> God is actually </w:t>
       </w:r>
-      <w:r>
-        <w:rPr>
-          <w:rFonts w:cstheme="minorHAnsi"/>
-        </w:rPr>
-        <w:t xml:space="preserve">extend </w:t>
+      <w:proofErr w:type="gramStart"/>
+      <w:r>
+        <w:rPr>
+          <w:rFonts w:cstheme="minorHAnsi"/>
+        </w:rPr>
+        <w:t>extend</w:t>
+      </w:r>
+      <w:proofErr w:type="gramEnd"/>
+      <w:r>
+        <w:rPr>
+          <w:rFonts w:cstheme="minorHAnsi"/>
+        </w:rPr>
+        <w:t xml:space="preserve"> </w:t>
       </w:r>
       <w:r>
         <w:rPr>
@@ -1642,19 +1650,7 @@
         <w:rPr>
           <w:rFonts w:cstheme="minorHAnsi"/>
         </w:rPr>
-        <w:t>10</w:t>
-      </w:r>
-      <w:r>
-        <w:rPr>
-          <w:rFonts w:cstheme="minorHAnsi"/>
-        </w:rPr>
-        <w:t>:3</w:t>
-      </w:r>
-      <w:r>
-        <w:rPr>
-          <w:rFonts w:cstheme="minorHAnsi"/>
-        </w:rPr>
-        <w:t>0</w:t>
+        <w:t>10:30</w:t>
       </w:r>
       <w:r>
         <w:rPr>
@@ -1678,6 +1674,7 @@
       <w:r>
         <w:rPr>
           <w:rFonts w:cstheme="minorHAnsi"/>
+          <w:noProof/>
         </w:rPr>
         <w:drawing>
           <wp:inline distT="0" distB="0" distL="0" distR="0" wp14:anchorId="5B283466" wp14:editId="516CD74C">
@@ -1786,25 +1783,7 @@
         <w:rPr>
           <w:rFonts w:cstheme="minorHAnsi"/>
         </w:rPr>
-        <w:t>1</w:t>
-      </w:r>
-      <w:r>
-        <w:rPr>
-          <w:rFonts w:cstheme="minorHAnsi"/>
-        </w:rPr>
-        <w:t>2</w:t>
-      </w:r>
-      <w:r>
-        <w:rPr>
-          <w:rFonts w:cstheme="minorHAnsi"/>
-        </w:rPr>
-        <w:t>:</w:t>
-      </w:r>
-      <w:r>
-        <w:rPr>
-          <w:rFonts w:cstheme="minorHAnsi"/>
-        </w:rPr>
-        <w:t>15</w:t>
+        <w:t>12:15</w:t>
       </w:r>
       <w:r>
         <w:rPr>
@@ -1828,6 +1807,7 @@
       <w:r>
         <w:rPr>
           <w:rFonts w:cstheme="minorHAnsi"/>
+          <w:noProof/>
         </w:rPr>
         <w:drawing>
           <wp:inline distT="0" distB="0" distL="0" distR="0" wp14:anchorId="4561D294" wp14:editId="54D84AC9">
@@ -1993,25 +1973,7 @@
         <w:rPr>
           <w:rFonts w:cstheme="minorHAnsi"/>
         </w:rPr>
-        <w:t>1</w:t>
-      </w:r>
-      <w:r>
-        <w:rPr>
-          <w:rFonts w:cstheme="minorHAnsi"/>
-        </w:rPr>
-        <w:t>4</w:t>
-      </w:r>
-      <w:r>
-        <w:rPr>
-          <w:rFonts w:cstheme="minorHAnsi"/>
-        </w:rPr>
-        <w:t>:1</w:t>
-      </w:r>
-      <w:r>
-        <w:rPr>
-          <w:rFonts w:cstheme="minorHAnsi"/>
-        </w:rPr>
-        <w:t>2</w:t>
+        <w:t>14:12</w:t>
       </w:r>
       <w:r>
         <w:rPr>
@@ -2035,6 +1997,7 @@
       <w:r>
         <w:rPr>
           <w:rFonts w:cstheme="minorHAnsi"/>
+          <w:noProof/>
         </w:rPr>
         <w:drawing>
           <wp:inline distT="0" distB="0" distL="0" distR="0" wp14:anchorId="12EB79AB" wp14:editId="5C430DE7">
@@ -2151,25 +2114,7 @@
         <w:rPr>
           <w:rFonts w:cstheme="minorHAnsi"/>
         </w:rPr>
-        <w:t>1</w:t>
-      </w:r>
-      <w:r>
-        <w:rPr>
-          <w:rFonts w:cstheme="minorHAnsi"/>
-        </w:rPr>
-        <w:t>5</w:t>
-      </w:r>
-      <w:r>
-        <w:rPr>
-          <w:rFonts w:cstheme="minorHAnsi"/>
-        </w:rPr>
-        <w:t>:</w:t>
-      </w:r>
-      <w:r>
-        <w:rPr>
-          <w:rFonts w:cstheme="minorHAnsi"/>
-        </w:rPr>
-        <w:t>08</w:t>
+        <w:t>15:08</w:t>
       </w:r>
       <w:r>
         <w:rPr>
@@ -2193,6 +2138,7 @@
       <w:r>
         <w:rPr>
           <w:rFonts w:cstheme="minorHAnsi"/>
+          <w:noProof/>
         </w:rPr>
         <w:drawing>
           <wp:inline distT="0" distB="0" distL="0" distR="0" wp14:anchorId="17148541" wp14:editId="0948BA4D">
@@ -2350,25 +2296,7 @@
         <w:rPr>
           <w:rFonts w:cstheme="minorHAnsi"/>
         </w:rPr>
-        <w:t>1</w:t>
-      </w:r>
-      <w:r>
-        <w:rPr>
-          <w:rFonts w:cstheme="minorHAnsi"/>
-        </w:rPr>
-        <w:t>6</w:t>
-      </w:r>
-      <w:r>
-        <w:rPr>
-          <w:rFonts w:cstheme="minorHAnsi"/>
-        </w:rPr>
-        <w:t>:</w:t>
-      </w:r>
-      <w:r>
-        <w:rPr>
-          <w:rFonts w:cstheme="minorHAnsi"/>
-        </w:rPr>
-        <w:t>54</w:t>
+        <w:t>16:54</w:t>
       </w:r>
       <w:r>
         <w:rPr>
@@ -2392,6 +2320,7 @@
       <w:r>
         <w:rPr>
           <w:rFonts w:cstheme="minorHAnsi"/>
+          <w:noProof/>
         </w:rPr>
         <w:drawing>
           <wp:inline distT="0" distB="0" distL="0" distR="0" wp14:anchorId="7E66757F" wp14:editId="3BB68751">
@@ -2466,25 +2395,7 @@
         <w:rPr>
           <w:rFonts w:cstheme="minorHAnsi"/>
         </w:rPr>
-        <w:t>1</w:t>
-      </w:r>
-      <w:r>
-        <w:rPr>
-          <w:rFonts w:cstheme="minorHAnsi"/>
-        </w:rPr>
-        <w:t>7</w:t>
-      </w:r>
-      <w:r>
-        <w:rPr>
-          <w:rFonts w:cstheme="minorHAnsi"/>
-        </w:rPr>
-        <w:t>:5</w:t>
-      </w:r>
-      <w:r>
-        <w:rPr>
-          <w:rFonts w:cstheme="minorHAnsi"/>
-        </w:rPr>
-        <w:t>3</w:t>
+        <w:t>17:53</w:t>
       </w:r>
       <w:r>
         <w:rPr>
@@ -2508,6 +2419,7 @@
       <w:r>
         <w:rPr>
           <w:rFonts w:cstheme="minorHAnsi"/>
+          <w:noProof/>
         </w:rPr>
         <w:drawing>
           <wp:inline distT="0" distB="0" distL="0" distR="0" wp14:anchorId="2E5B0DDC" wp14:editId="762F836A">
@@ -2615,25 +2527,7 @@
         <w:rPr>
           <w:rFonts w:cstheme="minorHAnsi"/>
         </w:rPr>
-        <w:t>1</w:t>
-      </w:r>
-      <w:r>
-        <w:rPr>
-          <w:rFonts w:cstheme="minorHAnsi"/>
-        </w:rPr>
-        <w:t>9</w:t>
-      </w:r>
-      <w:r>
-        <w:rPr>
-          <w:rFonts w:cstheme="minorHAnsi"/>
-        </w:rPr>
-        <w:t>:</w:t>
-      </w:r>
-      <w:r>
-        <w:rPr>
-          <w:rFonts w:cstheme="minorHAnsi"/>
-        </w:rPr>
-        <w:t>28</w:t>
+        <w:t>19:28</w:t>
       </w:r>
       <w:r>
         <w:rPr>
@@ -2664,6 +2558,7 @@
       <w:r>
         <w:rPr>
           <w:rFonts w:cstheme="minorHAnsi"/>
+          <w:noProof/>
         </w:rPr>
         <w:drawing>
           <wp:inline distT="0" distB="0" distL="0" distR="0" wp14:anchorId="6102D3B2" wp14:editId="44804BC6">
@@ -3057,6 +2952,145 @@
           <w:rFonts w:cstheme="minorHAnsi"/>
         </w:rPr>
         <w:t>A: Not, Theos: God</w:t>
+      </w:r>
+      <w:r>
+        <w:rPr>
+          <w:rFonts w:cstheme="minorHAnsi"/>
+        </w:rPr>
+        <w:t>)</w:t>
+      </w:r>
+      <w:r>
+        <w:rPr>
+          <w:rFonts w:cstheme="minorHAnsi"/>
+        </w:rPr>
+        <w:t>.</w:t>
+      </w:r>
+    </w:p>
+    <w:p>
+      <w:pPr>
+        <w:rPr>
+          <w:rFonts w:cstheme="minorHAnsi"/>
+        </w:rPr>
+      </w:pPr>
+      <w:r>
+        <w:rPr>
+          <w:rFonts w:cstheme="minorHAnsi"/>
+        </w:rPr>
+        <w:t>The Atheist have this idea within four horsemen, Sam Harris, Richard Daw</w:t>
+      </w:r>
+      <w:r>
+        <w:rPr>
+          <w:rFonts w:cstheme="minorHAnsi"/>
+        </w:rPr>
+        <w:t>k</w:t>
+      </w:r>
+      <w:r>
+        <w:rPr>
+          <w:rFonts w:cstheme="minorHAnsi"/>
+        </w:rPr>
+        <w:t xml:space="preserve">ins, Daniel Dennet, </w:t>
+      </w:r>
+      <w:r>
+        <w:rPr>
+          <w:rFonts w:cstheme="minorHAnsi"/>
+        </w:rPr>
+        <w:t xml:space="preserve">and </w:t>
+      </w:r>
+      <w:r>
+        <w:rPr>
+          <w:rFonts w:cstheme="minorHAnsi"/>
+        </w:rPr>
+        <w:t>Chirstopher Hitchens</w:t>
+      </w:r>
+      <w:r>
+        <w:rPr>
+          <w:rFonts w:cstheme="minorHAnsi"/>
+        </w:rPr>
+        <w:t>. Harris came onto the scene in 2004</w:t>
+      </w:r>
+      <w:r>
+        <w:rPr>
+          <w:rFonts w:cstheme="minorHAnsi"/>
+        </w:rPr>
+        <w:t>.</w:t>
+      </w:r>
+      <w:r>
+        <w:rPr>
+          <w:rFonts w:cstheme="minorHAnsi"/>
+        </w:rPr>
+        <w:t xml:space="preserve"> </w:t>
+      </w:r>
+      <w:r>
+        <w:rPr>
+          <w:rFonts w:cstheme="minorHAnsi"/>
+        </w:rPr>
+        <w:t>Daw</w:t>
+      </w:r>
+      <w:r>
+        <w:rPr>
+          <w:rFonts w:cstheme="minorHAnsi"/>
+        </w:rPr>
+        <w:t>k</w:t>
+      </w:r>
+      <w:r>
+        <w:rPr>
+          <w:rFonts w:cstheme="minorHAnsi"/>
+        </w:rPr>
+        <w:t>ins</w:t>
+      </w:r>
+      <w:r>
+        <w:rPr>
+          <w:rFonts w:cstheme="minorHAnsi"/>
+        </w:rPr>
+        <w:t xml:space="preserve"> wrote a book called “The God Delusion” in 2006. </w:t>
+      </w:r>
+      <w:r>
+        <w:rPr>
+          <w:rFonts w:cstheme="minorHAnsi"/>
+        </w:rPr>
+        <w:t>They wrote bestsellers. They went on speaking tours.</w:t>
+      </w:r>
+      <w:r>
+        <w:rPr>
+          <w:rFonts w:cstheme="minorHAnsi"/>
+        </w:rPr>
+        <w:t xml:space="preserve"> They went to college campuses all around the country.</w:t>
+      </w:r>
+      <w:r>
+        <w:rPr>
+          <w:rFonts w:cstheme="minorHAnsi"/>
+        </w:rPr>
+        <w:t xml:space="preserve"> The earliest version of internet video streaming often were these clear </w:t>
+      </w:r>
+      <w:r>
+        <w:rPr>
+          <w:rFonts w:cstheme="minorHAnsi"/>
+        </w:rPr>
+        <w:t>messages</w:t>
+      </w:r>
+      <w:r>
+        <w:rPr>
+          <w:rFonts w:cstheme="minorHAnsi"/>
+        </w:rPr>
+        <w:t xml:space="preserve"> that sounded so confident,</w:t>
+      </w:r>
+      <w:r>
+        <w:rPr>
+          <w:rFonts w:cstheme="minorHAnsi"/>
+        </w:rPr>
+        <w:t xml:space="preserve"> Religion is for the ignorant</w:t>
+      </w:r>
+      <w:r>
+        <w:rPr>
+          <w:rFonts w:cstheme="minorHAnsi"/>
+        </w:rPr>
+        <w:t xml:space="preserve"> (</w:t>
+      </w:r>
+      <w:r>
+        <w:rPr>
+          <w:rFonts w:cstheme="minorHAnsi"/>
+        </w:rPr>
+        <w:t>無知</w:t>
       </w:r>
       <w:r>
         <w:rPr>

--- a/Church/2026/2026_0808_MenloChurch.docx
+++ b/Church/2026/2026_0808_MenloChurch.docx
@@ -3111,6 +3111,1816 @@
           <w:rFonts w:cstheme="minorHAnsi"/>
         </w:rPr>
       </w:pPr>
+      <w:r>
+        <w:rPr>
+          <w:rFonts w:cstheme="minorHAnsi"/>
+        </w:rPr>
+        <w:t>They are secular</w:t>
+      </w:r>
+      <w:r>
+        <w:rPr>
+          <w:rFonts w:cstheme="minorHAnsi"/>
+        </w:rPr>
+        <w:t xml:space="preserve"> (</w:t>
+      </w:r>
+      <w:r>
+        <w:rPr>
+          <w:rFonts w:cstheme="minorHAnsi"/>
+        </w:rPr>
+        <w:t>世俗</w:t>
+      </w:r>
+      <w:r>
+        <w:rPr>
+          <w:rFonts w:cstheme="minorHAnsi"/>
+        </w:rPr>
+        <w:t>)</w:t>
+      </w:r>
+      <w:r>
+        <w:rPr>
+          <w:rFonts w:cstheme="minorHAnsi"/>
+        </w:rPr>
+        <w:t xml:space="preserve"> humanism</w:t>
+      </w:r>
+      <w:r>
+        <w:rPr>
+          <w:rFonts w:cstheme="minorHAnsi"/>
+        </w:rPr>
+        <w:t xml:space="preserve"> (</w:t>
+      </w:r>
+      <w:r>
+        <w:rPr>
+          <w:rFonts w:cstheme="minorHAnsi"/>
+        </w:rPr>
+        <w:t>現世人文主義</w:t>
+      </w:r>
+      <w:r>
+        <w:rPr>
+          <w:rFonts w:cstheme="minorHAnsi"/>
+        </w:rPr>
+        <w:t>)</w:t>
+      </w:r>
+      <w:r>
+        <w:rPr>
+          <w:rFonts w:cstheme="minorHAnsi"/>
+        </w:rPr>
+        <w:t>.</w:t>
+      </w:r>
+      <w:r>
+        <w:rPr>
+          <w:rFonts w:cstheme="minorHAnsi"/>
+        </w:rPr>
+        <w:t xml:space="preserve"> This oud teacher of the voices that got loud over the last couple of decades that there is no God that we have to answer to.</w:t>
+      </w:r>
+      <w:r>
+        <w:rPr>
+          <w:rFonts w:cstheme="minorHAnsi"/>
+        </w:rPr>
+        <w:t xml:space="preserve"> There is a underline problem gets created with that. </w:t>
+      </w:r>
+    </w:p>
+    <w:p>
+      <w:pPr>
+        <w:rPr>
+          <w:rFonts w:cstheme="minorHAnsi"/>
+        </w:rPr>
+      </w:pPr>
+    </w:p>
+    <w:p>
+      <w:pPr>
+        <w:rPr>
+          <w:rFonts w:cstheme="minorHAnsi"/>
+        </w:rPr>
+      </w:pPr>
+      <w:r>
+        <w:rPr>
+          <w:rFonts w:cstheme="minorHAnsi"/>
+        </w:rPr>
+        <w:t>24:20/</w:t>
+      </w:r>
+      <w:r>
+        <w:rPr>
+          <w:rFonts w:cstheme="minorHAnsi"/>
+        </w:rPr>
+        <w:t>37:21</w:t>
+      </w:r>
+    </w:p>
+    <w:p>
+      <w:pPr>
+        <w:rPr>
+          <w:rFonts w:cstheme="minorHAnsi"/>
+        </w:rPr>
+      </w:pPr>
+      <w:r>
+        <w:rPr>
+          <w:rFonts w:cstheme="minorHAnsi"/>
+        </w:rPr>
+        <w:lastRenderedPageBreak/>
+        <w:drawing>
+          <wp:inline distT="0" distB="0" distL="0" distR="0" wp14:anchorId="6F4746B0" wp14:editId="1C6FD230">
+            <wp:extent cx="3200847" cy="3229426"/>
+            <wp:effectExtent l="0" t="0" r="0" b="9525"/>
+            <wp:docPr id="55353937" name="Picture 1"/>
+            <wp:cNvGraphicFramePr>
+              <a:graphicFrameLocks xmlns:a="http://schemas.openxmlformats.org/drawingml/2006/main" noChangeAspect="1"/>
+            </wp:cNvGraphicFramePr>
+            <a:graphic xmlns:a="http://schemas.openxmlformats.org/drawingml/2006/main">
+              <a:graphicData uri="http://schemas.openxmlformats.org/drawingml/2006/picture">
+                <pic:pic xmlns:pic="http://schemas.openxmlformats.org/drawingml/2006/picture">
+                  <pic:nvPicPr>
+                    <pic:cNvPr id="55353937" name=""/>
+                    <pic:cNvPicPr/>
+                  </pic:nvPicPr>
+                  <pic:blipFill>
+                    <a:blip r:embed="rId29"/>
+                    <a:stretch>
+                      <a:fillRect/>
+                    </a:stretch>
+                  </pic:blipFill>
+                  <pic:spPr>
+                    <a:xfrm>
+                      <a:off x="0" y="0"/>
+                      <a:ext cx="3200847" cy="3229426"/>
+                    </a:xfrm>
+                    <a:prstGeom prst="rect">
+                      <a:avLst/>
+                    </a:prstGeom>
+                  </pic:spPr>
+                </pic:pic>
+              </a:graphicData>
+            </a:graphic>
+          </wp:inline>
+        </w:drawing>
+      </w:r>
+    </w:p>
+    <w:p>
+      <w:pPr>
+        <w:rPr>
+          <w:rFonts w:cstheme="minorHAnsi"/>
+        </w:rPr>
+      </w:pPr>
+    </w:p>
+    <w:p>
+      <w:pPr>
+        <w:rPr>
+          <w:rFonts w:cstheme="minorHAnsi"/>
+        </w:rPr>
+      </w:pPr>
+      <w:r>
+        <w:rPr>
+          <w:rFonts w:cstheme="minorHAnsi"/>
+        </w:rPr>
+        <w:t>The image shows a line graph from the Pew Research Center tracking U.S. adult religious affiliation from 1990 to 2024.</w:t>
+      </w:r>
+    </w:p>
+    <w:p>
+      <w:pPr>
+        <w:rPr>
+          <w:rFonts w:cstheme="minorHAnsi"/>
+        </w:rPr>
+      </w:pPr>
+      <w:r>
+        <w:rPr>
+          <w:rFonts w:cstheme="minorHAnsi"/>
+        </w:rPr>
+        <w:t>Here are the key takeaways from the data:</w:t>
+      </w:r>
+    </w:p>
+    <w:p>
+      <w:pPr>
+        <w:numPr>
+          <w:ilvl w:val="0"/>
+          <w:numId w:val="90"/>
+        </w:numPr>
+        <w:rPr>
+          <w:rFonts w:cstheme="minorHAnsi"/>
+        </w:rPr>
+      </w:pPr>
+      <w:r>
+        <w:rPr>
+          <w:rFonts w:cstheme="minorHAnsi"/>
+          <w:b/>
+          <w:bCs/>
+        </w:rPr>
+        <w:t>Protestant Decline</w:t>
+      </w:r>
+      <w:r>
+        <w:rPr>
+          <w:rFonts w:cstheme="minorHAnsi"/>
+        </w:rPr>
+        <w:t xml:space="preserve">: Decreased steadily from </w:t>
+      </w:r>
+      <w:r>
+        <w:rPr>
+          <w:rFonts w:cstheme="minorHAnsi"/>
+          <w:b/>
+          <w:bCs/>
+        </w:rPr>
+        <w:t>52%</w:t>
+      </w:r>
+      <w:r>
+        <w:rPr>
+          <w:rFonts w:cstheme="minorHAnsi"/>
+        </w:rPr>
+        <w:t xml:space="preserve"> in 1990 to </w:t>
+      </w:r>
+      <w:r>
+        <w:rPr>
+          <w:rFonts w:cstheme="minorHAnsi"/>
+          <w:b/>
+          <w:bCs/>
+        </w:rPr>
+        <w:t>32%</w:t>
+      </w:r>
+      <w:r>
+        <w:rPr>
+          <w:rFonts w:cstheme="minorHAnsi"/>
+        </w:rPr>
+        <w:t xml:space="preserve"> in 2024.</w:t>
+      </w:r>
+    </w:p>
+    <w:p>
+      <w:pPr>
+        <w:numPr>
+          <w:ilvl w:val="0"/>
+          <w:numId w:val="90"/>
+        </w:numPr>
+        <w:rPr>
+          <w:rFonts w:cstheme="minorHAnsi"/>
+        </w:rPr>
+      </w:pPr>
+      <w:r>
+        <w:rPr>
+          <w:rFonts w:cstheme="minorHAnsi"/>
+          <w:b/>
+          <w:bCs/>
+        </w:rPr>
+        <w:t>Catholic Decline</w:t>
+      </w:r>
+      <w:r>
+        <w:rPr>
+          <w:rFonts w:cstheme="minorHAnsi"/>
+        </w:rPr>
+        <w:t xml:space="preserve">: Decreased steadily from </w:t>
+      </w:r>
+      <w:r>
+        <w:rPr>
+          <w:rFonts w:cstheme="minorHAnsi"/>
+          <w:b/>
+          <w:bCs/>
+        </w:rPr>
+        <w:t>27%</w:t>
+      </w:r>
+      <w:r>
+        <w:rPr>
+          <w:rFonts w:cstheme="minorHAnsi"/>
+        </w:rPr>
+        <w:t xml:space="preserve"> in 1990 to </w:t>
+      </w:r>
+      <w:r>
+        <w:rPr>
+          <w:rFonts w:cstheme="minorHAnsi"/>
+          <w:b/>
+          <w:bCs/>
+        </w:rPr>
+        <w:t>19%</w:t>
+      </w:r>
+      <w:r>
+        <w:rPr>
+          <w:rFonts w:cstheme="minorHAnsi"/>
+        </w:rPr>
+        <w:t xml:space="preserve"> in 2024.</w:t>
+      </w:r>
+    </w:p>
+    <w:p>
+      <w:pPr>
+        <w:numPr>
+          <w:ilvl w:val="0"/>
+          <w:numId w:val="90"/>
+        </w:numPr>
+        <w:rPr>
+          <w:rFonts w:cstheme="minorHAnsi"/>
+        </w:rPr>
+      </w:pPr>
+      <w:r>
+        <w:rPr>
+          <w:rFonts w:cstheme="minorHAnsi"/>
+          <w:b/>
+          <w:bCs/>
+        </w:rPr>
+        <w:t>Unaffiliated Rise</w:t>
+      </w:r>
+      <w:r>
+        <w:rPr>
+          <w:rFonts w:cstheme="minorHAnsi"/>
+        </w:rPr>
+        <w:t xml:space="preserve">: Increased significantly from </w:t>
+      </w:r>
+      <w:r>
+        <w:rPr>
+          <w:rFonts w:cstheme="minorHAnsi"/>
+          <w:b/>
+          <w:bCs/>
+        </w:rPr>
+        <w:t>8%</w:t>
+      </w:r>
+      <w:r>
+        <w:rPr>
+          <w:rFonts w:cstheme="minorHAnsi"/>
+        </w:rPr>
+        <w:t xml:space="preserve"> in 1990 to </w:t>
+      </w:r>
+      <w:r>
+        <w:rPr>
+          <w:rFonts w:cstheme="minorHAnsi"/>
+          <w:b/>
+          <w:bCs/>
+        </w:rPr>
+        <w:t>28%</w:t>
+      </w:r>
+      <w:r>
+        <w:rPr>
+          <w:rFonts w:cstheme="minorHAnsi"/>
+        </w:rPr>
+        <w:t xml:space="preserve"> in 2024.</w:t>
+      </w:r>
+    </w:p>
+    <w:p>
+      <w:pPr>
+        <w:numPr>
+          <w:ilvl w:val="0"/>
+          <w:numId w:val="90"/>
+        </w:numPr>
+        <w:rPr>
+          <w:rFonts w:cstheme="minorHAnsi"/>
+        </w:rPr>
+      </w:pPr>
+      <w:r>
+        <w:rPr>
+          <w:rFonts w:cstheme="minorHAnsi"/>
+          <w:b/>
+          <w:bCs/>
+        </w:rPr>
+        <w:t>The Crossover</w:t>
+      </w:r>
+      <w:r>
+        <w:rPr>
+          <w:rFonts w:cstheme="minorHAnsi"/>
+        </w:rPr>
+        <w:t>: Around 2013-2014, the percentage of religiously unaffiliated adults surpassed the percentage of Catholic adults.</w:t>
+      </w:r>
+    </w:p>
+    <w:p>
+      <w:pPr>
+        <w:rPr>
+          <w:rFonts w:cstheme="minorHAnsi"/>
+        </w:rPr>
+      </w:pPr>
+    </w:p>
+    <w:p>
+      <w:pPr>
+        <w:rPr>
+          <w:rFonts w:cstheme="minorHAnsi"/>
+        </w:rPr>
+      </w:pPr>
+      <w:r>
+        <w:rPr>
+          <w:rFonts w:cstheme="minorHAnsi"/>
+        </w:rPr>
+        <w:t>The shifting trends in U.S. adult religious affiliation between 1990 and 2024 are driven by a combination of generational shifts, political dynamics, and growing skepticism toward religious institutions.</w:t>
+      </w:r>
+    </w:p>
+    <w:p>
+      <w:pPr>
+        <w:rPr>
+          <w:rFonts w:cstheme="minorHAnsi"/>
+        </w:rPr>
+      </w:pPr>
+    </w:p>
+    <w:p>
+      <w:pPr>
+        <w:rPr>
+          <w:rFonts w:cstheme="minorHAnsi"/>
+        </w:rPr>
+      </w:pPr>
+      <w:r>
+        <w:rPr>
+          <w:rFonts w:cstheme="minorHAnsi"/>
+        </w:rPr>
+        <w:t xml:space="preserve">These curves show the Protestant, Catholic decline and Unaffiliated Rise between 1990 to 2024. </w:t>
+      </w:r>
+    </w:p>
+    <w:p>
+      <w:pPr>
+        <w:rPr>
+          <w:rFonts w:cstheme="minorHAnsi"/>
+        </w:rPr>
+      </w:pPr>
+    </w:p>
+    <w:p>
+      <w:pPr>
+        <w:rPr>
+          <w:rFonts w:cstheme="minorHAnsi"/>
+        </w:rPr>
+      </w:pPr>
+      <w:r>
+        <w:rPr>
+          <w:rFonts w:cstheme="minorHAnsi"/>
+        </w:rPr>
+        <w:t>2</w:t>
+      </w:r>
+      <w:r>
+        <w:rPr>
+          <w:rFonts w:cstheme="minorHAnsi"/>
+        </w:rPr>
+        <w:t>5</w:t>
+      </w:r>
+      <w:r>
+        <w:rPr>
+          <w:rFonts w:cstheme="minorHAnsi"/>
+        </w:rPr>
+        <w:t>:</w:t>
+      </w:r>
+      <w:r>
+        <w:rPr>
+          <w:rFonts w:cstheme="minorHAnsi"/>
+        </w:rPr>
+        <w:t>16</w:t>
+      </w:r>
+      <w:r>
+        <w:rPr>
+          <w:rFonts w:cstheme="minorHAnsi"/>
+        </w:rPr>
+        <w:t>/37:21</w:t>
+      </w:r>
+    </w:p>
+    <w:p>
+      <w:pPr>
+        <w:rPr>
+          <w:rFonts w:cstheme="minorHAnsi"/>
+        </w:rPr>
+      </w:pPr>
+      <w:r>
+        <w:rPr>
+          <w:rFonts w:cstheme="minorHAnsi"/>
+        </w:rPr>
+        <w:drawing>
+          <wp:inline distT="0" distB="0" distL="0" distR="0" wp14:anchorId="7FEE3A8B" wp14:editId="02CDCE1E">
+            <wp:extent cx="2600325" cy="1988939"/>
+            <wp:effectExtent l="0" t="0" r="0" b="0"/>
+            <wp:docPr id="897169696" name="Picture 1"/>
+            <wp:cNvGraphicFramePr>
+              <a:graphicFrameLocks xmlns:a="http://schemas.openxmlformats.org/drawingml/2006/main" noChangeAspect="1"/>
+            </wp:cNvGraphicFramePr>
+            <a:graphic xmlns:a="http://schemas.openxmlformats.org/drawingml/2006/main">
+              <a:graphicData uri="http://schemas.openxmlformats.org/drawingml/2006/picture">
+                <pic:pic xmlns:pic="http://schemas.openxmlformats.org/drawingml/2006/picture">
+                  <pic:nvPicPr>
+                    <pic:cNvPr id="897169696" name=""/>
+                    <pic:cNvPicPr/>
+                  </pic:nvPicPr>
+                  <pic:blipFill>
+                    <a:blip r:embed="rId30"/>
+                    <a:stretch>
+                      <a:fillRect/>
+                    </a:stretch>
+                  </pic:blipFill>
+                  <pic:spPr>
+                    <a:xfrm>
+                      <a:off x="0" y="0"/>
+                      <a:ext cx="2603435" cy="1991318"/>
+                    </a:xfrm>
+                    <a:prstGeom prst="rect">
+                      <a:avLst/>
+                    </a:prstGeom>
+                  </pic:spPr>
+                </pic:pic>
+              </a:graphicData>
+            </a:graphic>
+          </wp:inline>
+        </w:drawing>
+      </w:r>
+      <w:r>
+        <w:rPr>
+          <w:rFonts w:cstheme="minorHAnsi"/>
+        </w:rPr>
+        <w:t xml:space="preserve">  </w:t>
+      </w:r>
+      <w:r>
+        <w:rPr>
+          <w:rFonts w:cstheme="minorHAnsi"/>
+        </w:rPr>
+        <w:drawing>
+          <wp:inline distT="0" distB="0" distL="0" distR="0" wp14:anchorId="54378AFA" wp14:editId="5306670E">
+            <wp:extent cx="2181225" cy="2003851"/>
+            <wp:effectExtent l="0" t="0" r="0" b="0"/>
+            <wp:docPr id="1590143817" name="Picture 1"/>
+            <wp:cNvGraphicFramePr>
+              <a:graphicFrameLocks xmlns:a="http://schemas.openxmlformats.org/drawingml/2006/main" noChangeAspect="1"/>
+            </wp:cNvGraphicFramePr>
+            <a:graphic xmlns:a="http://schemas.openxmlformats.org/drawingml/2006/main">
+              <a:graphicData uri="http://schemas.openxmlformats.org/drawingml/2006/picture">
+                <pic:pic xmlns:pic="http://schemas.openxmlformats.org/drawingml/2006/picture">
+                  <pic:nvPicPr>
+                    <pic:cNvPr id="1590143817" name=""/>
+                    <pic:cNvPicPr/>
+                  </pic:nvPicPr>
+                  <pic:blipFill>
+                    <a:blip r:embed="rId31"/>
+                    <a:stretch>
+                      <a:fillRect/>
+                    </a:stretch>
+                  </pic:blipFill>
+                  <pic:spPr>
+                    <a:xfrm>
+                      <a:off x="0" y="0"/>
+                      <a:ext cx="2191295" cy="2013102"/>
+                    </a:xfrm>
+                    <a:prstGeom prst="rect">
+                      <a:avLst/>
+                    </a:prstGeom>
+                  </pic:spPr>
+                </pic:pic>
+              </a:graphicData>
+            </a:graphic>
+          </wp:inline>
+        </w:drawing>
+      </w:r>
+    </w:p>
+    <w:p>
+      <w:pPr>
+        <w:rPr>
+          <w:rFonts w:cstheme="minorHAnsi"/>
+        </w:rPr>
+      </w:pPr>
+      <w:r>
+        <w:rPr>
+          <w:rFonts w:cstheme="minorHAnsi"/>
+        </w:rPr>
+        <w:t>Matthew 7:21-23</w:t>
+      </w:r>
+    </w:p>
+    <w:p>
+      <w:pPr>
+        <w:rPr>
+          <w:rFonts w:cstheme="minorHAnsi"/>
+        </w:rPr>
+      </w:pPr>
+      <w:r>
+        <w:rPr>
+          <w:rFonts w:cstheme="minorHAnsi"/>
+        </w:rPr>
+        <w:lastRenderedPageBreak/>
+        <w:t>Not everyone who says to me, “Lord, Lord,” will enter the kingdom of heaven, but the one who does the will of my Father who is in heaven. On that day, many will say to me</w:t>
+      </w:r>
+      <w:r>
+        <w:rPr>
+          <w:rFonts w:cstheme="minorHAnsi"/>
+        </w:rPr>
+        <w:t>, “Lord, Lord, did we not prophesy in your name, and cast out demons in your name, and do many mighty works in your name? And then will I declare to them, “I never knew you; depart from me, you workers of lawlessness.”</w:t>
+      </w:r>
+    </w:p>
+    <w:p>
+      <w:pPr>
+        <w:rPr>
+          <w:rFonts w:cstheme="minorHAnsi"/>
+        </w:rPr>
+      </w:pPr>
+    </w:p>
+    <w:p>
+      <w:pPr>
+        <w:rPr>
+          <w:rFonts w:cstheme="minorHAnsi"/>
+        </w:rPr>
+      </w:pPr>
+      <w:r>
+        <w:rPr>
+          <w:rFonts w:cstheme="minorHAnsi"/>
+        </w:rPr>
+        <w:t>Who are these people</w:t>
+      </w:r>
+      <w:r>
+        <w:rPr>
+          <w:rFonts w:cstheme="minorHAnsi"/>
+        </w:rPr>
+        <w:t>? When we read a passage like this, it is pretty easy that you are a Christian to go “Well. That is like those Atheists</w:t>
+      </w:r>
+      <w:r>
+        <w:rPr>
+          <w:rFonts w:cstheme="minorHAnsi"/>
+        </w:rPr>
+        <w:t xml:space="preserve"> (</w:t>
+      </w:r>
+      <w:r>
+        <w:rPr>
+          <w:rFonts w:cstheme="minorHAnsi"/>
+        </w:rPr>
+        <w:t>無神論者</w:t>
+      </w:r>
+      <w:r>
+        <w:rPr>
+          <w:rFonts w:cstheme="minorHAnsi"/>
+        </w:rPr>
+        <w:t>)</w:t>
+      </w:r>
+      <w:r>
+        <w:rPr>
+          <w:rFonts w:cstheme="minorHAnsi"/>
+        </w:rPr>
+        <w:t>.</w:t>
+      </w:r>
+      <w:r>
+        <w:rPr>
+          <w:rFonts w:cstheme="minorHAnsi"/>
+        </w:rPr>
+        <w:t xml:space="preserve"> That is the agnostics</w:t>
+      </w:r>
+      <w:r>
+        <w:rPr>
+          <w:rFonts w:cstheme="minorHAnsi"/>
+        </w:rPr>
+        <w:t xml:space="preserve"> (</w:t>
+      </w:r>
+      <w:r>
+        <w:rPr>
+          <w:rFonts w:cstheme="minorHAnsi"/>
+        </w:rPr>
+        <w:t>不可知論者</w:t>
+      </w:r>
+      <w:r>
+        <w:rPr>
+          <w:rFonts w:cstheme="minorHAnsi"/>
+        </w:rPr>
+        <w:t>)</w:t>
+      </w:r>
+      <w:r>
+        <w:rPr>
+          <w:rFonts w:cstheme="minorHAnsi"/>
+        </w:rPr>
+        <w:t>. That is those Pagans</w:t>
+      </w:r>
+      <w:r>
+        <w:rPr>
+          <w:rFonts w:cstheme="minorHAnsi"/>
+        </w:rPr>
+        <w:t xml:space="preserve"> (</w:t>
+      </w:r>
+      <w:r>
+        <w:rPr>
+          <w:rFonts w:cstheme="minorHAnsi"/>
+        </w:rPr>
+        <w:t>異教徒</w:t>
+      </w:r>
+      <w:r>
+        <w:rPr>
+          <w:rFonts w:cstheme="minorHAnsi"/>
+        </w:rPr>
+        <w:t>)</w:t>
+      </w:r>
+      <w:r>
+        <w:rPr>
+          <w:rFonts w:cstheme="minorHAnsi"/>
+        </w:rPr>
+        <w:t>,”</w:t>
+      </w:r>
+      <w:r>
+        <w:rPr>
+          <w:rFonts w:cstheme="minorHAnsi"/>
+        </w:rPr>
+        <w:t xml:space="preserve"> There are strangers to God. These are if we are honest .</w:t>
+      </w:r>
+    </w:p>
+    <w:p>
+      <w:pPr>
+        <w:rPr>
+          <w:rFonts w:cstheme="minorHAnsi"/>
+        </w:rPr>
+      </w:pPr>
+      <w:r>
+        <w:rPr>
+          <w:rFonts w:cstheme="minorHAnsi"/>
+        </w:rPr>
+        <w:t xml:space="preserve">We want to catch exactly what is Jesus said. </w:t>
+      </w:r>
+    </w:p>
+    <w:p>
+      <w:pPr>
+        <w:rPr>
+          <w:rFonts w:cstheme="minorHAnsi"/>
+        </w:rPr>
+      </w:pPr>
+    </w:p>
+    <w:p>
+      <w:pPr>
+        <w:rPr>
+          <w:rFonts w:cstheme="minorHAnsi"/>
+        </w:rPr>
+      </w:pPr>
+      <w:r>
+        <w:rPr>
+          <w:rFonts w:cstheme="minorHAnsi"/>
+        </w:rPr>
+        <w:t>There are people who show up with arms</w:t>
+      </w:r>
+      <w:r>
+        <w:rPr>
+          <w:rFonts w:cstheme="minorHAnsi"/>
+        </w:rPr>
+        <w:t xml:space="preserve"> full</w:t>
+      </w:r>
+      <w:r>
+        <w:rPr>
+          <w:rFonts w:cstheme="minorHAnsi"/>
+        </w:rPr>
+        <w:t xml:space="preserve"> of goodness</w:t>
+      </w:r>
+      <w:r>
+        <w:rPr>
+          <w:rFonts w:cstheme="minorHAnsi"/>
+        </w:rPr>
+        <w:t>. The are doing all this stuff in name of Jesus. Their resume is stacked and better than any of us. Jesus does not say “Looks good to me” or “Here is a little bit more</w:t>
+      </w:r>
+      <w:r>
+        <w:rPr>
+          <w:rFonts w:cstheme="minorHAnsi"/>
+        </w:rPr>
+        <w:t xml:space="preserve"> that you should do because you come up short.”</w:t>
+      </w:r>
+      <w:r>
+        <w:rPr>
+          <w:rFonts w:cstheme="minorHAnsi"/>
+        </w:rPr>
+        <w:t xml:space="preserve"> </w:t>
+      </w:r>
+    </w:p>
+    <w:p>
+      <w:pPr>
+        <w:rPr>
+          <w:rFonts w:cstheme="minorHAnsi"/>
+        </w:rPr>
+      </w:pPr>
+    </w:p>
+    <w:p>
+      <w:pPr>
+        <w:rPr>
+          <w:rFonts w:cstheme="minorHAnsi"/>
+        </w:rPr>
+      </w:pPr>
+      <w:r>
+        <w:rPr>
+          <w:rFonts w:cstheme="minorHAnsi"/>
+        </w:rPr>
+        <w:t>2</w:t>
+      </w:r>
+      <w:r>
+        <w:rPr>
+          <w:rFonts w:cstheme="minorHAnsi"/>
+        </w:rPr>
+        <w:t>7</w:t>
+      </w:r>
+      <w:r>
+        <w:rPr>
+          <w:rFonts w:cstheme="minorHAnsi"/>
+        </w:rPr>
+        <w:t>:</w:t>
+      </w:r>
+      <w:r>
+        <w:rPr>
+          <w:rFonts w:cstheme="minorHAnsi"/>
+        </w:rPr>
+        <w:t>53</w:t>
+      </w:r>
+      <w:r>
+        <w:rPr>
+          <w:rFonts w:cstheme="minorHAnsi"/>
+        </w:rPr>
+        <w:t>/37:21</w:t>
+      </w:r>
+    </w:p>
+    <w:p>
+      <w:pPr>
+        <w:rPr>
+          <w:rFonts w:cstheme="minorHAnsi"/>
+        </w:rPr>
+      </w:pPr>
+      <w:r>
+        <w:rPr>
+          <w:rFonts w:cstheme="minorHAnsi"/>
+        </w:rPr>
+        <w:t>Jesus does not grade the resume at all</w:t>
+      </w:r>
+      <w:r>
+        <w:rPr>
+          <w:rFonts w:cstheme="minorHAnsi"/>
+        </w:rPr>
+        <w:t xml:space="preserve">. Jesus said something unrelated to the resume. </w:t>
+      </w:r>
+      <w:r>
+        <w:rPr>
+          <w:rFonts w:cstheme="minorHAnsi"/>
+        </w:rPr>
+        <w:t>Jesus said, “I never knew you</w:t>
+      </w:r>
+      <w:r>
+        <w:rPr>
+          <w:rFonts w:cstheme="minorHAnsi"/>
+        </w:rPr>
+        <w:t>.</w:t>
+      </w:r>
+      <w:r>
+        <w:rPr>
+          <w:rFonts w:cstheme="minorHAnsi"/>
+        </w:rPr>
+        <w:t>”</w:t>
+      </w:r>
+      <w:r>
+        <w:rPr>
+          <w:rFonts w:cstheme="minorHAnsi"/>
+        </w:rPr>
+        <w:t xml:space="preserve"> Jesus rejected the premise because it was never about their performance.</w:t>
+      </w:r>
+      <w:r>
+        <w:rPr>
+          <w:rFonts w:cstheme="minorHAnsi"/>
+        </w:rPr>
+        <w:t xml:space="preserve"> It was about the relationship.</w:t>
+      </w:r>
+      <w:r>
+        <w:rPr>
+          <w:rFonts w:cstheme="minorHAnsi"/>
+        </w:rPr>
+        <w:t xml:space="preserve"> He does not say that </w:t>
+      </w:r>
+      <w:r>
+        <w:rPr>
+          <w:rFonts w:cstheme="minorHAnsi"/>
+        </w:rPr>
+        <w:t>“</w:t>
+      </w:r>
+      <w:r>
+        <w:rPr>
+          <w:rFonts w:cstheme="minorHAnsi"/>
+        </w:rPr>
+        <w:t>you are not good enough.</w:t>
+      </w:r>
+      <w:r>
+        <w:rPr>
+          <w:rFonts w:cstheme="minorHAnsi"/>
+        </w:rPr>
+        <w:t>” He says, “I did not know you.”</w:t>
+      </w:r>
+    </w:p>
+    <w:p>
+      <w:pPr>
+        <w:rPr>
+          <w:rFonts w:cstheme="minorHAnsi"/>
+        </w:rPr>
+      </w:pPr>
+      <w:r>
+        <w:rPr>
+          <w:rFonts w:cstheme="minorHAnsi"/>
+        </w:rPr>
+        <w:t xml:space="preserve">You can have a flawless resume and stand there as a total stranger </w:t>
+      </w:r>
+      <w:r>
+        <w:rPr>
+          <w:rFonts w:cstheme="minorHAnsi"/>
+        </w:rPr>
+        <w:t>in front of God.</w:t>
+      </w:r>
+      <w:r>
+        <w:rPr>
+          <w:rFonts w:cstheme="minorHAnsi"/>
+        </w:rPr>
+        <w:t xml:space="preserve"> The problem is never the amount of goodness for the people</w:t>
+      </w:r>
+      <w:r>
+        <w:rPr>
+          <w:rFonts w:cstheme="minorHAnsi"/>
+        </w:rPr>
+        <w:t xml:space="preserve"> in this passag</w:t>
+      </w:r>
+      <w:r>
+        <w:rPr>
+          <w:rFonts w:cstheme="minorHAnsi"/>
+        </w:rPr>
+        <w:t>e. The problem is God wants a relationship</w:t>
+      </w:r>
+      <w:r>
+        <w:rPr>
+          <w:rFonts w:cstheme="minorHAnsi"/>
+        </w:rPr>
+        <w:t>, a grace th</w:t>
+      </w:r>
+      <w:r>
+        <w:rPr>
+          <w:rFonts w:cstheme="minorHAnsi"/>
+        </w:rPr>
+        <w:t>r</w:t>
+      </w:r>
+      <w:r>
+        <w:rPr>
+          <w:rFonts w:cstheme="minorHAnsi"/>
+        </w:rPr>
+        <w:t>ough faith in Christ</w:t>
+      </w:r>
+      <w:r>
+        <w:rPr>
+          <w:rFonts w:cstheme="minorHAnsi"/>
+        </w:rPr>
+        <w:t>.</w:t>
+      </w:r>
+      <w:r>
+        <w:rPr>
+          <w:rFonts w:cstheme="minorHAnsi"/>
+        </w:rPr>
+        <w:t xml:space="preserve"> </w:t>
+      </w:r>
+      <w:r>
+        <w:rPr>
+          <w:rFonts w:cstheme="minorHAnsi"/>
+        </w:rPr>
+        <w:t>T</w:t>
+      </w:r>
+      <w:r>
+        <w:rPr>
+          <w:rFonts w:cstheme="minorHAnsi"/>
+        </w:rPr>
+        <w:t xml:space="preserve">he goodness </w:t>
+      </w:r>
+      <w:r>
+        <w:rPr>
+          <w:rFonts w:cstheme="minorHAnsi"/>
+        </w:rPr>
+        <w:t>of your life time is not God wants</w:t>
+      </w:r>
+      <w:r>
+        <w:rPr>
+          <w:rFonts w:cstheme="minorHAnsi"/>
+        </w:rPr>
+        <w:t>.</w:t>
+      </w:r>
+    </w:p>
+    <w:p>
+      <w:pPr>
+        <w:rPr>
+          <w:rFonts w:cstheme="minorHAnsi"/>
+        </w:rPr>
+      </w:pPr>
+    </w:p>
+    <w:p>
+      <w:pPr>
+        <w:rPr>
+          <w:rFonts w:cstheme="minorHAnsi"/>
+        </w:rPr>
+      </w:pPr>
+      <w:r>
+        <w:rPr>
+          <w:rFonts w:cstheme="minorHAnsi"/>
+        </w:rPr>
+        <w:t>2</w:t>
+      </w:r>
+      <w:r>
+        <w:rPr>
+          <w:rFonts w:cstheme="minorHAnsi"/>
+        </w:rPr>
+        <w:t>9</w:t>
+      </w:r>
+      <w:r>
+        <w:rPr>
+          <w:rFonts w:cstheme="minorHAnsi"/>
+        </w:rPr>
+        <w:t>:</w:t>
+      </w:r>
+      <w:r>
+        <w:rPr>
+          <w:rFonts w:cstheme="minorHAnsi"/>
+        </w:rPr>
+        <w:t>24</w:t>
+      </w:r>
+      <w:r>
+        <w:rPr>
+          <w:rFonts w:cstheme="minorHAnsi"/>
+        </w:rPr>
+        <w:t>/37:21</w:t>
+      </w:r>
+    </w:p>
+    <w:p>
+      <w:pPr>
+        <w:rPr>
+          <w:rFonts w:cstheme="minorHAnsi"/>
+        </w:rPr>
+      </w:pPr>
+    </w:p>
+    <w:p>
+      <w:pPr>
+        <w:rPr>
+          <w:rFonts w:cstheme="minorHAnsi"/>
+        </w:rPr>
+      </w:pPr>
+      <w:r>
+        <w:rPr>
+          <w:rFonts w:cstheme="minorHAnsi"/>
+        </w:rPr>
+        <w:drawing>
+          <wp:inline distT="0" distB="0" distL="0" distR="0" wp14:anchorId="6B3C1C7F" wp14:editId="366C2650">
+            <wp:extent cx="2628900" cy="2675985"/>
+            <wp:effectExtent l="0" t="0" r="0" b="0"/>
+            <wp:docPr id="1921291041" name="Picture 1"/>
+            <wp:cNvGraphicFramePr>
+              <a:graphicFrameLocks xmlns:a="http://schemas.openxmlformats.org/drawingml/2006/main" noChangeAspect="1"/>
+            </wp:cNvGraphicFramePr>
+            <a:graphic xmlns:a="http://schemas.openxmlformats.org/drawingml/2006/main">
+              <a:graphicData uri="http://schemas.openxmlformats.org/drawingml/2006/picture">
+                <pic:pic xmlns:pic="http://schemas.openxmlformats.org/drawingml/2006/picture">
+                  <pic:nvPicPr>
+                    <pic:cNvPr id="1921291041" name=""/>
+                    <pic:cNvPicPr/>
+                  </pic:nvPicPr>
+                  <pic:blipFill>
+                    <a:blip r:embed="rId32"/>
+                    <a:stretch>
+                      <a:fillRect/>
+                    </a:stretch>
+                  </pic:blipFill>
+                  <pic:spPr>
+                    <a:xfrm>
+                      <a:off x="0" y="0"/>
+                      <a:ext cx="2633246" cy="2680409"/>
+                    </a:xfrm>
+                    <a:prstGeom prst="rect">
+                      <a:avLst/>
+                    </a:prstGeom>
+                  </pic:spPr>
+                </pic:pic>
+              </a:graphicData>
+            </a:graphic>
+          </wp:inline>
+        </w:drawing>
+      </w:r>
+    </w:p>
+    <w:p>
+      <w:pPr>
+        <w:rPr>
+          <w:rFonts w:cstheme="minorHAnsi"/>
+        </w:rPr>
+      </w:pPr>
+    </w:p>
+    <w:p>
+      <w:pPr>
+        <w:rPr>
+          <w:rFonts w:cstheme="minorHAnsi"/>
+        </w:rPr>
+      </w:pPr>
+      <w:r>
+        <w:rPr>
+          <w:rFonts w:cstheme="minorHAnsi"/>
+        </w:rPr>
+        <w:t>The image outlines the psychological and spiritual flaws of relying on a "good enough" mindset.</w:t>
+      </w:r>
+    </w:p>
+    <w:p>
+      <w:pPr>
+        <w:rPr>
+          <w:rFonts w:cstheme="minorHAnsi"/>
+          <w:b/>
+          <w:bCs/>
+        </w:rPr>
+      </w:pPr>
+      <w:r>
+        <w:rPr>
+          <w:rFonts w:cstheme="minorHAnsi"/>
+          <w:b/>
+          <w:bCs/>
+        </w:rPr>
+        <w:t>1. Moving Target</w:t>
+      </w:r>
+    </w:p>
+    <w:p>
+      <w:pPr>
+        <w:numPr>
+          <w:ilvl w:val="0"/>
+          <w:numId w:val="91"/>
+        </w:numPr>
+        <w:rPr>
+          <w:rFonts w:cstheme="minorHAnsi"/>
+        </w:rPr>
+      </w:pPr>
+      <w:r>
+        <w:rPr>
+          <w:rFonts w:cstheme="minorHAnsi"/>
+        </w:rPr>
+        <w:t>You set your own standard.</w:t>
+      </w:r>
+    </w:p>
+    <w:p>
+      <w:pPr>
+        <w:numPr>
+          <w:ilvl w:val="0"/>
+          <w:numId w:val="91"/>
+        </w:numPr>
+        <w:rPr>
+          <w:rFonts w:cstheme="minorHAnsi"/>
+        </w:rPr>
+      </w:pPr>
+      <w:r>
+        <w:rPr>
+          <w:rFonts w:cstheme="minorHAnsi"/>
+        </w:rPr>
+        <w:t>You grade yourself on a curve.</w:t>
+      </w:r>
+    </w:p>
+    <w:p>
+      <w:pPr>
+        <w:numPr>
+          <w:ilvl w:val="0"/>
+          <w:numId w:val="91"/>
+        </w:numPr>
+        <w:rPr>
+          <w:rFonts w:cstheme="minorHAnsi"/>
+        </w:rPr>
+      </w:pPr>
+      <w:r>
+        <w:rPr>
+          <w:rFonts w:cstheme="minorHAnsi"/>
+        </w:rPr>
+        <w:t>The ruler keeps moving forward.</w:t>
+      </w:r>
+    </w:p>
+    <w:p>
+      <w:pPr>
+        <w:numPr>
+          <w:ilvl w:val="0"/>
+          <w:numId w:val="91"/>
+        </w:numPr>
+        <w:rPr>
+          <w:rFonts w:cstheme="minorHAnsi"/>
+        </w:rPr>
+      </w:pPr>
+      <w:r>
+        <w:rPr>
+          <w:rFonts w:cstheme="minorHAnsi"/>
+          <w:b/>
+          <w:bCs/>
+        </w:rPr>
+        <w:t>Result:</w:t>
+      </w:r>
+      <w:r>
+        <w:rPr>
+          <w:rFonts w:cstheme="minorHAnsi"/>
+        </w:rPr>
+        <w:t xml:space="preserve"> You are never sure you have done enough.</w:t>
+      </w:r>
+    </w:p>
+    <w:p>
+      <w:pPr>
+        <w:rPr>
+          <w:rFonts w:cstheme="minorHAnsi"/>
+          <w:b/>
+          <w:bCs/>
+        </w:rPr>
+      </w:pPr>
+      <w:r>
+        <w:rPr>
+          <w:rFonts w:cstheme="minorHAnsi"/>
+          <w:b/>
+          <w:bCs/>
+        </w:rPr>
+        <w:t>2. Wrong Metric</w:t>
+      </w:r>
+    </w:p>
+    <w:p>
+      <w:pPr>
+        <w:numPr>
+          <w:ilvl w:val="0"/>
+          <w:numId w:val="92"/>
+        </w:numPr>
+        <w:rPr>
+          <w:rFonts w:cstheme="minorHAnsi"/>
+        </w:rPr>
+      </w:pPr>
+      <w:r>
+        <w:rPr>
+          <w:rFonts w:cstheme="minorHAnsi"/>
+        </w:rPr>
+        <w:lastRenderedPageBreak/>
+        <w:t>You max out the wrong goals.</w:t>
+      </w:r>
+    </w:p>
+    <w:p>
+      <w:pPr>
+        <w:numPr>
+          <w:ilvl w:val="0"/>
+          <w:numId w:val="92"/>
+        </w:numPr>
+        <w:rPr>
+          <w:rFonts w:cstheme="minorHAnsi"/>
+        </w:rPr>
+      </w:pPr>
+      <w:r>
+        <w:rPr>
+          <w:rFonts w:cstheme="minorHAnsi"/>
+        </w:rPr>
+        <w:t>References the verse Matthew 7: "I never knew you".</w:t>
+      </w:r>
+    </w:p>
+    <w:p>
+      <w:pPr>
+        <w:numPr>
+          <w:ilvl w:val="0"/>
+          <w:numId w:val="92"/>
+        </w:numPr>
+        <w:rPr>
+          <w:rFonts w:cstheme="minorHAnsi"/>
+        </w:rPr>
+      </w:pPr>
+      <w:r>
+        <w:rPr>
+          <w:rFonts w:cstheme="minorHAnsi"/>
+        </w:rPr>
+        <w:t>A resume is not a substitute for a relationship.</w:t>
+      </w:r>
+    </w:p>
+    <w:p>
+      <w:pPr>
+        <w:numPr>
+          <w:ilvl w:val="0"/>
+          <w:numId w:val="92"/>
+        </w:numPr>
+        <w:rPr>
+          <w:rFonts w:cstheme="minorHAnsi"/>
+        </w:rPr>
+      </w:pPr>
+      <w:r>
+        <w:rPr>
+          <w:rFonts w:cstheme="minorHAnsi"/>
+          <w:b/>
+          <w:bCs/>
+        </w:rPr>
+        <w:t>Result:</w:t>
+      </w:r>
+      <w:r>
+        <w:rPr>
+          <w:rFonts w:cstheme="minorHAnsi"/>
+        </w:rPr>
+        <w:t xml:space="preserve"> The point was being known, not building a resume.</w:t>
+      </w:r>
+    </w:p>
+    <w:p>
+      <w:pPr>
+        <w:rPr>
+          <w:rFonts w:cstheme="minorHAnsi"/>
+          <w:b/>
+          <w:bCs/>
+        </w:rPr>
+      </w:pPr>
+      <w:r>
+        <w:rPr>
+          <w:rFonts w:cstheme="minorHAnsi"/>
+          <w:b/>
+          <w:bCs/>
+        </w:rPr>
+        <w:t>Key Takeaway</w:t>
+      </w:r>
+    </w:p>
+    <w:p>
+      <w:pPr>
+        <w:numPr>
+          <w:ilvl w:val="0"/>
+          <w:numId w:val="93"/>
+        </w:numPr>
+        <w:rPr>
+          <w:rFonts w:cstheme="minorHAnsi"/>
+        </w:rPr>
+      </w:pPr>
+      <w:r>
+        <w:rPr>
+          <w:rFonts w:cstheme="minorHAnsi"/>
+        </w:rPr>
+        <w:t>You can chase the score and still miss the relationship.</w:t>
+      </w:r>
+    </w:p>
+    <w:p>
+      <w:pPr>
+        <w:rPr>
+          <w:rFonts w:cstheme="minorHAnsi"/>
+        </w:rPr>
+      </w:pPr>
+    </w:p>
+    <w:p>
+      <w:pPr>
+        <w:rPr>
+          <w:rFonts w:cstheme="minorHAnsi"/>
+        </w:rPr>
+      </w:pPr>
+      <w:r>
+        <w:rPr>
+          <w:rFonts w:cstheme="minorHAnsi"/>
+        </w:rPr>
+        <w:t xml:space="preserve">We are looking for relationship with God, not how good in our </w:t>
+      </w:r>
+      <w:r>
+        <w:rPr>
+          <w:rFonts w:cstheme="minorHAnsi"/>
+        </w:rPr>
+        <w:t>r</w:t>
+      </w:r>
+      <w:r>
+        <w:rPr>
+          <w:rFonts w:cstheme="minorHAnsi"/>
+        </w:rPr>
+        <w:t>esume.</w:t>
+      </w:r>
+    </w:p>
+    <w:p>
+      <w:pPr>
+        <w:rPr>
+          <w:rFonts w:cstheme="minorHAnsi"/>
+        </w:rPr>
+      </w:pPr>
+      <w:r>
+        <w:rPr>
+          <w:rFonts w:cstheme="minorHAnsi"/>
+        </w:rPr>
+        <w:t>1.</w:t>
+      </w:r>
+      <w:r>
+        <w:rPr>
+          <w:rFonts w:cstheme="minorHAnsi"/>
+        </w:rPr>
+        <w:t xml:space="preserve"> You never measure yourself against someone who is much better than you.</w:t>
+      </w:r>
+      <w:r>
+        <w:rPr>
+          <w:rFonts w:cstheme="minorHAnsi"/>
+        </w:rPr>
+        <w:t xml:space="preserve"> </w:t>
+      </w:r>
+      <w:r>
+        <w:rPr>
+          <w:rFonts w:cstheme="minorHAnsi"/>
+        </w:rPr>
+        <w:t>It is a moving target</w:t>
+      </w:r>
+      <w:r>
+        <w:rPr>
+          <w:rFonts w:cstheme="minorHAnsi"/>
+        </w:rPr>
+        <w:t>.</w:t>
+      </w:r>
+    </w:p>
+    <w:p>
+      <w:pPr>
+        <w:rPr>
+          <w:rFonts w:cstheme="minorHAnsi"/>
+        </w:rPr>
+      </w:pPr>
+      <w:r>
+        <w:rPr>
+          <w:rFonts w:cstheme="minorHAnsi"/>
+        </w:rPr>
+        <w:t xml:space="preserve">2. Moral standard is a wrong </w:t>
+      </w:r>
+      <w:r>
+        <w:rPr>
+          <w:rFonts w:cstheme="minorHAnsi"/>
+        </w:rPr>
+        <w:t>metric.</w:t>
+      </w:r>
+      <w:r>
+        <w:rPr>
+          <w:rFonts w:cstheme="minorHAnsi"/>
+        </w:rPr>
+        <w:t xml:space="preserve"> You never know it is enough.</w:t>
+      </w:r>
+      <w:r>
+        <w:rPr>
+          <w:rFonts w:cstheme="minorHAnsi"/>
+        </w:rPr>
+        <w:t xml:space="preserve"> No matter how much donation you made, </w:t>
+      </w:r>
+      <w:r>
+        <w:rPr>
+          <w:rFonts w:cstheme="minorHAnsi"/>
+        </w:rPr>
+        <w:t xml:space="preserve">In the final judgement, </w:t>
+      </w:r>
+      <w:r>
+        <w:rPr>
+          <w:rFonts w:cstheme="minorHAnsi"/>
+        </w:rPr>
+        <w:t>Jesus still say, “I never knew you.”</w:t>
+      </w:r>
+    </w:p>
+    <w:p>
+      <w:pPr>
+        <w:rPr>
+          <w:rFonts w:cstheme="minorHAnsi"/>
+        </w:rPr>
+      </w:pPr>
+      <w:r>
+        <w:rPr>
+          <w:rFonts w:cstheme="minorHAnsi"/>
+        </w:rPr>
+        <w:t>B</w:t>
+      </w:r>
+      <w:r>
+        <w:rPr>
+          <w:rFonts w:cstheme="minorHAnsi"/>
+        </w:rPr>
+        <w:t xml:space="preserve">ecause the grade was never your moral perfection, </w:t>
+      </w:r>
+      <w:r>
+        <w:rPr>
+          <w:rFonts w:cstheme="minorHAnsi"/>
+        </w:rPr>
+        <w:t>the relationship is the key point.</w:t>
+      </w:r>
+    </w:p>
+    <w:p>
+      <w:pPr>
+        <w:rPr>
+          <w:rFonts w:cstheme="minorHAnsi"/>
+        </w:rPr>
+      </w:pPr>
+      <w:r>
+        <w:rPr>
+          <w:rFonts w:cstheme="minorHAnsi"/>
+        </w:rPr>
+        <w:t>In resume, you have all that you had and missing what God wants.</w:t>
+      </w:r>
+      <w:r>
+        <w:rPr>
+          <w:rFonts w:cstheme="minorHAnsi"/>
+        </w:rPr>
+        <w:t xml:space="preserve"> </w:t>
+      </w:r>
+    </w:p>
+    <w:p>
+      <w:pPr>
+        <w:rPr>
+          <w:rFonts w:cstheme="minorHAnsi"/>
+        </w:rPr>
+      </w:pPr>
+    </w:p>
+    <w:p>
+      <w:pPr>
+        <w:rPr>
+          <w:rFonts w:cstheme="minorHAnsi"/>
+        </w:rPr>
+      </w:pPr>
+      <w:r>
+        <w:rPr>
+          <w:rFonts w:cstheme="minorHAnsi"/>
+        </w:rPr>
+        <w:t>31</w:t>
+      </w:r>
+      <w:r>
+        <w:rPr>
+          <w:rFonts w:cstheme="minorHAnsi"/>
+        </w:rPr>
+        <w:t>:</w:t>
+      </w:r>
+      <w:r>
+        <w:rPr>
+          <w:rFonts w:cstheme="minorHAnsi"/>
+        </w:rPr>
+        <w:t>33</w:t>
+      </w:r>
+      <w:r>
+        <w:rPr>
+          <w:rFonts w:cstheme="minorHAnsi"/>
+        </w:rPr>
+        <w:t>/37:21</w:t>
+      </w:r>
+    </w:p>
+    <w:p>
+      <w:pPr>
+        <w:rPr>
+          <w:rFonts w:cstheme="minorHAnsi"/>
+        </w:rPr>
+      </w:pPr>
+      <w:r>
+        <w:rPr>
+          <w:rFonts w:cstheme="minorHAnsi"/>
+        </w:rPr>
+        <w:drawing>
+          <wp:inline distT="0" distB="0" distL="0" distR="0" wp14:anchorId="0F7B47DC" wp14:editId="07808AA2">
+            <wp:extent cx="3105583" cy="1238423"/>
+            <wp:effectExtent l="0" t="0" r="0" b="0"/>
+            <wp:docPr id="757487996" name="Picture 1"/>
+            <wp:cNvGraphicFramePr>
+              <a:graphicFrameLocks xmlns:a="http://schemas.openxmlformats.org/drawingml/2006/main" noChangeAspect="1"/>
+            </wp:cNvGraphicFramePr>
+            <a:graphic xmlns:a="http://schemas.openxmlformats.org/drawingml/2006/main">
+              <a:graphicData uri="http://schemas.openxmlformats.org/drawingml/2006/picture">
+                <pic:pic xmlns:pic="http://schemas.openxmlformats.org/drawingml/2006/picture">
+                  <pic:nvPicPr>
+                    <pic:cNvPr id="757487996" name=""/>
+                    <pic:cNvPicPr/>
+                  </pic:nvPicPr>
+                  <pic:blipFill>
+                    <a:blip r:embed="rId33"/>
+                    <a:stretch>
+                      <a:fillRect/>
+                    </a:stretch>
+                  </pic:blipFill>
+                  <pic:spPr>
+                    <a:xfrm>
+                      <a:off x="0" y="0"/>
+                      <a:ext cx="3105583" cy="1238423"/>
+                    </a:xfrm>
+                    <a:prstGeom prst="rect">
+                      <a:avLst/>
+                    </a:prstGeom>
+                  </pic:spPr>
+                </pic:pic>
+              </a:graphicData>
+            </a:graphic>
+          </wp:inline>
+        </w:drawing>
+      </w:r>
+    </w:p>
+    <w:p>
+      <w:pPr>
+        <w:rPr>
+          <w:rFonts w:cstheme="minorHAnsi"/>
+        </w:rPr>
+      </w:pPr>
+      <w:r>
+        <w:rPr>
+          <w:rFonts w:cstheme="minorHAnsi"/>
+        </w:rPr>
+        <w:t>John 10:14</w:t>
+      </w:r>
+    </w:p>
+    <w:p>
+      <w:pPr>
+        <w:rPr>
+          <w:rFonts w:cstheme="minorHAnsi"/>
+        </w:rPr>
+      </w:pPr>
+      <w:r>
+        <w:rPr>
+          <w:rFonts w:cstheme="minorHAnsi"/>
+        </w:rPr>
+        <w:t>I am the good shepherd. I know my own, and my own know me.</w:t>
+      </w:r>
+    </w:p>
+    <w:p>
+      <w:pPr>
+        <w:rPr>
+          <w:rFonts w:cstheme="minorHAnsi"/>
+        </w:rPr>
+      </w:pPr>
+    </w:p>
+    <w:p>
+      <w:pPr>
+        <w:rPr>
+          <w:rFonts w:cstheme="minorHAnsi"/>
+        </w:rPr>
+      </w:pPr>
+      <w:r>
+        <w:rPr>
+          <w:rFonts w:cstheme="minorHAnsi"/>
+        </w:rPr>
+        <w:t>No performance in resume.</w:t>
+      </w:r>
+      <w:r>
+        <w:rPr>
+          <w:rFonts w:cstheme="minorHAnsi"/>
+        </w:rPr>
+        <w:t xml:space="preserve"> It is entirely relationship.</w:t>
+      </w:r>
+    </w:p>
+    <w:p>
+      <w:pPr>
+        <w:rPr>
+          <w:rFonts w:cstheme="minorHAnsi"/>
+        </w:rPr>
+      </w:pPr>
+      <w:r>
+        <w:rPr>
+          <w:rFonts w:cstheme="minorHAnsi"/>
+        </w:rPr>
+        <w:t>You would not made great goodness to show God, You made good relationship with God</w:t>
+      </w:r>
+      <w:r>
+        <w:rPr>
+          <w:rFonts w:cstheme="minorHAnsi"/>
+        </w:rPr>
+        <w:t xml:space="preserve"> and you know the goodness of God, God character, and God l</w:t>
+      </w:r>
+      <w:r>
+        <w:rPr>
+          <w:rFonts w:cstheme="minorHAnsi"/>
+        </w:rPr>
+        <w:t>o</w:t>
+      </w:r>
+      <w:r>
+        <w:rPr>
+          <w:rFonts w:cstheme="minorHAnsi"/>
+        </w:rPr>
+        <w:t>ve for you.</w:t>
+      </w:r>
+    </w:p>
+    <w:p>
+      <w:pPr>
+        <w:rPr>
+          <w:rFonts w:cstheme="minorHAnsi"/>
+        </w:rPr>
+      </w:pPr>
+    </w:p>
+    <w:p>
+      <w:pPr>
+        <w:rPr>
+          <w:rFonts w:cstheme="minorHAnsi"/>
+        </w:rPr>
+      </w:pPr>
+      <w:r>
+        <w:rPr>
+          <w:rFonts w:cstheme="minorHAnsi"/>
+        </w:rPr>
+        <w:t>3</w:t>
+      </w:r>
+      <w:r>
+        <w:rPr>
+          <w:rFonts w:cstheme="minorHAnsi"/>
+        </w:rPr>
+        <w:t>2</w:t>
+      </w:r>
+      <w:r>
+        <w:rPr>
+          <w:rFonts w:cstheme="minorHAnsi"/>
+        </w:rPr>
+        <w:t>:</w:t>
+      </w:r>
+      <w:r>
+        <w:rPr>
+          <w:rFonts w:cstheme="minorHAnsi"/>
+        </w:rPr>
+        <w:t>00</w:t>
+      </w:r>
+      <w:r>
+        <w:rPr>
+          <w:rFonts w:cstheme="minorHAnsi"/>
+        </w:rPr>
+        <w:t>/37:21</w:t>
+      </w:r>
+    </w:p>
+    <w:p>
+      <w:pPr>
+        <w:rPr>
+          <w:rFonts w:cstheme="minorHAnsi"/>
+        </w:rPr>
+      </w:pPr>
+      <w:r>
+        <w:rPr>
+          <w:rFonts w:cstheme="minorHAnsi"/>
+        </w:rPr>
+        <w:t xml:space="preserve">We go through Jesus Faith. Jesus will not </w:t>
+      </w:r>
+      <w:r>
+        <w:rPr>
+          <w:rFonts w:cstheme="minorHAnsi"/>
+        </w:rPr>
+        <w:t>scare</w:t>
+      </w:r>
+      <w:r>
+        <w:rPr>
+          <w:rFonts w:cstheme="minorHAnsi"/>
+        </w:rPr>
+        <w:t xml:space="preserve"> us. </w:t>
+      </w:r>
+      <w:r>
+        <w:rPr>
+          <w:rFonts w:cstheme="minorHAnsi"/>
+        </w:rPr>
+        <w:t>Jesus</w:t>
+      </w:r>
+      <w:r>
+        <w:rPr>
+          <w:rFonts w:cstheme="minorHAnsi"/>
+        </w:rPr>
+        <w:t xml:space="preserve"> </w:t>
+      </w:r>
+      <w:r>
+        <w:rPr>
+          <w:rFonts w:cstheme="minorHAnsi"/>
+        </w:rPr>
+        <w:t>knows</w:t>
+      </w:r>
+      <w:r>
+        <w:rPr>
+          <w:rFonts w:cstheme="minorHAnsi"/>
+        </w:rPr>
+        <w:t xml:space="preserve"> us</w:t>
+      </w:r>
+      <w:r>
+        <w:rPr>
+          <w:rFonts w:cstheme="minorHAnsi"/>
+        </w:rPr>
+        <w:t xml:space="preserve"> and want</w:t>
+      </w:r>
+      <w:r>
+        <w:rPr>
+          <w:rFonts w:cstheme="minorHAnsi"/>
+        </w:rPr>
+        <w:t>s</w:t>
+      </w:r>
+      <w:r>
+        <w:rPr>
+          <w:rFonts w:cstheme="minorHAnsi"/>
+        </w:rPr>
+        <w:t xml:space="preserve"> the relationship</w:t>
+      </w:r>
+      <w:r>
+        <w:rPr>
+          <w:rFonts w:cstheme="minorHAnsi"/>
+        </w:rPr>
+        <w:t xml:space="preserve"> with us</w:t>
+      </w:r>
+      <w:r>
+        <w:rPr>
+          <w:rFonts w:cstheme="minorHAnsi"/>
+        </w:rPr>
+        <w:t>.</w:t>
+      </w:r>
+    </w:p>
+    <w:p>
+      <w:pPr>
+        <w:rPr>
+          <w:rFonts w:cstheme="minorHAnsi"/>
+        </w:rPr>
+      </w:pPr>
+    </w:p>
+    <w:p>
+      <w:pPr>
+        <w:rPr>
+          <w:rFonts w:cstheme="minorHAnsi"/>
+        </w:rPr>
+      </w:pPr>
+      <w:r>
+        <w:rPr>
+          <w:rFonts w:cstheme="minorHAnsi"/>
+        </w:rPr>
+        <w:t>3</w:t>
+      </w:r>
+      <w:r>
+        <w:rPr>
+          <w:rFonts w:cstheme="minorHAnsi"/>
+        </w:rPr>
+        <w:t>6</w:t>
+      </w:r>
+      <w:r>
+        <w:rPr>
+          <w:rFonts w:cstheme="minorHAnsi"/>
+        </w:rPr>
+        <w:t>:0</w:t>
+      </w:r>
+      <w:r>
+        <w:rPr>
+          <w:rFonts w:cstheme="minorHAnsi"/>
+        </w:rPr>
+        <w:t>7</w:t>
+      </w:r>
+      <w:r>
+        <w:rPr>
+          <w:rFonts w:cstheme="minorHAnsi"/>
+        </w:rPr>
+        <w:t>/37:21</w:t>
+      </w:r>
+    </w:p>
+    <w:p>
+      <w:pPr>
+        <w:rPr>
+          <w:rFonts w:cstheme="minorHAnsi"/>
+        </w:rPr>
+      </w:pPr>
+      <w:r>
+        <w:rPr>
+          <w:rFonts w:cstheme="minorHAnsi"/>
+        </w:rPr>
+        <w:t>Pray:</w:t>
+      </w:r>
+    </w:p>
+    <w:p>
+      <w:pPr>
+        <w:rPr>
+          <w:rFonts w:cstheme="minorHAnsi"/>
+        </w:rPr>
+      </w:pPr>
+      <w:r>
+        <w:rPr>
+          <w:rFonts w:cstheme="minorHAnsi"/>
+        </w:rPr>
+        <w:t xml:space="preserve">God, </w:t>
+      </w:r>
+      <w:r>
+        <w:rPr>
+          <w:rFonts w:cstheme="minorHAnsi"/>
+        </w:rPr>
+        <w:t>we want to have good relationship with you. Not how goodness of us.</w:t>
+      </w:r>
     </w:p>
     <w:p>
       <w:pPr>
@@ -3207,7 +5017,7 @@
       </w:r>
     </w:p>
     <w:p>
-      <w:hyperlink r:id="rId29" w:history="1">
+      <w:hyperlink r:id="rId34" w:history="1">
         <w:r>
           <w:rPr>
             <w:rStyle w:val="Hyperlink"/>
@@ -3222,7 +5032,7 @@
           <w:rFonts w:cstheme="minorHAnsi"/>
         </w:rPr>
       </w:pPr>
-      <w:hyperlink r:id="rId30" w:history="1">
+      <w:hyperlink r:id="rId35" w:history="1">
         <w:r>
           <w:rPr>
             <w:rStyle w:val="Hyperlink"/>
@@ -3285,6 +5095,3735 @@
           <w:rFonts w:cstheme="minorHAnsi"/>
         </w:rPr>
       </w:pPr>
+      <w:r>
+        <w:rPr>
+          <w:rFonts w:cstheme="minorHAnsi"/>
+        </w:rPr>
+        <w:br/>
+      </w:r>
+      <w:r>
+        <w:rPr>
+          <w:rFonts w:cstheme="minorHAnsi"/>
+          <w:b/>
+          <w:bCs/>
+        </w:rPr>
+        <w:t>Core Scripture:</w:t>
+      </w:r>
+      <w:r>
+        <w:rPr>
+          <w:rFonts w:cstheme="minorHAnsi"/>
+        </w:rPr>
+        <w:t xml:space="preserve"> Matthew 7:21–23 &amp; Mark 10:17–31</w:t>
+      </w:r>
+    </w:p>
+    <w:p>
+      <w:pPr>
+        <w:rPr>
+          <w:rFonts w:cstheme="minorHAnsi"/>
+        </w:rPr>
+      </w:pPr>
+      <w:r>
+        <w:rPr>
+          <w:rFonts w:cstheme="minorHAnsi"/>
+        </w:rPr>
+        <w:pict w14:anchorId="3CAE1F21">
+          <v:rect id="_x0000_i1049" style="width:0;height:1.5pt" o:hralign="center" o:hrstd="t" o:hr="t" fillcolor="#a0a0a0" stroked="f"/>
+        </w:pict>
+      </w:r>
+    </w:p>
+    <w:p>
+      <w:pPr>
+        <w:rPr>
+          <w:rFonts w:cstheme="minorHAnsi"/>
+          <w:b/>
+          <w:bCs/>
+        </w:rPr>
+      </w:pPr>
+      <w:r>
+        <w:rPr>
+          <w:rFonts w:cstheme="minorHAnsi"/>
+          <w:b/>
+          <w:bCs/>
+        </w:rPr>
+        <w:t>The Cultural Context: The Religion of the "</w:t>
+      </w:r>
+      <w:proofErr w:type="spellStart"/>
+      <w:r>
+        <w:rPr>
+          <w:rFonts w:cstheme="minorHAnsi"/>
+          <w:b/>
+          <w:bCs/>
+        </w:rPr>
+        <w:t>Nones"</w:t>
+      </w:r>
+      <w:r>
+        <w:rPr>
+          <w:rFonts w:cstheme="minorHAnsi"/>
+          <w:b/>
+          <w:bCs/>
+        </w:rPr>
+        <w:t>d</w:t>
+      </w:r>
+      <w:proofErr w:type="spellEnd"/>
+    </w:p>
+    <w:p>
+      <w:pPr>
+        <w:rPr>
+          <w:rFonts w:cstheme="minorHAnsi"/>
+        </w:rPr>
+      </w:pPr>
+      <w:r>
+        <w:rPr>
+          <w:rFonts w:cstheme="minorHAnsi"/>
+        </w:rPr>
+        <w:lastRenderedPageBreak/>
+        <w:t xml:space="preserve">Society heavily promotes a quiet religion known as </w:t>
+      </w:r>
+      <w:r>
+        <w:rPr>
+          <w:rFonts w:cstheme="minorHAnsi"/>
+          <w:b/>
+          <w:bCs/>
+        </w:rPr>
+        <w:t>Moralistic Therapeutic Deism</w:t>
+      </w:r>
+      <w:r>
+        <w:rPr>
+          <w:rFonts w:cstheme="minorHAnsi"/>
+        </w:rPr>
+        <w:t xml:space="preserve"> (</w:t>
+      </w:r>
+      <w:hyperlink r:id="rId36" w:tgtFrame="_blank" w:history="1">
+        <w:r>
+          <w:rPr>
+            <w:rStyle w:val="Hyperlink"/>
+            <w:rFonts w:cstheme="minorHAnsi"/>
+          </w:rPr>
+          <w:t>17:46</w:t>
+        </w:r>
+      </w:hyperlink>
+      <w:r>
+        <w:rPr>
+          <w:rFonts w:cstheme="minorHAnsi"/>
+        </w:rPr>
+        <w:t>). This worldview asserts that God simply wants people to be nice, the ultimate goal of life is to be happy, and "good people" automatically go to heaven (</w:t>
+      </w:r>
+      <w:hyperlink r:id="rId37" w:tgtFrame="_blank" w:history="1">
+        <w:r>
+          <w:rPr>
+            <w:rStyle w:val="Hyperlink"/>
+            <w:rFonts w:cstheme="minorHAnsi"/>
+          </w:rPr>
+          <w:t>18:01</w:t>
+        </w:r>
+      </w:hyperlink>
+      <w:r>
+        <w:rPr>
+          <w:rFonts w:cstheme="minorHAnsi"/>
+        </w:rPr>
+        <w:t>). This mindset creates an unchecked confidence that we are qualified to decide exactly how good is "good enough" (</w:t>
+      </w:r>
+      <w:hyperlink r:id="rId38" w:tgtFrame="_blank" w:history="1">
+        <w:r>
+          <w:rPr>
+            <w:rStyle w:val="Hyperlink"/>
+            <w:rFonts w:cstheme="minorHAnsi"/>
+          </w:rPr>
+          <w:t>17:22</w:t>
+        </w:r>
+      </w:hyperlink>
+      <w:r>
+        <w:rPr>
+          <w:rFonts w:cstheme="minorHAnsi"/>
+        </w:rPr>
+        <w:t>).</w:t>
+      </w:r>
+    </w:p>
+    <w:p>
+      <w:pPr>
+        <w:rPr>
+          <w:rFonts w:cstheme="minorHAnsi"/>
+        </w:rPr>
+      </w:pPr>
+      <w:r>
+        <w:rPr>
+          <w:rFonts w:cstheme="minorHAnsi"/>
+        </w:rPr>
+        <w:pict w14:anchorId="7EECFCB1">
+          <v:rect id="_x0000_i1050" style="width:0;height:1.5pt" o:hralign="center" o:hrstd="t" o:hr="t" fillcolor="#a0a0a0" stroked="f"/>
+        </w:pict>
+      </w:r>
+    </w:p>
+    <w:p>
+      <w:pPr>
+        <w:rPr>
+          <w:rFonts w:cstheme="minorHAnsi"/>
+          <w:b/>
+          <w:bCs/>
+        </w:rPr>
+      </w:pPr>
+      <w:r>
+        <w:rPr>
+          <w:rFonts w:cstheme="minorHAnsi"/>
+          <w:b/>
+          <w:bCs/>
+        </w:rPr>
+        <w:t>Problem 1: The Moving Target</w:t>
+      </w:r>
+    </w:p>
+    <w:p>
+      <w:pPr>
+        <w:rPr>
+          <w:rFonts w:cstheme="minorHAnsi"/>
+        </w:rPr>
+      </w:pPr>
+      <w:r>
+        <w:rPr>
+          <w:rFonts w:cstheme="minorHAnsi"/>
+        </w:rPr>
+        <w:t>When faith is built on human moral comparison, "good" becomes an impossible, shifting baseline. [</w:t>
+      </w:r>
+      <w:hyperlink r:id="rId39" w:anchor=":~:text=Culture%20tells%20us%20to%20just%20be%20a,than%20the%20person%20next%20door%2C%20we're%20fine." w:history="1">
+        <w:r>
+          <w:rPr>
+            <w:rStyle w:val="Hyperlink"/>
+            <w:rFonts w:cstheme="minorHAnsi"/>
+          </w:rPr>
+          <w:t>1</w:t>
+        </w:r>
+      </w:hyperlink>
+      <w:r>
+        <w:rPr>
+          <w:rFonts w:cstheme="minorHAnsi"/>
+        </w:rPr>
+        <w:t>]</w:t>
+      </w:r>
+    </w:p>
+    <w:p>
+      <w:pPr>
+        <w:numPr>
+          <w:ilvl w:val="0"/>
+          <w:numId w:val="94"/>
+        </w:numPr>
+        <w:rPr>
+          <w:rFonts w:cstheme="minorHAnsi"/>
+        </w:rPr>
+      </w:pPr>
+      <w:r>
+        <w:rPr>
+          <w:rFonts w:cstheme="minorHAnsi"/>
+          <w:b/>
+          <w:bCs/>
+        </w:rPr>
+        <w:t>The Illusion of Control:</w:t>
+      </w:r>
+      <w:r>
+        <w:rPr>
+          <w:rFonts w:cstheme="minorHAnsi"/>
+        </w:rPr>
+        <w:t xml:space="preserve"> We take the ruler into our own hands to grade ourselves on a curve (</w:t>
+      </w:r>
+      <w:hyperlink r:id="rId40" w:tgtFrame="_blank" w:history="1">
+        <w:r>
+          <w:rPr>
+            <w:rStyle w:val="Hyperlink"/>
+            <w:rFonts w:cstheme="minorHAnsi"/>
+          </w:rPr>
+          <w:t>21:10</w:t>
+        </w:r>
+      </w:hyperlink>
+      <w:r>
+        <w:rPr>
+          <w:rFonts w:cstheme="minorHAnsi"/>
+        </w:rPr>
+        <w:t>).</w:t>
+      </w:r>
+    </w:p>
+    <w:p>
+      <w:pPr>
+        <w:numPr>
+          <w:ilvl w:val="0"/>
+          <w:numId w:val="94"/>
+        </w:numPr>
+        <w:rPr>
+          <w:rFonts w:cstheme="minorHAnsi"/>
+        </w:rPr>
+      </w:pPr>
+      <w:r>
+        <w:rPr>
+          <w:rFonts w:cstheme="minorHAnsi"/>
+          <w:b/>
+          <w:bCs/>
+        </w:rPr>
+        <w:t>Selective Comparison:</w:t>
+      </w:r>
+      <w:r>
+        <w:rPr>
+          <w:rFonts w:cstheme="minorHAnsi"/>
+        </w:rPr>
+        <w:t xml:space="preserve"> We naturally choose to compare ourselves against people who make our own "score" look superior (</w:t>
+      </w:r>
+      <w:hyperlink r:id="rId41" w:tgtFrame="_blank" w:history="1">
+        <w:r>
+          <w:rPr>
+            <w:rStyle w:val="Hyperlink"/>
+            <w:rFonts w:cstheme="minorHAnsi"/>
+          </w:rPr>
+          <w:t>29:35</w:t>
+        </w:r>
+      </w:hyperlink>
+      <w:r>
+        <w:rPr>
+          <w:rFonts w:cstheme="minorHAnsi"/>
+        </w:rPr>
+        <w:t>).</w:t>
+      </w:r>
+    </w:p>
+    <w:p>
+      <w:pPr>
+        <w:numPr>
+          <w:ilvl w:val="0"/>
+          <w:numId w:val="94"/>
+        </w:numPr>
+        <w:rPr>
+          <w:rFonts w:cstheme="minorHAnsi"/>
+        </w:rPr>
+      </w:pPr>
+      <w:r>
+        <w:rPr>
+          <w:rFonts w:cstheme="minorHAnsi"/>
+          <w:b/>
+          <w:bCs/>
+        </w:rPr>
+        <w:t>The Trap:</w:t>
+      </w:r>
+      <w:r>
+        <w:rPr>
+          <w:rFonts w:cstheme="minorHAnsi"/>
+        </w:rPr>
+        <w:t xml:space="preserve"> Because human standards shift constantly, the target never stops moving. You can never successfully finish the mental math to prove you have done enough to clear the bar (</w:t>
+      </w:r>
+      <w:hyperlink r:id="rId42" w:tgtFrame="_blank" w:history="1">
+        <w:r>
+          <w:rPr>
+            <w:rStyle w:val="Hyperlink"/>
+            <w:rFonts w:cstheme="minorHAnsi"/>
+          </w:rPr>
+          <w:t>16:07</w:t>
+        </w:r>
+      </w:hyperlink>
+      <w:r>
+        <w:rPr>
+          <w:rFonts w:cstheme="minorHAnsi"/>
+        </w:rPr>
+        <w:t>). [</w:t>
+      </w:r>
+      <w:hyperlink r:id="rId43" w:anchor=":~:text=Culture%20tells%20us%20to%20just%20be%20a,than%20the%20person%20next%20door%2C%20we're%20fine." w:history="1">
+        <w:r>
+          <w:rPr>
+            <w:rStyle w:val="Hyperlink"/>
+            <w:rFonts w:cstheme="minorHAnsi"/>
+          </w:rPr>
+          <w:t>1</w:t>
+        </w:r>
+      </w:hyperlink>
+      <w:r>
+        <w:rPr>
+          <w:rFonts w:cstheme="minorHAnsi"/>
+        </w:rPr>
+        <w:t>]</w:t>
+      </w:r>
+    </w:p>
+    <w:p>
+      <w:pPr>
+        <w:rPr>
+          <w:rFonts w:cstheme="minorHAnsi"/>
+        </w:rPr>
+      </w:pPr>
+      <w:r>
+        <w:rPr>
+          <w:rFonts w:cstheme="minorHAnsi"/>
+        </w:rPr>
+        <w:pict w14:anchorId="64A70BFB">
+          <v:rect id="_x0000_i1051" style="width:0;height:1.5pt" o:hralign="center" o:hrstd="t" o:hr="t" fillcolor="#a0a0a0" stroked="f"/>
+        </w:pict>
+      </w:r>
+    </w:p>
+    <w:p>
+      <w:pPr>
+        <w:rPr>
+          <w:rFonts w:cstheme="minorHAnsi"/>
+          <w:b/>
+          <w:bCs/>
+        </w:rPr>
+      </w:pPr>
+      <w:r>
+        <w:rPr>
+          <w:rFonts w:cstheme="minorHAnsi"/>
+          <w:b/>
+          <w:bCs/>
+        </w:rPr>
+        <w:t>Problem 2: The Wrong Metric</w:t>
+      </w:r>
+    </w:p>
+    <w:p>
+      <w:pPr>
+        <w:rPr>
+          <w:rFonts w:cstheme="minorHAnsi"/>
+        </w:rPr>
+      </w:pPr>
+      <w:r>
+        <w:rPr>
+          <w:rFonts w:cstheme="minorHAnsi"/>
+        </w:rPr>
+        <w:t>Maxing out a spiritual or moral performance sheet misses the entire point of the Gospel (</w:t>
+      </w:r>
+      <w:hyperlink r:id="rId44" w:tgtFrame="_blank" w:history="1">
+        <w:r>
+          <w:rPr>
+            <w:rStyle w:val="Hyperlink"/>
+            <w:rFonts w:cstheme="minorHAnsi"/>
+          </w:rPr>
+          <w:t>29:54</w:t>
+        </w:r>
+      </w:hyperlink>
+      <w:r>
+        <w:rPr>
+          <w:rFonts w:cstheme="minorHAnsi"/>
+        </w:rPr>
+        <w:t>). [</w:t>
+      </w:r>
+      <w:hyperlink r:id="rId45" w:anchor=":~:text=Culture%20tells%20us%20to%20just%20be%20a,than%20the%20person%20next%20door%2C%20we're%20fine." w:history="1">
+        <w:r>
+          <w:rPr>
+            <w:rStyle w:val="Hyperlink"/>
+            <w:rFonts w:cstheme="minorHAnsi"/>
+          </w:rPr>
+          <w:t>1</w:t>
+        </w:r>
+      </w:hyperlink>
+      <w:r>
+        <w:rPr>
+          <w:rFonts w:cstheme="minorHAnsi"/>
+        </w:rPr>
+        <w:t>]</w:t>
+      </w:r>
+    </w:p>
+    <w:p>
+      <w:pPr>
+        <w:numPr>
+          <w:ilvl w:val="0"/>
+          <w:numId w:val="95"/>
+        </w:numPr>
+        <w:rPr>
+          <w:rFonts w:cstheme="minorHAnsi"/>
+        </w:rPr>
+      </w:pPr>
+      <w:r>
+        <w:rPr>
+          <w:rFonts w:cstheme="minorHAnsi"/>
+          <w:b/>
+          <w:bCs/>
+        </w:rPr>
+        <w:t>The Flaw of the Resume:</w:t>
+      </w:r>
+      <w:r>
+        <w:rPr>
+          <w:rFonts w:cstheme="minorHAnsi"/>
+        </w:rPr>
+        <w:t xml:space="preserve"> Goodness is treated like a resume to gain access to heaven, but Jesus is the only true door (</w:t>
+      </w:r>
+      <w:hyperlink r:id="rId46" w:tgtFrame="_blank" w:history="1">
+        <w:r>
+          <w:rPr>
+            <w:rStyle w:val="Hyperlink"/>
+            <w:rFonts w:cstheme="minorHAnsi"/>
+          </w:rPr>
+          <w:t>11:38</w:t>
+        </w:r>
+      </w:hyperlink>
+      <w:r>
+        <w:rPr>
+          <w:rFonts w:cstheme="minorHAnsi"/>
+        </w:rPr>
+        <w:t>).</w:t>
+      </w:r>
+    </w:p>
+    <w:p>
+      <w:pPr>
+        <w:numPr>
+          <w:ilvl w:val="0"/>
+          <w:numId w:val="95"/>
+        </w:numPr>
+        <w:rPr>
+          <w:rFonts w:cstheme="minorHAnsi"/>
+        </w:rPr>
+      </w:pPr>
+      <w:r>
+        <w:rPr>
+          <w:rFonts w:cstheme="minorHAnsi"/>
+          <w:b/>
+          <w:bCs/>
+        </w:rPr>
+        <w:t>The Matthew 7 Warning:</w:t>
+      </w:r>
+      <w:r>
+        <w:rPr>
+          <w:rFonts w:cstheme="minorHAnsi"/>
+        </w:rPr>
+        <w:t xml:space="preserve"> At the final judgment, highly religious people present a stacked resume of good deeds performed in Jesus' name (prophesying, driving out demons) (</w:t>
+      </w:r>
+      <w:hyperlink r:id="rId47" w:tgtFrame="_blank" w:history="1">
+        <w:r>
+          <w:rPr>
+            <w:rStyle w:val="Hyperlink"/>
+            <w:rFonts w:cstheme="minorHAnsi"/>
+          </w:rPr>
+          <w:t>25:22</w:t>
+        </w:r>
+      </w:hyperlink>
+      <w:r>
+        <w:rPr>
+          <w:rFonts w:cstheme="minorHAnsi"/>
+        </w:rPr>
+        <w:t>).</w:t>
+      </w:r>
+    </w:p>
+    <w:p>
+      <w:pPr>
+        <w:numPr>
+          <w:ilvl w:val="0"/>
+          <w:numId w:val="95"/>
+        </w:numPr>
+        <w:rPr>
+          <w:rFonts w:cstheme="minorHAnsi"/>
+        </w:rPr>
+      </w:pPr>
+      <w:r>
+        <w:rPr>
+          <w:rFonts w:cstheme="minorHAnsi"/>
+          <w:b/>
+          <w:bCs/>
+        </w:rPr>
+        <w:t>The Rejection:</w:t>
+      </w:r>
+      <w:r>
+        <w:rPr>
+          <w:rFonts w:cstheme="minorHAnsi"/>
+        </w:rPr>
+        <w:t xml:space="preserve"> Jesus completely ignores their performance and says, </w:t>
+      </w:r>
+      <w:r>
+        <w:rPr>
+          <w:rFonts w:cstheme="minorHAnsi"/>
+          <w:i/>
+          <w:iCs/>
+        </w:rPr>
+        <w:t>"I never knew you"</w:t>
+      </w:r>
+      <w:r>
+        <w:rPr>
+          <w:rFonts w:cstheme="minorHAnsi"/>
+        </w:rPr>
+        <w:t xml:space="preserve"> (</w:t>
+      </w:r>
+      <w:hyperlink r:id="rId48" w:tgtFrame="_blank" w:history="1">
+        <w:r>
+          <w:rPr>
+            <w:rStyle w:val="Hyperlink"/>
+            <w:rFonts w:cstheme="minorHAnsi"/>
+          </w:rPr>
+          <w:t>25:29</w:t>
+        </w:r>
+      </w:hyperlink>
+      <w:r>
+        <w:rPr>
+          <w:rFonts w:cstheme="minorHAnsi"/>
+        </w:rPr>
+        <w:t>). He does not tell them they weren't good enough; He states that they are total strangers (</w:t>
+      </w:r>
+      <w:hyperlink r:id="rId49" w:tgtFrame="_blank" w:history="1">
+        <w:r>
+          <w:rPr>
+            <w:rStyle w:val="Hyperlink"/>
+            <w:rFonts w:cstheme="minorHAnsi"/>
+          </w:rPr>
+          <w:t>27:59</w:t>
+        </w:r>
+      </w:hyperlink>
+      <w:r>
+        <w:rPr>
+          <w:rFonts w:cstheme="minorHAnsi"/>
+        </w:rPr>
+        <w:t>). This text warns church insiders that arms full of good works can easily mask a heart that is completely distant from God (</w:t>
+      </w:r>
+      <w:hyperlink r:id="rId50" w:tgtFrame="_blank" w:history="1">
+        <w:r>
+          <w:rPr>
+            <w:rStyle w:val="Hyperlink"/>
+            <w:rFonts w:cstheme="minorHAnsi"/>
+          </w:rPr>
+          <w:t>26:13</w:t>
+        </w:r>
+      </w:hyperlink>
+      <w:r>
+        <w:rPr>
+          <w:rFonts w:cstheme="minorHAnsi"/>
+        </w:rPr>
+        <w:t>).</w:t>
+      </w:r>
+    </w:p>
+    <w:p>
+      <w:pPr>
+        <w:rPr>
+          <w:rFonts w:cstheme="minorHAnsi"/>
+        </w:rPr>
+      </w:pPr>
+      <w:r>
+        <w:rPr>
+          <w:rFonts w:cstheme="minorHAnsi"/>
+        </w:rPr>
+        <w:pict w14:anchorId="77839BC9">
+          <v:rect id="_x0000_i1052" style="width:0;height:1.5pt" o:hralign="center" o:hrstd="t" o:hr="t" fillcolor="#a0a0a0" stroked="f"/>
+        </w:pict>
+      </w:r>
+    </w:p>
+    <w:p>
+      <w:pPr>
+        <w:rPr>
+          <w:rFonts w:cstheme="minorHAnsi"/>
+          <w:b/>
+          <w:bCs/>
+        </w:rPr>
+      </w:pPr>
+      <w:r>
+        <w:rPr>
+          <w:rFonts w:cstheme="minorHAnsi"/>
+          <w:b/>
+          <w:bCs/>
+        </w:rPr>
+        <w:t>The Crucial Distinction: Resume vs. Relationship</w:t>
+      </w:r>
+    </w:p>
+    <w:p>
+      <w:pPr>
+        <w:rPr>
+          <w:rFonts w:cstheme="minorHAnsi"/>
+        </w:rPr>
+      </w:pPr>
+      <w:r>
+        <w:rPr>
+          <w:rFonts w:cstheme="minorHAnsi"/>
+        </w:rPr>
+        <w:t>Christianity is fundamentally different from a step-ladder system of personal moral optimization (</w:t>
+      </w:r>
+      <w:hyperlink r:id="rId51" w:tgtFrame="_blank" w:history="1">
+        <w:r>
+          <w:rPr>
+            <w:rStyle w:val="Hyperlink"/>
+            <w:rFonts w:cstheme="minorHAnsi"/>
+          </w:rPr>
+          <w:t>22:28</w:t>
+        </w:r>
+      </w:hyperlink>
+      <w:r>
+        <w:rPr>
+          <w:rFonts w:cstheme="minorHAnsi"/>
+        </w:rPr>
+        <w:t xml:space="preserve">). </w:t>
+      </w:r>
+    </w:p>
+    <w:tbl>
+      <w:tblPr>
+        <w:tblW w:w="0" w:type="auto"/>
+        <w:tblCellSpacing w:w="15" w:type="dxa"/>
+        <w:tblCellMar>
+          <w:top w:w="15" w:type="dxa"/>
+          <w:left w:w="15" w:type="dxa"/>
+          <w:bottom w:w="15" w:type="dxa"/>
+          <w:right w:w="15" w:type="dxa"/>
+        </w:tblCellMar>
+        <w:tblLook w:val="04A0" w:firstRow="1" w:lastRow="0" w:firstColumn="1" w:lastColumn="0" w:noHBand="0" w:noVBand="1"/>
+      </w:tblPr>
+      <w:tblGrid>
+        <w:gridCol w:w="4720"/>
+        <w:gridCol w:w="4640"/>
+      </w:tblGrid>
+      <w:tr>
+        <w:trPr>
+          <w:tblCellSpacing w:w="15" w:type="dxa"/>
+        </w:trPr>
+        <w:tc>
+          <w:tcPr>
+            <w:tcW w:w="0" w:type="auto"/>
+            <w:tcBorders>
+              <w:bottom w:val="single" w:sz="6" w:space="0" w:color="DCDFE5"/>
+            </w:tcBorders>
+            <w:vAlign w:val="center"/>
+            <w:hideMark/>
+          </w:tcPr>
+          <w:p>
+            <w:pPr>
+              <w:rPr>
+                <w:rFonts w:cstheme="minorHAnsi"/>
+                <w:b/>
+                <w:bCs/>
+              </w:rPr>
+            </w:pPr>
+            <w:r>
+              <w:rPr>
+                <w:rFonts w:cstheme="minorHAnsi"/>
+                <w:b/>
+                <w:bCs/>
+              </w:rPr>
+              <w:t>Resume-Based Faith</w:t>
+            </w:r>
+          </w:p>
+        </w:tc>
+        <w:tc>
+          <w:tcPr>
+            <w:tcW w:w="0" w:type="auto"/>
+            <w:tcBorders>
+              <w:bottom w:val="single" w:sz="6" w:space="0" w:color="DCDFE5"/>
+            </w:tcBorders>
+            <w:vAlign w:val="center"/>
+            <w:hideMark/>
+          </w:tcPr>
+          <w:p>
+            <w:pPr>
+              <w:rPr>
+                <w:rFonts w:cstheme="minorHAnsi"/>
+                <w:b/>
+                <w:bCs/>
+              </w:rPr>
+            </w:pPr>
+            <w:r>
+              <w:rPr>
+                <w:rFonts w:cstheme="minorHAnsi"/>
+                <w:b/>
+                <w:bCs/>
+              </w:rPr>
+              <w:t>Relationship-Based Faith</w:t>
+            </w:r>
+          </w:p>
+        </w:tc>
+      </w:tr>
+      <w:tr>
+        <w:trPr>
+          <w:tblCellSpacing w:w="15" w:type="dxa"/>
+        </w:trPr>
+        <w:tc>
+          <w:tcPr>
+            <w:tcW w:w="0" w:type="auto"/>
+            <w:tcBorders>
+              <w:bottom w:val="single" w:sz="6" w:space="0" w:color="DCDFE5"/>
+            </w:tcBorders>
+            <w:vAlign w:val="center"/>
+            <w:hideMark/>
+          </w:tcPr>
+          <w:p>
+            <w:pPr>
+              <w:rPr>
+                <w:rFonts w:cstheme="minorHAnsi"/>
+              </w:rPr>
+            </w:pPr>
+            <w:r>
+              <w:rPr>
+                <w:rFonts w:cstheme="minorHAnsi"/>
+              </w:rPr>
+              <w:t>Focuses on human performance and checkboxes (</w:t>
+            </w:r>
+            <w:hyperlink r:id="rId52" w:tgtFrame="_blank" w:history="1">
+              <w:r>
+                <w:rPr>
+                  <w:rStyle w:val="Hyperlink"/>
+                  <w:rFonts w:cstheme="minorHAnsi"/>
+                </w:rPr>
+                <w:t>27:59</w:t>
+              </w:r>
+            </w:hyperlink>
+            <w:r>
+              <w:rPr>
+                <w:rFonts w:cstheme="minorHAnsi"/>
+              </w:rPr>
+              <w:t>).</w:t>
+            </w:r>
+          </w:p>
+        </w:tc>
+        <w:tc>
+          <w:tcPr>
+            <w:tcW w:w="0" w:type="auto"/>
+            <w:tcBorders>
+              <w:bottom w:val="single" w:sz="6" w:space="0" w:color="DCDFE5"/>
+            </w:tcBorders>
+            <w:vAlign w:val="center"/>
+            <w:hideMark/>
+          </w:tcPr>
+          <w:p>
+            <w:pPr>
+              <w:rPr>
+                <w:rFonts w:cstheme="minorHAnsi"/>
+              </w:rPr>
+            </w:pPr>
+            <w:r>
+              <w:rPr>
+                <w:rFonts w:cstheme="minorHAnsi"/>
+              </w:rPr>
+              <w:t>Focuses on receiving whole new life in Christ.</w:t>
+            </w:r>
+          </w:p>
+        </w:tc>
+      </w:tr>
+      <w:tr>
+        <w:trPr>
+          <w:tblCellSpacing w:w="15" w:type="dxa"/>
+        </w:trPr>
+        <w:tc>
+          <w:tcPr>
+            <w:tcW w:w="0" w:type="auto"/>
+            <w:tcBorders>
+              <w:bottom w:val="single" w:sz="6" w:space="0" w:color="DCDFE5"/>
+            </w:tcBorders>
+            <w:vAlign w:val="center"/>
+            <w:hideMark/>
+          </w:tcPr>
+          <w:p>
+            <w:pPr>
+              <w:rPr>
+                <w:rFonts w:cstheme="minorHAnsi"/>
+              </w:rPr>
+            </w:pPr>
+            <w:r>
+              <w:rPr>
+                <w:rFonts w:cstheme="minorHAnsi"/>
+              </w:rPr>
+              <w:t>Driven by the anxious, exhausting pursuit of a passing score (</w:t>
+            </w:r>
+            <w:hyperlink r:id="rId53" w:tgtFrame="_blank" w:history="1">
+              <w:r>
+                <w:rPr>
+                  <w:rStyle w:val="Hyperlink"/>
+                  <w:rFonts w:cstheme="minorHAnsi"/>
+                </w:rPr>
+                <w:t>16:15</w:t>
+              </w:r>
+            </w:hyperlink>
+            <w:r>
+              <w:rPr>
+                <w:rFonts w:cstheme="minorHAnsi"/>
+              </w:rPr>
+              <w:t>).</w:t>
+            </w:r>
+          </w:p>
+        </w:tc>
+        <w:tc>
+          <w:tcPr>
+            <w:tcW w:w="0" w:type="auto"/>
+            <w:tcBorders>
+              <w:bottom w:val="single" w:sz="6" w:space="0" w:color="DCDFE5"/>
+            </w:tcBorders>
+            <w:vAlign w:val="center"/>
+            <w:hideMark/>
+          </w:tcPr>
+          <w:p>
+            <w:pPr>
+              <w:rPr>
+                <w:rFonts w:cstheme="minorHAnsi"/>
+              </w:rPr>
+            </w:pPr>
+            <w:r>
+              <w:rPr>
+                <w:rFonts w:cstheme="minorHAnsi"/>
+              </w:rPr>
+              <w:t>Driven by grace through faith in the finished work of Jesus (</w:t>
+            </w:r>
+            <w:hyperlink r:id="rId54" w:tgtFrame="_blank" w:history="1">
+              <w:r>
+                <w:rPr>
+                  <w:rStyle w:val="Hyperlink"/>
+                  <w:rFonts w:cstheme="minorHAnsi"/>
+                </w:rPr>
+                <w:t>14:20</w:t>
+              </w:r>
+            </w:hyperlink>
+            <w:r>
+              <w:rPr>
+                <w:rFonts w:cstheme="minorHAnsi"/>
+              </w:rPr>
+              <w:t>).</w:t>
+            </w:r>
+          </w:p>
+        </w:tc>
+      </w:tr>
+      <w:tr>
+        <w:trPr>
+          <w:tblCellSpacing w:w="15" w:type="dxa"/>
+        </w:trPr>
+        <w:tc>
+          <w:tcPr>
+            <w:tcW w:w="0" w:type="auto"/>
+            <w:tcBorders>
+              <w:bottom w:val="nil"/>
+            </w:tcBorders>
+            <w:vAlign w:val="center"/>
+            <w:hideMark/>
+          </w:tcPr>
+          <w:p>
+            <w:pPr>
+              <w:rPr>
+                <w:rFonts w:cstheme="minorHAnsi"/>
+              </w:rPr>
+            </w:pPr>
+            <w:r>
+              <w:rPr>
+                <w:rFonts w:cstheme="minorHAnsi"/>
+              </w:rPr>
+              <w:t xml:space="preserve">Goodness is a heavy burden forced </w:t>
+            </w:r>
+            <w:r>
+              <w:rPr>
+                <w:rFonts w:cstheme="minorHAnsi"/>
+                <w:i/>
+                <w:iCs/>
+              </w:rPr>
+              <w:t>onto</w:t>
+            </w:r>
+            <w:r>
+              <w:rPr>
+                <w:rFonts w:cstheme="minorHAnsi"/>
+              </w:rPr>
+              <w:t xml:space="preserve"> yourself (</w:t>
+            </w:r>
+            <w:hyperlink r:id="rId55" w:tgtFrame="_blank" w:history="1">
+              <w:r>
+                <w:rPr>
+                  <w:rStyle w:val="Hyperlink"/>
+                  <w:rFonts w:cstheme="minorHAnsi"/>
+                </w:rPr>
+                <w:t>28:50</w:t>
+              </w:r>
+            </w:hyperlink>
+            <w:r>
+              <w:rPr>
+                <w:rFonts w:cstheme="minorHAnsi"/>
+              </w:rPr>
+              <w:t>).</w:t>
+            </w:r>
+          </w:p>
+        </w:tc>
+        <w:tc>
+          <w:tcPr>
+            <w:tcW w:w="0" w:type="auto"/>
+            <w:tcBorders>
+              <w:bottom w:val="nil"/>
+            </w:tcBorders>
+            <w:vAlign w:val="center"/>
+            <w:hideMark/>
+          </w:tcPr>
+          <w:p>
+            <w:pPr>
+              <w:rPr>
+                <w:rFonts w:cstheme="minorHAnsi"/>
+              </w:rPr>
+            </w:pPr>
+            <w:r>
+              <w:rPr>
+                <w:rFonts w:cstheme="minorHAnsi"/>
+              </w:rPr>
+              <w:t xml:space="preserve">Goodness flows naturally </w:t>
+            </w:r>
+            <w:r>
+              <w:rPr>
+                <w:rFonts w:cstheme="minorHAnsi"/>
+                <w:i/>
+                <w:iCs/>
+              </w:rPr>
+              <w:t>out</w:t>
+            </w:r>
+            <w:r>
+              <w:rPr>
+                <w:rFonts w:cstheme="minorHAnsi"/>
+              </w:rPr>
+              <w:t xml:space="preserve"> of a secure, known heart (</w:t>
+            </w:r>
+            <w:hyperlink r:id="rId56" w:tgtFrame="_blank" w:history="1">
+              <w:r>
+                <w:rPr>
+                  <w:rStyle w:val="Hyperlink"/>
+                  <w:rFonts w:cstheme="minorHAnsi"/>
+                </w:rPr>
+                <w:t>28:50</w:t>
+              </w:r>
+            </w:hyperlink>
+            <w:r>
+              <w:rPr>
+                <w:rFonts w:cstheme="minorHAnsi"/>
+              </w:rPr>
+              <w:t>).</w:t>
+            </w:r>
+          </w:p>
+        </w:tc>
+      </w:tr>
+    </w:tbl>
+    <w:p>
+      <w:pPr>
+        <w:rPr>
+          <w:rFonts w:cstheme="minorHAnsi"/>
+        </w:rPr>
+      </w:pPr>
+      <w:r>
+        <w:rPr>
+          <w:rFonts w:cstheme="minorHAnsi"/>
+          <w:b/>
+          <w:bCs/>
+        </w:rPr>
+        <w:t>Final Verdict:</w:t>
+      </w:r>
+      <w:r>
+        <w:rPr>
+          <w:rFonts w:cstheme="minorHAnsi"/>
+        </w:rPr>
+        <w:t xml:space="preserve"> Good is never good enough when measured against a holy God (</w:t>
+      </w:r>
+      <w:hyperlink r:id="rId57" w:tgtFrame="_blank" w:history="1">
+        <w:r>
+          <w:rPr>
+            <w:rStyle w:val="Hyperlink"/>
+            <w:rFonts w:cstheme="minorHAnsi"/>
+          </w:rPr>
+          <w:t>34:03</w:t>
+        </w:r>
+      </w:hyperlink>
+      <w:r>
+        <w:rPr>
+          <w:rFonts w:cstheme="minorHAnsi"/>
+        </w:rPr>
+        <w:t>). Jesus did not die so you could perform well enough to earn His approval; He died to provide a relationship so you could stop carrying the weight of the ruler (</w:t>
+      </w:r>
+      <w:hyperlink r:id="rId58" w:tgtFrame="_blank" w:history="1">
+        <w:r>
+          <w:rPr>
+            <w:rStyle w:val="Hyperlink"/>
+            <w:rFonts w:cstheme="minorHAnsi"/>
+          </w:rPr>
+          <w:t>30:35</w:t>
+        </w:r>
+      </w:hyperlink>
+      <w:r>
+        <w:rPr>
+          <w:rFonts w:cstheme="minorHAnsi"/>
+        </w:rPr>
+        <w:t>).</w:t>
+      </w:r>
+    </w:p>
+    <w:p>
+      <w:pPr>
+        <w:rPr>
+          <w:rFonts w:cstheme="minorHAnsi"/>
+        </w:rPr>
+      </w:pPr>
+    </w:p>
+    <w:p>
+      <w:pPr>
+        <w:rPr>
+          <w:rFonts w:cstheme="minorHAnsi"/>
+        </w:rPr>
+      </w:pPr>
+      <w:r>
+        <w:rPr>
+          <w:rFonts w:cstheme="minorHAnsi"/>
+        </w:rPr>
+        <w:t>====</w:t>
+      </w:r>
+    </w:p>
+    <w:p>
+      <w:pPr>
+        <w:rPr>
+          <w:rFonts w:cstheme="minorHAnsi"/>
+        </w:rPr>
+      </w:pPr>
+    </w:p>
+    <w:p>
+      <w:pPr>
+        <w:rPr>
+          <w:rFonts w:cstheme="minorHAnsi"/>
+          <w:b/>
+          <w:bCs/>
+        </w:rPr>
+      </w:pPr>
+      <w:proofErr w:type="spellStart"/>
+      <w:r>
+        <w:rPr>
+          <w:rFonts w:cstheme="minorHAnsi"/>
+          <w:b/>
+          <w:bCs/>
+        </w:rPr>
+        <w:t>講道摘要</w:t>
+      </w:r>
+      <w:proofErr w:type="spellEnd"/>
+      <w:r>
+        <w:rPr>
+          <w:rFonts w:cstheme="minorHAnsi"/>
+          <w:b/>
+          <w:bCs/>
+        </w:rPr>
+        <w:t>：「</w:t>
+      </w:r>
+      <w:proofErr w:type="spellStart"/>
+      <w:r>
+        <w:rPr>
+          <w:rFonts w:cstheme="minorHAnsi"/>
+          <w:b/>
+          <w:bCs/>
+        </w:rPr>
+        <w:t>好人」的宗教</w:t>
+      </w:r>
+      <w:proofErr w:type="spellEnd"/>
+    </w:p>
+    <w:p>
+      <w:pPr>
+        <w:rPr>
+          <w:rFonts w:cstheme="minorHAnsi"/>
+        </w:rPr>
+      </w:pPr>
+      <w:proofErr w:type="spellStart"/>
+      <w:r>
+        <w:rPr>
+          <w:rFonts w:cstheme="minorHAnsi"/>
+          <w:b/>
+          <w:bCs/>
+        </w:rPr>
+        <w:t>講員</w:t>
+      </w:r>
+      <w:proofErr w:type="spellEnd"/>
+      <w:r>
+        <w:rPr>
+          <w:rFonts w:cstheme="minorHAnsi"/>
+          <w:b/>
+          <w:bCs/>
+        </w:rPr>
+        <w:t>：</w:t>
+      </w:r>
+      <w:r>
+        <w:rPr>
+          <w:rFonts w:cstheme="minorHAnsi"/>
+        </w:rPr>
+        <w:t xml:space="preserve"> Phil EuBank </w:t>
+      </w:r>
+      <w:proofErr w:type="spellStart"/>
+      <w:r>
+        <w:rPr>
+          <w:rFonts w:cstheme="minorHAnsi"/>
+        </w:rPr>
+        <w:t>牧師，</w:t>
+      </w:r>
+      <w:r>
+        <w:rPr>
+          <w:rFonts w:cstheme="minorHAnsi"/>
+        </w:rPr>
+        <w:t>Menlo</w:t>
+      </w:r>
+      <w:proofErr w:type="spellEnd"/>
+      <w:r>
+        <w:rPr>
+          <w:rFonts w:cstheme="minorHAnsi"/>
+        </w:rPr>
+        <w:t xml:space="preserve"> Church</w:t>
+      </w:r>
+      <w:r>
+        <w:rPr>
+          <w:rFonts w:cstheme="minorHAnsi"/>
+        </w:rPr>
+        <w:br/>
+      </w:r>
+      <w:proofErr w:type="spellStart"/>
+      <w:r>
+        <w:rPr>
+          <w:rFonts w:cstheme="minorHAnsi"/>
+          <w:b/>
+          <w:bCs/>
+        </w:rPr>
+        <w:t>核心經文</w:t>
+      </w:r>
+      <w:proofErr w:type="spellEnd"/>
+      <w:r>
+        <w:rPr>
+          <w:rFonts w:cstheme="minorHAnsi"/>
+          <w:b/>
+          <w:bCs/>
+        </w:rPr>
+        <w:t>：</w:t>
+      </w:r>
+      <w:r>
+        <w:rPr>
+          <w:rFonts w:cstheme="minorHAnsi"/>
+        </w:rPr>
+        <w:t xml:space="preserve"> </w:t>
+      </w:r>
+      <w:proofErr w:type="spellStart"/>
+      <w:r>
+        <w:rPr>
+          <w:rFonts w:cstheme="minorHAnsi"/>
+        </w:rPr>
+        <w:t>馬太福音</w:t>
+      </w:r>
+      <w:proofErr w:type="spellEnd"/>
+      <w:r>
+        <w:rPr>
+          <w:rFonts w:cstheme="minorHAnsi"/>
+        </w:rPr>
+        <w:t xml:space="preserve"> 7:21–23 &amp; </w:t>
+      </w:r>
+      <w:proofErr w:type="spellStart"/>
+      <w:r>
+        <w:rPr>
+          <w:rFonts w:cstheme="minorHAnsi"/>
+        </w:rPr>
+        <w:t>馬可福音</w:t>
+      </w:r>
+      <w:proofErr w:type="spellEnd"/>
+      <w:r>
+        <w:rPr>
+          <w:rFonts w:cstheme="minorHAnsi"/>
+        </w:rPr>
+        <w:t xml:space="preserve"> 10:17–31</w:t>
+      </w:r>
+    </w:p>
+    <w:p>
+      <w:pPr>
+        <w:rPr>
+          <w:rFonts w:cstheme="minorHAnsi"/>
+        </w:rPr>
+      </w:pPr>
+      <w:r>
+        <w:rPr>
+          <w:rFonts w:cstheme="minorHAnsi"/>
+        </w:rPr>
+        <w:pict w14:anchorId="643F37FC">
+          <v:rect id="_x0000_i1081" style="width:0;height:1.5pt" o:hralign="center" o:hrstd="t" o:hr="t" fillcolor="#a0a0a0" stroked="f"/>
+        </w:pict>
+      </w:r>
+    </w:p>
+    <w:p>
+      <w:pPr>
+        <w:rPr>
+          <w:rFonts w:cstheme="minorHAnsi"/>
+          <w:b/>
+          <w:bCs/>
+        </w:rPr>
+      </w:pPr>
+      <w:proofErr w:type="spellStart"/>
+      <w:r>
+        <w:rPr>
+          <w:rFonts w:cstheme="minorHAnsi"/>
+          <w:b/>
+          <w:bCs/>
+        </w:rPr>
+        <w:t>文化背景</w:t>
+      </w:r>
+      <w:proofErr w:type="spellEnd"/>
+      <w:r>
+        <w:rPr>
+          <w:rFonts w:cstheme="minorHAnsi"/>
+          <w:b/>
+          <w:bCs/>
+        </w:rPr>
+        <w:t>：「</w:t>
+      </w:r>
+      <w:proofErr w:type="spellStart"/>
+      <w:r>
+        <w:rPr>
+          <w:rFonts w:cstheme="minorHAnsi"/>
+          <w:b/>
+          <w:bCs/>
+        </w:rPr>
+        <w:t>無宗教信仰者」的宗教</w:t>
+      </w:r>
+      <w:proofErr w:type="spellEnd"/>
+    </w:p>
+    <w:p>
+      <w:pPr>
+        <w:rPr>
+          <w:rFonts w:cstheme="minorHAnsi"/>
+        </w:rPr>
+      </w:pPr>
+      <w:proofErr w:type="spellStart"/>
+      <w:r>
+        <w:rPr>
+          <w:rFonts w:cstheme="minorHAnsi"/>
+        </w:rPr>
+        <w:lastRenderedPageBreak/>
+        <w:t>現代社會極力推崇一種隱形的宗教，稱為</w:t>
+      </w:r>
+      <w:r>
+        <w:rPr>
+          <w:rFonts w:cstheme="minorHAnsi"/>
+          <w:b/>
+          <w:bCs/>
+        </w:rPr>
+        <w:t>道德療癒型自然神論</w:t>
+      </w:r>
+      <w:proofErr w:type="spellEnd"/>
+      <w:r>
+        <w:rPr>
+          <w:rFonts w:cstheme="minorHAnsi"/>
+        </w:rPr>
+        <w:t xml:space="preserve"> (17:46)</w:t>
+      </w:r>
+      <w:r>
+        <w:rPr>
+          <w:rFonts w:cstheme="minorHAnsi"/>
+        </w:rPr>
+        <w:t>。</w:t>
+      </w:r>
+      <w:proofErr w:type="spellStart"/>
+      <w:r>
+        <w:rPr>
+          <w:rFonts w:cstheme="minorHAnsi"/>
+        </w:rPr>
+        <w:t>這種世界觀宣稱，上帝只希望人們做好人，人生的終極目標是快樂，而「好人」自然會上天堂</w:t>
+      </w:r>
+      <w:proofErr w:type="spellEnd"/>
+      <w:r>
+        <w:rPr>
+          <w:rFonts w:cstheme="minorHAnsi"/>
+        </w:rPr>
+        <w:t xml:space="preserve"> (18:01)</w:t>
+      </w:r>
+      <w:r>
+        <w:rPr>
+          <w:rFonts w:cstheme="minorHAnsi"/>
+        </w:rPr>
+        <w:t>。</w:t>
+      </w:r>
+      <w:proofErr w:type="spellStart"/>
+      <w:r>
+        <w:rPr>
+          <w:rFonts w:cstheme="minorHAnsi"/>
+        </w:rPr>
+        <w:t>這種心態讓人產生盲目的自信，認為我們有資格決定怎樣才算「夠好</w:t>
+      </w:r>
+      <w:proofErr w:type="spellEnd"/>
+      <w:r>
+        <w:rPr>
+          <w:rFonts w:cstheme="minorHAnsi"/>
+        </w:rPr>
+        <w:t>」</w:t>
+      </w:r>
+      <w:r>
+        <w:rPr>
+          <w:rFonts w:cstheme="minorHAnsi"/>
+        </w:rPr>
+        <w:t xml:space="preserve"> (17:22)</w:t>
+      </w:r>
+      <w:r>
+        <w:rPr>
+          <w:rFonts w:cstheme="minorHAnsi"/>
+        </w:rPr>
+        <w:t>。</w:t>
+      </w:r>
+    </w:p>
+    <w:p>
+      <w:pPr>
+        <w:rPr>
+          <w:rFonts w:cstheme="minorHAnsi"/>
+        </w:rPr>
+      </w:pPr>
+      <w:r>
+        <w:rPr>
+          <w:rFonts w:cstheme="minorHAnsi"/>
+        </w:rPr>
+        <w:pict w14:anchorId="6853B65B">
+          <v:rect id="_x0000_i1082" style="width:0;height:1.5pt" o:hralign="center" o:hrstd="t" o:hr="t" fillcolor="#a0a0a0" stroked="f"/>
+        </w:pict>
+      </w:r>
+    </w:p>
+    <w:p>
+      <w:pPr>
+        <w:rPr>
+          <w:rFonts w:cstheme="minorHAnsi"/>
+          <w:b/>
+          <w:bCs/>
+        </w:rPr>
+      </w:pPr>
+      <w:proofErr w:type="spellStart"/>
+      <w:r>
+        <w:rPr>
+          <w:rFonts w:cstheme="minorHAnsi"/>
+          <w:b/>
+          <w:bCs/>
+        </w:rPr>
+        <w:t>問題一：移動的目標</w:t>
+      </w:r>
+      <w:proofErr w:type="spellEnd"/>
+    </w:p>
+    <w:p>
+      <w:pPr>
+        <w:rPr>
+          <w:rFonts w:cstheme="minorHAnsi"/>
+        </w:rPr>
+      </w:pPr>
+      <w:proofErr w:type="spellStart"/>
+      <w:r>
+        <w:rPr>
+          <w:rFonts w:cstheme="minorHAnsi"/>
+        </w:rPr>
+        <w:t>當信仰建立在人與人之間的道德對比時</w:t>
+      </w:r>
+      <w:proofErr w:type="spellEnd"/>
+      <w:r>
+        <w:rPr>
+          <w:rFonts w:cstheme="minorHAnsi"/>
+        </w:rPr>
+        <w:t>，「</w:t>
+      </w:r>
+      <w:proofErr w:type="spellStart"/>
+      <w:r>
+        <w:rPr>
+          <w:rFonts w:cstheme="minorHAnsi"/>
+        </w:rPr>
+        <w:t>好」就變成了一個不可能且不斷變動的基準</w:t>
+      </w:r>
+      <w:proofErr w:type="spellEnd"/>
+      <w:r>
+        <w:rPr>
+          <w:rFonts w:cstheme="minorHAnsi"/>
+        </w:rPr>
+        <w:t>。</w:t>
+      </w:r>
+    </w:p>
+    <w:p>
+      <w:pPr>
+        <w:numPr>
+          <w:ilvl w:val="0"/>
+          <w:numId w:val="96"/>
+        </w:numPr>
+        <w:rPr>
+          <w:rFonts w:cstheme="minorHAnsi"/>
+        </w:rPr>
+      </w:pPr>
+      <w:proofErr w:type="spellStart"/>
+      <w:r>
+        <w:rPr>
+          <w:rFonts w:cstheme="minorHAnsi"/>
+          <w:b/>
+          <w:bCs/>
+        </w:rPr>
+        <w:t>掌控的幻覺</w:t>
+      </w:r>
+      <w:proofErr w:type="spellEnd"/>
+      <w:r>
+        <w:rPr>
+          <w:rFonts w:cstheme="minorHAnsi"/>
+          <w:b/>
+          <w:bCs/>
+        </w:rPr>
+        <w:t>：</w:t>
+      </w:r>
+      <w:r>
+        <w:rPr>
+          <w:rFonts w:cstheme="minorHAnsi"/>
+        </w:rPr>
+        <w:t xml:space="preserve"> </w:t>
+      </w:r>
+      <w:proofErr w:type="spellStart"/>
+      <w:r>
+        <w:rPr>
+          <w:rFonts w:cstheme="minorHAnsi"/>
+        </w:rPr>
+        <w:t>我們把尺規握在自己手中，在道德上為自己「曲線計分</w:t>
+      </w:r>
+      <w:proofErr w:type="spellEnd"/>
+      <w:r>
+        <w:rPr>
+          <w:rFonts w:cstheme="minorHAnsi"/>
+        </w:rPr>
+        <w:t>」</w:t>
+      </w:r>
+      <w:r>
+        <w:rPr>
+          <w:rFonts w:cstheme="minorHAnsi"/>
+        </w:rPr>
+        <w:t xml:space="preserve"> (21:10)</w:t>
+      </w:r>
+      <w:r>
+        <w:rPr>
+          <w:rFonts w:cstheme="minorHAnsi"/>
+        </w:rPr>
+        <w:t>。</w:t>
+      </w:r>
+    </w:p>
+    <w:p>
+      <w:pPr>
+        <w:numPr>
+          <w:ilvl w:val="0"/>
+          <w:numId w:val="96"/>
+        </w:numPr>
+        <w:rPr>
+          <w:rFonts w:cstheme="minorHAnsi"/>
+        </w:rPr>
+      </w:pPr>
+      <w:proofErr w:type="spellStart"/>
+      <w:r>
+        <w:rPr>
+          <w:rFonts w:cstheme="minorHAnsi"/>
+          <w:b/>
+          <w:bCs/>
+        </w:rPr>
+        <w:t>選擇性對比</w:t>
+      </w:r>
+      <w:proofErr w:type="spellEnd"/>
+      <w:r>
+        <w:rPr>
+          <w:rFonts w:cstheme="minorHAnsi"/>
+          <w:b/>
+          <w:bCs/>
+        </w:rPr>
+        <w:t>：</w:t>
+      </w:r>
+      <w:r>
+        <w:rPr>
+          <w:rFonts w:cstheme="minorHAnsi"/>
+        </w:rPr>
+        <w:t xml:space="preserve"> </w:t>
+      </w:r>
+      <w:proofErr w:type="spellStart"/>
+      <w:r>
+        <w:rPr>
+          <w:rFonts w:cstheme="minorHAnsi"/>
+        </w:rPr>
+        <w:t>我們本能地選擇與那些能讓自己看起來更優越的人做比較</w:t>
+      </w:r>
+      <w:proofErr w:type="spellEnd"/>
+      <w:r>
+        <w:rPr>
+          <w:rFonts w:cstheme="minorHAnsi"/>
+        </w:rPr>
+        <w:t xml:space="preserve"> (29:35)</w:t>
+      </w:r>
+      <w:r>
+        <w:rPr>
+          <w:rFonts w:cstheme="minorHAnsi"/>
+        </w:rPr>
+        <w:t>。</w:t>
+      </w:r>
+    </w:p>
+    <w:p>
+      <w:pPr>
+        <w:numPr>
+          <w:ilvl w:val="0"/>
+          <w:numId w:val="96"/>
+        </w:numPr>
+        <w:rPr>
+          <w:rFonts w:cstheme="minorHAnsi"/>
+        </w:rPr>
+      </w:pPr>
+      <w:proofErr w:type="spellStart"/>
+      <w:r>
+        <w:rPr>
+          <w:rFonts w:cstheme="minorHAnsi"/>
+          <w:b/>
+          <w:bCs/>
+        </w:rPr>
+        <w:t>陷入陷阱</w:t>
+      </w:r>
+      <w:proofErr w:type="spellEnd"/>
+      <w:r>
+        <w:rPr>
+          <w:rFonts w:cstheme="minorHAnsi"/>
+          <w:b/>
+          <w:bCs/>
+        </w:rPr>
+        <w:t>：</w:t>
+      </w:r>
+      <w:r>
+        <w:rPr>
+          <w:rFonts w:cstheme="minorHAnsi"/>
+        </w:rPr>
+        <w:t xml:space="preserve"> </w:t>
+      </w:r>
+      <w:proofErr w:type="spellStart"/>
+      <w:r>
+        <w:rPr>
+          <w:rFonts w:cstheme="minorHAnsi"/>
+        </w:rPr>
+        <w:t>因為人類的道德標準不斷轉變，目標從未停止移動。你永遠無法算出確切的心理分數，來證明自己已經達標</w:t>
+      </w:r>
+      <w:proofErr w:type="spellEnd"/>
+      <w:r>
+        <w:rPr>
+          <w:rFonts w:cstheme="minorHAnsi"/>
+        </w:rPr>
+        <w:t xml:space="preserve"> (16:07)</w:t>
+      </w:r>
+      <w:r>
+        <w:rPr>
+          <w:rFonts w:cstheme="minorHAnsi"/>
+        </w:rPr>
+        <w:t>。</w:t>
+      </w:r>
+    </w:p>
+    <w:p>
+      <w:pPr>
+        <w:rPr>
+          <w:rFonts w:cstheme="minorHAnsi"/>
+        </w:rPr>
+      </w:pPr>
+      <w:r>
+        <w:rPr>
+          <w:rFonts w:cstheme="minorHAnsi"/>
+        </w:rPr>
+        <w:pict w14:anchorId="6E87ABE7">
+          <v:rect id="_x0000_i1083" style="width:0;height:1.5pt" o:hralign="center" o:hrstd="t" o:hr="t" fillcolor="#a0a0a0" stroked="f"/>
+        </w:pict>
+      </w:r>
+    </w:p>
+    <w:p>
+      <w:pPr>
+        <w:rPr>
+          <w:rFonts w:cstheme="minorHAnsi"/>
+          <w:b/>
+          <w:bCs/>
+        </w:rPr>
+      </w:pPr>
+      <w:proofErr w:type="spellStart"/>
+      <w:r>
+        <w:rPr>
+          <w:rFonts w:cstheme="minorHAnsi"/>
+          <w:b/>
+          <w:bCs/>
+        </w:rPr>
+        <w:t>問題二：錯誤的指標</w:t>
+      </w:r>
+      <w:proofErr w:type="spellEnd"/>
+    </w:p>
+    <w:p>
+      <w:pPr>
+        <w:rPr>
+          <w:rFonts w:cstheme="minorHAnsi"/>
+        </w:rPr>
+      </w:pPr>
+      <w:proofErr w:type="spellStart"/>
+      <w:r>
+        <w:rPr>
+          <w:rFonts w:cstheme="minorHAnsi"/>
+        </w:rPr>
+        <w:t>在屬靈或道德的表現表上拿滿分，完全錯失了福音的核心意義</w:t>
+      </w:r>
+      <w:proofErr w:type="spellEnd"/>
+      <w:r>
+        <w:rPr>
+          <w:rFonts w:cstheme="minorHAnsi"/>
+        </w:rPr>
+        <w:t xml:space="preserve"> (29:54)</w:t>
+      </w:r>
+      <w:r>
+        <w:rPr>
+          <w:rFonts w:cstheme="minorHAnsi"/>
+        </w:rPr>
+        <w:t>。</w:t>
+      </w:r>
+    </w:p>
+    <w:p>
+      <w:pPr>
+        <w:numPr>
+          <w:ilvl w:val="0"/>
+          <w:numId w:val="97"/>
+        </w:numPr>
+        <w:rPr>
+          <w:rFonts w:cstheme="minorHAnsi"/>
+        </w:rPr>
+      </w:pPr>
+      <w:proofErr w:type="spellStart"/>
+      <w:r>
+        <w:rPr>
+          <w:rFonts w:cstheme="minorHAnsi"/>
+          <w:b/>
+          <w:bCs/>
+        </w:rPr>
+        <w:t>履歷的謬誤</w:t>
+      </w:r>
+      <w:proofErr w:type="spellEnd"/>
+      <w:r>
+        <w:rPr>
+          <w:rFonts w:cstheme="minorHAnsi"/>
+          <w:b/>
+          <w:bCs/>
+        </w:rPr>
+        <w:t>：</w:t>
+      </w:r>
+      <w:r>
+        <w:rPr>
+          <w:rFonts w:cstheme="minorHAnsi"/>
+        </w:rPr>
+        <w:t xml:space="preserve"> </w:t>
+      </w:r>
+      <w:proofErr w:type="spellStart"/>
+      <w:r>
+        <w:rPr>
+          <w:rFonts w:cstheme="minorHAnsi"/>
+        </w:rPr>
+        <w:t>人們將善行當作進入天堂的履歷，但耶穌才是唯一的生命之門</w:t>
+      </w:r>
+      <w:proofErr w:type="spellEnd"/>
+      <w:r>
+        <w:rPr>
+          <w:rFonts w:cstheme="minorHAnsi"/>
+        </w:rPr>
+        <w:t xml:space="preserve"> (11:38)</w:t>
+      </w:r>
+      <w:r>
+        <w:rPr>
+          <w:rFonts w:cstheme="minorHAnsi"/>
+        </w:rPr>
+        <w:t>。</w:t>
+      </w:r>
+    </w:p>
+    <w:p>
+      <w:pPr>
+        <w:numPr>
+          <w:ilvl w:val="0"/>
+          <w:numId w:val="97"/>
+        </w:numPr>
+        <w:rPr>
+          <w:rFonts w:cstheme="minorHAnsi"/>
+        </w:rPr>
+      </w:pPr>
+      <w:proofErr w:type="spellStart"/>
+      <w:r>
+        <w:rPr>
+          <w:rFonts w:cstheme="minorHAnsi"/>
+          <w:b/>
+          <w:bCs/>
+        </w:rPr>
+        <w:t>馬太福音的警告</w:t>
+      </w:r>
+      <w:proofErr w:type="spellEnd"/>
+      <w:r>
+        <w:rPr>
+          <w:rFonts w:cstheme="minorHAnsi"/>
+          <w:b/>
+          <w:bCs/>
+        </w:rPr>
+        <w:t>：</w:t>
+      </w:r>
+      <w:r>
+        <w:rPr>
+          <w:rFonts w:cstheme="minorHAnsi"/>
+        </w:rPr>
+        <w:t xml:space="preserve"> </w:t>
+      </w:r>
+      <w:proofErr w:type="spellStart"/>
+      <w:r>
+        <w:rPr>
+          <w:rFonts w:cstheme="minorHAnsi"/>
+        </w:rPr>
+        <w:t>在最終審判時，極其虔誠的人向耶穌展示了一份奉祂的名行善的完美履歷（如傳道、趕鬼</w:t>
+      </w:r>
+      <w:proofErr w:type="spellEnd"/>
+      <w:r>
+        <w:rPr>
+          <w:rFonts w:cstheme="minorHAnsi"/>
+        </w:rPr>
+        <w:t>）</w:t>
+      </w:r>
+      <w:r>
+        <w:rPr>
+          <w:rFonts w:cstheme="minorHAnsi"/>
+        </w:rPr>
+        <w:t xml:space="preserve"> (25:22)</w:t>
+      </w:r>
+      <w:r>
+        <w:rPr>
+          <w:rFonts w:cstheme="minorHAnsi"/>
+        </w:rPr>
+        <w:t>。</w:t>
+      </w:r>
+    </w:p>
+    <w:p>
+      <w:pPr>
+        <w:numPr>
+          <w:ilvl w:val="0"/>
+          <w:numId w:val="97"/>
+        </w:numPr>
+        <w:rPr>
+          <w:rFonts w:cstheme="minorHAnsi"/>
+        </w:rPr>
+      </w:pPr>
+      <w:proofErr w:type="spellStart"/>
+      <w:r>
+        <w:rPr>
+          <w:rFonts w:cstheme="minorHAnsi"/>
+          <w:b/>
+          <w:bCs/>
+        </w:rPr>
+        <w:t>耶穌的拒絕</w:t>
+      </w:r>
+      <w:proofErr w:type="spellEnd"/>
+      <w:r>
+        <w:rPr>
+          <w:rFonts w:cstheme="minorHAnsi"/>
+          <w:b/>
+          <w:bCs/>
+        </w:rPr>
+        <w:t>：</w:t>
+      </w:r>
+      <w:r>
+        <w:rPr>
+          <w:rFonts w:cstheme="minorHAnsi"/>
+        </w:rPr>
+        <w:t xml:space="preserve"> </w:t>
+      </w:r>
+      <w:proofErr w:type="spellStart"/>
+      <w:r>
+        <w:rPr>
+          <w:rFonts w:cstheme="minorHAnsi"/>
+        </w:rPr>
+        <w:t>耶穌完全無視他們的表現，並說</w:t>
+      </w:r>
+      <w:proofErr w:type="spellEnd"/>
+      <w:r>
+        <w:rPr>
+          <w:rFonts w:cstheme="minorHAnsi"/>
+        </w:rPr>
+        <w:t>：「</w:t>
+      </w:r>
+      <w:proofErr w:type="spellStart"/>
+      <w:r>
+        <w:rPr>
+          <w:rFonts w:cstheme="minorHAnsi"/>
+        </w:rPr>
+        <w:t>我從來不認識你們</w:t>
+      </w:r>
+      <w:proofErr w:type="spellEnd"/>
+      <w:r>
+        <w:rPr>
+          <w:rFonts w:cstheme="minorHAnsi"/>
+        </w:rPr>
+        <w:t>」</w:t>
+      </w:r>
+      <w:r>
+        <w:rPr>
+          <w:rFonts w:cstheme="minorHAnsi"/>
+        </w:rPr>
+        <w:t xml:space="preserve"> (25:29)</w:t>
+      </w:r>
+      <w:r>
+        <w:rPr>
+          <w:rFonts w:cstheme="minorHAnsi"/>
+        </w:rPr>
+        <w:t>。</w:t>
+      </w:r>
+      <w:proofErr w:type="spellStart"/>
+      <w:r>
+        <w:rPr>
+          <w:rFonts w:cstheme="minorHAnsi"/>
+        </w:rPr>
+        <w:t>祂沒有批評他們做的不夠好，而是指出他們只是「陌生人</w:t>
+      </w:r>
+      <w:proofErr w:type="spellEnd"/>
+      <w:r>
+        <w:rPr>
+          <w:rFonts w:cstheme="minorHAnsi"/>
+        </w:rPr>
+        <w:t>」</w:t>
+      </w:r>
+      <w:r>
+        <w:rPr>
+          <w:rFonts w:cstheme="minorHAnsi"/>
+        </w:rPr>
+        <w:t xml:space="preserve"> (27:59)</w:t>
+      </w:r>
+      <w:r>
+        <w:rPr>
+          <w:rFonts w:cstheme="minorHAnsi"/>
+        </w:rPr>
+        <w:t>。</w:t>
+      </w:r>
+      <w:proofErr w:type="spellStart"/>
+      <w:r>
+        <w:rPr>
+          <w:rFonts w:cstheme="minorHAnsi"/>
+        </w:rPr>
+        <w:t>這經文警告了教會內部的信徒：雙手捧滿善行，很容易掩蓋一顆與上帝完全疏離的心</w:t>
+      </w:r>
+      <w:proofErr w:type="spellEnd"/>
+      <w:r>
+        <w:rPr>
+          <w:rFonts w:cstheme="minorHAnsi"/>
+        </w:rPr>
+        <w:t xml:space="preserve"> (26:13)</w:t>
+      </w:r>
+      <w:r>
+        <w:rPr>
+          <w:rFonts w:cstheme="minorHAnsi"/>
+        </w:rPr>
+        <w:t>。</w:t>
+      </w:r>
+    </w:p>
+    <w:p>
+      <w:pPr>
+        <w:rPr>
+          <w:rFonts w:cstheme="minorHAnsi"/>
+        </w:rPr>
+      </w:pPr>
+      <w:r>
+        <w:rPr>
+          <w:rFonts w:cstheme="minorHAnsi"/>
+        </w:rPr>
+        <w:pict w14:anchorId="65DABDDE">
+          <v:rect id="_x0000_i1084" style="width:0;height:1.5pt" o:hralign="center" o:hrstd="t" o:hr="t" fillcolor="#a0a0a0" stroked="f"/>
+        </w:pict>
+      </w:r>
+    </w:p>
+    <w:p>
+      <w:pPr>
+        <w:rPr>
+          <w:rFonts w:cstheme="minorHAnsi"/>
+          <w:b/>
+          <w:bCs/>
+        </w:rPr>
+      </w:pPr>
+      <w:proofErr w:type="spellStart"/>
+      <w:r>
+        <w:rPr>
+          <w:rFonts w:cstheme="minorHAnsi"/>
+          <w:b/>
+          <w:bCs/>
+        </w:rPr>
+        <w:t>關鍵轉變：履歷</w:t>
+      </w:r>
+      <w:proofErr w:type="spellEnd"/>
+      <w:r>
+        <w:rPr>
+          <w:rFonts w:cstheme="minorHAnsi"/>
+          <w:b/>
+          <w:bCs/>
+        </w:rPr>
+        <w:t xml:space="preserve"> vs. </w:t>
+      </w:r>
+      <w:proofErr w:type="spellStart"/>
+      <w:r>
+        <w:rPr>
+          <w:rFonts w:cstheme="minorHAnsi"/>
+          <w:b/>
+          <w:bCs/>
+        </w:rPr>
+        <w:t>關係</w:t>
+      </w:r>
+      <w:proofErr w:type="spellEnd"/>
+    </w:p>
+    <w:p>
+      <w:pPr>
+        <w:rPr>
+          <w:rFonts w:cstheme="minorHAnsi"/>
+        </w:rPr>
+      </w:pPr>
+      <w:proofErr w:type="spellStart"/>
+      <w:r>
+        <w:rPr>
+          <w:rFonts w:cstheme="minorHAnsi"/>
+        </w:rPr>
+        <w:t>基督教信仰與注重個人道德優化的階梯系統有著本質上的不同</w:t>
+      </w:r>
+      <w:proofErr w:type="spellEnd"/>
+      <w:r>
+        <w:rPr>
+          <w:rFonts w:cstheme="minorHAnsi"/>
+        </w:rPr>
+        <w:t xml:space="preserve"> (22:28)</w:t>
+      </w:r>
+      <w:r>
+        <w:rPr>
+          <w:rFonts w:cstheme="minorHAnsi"/>
+        </w:rPr>
+        <w:t>。</w:t>
+      </w:r>
+    </w:p>
+    <w:tbl>
+      <w:tblPr>
+        <w:tblW w:w="0" w:type="auto"/>
+        <w:tblCellSpacing w:w="15" w:type="dxa"/>
+        <w:tblCellMar>
+          <w:top w:w="15" w:type="dxa"/>
+          <w:left w:w="15" w:type="dxa"/>
+          <w:bottom w:w="15" w:type="dxa"/>
+          <w:right w:w="15" w:type="dxa"/>
+        </w:tblCellMar>
+        <w:tblLook w:val="04A0" w:firstRow="1" w:lastRow="0" w:firstColumn="1" w:lastColumn="0" w:noHBand="0" w:noVBand="1"/>
+      </w:tblPr>
+      <w:tblGrid>
+        <w:gridCol w:w="4202"/>
+        <w:gridCol w:w="5158"/>
+      </w:tblGrid>
+      <w:tr>
+        <w:trPr>
+          <w:tblCellSpacing w:w="15" w:type="dxa"/>
+        </w:trPr>
+        <w:tc>
+          <w:tcPr>
+            <w:tcW w:w="0" w:type="auto"/>
+            <w:tcBorders>
+              <w:bottom w:val="single" w:sz="6" w:space="0" w:color="DCDFE5"/>
+            </w:tcBorders>
+            <w:vAlign w:val="center"/>
+            <w:hideMark/>
+          </w:tcPr>
+          <w:p>
+            <w:pPr>
+              <w:rPr>
+                <w:rFonts w:cstheme="minorHAnsi"/>
+                <w:b/>
+                <w:bCs/>
+              </w:rPr>
+            </w:pPr>
+            <w:proofErr w:type="spellStart"/>
+            <w:r>
+              <w:rPr>
+                <w:rFonts w:cstheme="minorHAnsi"/>
+                <w:b/>
+                <w:bCs/>
+              </w:rPr>
+              <w:t>經由履歷的信仰</w:t>
+            </w:r>
+            <w:proofErr w:type="spellEnd"/>
+          </w:p>
+        </w:tc>
+        <w:tc>
+          <w:tcPr>
+            <w:tcW w:w="0" w:type="auto"/>
+            <w:tcBorders>
+              <w:bottom w:val="single" w:sz="6" w:space="0" w:color="DCDFE5"/>
+            </w:tcBorders>
+            <w:vAlign w:val="center"/>
+            <w:hideMark/>
+          </w:tcPr>
+          <w:p>
+            <w:pPr>
+              <w:rPr>
+                <w:rFonts w:cstheme="minorHAnsi"/>
+                <w:b/>
+                <w:bCs/>
+              </w:rPr>
+            </w:pPr>
+            <w:proofErr w:type="spellStart"/>
+            <w:r>
+              <w:rPr>
+                <w:rFonts w:cstheme="minorHAnsi"/>
+                <w:b/>
+                <w:bCs/>
+              </w:rPr>
+              <w:t>經由關係的信仰</w:t>
+            </w:r>
+            <w:proofErr w:type="spellEnd"/>
+          </w:p>
+        </w:tc>
+      </w:tr>
+      <w:tr>
+        <w:trPr>
+          <w:tblCellSpacing w:w="15" w:type="dxa"/>
+        </w:trPr>
+        <w:tc>
+          <w:tcPr>
+            <w:tcW w:w="0" w:type="auto"/>
+            <w:tcBorders>
+              <w:bottom w:val="single" w:sz="6" w:space="0" w:color="DCDFE5"/>
+            </w:tcBorders>
+            <w:vAlign w:val="center"/>
+            <w:hideMark/>
+          </w:tcPr>
+          <w:p>
+            <w:pPr>
+              <w:rPr>
+                <w:rFonts w:cstheme="minorHAnsi"/>
+              </w:rPr>
+            </w:pPr>
+            <w:proofErr w:type="spellStart"/>
+            <w:r>
+              <w:rPr>
+                <w:rFonts w:cstheme="minorHAnsi"/>
+              </w:rPr>
+              <w:t>專注於人類的表現與打勾勾的行為清單</w:t>
+            </w:r>
+            <w:proofErr w:type="spellEnd"/>
+            <w:r>
+              <w:rPr>
+                <w:rFonts w:cstheme="minorHAnsi"/>
+              </w:rPr>
+              <w:t xml:space="preserve"> (27:59)</w:t>
+            </w:r>
+            <w:r>
+              <w:rPr>
+                <w:rFonts w:cstheme="minorHAnsi"/>
+              </w:rPr>
+              <w:t>。</w:t>
+            </w:r>
+          </w:p>
+        </w:tc>
+        <w:tc>
+          <w:tcPr>
+            <w:tcW w:w="0" w:type="auto"/>
+            <w:tcBorders>
+              <w:bottom w:val="single" w:sz="6" w:space="0" w:color="DCDFE5"/>
+            </w:tcBorders>
+            <w:vAlign w:val="center"/>
+            <w:hideMark/>
+          </w:tcPr>
+          <w:p>
+            <w:pPr>
+              <w:rPr>
+                <w:rFonts w:cstheme="minorHAnsi"/>
+              </w:rPr>
+            </w:pPr>
+            <w:proofErr w:type="spellStart"/>
+            <w:r>
+              <w:rPr>
+                <w:rFonts w:cstheme="minorHAnsi"/>
+              </w:rPr>
+              <w:t>專注於在基督裡接受全新的生命</w:t>
+            </w:r>
+            <w:proofErr w:type="spellEnd"/>
+            <w:r>
+              <w:rPr>
+                <w:rFonts w:cstheme="minorHAnsi"/>
+              </w:rPr>
+              <w:t>。</w:t>
+            </w:r>
+          </w:p>
+        </w:tc>
+      </w:tr>
+      <w:tr>
+        <w:trPr>
+          <w:tblCellSpacing w:w="15" w:type="dxa"/>
+        </w:trPr>
+        <w:tc>
+          <w:tcPr>
+            <w:tcW w:w="0" w:type="auto"/>
+            <w:tcBorders>
+              <w:bottom w:val="single" w:sz="6" w:space="0" w:color="DCDFE5"/>
+            </w:tcBorders>
+            <w:vAlign w:val="center"/>
+            <w:hideMark/>
+          </w:tcPr>
+          <w:p>
+            <w:pPr>
+              <w:rPr>
+                <w:rFonts w:cstheme="minorHAnsi"/>
+              </w:rPr>
+            </w:pPr>
+            <w:proofErr w:type="spellStart"/>
+            <w:r>
+              <w:rPr>
+                <w:rFonts w:cstheme="minorHAnsi"/>
+              </w:rPr>
+              <w:t>受制於焦慮、精疲力竭地追求及格分數</w:t>
+            </w:r>
+            <w:proofErr w:type="spellEnd"/>
+            <w:r>
+              <w:rPr>
+                <w:rFonts w:cstheme="minorHAnsi"/>
+              </w:rPr>
+              <w:t xml:space="preserve"> (16:15)</w:t>
+            </w:r>
+            <w:r>
+              <w:rPr>
+                <w:rFonts w:cstheme="minorHAnsi"/>
+              </w:rPr>
+              <w:t>。</w:t>
+            </w:r>
+          </w:p>
+        </w:tc>
+        <w:tc>
+          <w:tcPr>
+            <w:tcW w:w="0" w:type="auto"/>
+            <w:tcBorders>
+              <w:bottom w:val="single" w:sz="6" w:space="0" w:color="DCDFE5"/>
+            </w:tcBorders>
+            <w:vAlign w:val="center"/>
+            <w:hideMark/>
+          </w:tcPr>
+          <w:p>
+            <w:pPr>
+              <w:rPr>
+                <w:rFonts w:cstheme="minorHAnsi"/>
+              </w:rPr>
+            </w:pPr>
+            <w:proofErr w:type="spellStart"/>
+            <w:r>
+              <w:rPr>
+                <w:rFonts w:cstheme="minorHAnsi"/>
+              </w:rPr>
+              <w:t>藉著信靠耶穌已完成的救贖，由恩典驅動</w:t>
+            </w:r>
+            <w:proofErr w:type="spellEnd"/>
+            <w:r>
+              <w:rPr>
+                <w:rFonts w:cstheme="minorHAnsi"/>
+              </w:rPr>
+              <w:t xml:space="preserve"> (14:20)</w:t>
+            </w:r>
+            <w:r>
+              <w:rPr>
+                <w:rFonts w:cstheme="minorHAnsi"/>
+              </w:rPr>
+              <w:t>。</w:t>
+            </w:r>
+          </w:p>
+        </w:tc>
+      </w:tr>
+      <w:tr>
+        <w:trPr>
+          <w:tblCellSpacing w:w="15" w:type="dxa"/>
+        </w:trPr>
+        <w:tc>
+          <w:tcPr>
+            <w:tcW w:w="0" w:type="auto"/>
+            <w:tcBorders>
+              <w:bottom w:val="nil"/>
+            </w:tcBorders>
+            <w:vAlign w:val="center"/>
+            <w:hideMark/>
+          </w:tcPr>
+          <w:p>
+            <w:pPr>
+              <w:rPr>
+                <w:rFonts w:cstheme="minorHAnsi"/>
+              </w:rPr>
+            </w:pPr>
+            <w:proofErr w:type="spellStart"/>
+            <w:r>
+              <w:rPr>
+                <w:rFonts w:cstheme="minorHAnsi"/>
+              </w:rPr>
+              <w:t>善行成了強加在自己身上的沉重負擔</w:t>
+            </w:r>
+            <w:proofErr w:type="spellEnd"/>
+            <w:r>
+              <w:rPr>
+                <w:rFonts w:cstheme="minorHAnsi"/>
+              </w:rPr>
+              <w:t xml:space="preserve"> (28:50)</w:t>
+            </w:r>
+            <w:r>
+              <w:rPr>
+                <w:rFonts w:cstheme="minorHAnsi"/>
+              </w:rPr>
+              <w:t>。</w:t>
+            </w:r>
+          </w:p>
+        </w:tc>
+        <w:tc>
+          <w:tcPr>
+            <w:tcW w:w="0" w:type="auto"/>
+            <w:tcBorders>
+              <w:bottom w:val="nil"/>
+            </w:tcBorders>
+            <w:vAlign w:val="center"/>
+            <w:hideMark/>
+          </w:tcPr>
+          <w:p>
+            <w:pPr>
+              <w:rPr>
+                <w:rFonts w:cstheme="minorHAnsi"/>
+              </w:rPr>
+            </w:pPr>
+            <w:proofErr w:type="spellStart"/>
+            <w:r>
+              <w:rPr>
+                <w:rFonts w:cstheme="minorHAnsi"/>
+              </w:rPr>
+              <w:t>善行從一個有安全感、被上帝認識的心中自然流露</w:t>
+            </w:r>
+            <w:proofErr w:type="spellEnd"/>
+            <w:r>
+              <w:rPr>
+                <w:rFonts w:cstheme="minorHAnsi"/>
+              </w:rPr>
+              <w:t xml:space="preserve"> (28:50)</w:t>
+            </w:r>
+            <w:r>
+              <w:rPr>
+                <w:rFonts w:cstheme="minorHAnsi"/>
+              </w:rPr>
+              <w:t>。</w:t>
+            </w:r>
+          </w:p>
+        </w:tc>
+      </w:tr>
+    </w:tbl>
+    <w:p>
+      <w:pPr>
+        <w:rPr>
+          <w:rFonts w:cstheme="minorHAnsi"/>
+        </w:rPr>
+      </w:pPr>
+      <w:proofErr w:type="spellStart"/>
+      <w:r>
+        <w:rPr>
+          <w:rFonts w:cstheme="minorHAnsi"/>
+          <w:b/>
+          <w:bCs/>
+        </w:rPr>
+        <w:t>最終結論</w:t>
+      </w:r>
+      <w:proofErr w:type="spellEnd"/>
+      <w:r>
+        <w:rPr>
+          <w:rFonts w:cstheme="minorHAnsi"/>
+          <w:b/>
+          <w:bCs/>
+        </w:rPr>
+        <w:t>：</w:t>
+      </w:r>
+      <w:r>
+        <w:rPr>
+          <w:rFonts w:cstheme="minorHAnsi"/>
+        </w:rPr>
+        <w:t xml:space="preserve"> </w:t>
+      </w:r>
+      <w:proofErr w:type="spellStart"/>
+      <w:r>
+        <w:rPr>
+          <w:rFonts w:cstheme="minorHAnsi"/>
+        </w:rPr>
+        <w:t>面對聖潔的上帝，世俗的「好」永遠不夠好</w:t>
+      </w:r>
+      <w:proofErr w:type="spellEnd"/>
+      <w:r>
+        <w:rPr>
+          <w:rFonts w:cstheme="minorHAnsi"/>
+        </w:rPr>
+        <w:t xml:space="preserve"> (34:03)</w:t>
+      </w:r>
+      <w:r>
+        <w:rPr>
+          <w:rFonts w:cstheme="minorHAnsi"/>
+        </w:rPr>
+        <w:t>。</w:t>
+      </w:r>
+      <w:proofErr w:type="spellStart"/>
+      <w:r>
+        <w:rPr>
+          <w:rFonts w:cstheme="minorHAnsi"/>
+        </w:rPr>
+        <w:t>耶穌受死並不是為了讓你表現得夠好以贏得祂的讚賞；祂受死是為了賜給你一份關係，好讓你不用再背負那把衡量表現的尺規</w:t>
+      </w:r>
+      <w:proofErr w:type="spellEnd"/>
+      <w:r>
+        <w:rPr>
+          <w:rFonts w:cstheme="minorHAnsi"/>
+        </w:rPr>
+        <w:t xml:space="preserve"> (30:35)</w:t>
+      </w:r>
+      <w:r>
+        <w:rPr>
+          <w:rFonts w:cstheme="minorHAnsi"/>
+        </w:rPr>
+        <w:t>。</w:t>
+      </w:r>
+    </w:p>
+    <w:p>
+      <w:pPr>
+        <w:rPr>
+          <w:rFonts w:cstheme="minorHAnsi"/>
+        </w:rPr>
+      </w:pPr>
+    </w:p>
+    <w:p>
+      <w:pPr>
+        <w:rPr>
+          <w:rFonts w:cstheme="minorHAnsi"/>
+        </w:rPr>
+      </w:pPr>
+      <w:r>
+        <w:rPr>
+          <w:rFonts w:cstheme="minorHAnsi"/>
+        </w:rPr>
+        <w:t>===</w:t>
+      </w:r>
+    </w:p>
+    <w:p>
+      <w:pPr>
+        <w:rPr>
+          <w:rFonts w:cstheme="minorHAnsi"/>
+          <w:b/>
+          <w:bCs/>
+        </w:rPr>
+      </w:pPr>
+      <w:proofErr w:type="spellStart"/>
+      <w:r>
+        <w:rPr>
+          <w:rFonts w:cstheme="minorHAnsi"/>
+          <w:b/>
+          <w:bCs/>
+        </w:rPr>
+        <w:t>説教要約</w:t>
+      </w:r>
+      <w:proofErr w:type="spellEnd"/>
+      <w:r>
+        <w:rPr>
+          <w:rFonts w:cstheme="minorHAnsi"/>
+          <w:b/>
+          <w:bCs/>
+        </w:rPr>
+        <w:t>：「</w:t>
+      </w:r>
+      <w:proofErr w:type="spellStart"/>
+      <w:r>
+        <w:rPr>
+          <w:rFonts w:cstheme="minorHAnsi"/>
+          <w:b/>
+          <w:bCs/>
+        </w:rPr>
+        <w:t>善人」という名の宗教</w:t>
+      </w:r>
+      <w:proofErr w:type="spellEnd"/>
+    </w:p>
+    <w:p>
+      <w:pPr>
+        <w:rPr>
+          <w:rFonts w:cstheme="minorHAnsi"/>
+        </w:rPr>
+      </w:pPr>
+      <w:proofErr w:type="spellStart"/>
+      <w:r>
+        <w:rPr>
+          <w:rFonts w:cstheme="minorHAnsi"/>
+          <w:b/>
+          <w:bCs/>
+        </w:rPr>
+        <w:t>説教者</w:t>
+      </w:r>
+      <w:proofErr w:type="spellEnd"/>
+      <w:r>
+        <w:rPr>
+          <w:rFonts w:cstheme="minorHAnsi"/>
+          <w:b/>
+          <w:bCs/>
+        </w:rPr>
+        <w:t>：</w:t>
+      </w:r>
+      <w:r>
+        <w:rPr>
+          <w:rFonts w:cstheme="minorHAnsi"/>
+        </w:rPr>
+        <w:t xml:space="preserve"> </w:t>
+      </w:r>
+      <w:proofErr w:type="spellStart"/>
+      <w:r>
+        <w:rPr>
+          <w:rFonts w:cstheme="minorHAnsi"/>
+        </w:rPr>
+        <w:t>フィル</w:t>
+      </w:r>
+      <w:r>
+        <w:rPr>
+          <w:rFonts w:ascii="MS Mincho" w:eastAsia="MS Mincho" w:hAnsi="MS Mincho" w:cs="MS Mincho" w:hint="eastAsia"/>
+        </w:rPr>
+        <w:t>・</w:t>
+      </w:r>
+      <w:r>
+        <w:rPr>
+          <w:rFonts w:ascii="SimSun" w:hAnsi="SimSun" w:cs="SimSun" w:hint="eastAsia"/>
+        </w:rPr>
+        <w:t>ユーバンク牧師（メンロー教会</w:t>
+      </w:r>
+      <w:proofErr w:type="spellEnd"/>
+      <w:r>
+        <w:rPr>
+          <w:rFonts w:ascii="SimSun" w:hAnsi="SimSun" w:cs="SimSun" w:hint="eastAsia"/>
+        </w:rPr>
+        <w:t>）</w:t>
+      </w:r>
+      <w:r>
+        <w:rPr>
+          <w:rFonts w:cstheme="minorHAnsi"/>
+        </w:rPr>
+        <w:br/>
+      </w:r>
+      <w:proofErr w:type="spellStart"/>
+      <w:r>
+        <w:rPr>
+          <w:rFonts w:cstheme="minorHAnsi"/>
+          <w:b/>
+          <w:bCs/>
+        </w:rPr>
+        <w:t>中心聖句</w:t>
+      </w:r>
+      <w:proofErr w:type="spellEnd"/>
+      <w:r>
+        <w:rPr>
+          <w:rFonts w:cstheme="minorHAnsi"/>
+          <w:b/>
+          <w:bCs/>
+        </w:rPr>
+        <w:t>：</w:t>
+      </w:r>
+      <w:r>
+        <w:rPr>
+          <w:rFonts w:cstheme="minorHAnsi"/>
+        </w:rPr>
+        <w:t xml:space="preserve"> </w:t>
+      </w:r>
+      <w:proofErr w:type="spellStart"/>
+      <w:r>
+        <w:rPr>
+          <w:rFonts w:cstheme="minorHAnsi"/>
+        </w:rPr>
+        <w:t>マタイによる福音書</w:t>
+      </w:r>
+      <w:proofErr w:type="spellEnd"/>
+      <w:r>
+        <w:rPr>
+          <w:rFonts w:cstheme="minorHAnsi"/>
+        </w:rPr>
+        <w:t xml:space="preserve"> 7:21–23 </w:t>
+      </w:r>
+      <w:r>
+        <w:rPr>
+          <w:rFonts w:cstheme="minorHAnsi"/>
+        </w:rPr>
+        <w:t>＆</w:t>
+      </w:r>
+      <w:r>
+        <w:rPr>
+          <w:rFonts w:cstheme="minorHAnsi"/>
+        </w:rPr>
+        <w:t xml:space="preserve"> </w:t>
+      </w:r>
+      <w:proofErr w:type="spellStart"/>
+      <w:r>
+        <w:rPr>
+          <w:rFonts w:cstheme="minorHAnsi"/>
+        </w:rPr>
+        <w:t>マルコによる福音書</w:t>
+      </w:r>
+      <w:proofErr w:type="spellEnd"/>
+      <w:r>
+        <w:rPr>
+          <w:rFonts w:cstheme="minorHAnsi"/>
+        </w:rPr>
+        <w:t xml:space="preserve"> 10:17–31</w:t>
+      </w:r>
+    </w:p>
+    <w:p>
+      <w:pPr>
+        <w:rPr>
+          <w:rFonts w:cstheme="minorHAnsi"/>
+        </w:rPr>
+      </w:pPr>
+      <w:r>
+        <w:rPr>
+          <w:rFonts w:cstheme="minorHAnsi"/>
+        </w:rPr>
+        <w:pict w14:anchorId="08661A17">
+          <v:rect id="_x0000_i1113" style="width:0;height:1.5pt" o:hralign="center" o:hrstd="t" o:hr="t" fillcolor="#a0a0a0" stroked="f"/>
+        </w:pict>
+      </w:r>
+    </w:p>
+    <w:p>
+      <w:pPr>
+        <w:rPr>
+          <w:rFonts w:cstheme="minorHAnsi"/>
+          <w:b/>
+          <w:bCs/>
+        </w:rPr>
+      </w:pPr>
+      <w:proofErr w:type="spellStart"/>
+      <w:r>
+        <w:rPr>
+          <w:rFonts w:cstheme="minorHAnsi"/>
+          <w:b/>
+          <w:bCs/>
+        </w:rPr>
+        <w:t>文化的背景</w:t>
+      </w:r>
+      <w:proofErr w:type="spellEnd"/>
+      <w:r>
+        <w:rPr>
+          <w:rFonts w:cstheme="minorHAnsi"/>
+          <w:b/>
+          <w:bCs/>
+        </w:rPr>
+        <w:t>：「</w:t>
+      </w:r>
+      <w:proofErr w:type="spellStart"/>
+      <w:r>
+        <w:rPr>
+          <w:rFonts w:cstheme="minorHAnsi"/>
+          <w:b/>
+          <w:bCs/>
+        </w:rPr>
+        <w:t>無宗教者（</w:t>
+      </w:r>
+      <w:r>
+        <w:rPr>
+          <w:rFonts w:cstheme="minorHAnsi"/>
+          <w:b/>
+          <w:bCs/>
+        </w:rPr>
+        <w:t>None</w:t>
+      </w:r>
+      <w:proofErr w:type="spellEnd"/>
+      <w:r>
+        <w:rPr>
+          <w:rFonts w:cstheme="minorHAnsi"/>
+          <w:b/>
+          <w:bCs/>
+        </w:rPr>
+        <w:t>）」</w:t>
+      </w:r>
+      <w:proofErr w:type="spellStart"/>
+      <w:r>
+        <w:rPr>
+          <w:rFonts w:cstheme="minorHAnsi"/>
+          <w:b/>
+          <w:bCs/>
+        </w:rPr>
+        <w:t>の宗教</w:t>
+      </w:r>
+      <w:proofErr w:type="spellEnd"/>
+    </w:p>
+    <w:p>
+      <w:pPr>
+        <w:rPr>
+          <w:rFonts w:cstheme="minorHAnsi"/>
+        </w:rPr>
+      </w:pPr>
+      <w:proofErr w:type="spellStart"/>
+      <w:r>
+        <w:rPr>
+          <w:rFonts w:cstheme="minorHAnsi"/>
+        </w:rPr>
+        <w:t>現代社会は</w:t>
+      </w:r>
+      <w:proofErr w:type="spellEnd"/>
+      <w:r>
+        <w:rPr>
+          <w:rFonts w:cstheme="minorHAnsi"/>
+        </w:rPr>
+        <w:t>、</w:t>
+      </w:r>
+      <w:r>
+        <w:rPr>
+          <w:rFonts w:cstheme="minorHAnsi"/>
+        </w:rPr>
+        <w:t>**</w:t>
+      </w:r>
+      <w:r>
+        <w:rPr>
+          <w:rFonts w:cstheme="minorHAnsi"/>
+        </w:rPr>
+        <w:t>「</w:t>
+      </w:r>
+      <w:proofErr w:type="spellStart"/>
+      <w:r>
+        <w:rPr>
+          <w:rFonts w:cstheme="minorHAnsi"/>
+        </w:rPr>
+        <w:t>道徳的</w:t>
+      </w:r>
+      <w:r>
+        <w:rPr>
+          <w:rFonts w:ascii="MS Mincho" w:eastAsia="MS Mincho" w:hAnsi="MS Mincho" w:cs="MS Mincho" w:hint="eastAsia"/>
+        </w:rPr>
+        <w:t>・</w:t>
+      </w:r>
+      <w:r>
+        <w:rPr>
+          <w:rFonts w:ascii="SimSun" w:hAnsi="SimSun" w:cs="SimSun" w:hint="eastAsia"/>
+        </w:rPr>
+        <w:t>癒やし的な自然神論（</w:t>
+      </w:r>
+      <w:r>
+        <w:rPr>
+          <w:rFonts w:cstheme="minorHAnsi"/>
+        </w:rPr>
+        <w:t>Moralistic</w:t>
+      </w:r>
+      <w:proofErr w:type="spellEnd"/>
+      <w:r>
+        <w:rPr>
+          <w:rFonts w:cstheme="minorHAnsi"/>
+        </w:rPr>
+        <w:t xml:space="preserve"> Therapeutic Deism</w:t>
+      </w:r>
+      <w:r>
+        <w:rPr>
+          <w:rFonts w:cstheme="minorHAnsi"/>
+        </w:rPr>
+        <w:t>）」</w:t>
+      </w:r>
+      <w:r>
+        <w:rPr>
+          <w:rFonts w:cstheme="minorHAnsi"/>
+        </w:rPr>
+        <w:t>**</w:t>
+      </w:r>
+      <w:proofErr w:type="spellStart"/>
+      <w:r>
+        <w:rPr>
+          <w:rFonts w:cstheme="minorHAnsi"/>
+        </w:rPr>
+        <w:t>として知られる、目に見えない宗教を強力に推し進めています</w:t>
+      </w:r>
+      <w:proofErr w:type="spellEnd"/>
+      <w:r>
+        <w:rPr>
+          <w:rFonts w:cstheme="minorHAnsi"/>
+        </w:rPr>
+        <w:t xml:space="preserve"> (17:46)</w:t>
+      </w:r>
+      <w:r>
+        <w:rPr>
+          <w:rFonts w:cstheme="minorHAnsi"/>
+        </w:rPr>
+        <w:t>。この世界観では、「神はただ人々に親切であることを望んでおり、人生の究極のゴールは幸せになることであり、聖人君子は自動的に天国に行ける」と主張されます</w:t>
+      </w:r>
+      <w:r>
+        <w:rPr>
+          <w:rFonts w:cstheme="minorHAnsi"/>
+        </w:rPr>
+        <w:t xml:space="preserve"> (18:01)</w:t>
+      </w:r>
+      <w:r>
+        <w:rPr>
+          <w:rFonts w:cstheme="minorHAnsi"/>
+        </w:rPr>
+        <w:t>。こうしたマインドセットは、何が「十分な善」</w:t>
+      </w:r>
+      <w:r>
+        <w:rPr>
+          <w:rFonts w:cstheme="minorHAnsi"/>
+        </w:rPr>
+        <w:lastRenderedPageBreak/>
+        <w:t>であるかを自分たちで決める資格が自分にはある、という根拠のない自信を生み出します</w:t>
+      </w:r>
+      <w:r>
+        <w:rPr>
+          <w:rFonts w:cstheme="minorHAnsi"/>
+        </w:rPr>
+        <w:t xml:space="preserve"> (17:22)</w:t>
+      </w:r>
+      <w:r>
+        <w:rPr>
+          <w:rFonts w:cstheme="minorHAnsi"/>
+        </w:rPr>
+        <w:t>。</w:t>
+      </w:r>
+    </w:p>
+    <w:p>
+      <w:pPr>
+        <w:rPr>
+          <w:rFonts w:cstheme="minorHAnsi"/>
+        </w:rPr>
+      </w:pPr>
+      <w:r>
+        <w:rPr>
+          <w:rFonts w:cstheme="minorHAnsi"/>
+        </w:rPr>
+        <w:pict w14:anchorId="500398A8">
+          <v:rect id="_x0000_i1114" style="width:0;height:1.5pt" o:hralign="center" o:hrstd="t" o:hr="t" fillcolor="#a0a0a0" stroked="f"/>
+        </w:pict>
+      </w:r>
+    </w:p>
+    <w:p>
+      <w:pPr>
+        <w:rPr>
+          <w:rFonts w:cstheme="minorHAnsi"/>
+          <w:b/>
+          <w:bCs/>
+        </w:rPr>
+      </w:pPr>
+      <w:proofErr w:type="spellStart"/>
+      <w:r>
+        <w:rPr>
+          <w:rFonts w:cstheme="minorHAnsi"/>
+          <w:b/>
+          <w:bCs/>
+        </w:rPr>
+        <w:t>問題</w:t>
+      </w:r>
+      <w:proofErr w:type="spellEnd"/>
+      <w:r>
+        <w:rPr>
+          <w:rFonts w:cstheme="minorHAnsi"/>
+          <w:b/>
+          <w:bCs/>
+        </w:rPr>
+        <w:t xml:space="preserve"> 1</w:t>
+      </w:r>
+      <w:r>
+        <w:rPr>
+          <w:rFonts w:cstheme="minorHAnsi"/>
+          <w:b/>
+          <w:bCs/>
+        </w:rPr>
+        <w:t>：移動する標的</w:t>
+      </w:r>
+    </w:p>
+    <w:p>
+      <w:pPr>
+        <w:rPr>
+          <w:rFonts w:cstheme="minorHAnsi"/>
+        </w:rPr>
+      </w:pPr>
+      <w:proofErr w:type="spellStart"/>
+      <w:r>
+        <w:rPr>
+          <w:rFonts w:cstheme="minorHAnsi"/>
+        </w:rPr>
+        <w:t>信仰が人間の道徳的な比較の上に築かれるとき</w:t>
+      </w:r>
+      <w:proofErr w:type="spellEnd"/>
+      <w:r>
+        <w:rPr>
+          <w:rFonts w:cstheme="minorHAnsi"/>
+        </w:rPr>
+        <w:t>、「</w:t>
+      </w:r>
+      <w:proofErr w:type="spellStart"/>
+      <w:r>
+        <w:rPr>
+          <w:rFonts w:cstheme="minorHAnsi"/>
+        </w:rPr>
+        <w:t>善」という基準は不可能で流動的なものになります</w:t>
+      </w:r>
+      <w:proofErr w:type="spellEnd"/>
+      <w:r>
+        <w:rPr>
+          <w:rFonts w:cstheme="minorHAnsi"/>
+        </w:rPr>
+        <w:t>。</w:t>
+      </w:r>
+    </w:p>
+    <w:p>
+      <w:pPr>
+        <w:numPr>
+          <w:ilvl w:val="0"/>
+          <w:numId w:val="98"/>
+        </w:numPr>
+        <w:rPr>
+          <w:rFonts w:cstheme="minorHAnsi"/>
+        </w:rPr>
+      </w:pPr>
+      <w:proofErr w:type="spellStart"/>
+      <w:r>
+        <w:rPr>
+          <w:rFonts w:cstheme="minorHAnsi"/>
+          <w:b/>
+          <w:bCs/>
+        </w:rPr>
+        <w:t>コントロールという幻想</w:t>
+      </w:r>
+      <w:proofErr w:type="spellEnd"/>
+      <w:r>
+        <w:rPr>
+          <w:rFonts w:cstheme="minorHAnsi"/>
+          <w:b/>
+          <w:bCs/>
+        </w:rPr>
+        <w:t>：</w:t>
+      </w:r>
+      <w:r>
+        <w:rPr>
+          <w:rFonts w:cstheme="minorHAnsi"/>
+        </w:rPr>
+        <w:t xml:space="preserve"> </w:t>
+      </w:r>
+      <w:proofErr w:type="spellStart"/>
+      <w:r>
+        <w:rPr>
+          <w:rFonts w:cstheme="minorHAnsi"/>
+        </w:rPr>
+        <w:t>私たちは定規を自分の手に取り、自分の道徳性を甘めの相対評価で採点します</w:t>
+      </w:r>
+      <w:proofErr w:type="spellEnd"/>
+      <w:r>
+        <w:rPr>
+          <w:rFonts w:cstheme="minorHAnsi"/>
+        </w:rPr>
+        <w:t xml:space="preserve"> (21:10)</w:t>
+      </w:r>
+      <w:r>
+        <w:rPr>
+          <w:rFonts w:cstheme="minorHAnsi"/>
+        </w:rPr>
+        <w:t>。</w:t>
+      </w:r>
+    </w:p>
+    <w:p>
+      <w:pPr>
+        <w:numPr>
+          <w:ilvl w:val="0"/>
+          <w:numId w:val="98"/>
+        </w:numPr>
+        <w:rPr>
+          <w:rFonts w:cstheme="minorHAnsi"/>
+        </w:rPr>
+      </w:pPr>
+      <w:proofErr w:type="spellStart"/>
+      <w:r>
+        <w:rPr>
+          <w:rFonts w:cstheme="minorHAnsi"/>
+          <w:b/>
+          <w:bCs/>
+        </w:rPr>
+        <w:t>都合の良い比較</w:t>
+      </w:r>
+      <w:proofErr w:type="spellEnd"/>
+      <w:r>
+        <w:rPr>
+          <w:rFonts w:cstheme="minorHAnsi"/>
+          <w:b/>
+          <w:bCs/>
+        </w:rPr>
+        <w:t>：</w:t>
+      </w:r>
+      <w:r>
+        <w:rPr>
+          <w:rFonts w:cstheme="minorHAnsi"/>
+        </w:rPr>
+        <w:t xml:space="preserve"> </w:t>
+      </w:r>
+      <w:proofErr w:type="spellStart"/>
+      <w:r>
+        <w:rPr>
+          <w:rFonts w:cstheme="minorHAnsi"/>
+        </w:rPr>
+        <w:t>私たちは本能的に、自分の「スコア」が優れているように見せてくれる相手を選んで比較します</w:t>
+      </w:r>
+      <w:proofErr w:type="spellEnd"/>
+      <w:r>
+        <w:rPr>
+          <w:rFonts w:cstheme="minorHAnsi"/>
+        </w:rPr>
+        <w:t xml:space="preserve"> (29:35)</w:t>
+      </w:r>
+      <w:r>
+        <w:rPr>
+          <w:rFonts w:cstheme="minorHAnsi"/>
+        </w:rPr>
+        <w:t>。</w:t>
+      </w:r>
+    </w:p>
+    <w:p>
+      <w:pPr>
+        <w:numPr>
+          <w:ilvl w:val="0"/>
+          <w:numId w:val="98"/>
+        </w:numPr>
+        <w:rPr>
+          <w:rFonts w:cstheme="minorHAnsi"/>
+        </w:rPr>
+      </w:pPr>
+      <w:r>
+        <w:rPr>
+          <w:rFonts w:cstheme="minorHAnsi"/>
+          <w:b/>
+          <w:bCs/>
+        </w:rPr>
+        <w:t>罠：</w:t>
+      </w:r>
+      <w:r>
+        <w:rPr>
+          <w:rFonts w:cstheme="minorHAnsi"/>
+        </w:rPr>
+        <w:t xml:space="preserve"> </w:t>
+      </w:r>
+      <w:r>
+        <w:rPr>
+          <w:rFonts w:cstheme="minorHAnsi"/>
+        </w:rPr>
+        <w:t>人間の基準は絶えず変化するため、標的が止まることはありません。合格ラインをクリアしたことを証明するための「脳内計算」は、永遠に終わらないのです</w:t>
+      </w:r>
+      <w:r>
+        <w:rPr>
+          <w:rFonts w:cstheme="minorHAnsi"/>
+        </w:rPr>
+        <w:t xml:space="preserve"> (16:07)</w:t>
+      </w:r>
+      <w:r>
+        <w:rPr>
+          <w:rFonts w:cstheme="minorHAnsi"/>
+        </w:rPr>
+        <w:t>。</w:t>
+      </w:r>
+    </w:p>
+    <w:p>
+      <w:pPr>
+        <w:rPr>
+          <w:rFonts w:cstheme="minorHAnsi"/>
+        </w:rPr>
+      </w:pPr>
+      <w:r>
+        <w:rPr>
+          <w:rFonts w:cstheme="minorHAnsi"/>
+        </w:rPr>
+        <w:pict w14:anchorId="350436A1">
+          <v:rect id="_x0000_i1115" style="width:0;height:1.5pt" o:hralign="center" o:hrstd="t" o:hr="t" fillcolor="#a0a0a0" stroked="f"/>
+        </w:pict>
+      </w:r>
+    </w:p>
+    <w:p>
+      <w:pPr>
+        <w:rPr>
+          <w:rFonts w:cstheme="minorHAnsi"/>
+          <w:b/>
+          <w:bCs/>
+        </w:rPr>
+      </w:pPr>
+      <w:proofErr w:type="spellStart"/>
+      <w:r>
+        <w:rPr>
+          <w:rFonts w:cstheme="minorHAnsi"/>
+          <w:b/>
+          <w:bCs/>
+        </w:rPr>
+        <w:t>問題</w:t>
+      </w:r>
+      <w:proofErr w:type="spellEnd"/>
+      <w:r>
+        <w:rPr>
+          <w:rFonts w:cstheme="minorHAnsi"/>
+          <w:b/>
+          <w:bCs/>
+        </w:rPr>
+        <w:t xml:space="preserve"> 2</w:t>
+      </w:r>
+      <w:r>
+        <w:rPr>
+          <w:rFonts w:cstheme="minorHAnsi"/>
+          <w:b/>
+          <w:bCs/>
+        </w:rPr>
+        <w:t>：間違った指標</w:t>
+      </w:r>
+    </w:p>
+    <w:p>
+      <w:pPr>
+        <w:rPr>
+          <w:rFonts w:cstheme="minorHAnsi"/>
+        </w:rPr>
+      </w:pPr>
+      <w:proofErr w:type="spellStart"/>
+      <w:r>
+        <w:rPr>
+          <w:rFonts w:cstheme="minorHAnsi"/>
+        </w:rPr>
+        <w:t>霊的</w:t>
+      </w:r>
+      <w:r>
+        <w:rPr>
+          <w:rFonts w:ascii="MS Mincho" w:eastAsia="MS Mincho" w:hAnsi="MS Mincho" w:cs="MS Mincho" w:hint="eastAsia"/>
+        </w:rPr>
+        <w:t>・</w:t>
+      </w:r>
+      <w:r>
+        <w:rPr>
+          <w:rFonts w:ascii="SimSun" w:hAnsi="SimSun" w:cs="SimSun" w:hint="eastAsia"/>
+        </w:rPr>
+        <w:t>道徳的な実績シートで満点を取ろうとすることは、福音の核心を完全に狂わせます</w:t>
+      </w:r>
+      <w:proofErr w:type="spellEnd"/>
+      <w:r>
+        <w:rPr>
+          <w:rFonts w:cstheme="minorHAnsi"/>
+        </w:rPr>
+        <w:t xml:space="preserve"> (29:54)</w:t>
+      </w:r>
+      <w:r>
+        <w:rPr>
+          <w:rFonts w:cstheme="minorHAnsi"/>
+        </w:rPr>
+        <w:t>。</w:t>
+      </w:r>
+    </w:p>
+    <w:p>
+      <w:pPr>
+        <w:numPr>
+          <w:ilvl w:val="0"/>
+          <w:numId w:val="99"/>
+        </w:numPr>
+        <w:rPr>
+          <w:rFonts w:cstheme="minorHAnsi"/>
+        </w:rPr>
+      </w:pPr>
+      <w:proofErr w:type="spellStart"/>
+      <w:r>
+        <w:rPr>
+          <w:rFonts w:cstheme="minorHAnsi"/>
+          <w:b/>
+          <w:bCs/>
+        </w:rPr>
+        <w:t>履歴書の欠陥</w:t>
+      </w:r>
+      <w:proofErr w:type="spellEnd"/>
+      <w:r>
+        <w:rPr>
+          <w:rFonts w:cstheme="minorHAnsi"/>
+          <w:b/>
+          <w:bCs/>
+        </w:rPr>
+        <w:t>：</w:t>
+      </w:r>
+      <w:r>
+        <w:rPr>
+          <w:rFonts w:cstheme="minorHAnsi"/>
+        </w:rPr>
+        <w:t xml:space="preserve"> </w:t>
+      </w:r>
+      <w:proofErr w:type="spellStart"/>
+      <w:r>
+        <w:rPr>
+          <w:rFonts w:cstheme="minorHAnsi"/>
+        </w:rPr>
+        <w:t>善行は天国に入るための「履歴書（キャリア</w:t>
+      </w:r>
+      <w:proofErr w:type="spellEnd"/>
+      <w:r>
+        <w:rPr>
+          <w:rFonts w:cstheme="minorHAnsi"/>
+        </w:rPr>
+        <w:t>）」</w:t>
+      </w:r>
+      <w:proofErr w:type="spellStart"/>
+      <w:r>
+        <w:rPr>
+          <w:rFonts w:cstheme="minorHAnsi"/>
+        </w:rPr>
+        <w:t>のように扱われますが、イエスだけが唯一の真の扉です</w:t>
+      </w:r>
+      <w:proofErr w:type="spellEnd"/>
+      <w:r>
+        <w:rPr>
+          <w:rFonts w:cstheme="minorHAnsi"/>
+        </w:rPr>
+        <w:t xml:space="preserve"> (11:38)</w:t>
+      </w:r>
+      <w:r>
+        <w:rPr>
+          <w:rFonts w:cstheme="minorHAnsi"/>
+        </w:rPr>
+        <w:t>。</w:t>
+      </w:r>
+    </w:p>
+    <w:p>
+      <w:pPr>
+        <w:numPr>
+          <w:ilvl w:val="0"/>
+          <w:numId w:val="99"/>
+        </w:numPr>
+        <w:rPr>
+          <w:rFonts w:cstheme="minorHAnsi"/>
+        </w:rPr>
+      </w:pPr>
+      <w:proofErr w:type="spellStart"/>
+      <w:r>
+        <w:rPr>
+          <w:rFonts w:cstheme="minorHAnsi"/>
+          <w:b/>
+          <w:bCs/>
+        </w:rPr>
+        <w:t>マタイ</w:t>
+      </w:r>
+      <w:proofErr w:type="spellEnd"/>
+      <w:r>
+        <w:rPr>
+          <w:rFonts w:cstheme="minorHAnsi"/>
+          <w:b/>
+          <w:bCs/>
+        </w:rPr>
+        <w:t xml:space="preserve"> 7</w:t>
+      </w:r>
+      <w:r>
+        <w:rPr>
+          <w:rFonts w:cstheme="minorHAnsi"/>
+          <w:b/>
+          <w:bCs/>
+        </w:rPr>
+        <w:t>章の警告：</w:t>
+      </w:r>
+      <w:r>
+        <w:rPr>
+          <w:rFonts w:cstheme="minorHAnsi"/>
+        </w:rPr>
+        <w:t xml:space="preserve"> </w:t>
+      </w:r>
+      <w:proofErr w:type="spellStart"/>
+      <w:r>
+        <w:rPr>
+          <w:rFonts w:cstheme="minorHAnsi"/>
+        </w:rPr>
+        <w:t>最後の審判の時、きわめて宗教的な人々が、イエスの名によって行った善行（預言、悪霊追い出しなど）の積み上がった履歴書を提示します</w:t>
+      </w:r>
+      <w:proofErr w:type="spellEnd"/>
+      <w:r>
+        <w:rPr>
+          <w:rFonts w:cstheme="minorHAnsi"/>
+        </w:rPr>
+        <w:t xml:space="preserve"> (25:22)</w:t>
+      </w:r>
+      <w:r>
+        <w:rPr>
+          <w:rFonts w:cstheme="minorHAnsi"/>
+        </w:rPr>
+        <w:t>。</w:t>
+      </w:r>
+    </w:p>
+    <w:p>
+      <w:pPr>
+        <w:numPr>
+          <w:ilvl w:val="0"/>
+          <w:numId w:val="99"/>
+        </w:numPr>
+        <w:rPr>
+          <w:rFonts w:cstheme="minorHAnsi"/>
+        </w:rPr>
+      </w:pPr>
+      <w:proofErr w:type="spellStart"/>
+      <w:r>
+        <w:rPr>
+          <w:rFonts w:cstheme="minorHAnsi"/>
+          <w:b/>
+          <w:bCs/>
+        </w:rPr>
+        <w:t>拒絶</w:t>
+      </w:r>
+      <w:proofErr w:type="spellEnd"/>
+      <w:r>
+        <w:rPr>
+          <w:rFonts w:cstheme="minorHAnsi"/>
+          <w:b/>
+          <w:bCs/>
+        </w:rPr>
+        <w:t>：</w:t>
+      </w:r>
+      <w:r>
+        <w:rPr>
+          <w:rFonts w:cstheme="minorHAnsi"/>
+        </w:rPr>
+        <w:t xml:space="preserve"> </w:t>
+      </w:r>
+      <w:proofErr w:type="spellStart"/>
+      <w:r>
+        <w:rPr>
+          <w:rFonts w:cstheme="minorHAnsi"/>
+        </w:rPr>
+        <w:t>イエスは彼らの実績を完全に無視し</w:t>
+      </w:r>
+      <w:proofErr w:type="spellEnd"/>
+      <w:r>
+        <w:rPr>
+          <w:rFonts w:cstheme="minorHAnsi"/>
+        </w:rPr>
+        <w:t>、「</w:t>
+      </w:r>
+      <w:proofErr w:type="spellStart"/>
+      <w:r>
+        <w:rPr>
+          <w:rFonts w:cstheme="minorHAnsi"/>
+        </w:rPr>
+        <w:t>あなたたちをまったく知らない」と言われます</w:t>
+      </w:r>
+      <w:proofErr w:type="spellEnd"/>
+      <w:r>
+        <w:rPr>
+          <w:rFonts w:cstheme="minorHAnsi"/>
+        </w:rPr>
+        <w:t xml:space="preserve"> (25:29)</w:t>
+      </w:r>
+      <w:r>
+        <w:rPr>
+          <w:rFonts w:cstheme="minorHAnsi"/>
+        </w:rPr>
+        <w:t>。</w:t>
+      </w:r>
+      <w:proofErr w:type="spellStart"/>
+      <w:r>
+        <w:rPr>
+          <w:rFonts w:cstheme="minorHAnsi"/>
+        </w:rPr>
+        <w:t>イエスは彼らの努力が足りなかったと言っているのではなく、彼らが「見ず知らずの他人」であると告げているのです</w:t>
+      </w:r>
+      <w:proofErr w:type="spellEnd"/>
+      <w:r>
+        <w:rPr>
+          <w:rFonts w:cstheme="minorHAnsi"/>
+        </w:rPr>
+        <w:t xml:space="preserve"> (27:59)</w:t>
+      </w:r>
+      <w:r>
+        <w:rPr>
+          <w:rFonts w:cstheme="minorHAnsi"/>
+        </w:rPr>
+        <w:t>。この聖句は、両手いっぱいの善行が、神から完全に離れた心を容易に覆い隠してしまうことを教会の内部の人間（クリスチャン）に警告しています</w:t>
+      </w:r>
+      <w:r>
+        <w:rPr>
+          <w:rFonts w:cstheme="minorHAnsi"/>
+        </w:rPr>
+        <w:t xml:space="preserve"> (26:13)</w:t>
+      </w:r>
+      <w:r>
+        <w:rPr>
+          <w:rFonts w:cstheme="minorHAnsi"/>
+        </w:rPr>
+        <w:t>。</w:t>
+      </w:r>
+    </w:p>
+    <w:p>
+      <w:pPr>
+        <w:rPr>
+          <w:rFonts w:cstheme="minorHAnsi"/>
+        </w:rPr>
+      </w:pPr>
+      <w:r>
+        <w:rPr>
+          <w:rFonts w:cstheme="minorHAnsi"/>
+        </w:rPr>
+        <w:pict w14:anchorId="7DB090E8">
+          <v:rect id="_x0000_i1116" style="width:0;height:1.5pt" o:hralign="center" o:hrstd="t" o:hr="t" fillcolor="#a0a0a0" stroked="f"/>
+        </w:pict>
+      </w:r>
+    </w:p>
+    <w:p>
+      <w:pPr>
+        <w:rPr>
+          <w:rFonts w:cstheme="minorHAnsi"/>
+          <w:b/>
+          <w:bCs/>
+        </w:rPr>
+      </w:pPr>
+      <w:proofErr w:type="spellStart"/>
+      <w:r>
+        <w:rPr>
+          <w:rFonts w:cstheme="minorHAnsi"/>
+          <w:b/>
+          <w:bCs/>
+        </w:rPr>
+        <w:t>決定的な違い：履歴書</w:t>
+      </w:r>
+      <w:proofErr w:type="spellEnd"/>
+      <w:r>
+        <w:rPr>
+          <w:rFonts w:cstheme="minorHAnsi"/>
+          <w:b/>
+          <w:bCs/>
+        </w:rPr>
+        <w:t xml:space="preserve"> vs. </w:t>
+      </w:r>
+      <w:proofErr w:type="spellStart"/>
+      <w:r>
+        <w:rPr>
+          <w:rFonts w:cstheme="minorHAnsi"/>
+          <w:b/>
+          <w:bCs/>
+        </w:rPr>
+        <w:t>関係性</w:t>
+      </w:r>
+      <w:proofErr w:type="spellEnd"/>
+    </w:p>
+    <w:p>
+      <w:pPr>
+        <w:rPr>
+          <w:rFonts w:cstheme="minorHAnsi"/>
+        </w:rPr>
+      </w:pPr>
+      <w:proofErr w:type="spellStart"/>
+      <w:r>
+        <w:rPr>
+          <w:rFonts w:cstheme="minorHAnsi"/>
+        </w:rPr>
+        <w:t>キリスト教の信仰は、個人の道徳性を高めるためのステップアップ（階段）システムとは根本的に異なります</w:t>
+      </w:r>
+      <w:proofErr w:type="spellEnd"/>
+      <w:r>
+        <w:rPr>
+          <w:rFonts w:cstheme="minorHAnsi"/>
+        </w:rPr>
+        <w:t xml:space="preserve"> (22:28)</w:t>
+      </w:r>
+      <w:r>
+        <w:rPr>
+          <w:rFonts w:cstheme="minorHAnsi"/>
+        </w:rPr>
+        <w:t>。</w:t>
+      </w:r>
+    </w:p>
+    <w:tbl>
+      <w:tblPr>
+        <w:tblW w:w="0" w:type="auto"/>
+        <w:tblCellSpacing w:w="15" w:type="dxa"/>
+        <w:tblCellMar>
+          <w:top w:w="15" w:type="dxa"/>
+          <w:left w:w="15" w:type="dxa"/>
+          <w:bottom w:w="15" w:type="dxa"/>
+          <w:right w:w="15" w:type="dxa"/>
+        </w:tblCellMar>
+        <w:tblLook w:val="04A0" w:firstRow="1" w:lastRow="0" w:firstColumn="1" w:lastColumn="0" w:noHBand="0" w:noVBand="1"/>
+      </w:tblPr>
+      <w:tblGrid>
+        <w:gridCol w:w="4117"/>
+        <w:gridCol w:w="5243"/>
+      </w:tblGrid>
+      <w:tr>
+        <w:trPr>
+          <w:tblCellSpacing w:w="15" w:type="dxa"/>
+        </w:trPr>
+        <w:tc>
+          <w:tcPr>
+            <w:tcW w:w="0" w:type="auto"/>
+            <w:tcBorders>
+              <w:bottom w:val="single" w:sz="6" w:space="0" w:color="DCDFE5"/>
+            </w:tcBorders>
+            <w:vAlign w:val="center"/>
+            <w:hideMark/>
+          </w:tcPr>
+          <w:p>
+            <w:pPr>
+              <w:rPr>
+                <w:rFonts w:cstheme="minorHAnsi"/>
+                <w:b/>
+                <w:bCs/>
+              </w:rPr>
+            </w:pPr>
+            <w:proofErr w:type="spellStart"/>
+            <w:r>
+              <w:rPr>
+                <w:rFonts w:cstheme="minorHAnsi"/>
+                <w:b/>
+                <w:bCs/>
+              </w:rPr>
+              <w:t>履歴書（実績）ベースの信仰</w:t>
+            </w:r>
+            <w:proofErr w:type="spellEnd"/>
+          </w:p>
+        </w:tc>
+        <w:tc>
+          <w:tcPr>
+            <w:tcW w:w="0" w:type="auto"/>
+            <w:tcBorders>
+              <w:bottom w:val="single" w:sz="6" w:space="0" w:color="DCDFE5"/>
+            </w:tcBorders>
+            <w:vAlign w:val="center"/>
+            <w:hideMark/>
+          </w:tcPr>
+          <w:p>
+            <w:pPr>
+              <w:rPr>
+                <w:rFonts w:cstheme="minorHAnsi"/>
+                <w:b/>
+                <w:bCs/>
+              </w:rPr>
+            </w:pPr>
+            <w:proofErr w:type="spellStart"/>
+            <w:r>
+              <w:rPr>
+                <w:rFonts w:cstheme="minorHAnsi"/>
+                <w:b/>
+                <w:bCs/>
+              </w:rPr>
+              <w:t>関係性ベースの信仰</w:t>
+            </w:r>
+            <w:proofErr w:type="spellEnd"/>
+          </w:p>
+        </w:tc>
+      </w:tr>
+      <w:tr>
+        <w:trPr>
+          <w:tblCellSpacing w:w="15" w:type="dxa"/>
+        </w:trPr>
+        <w:tc>
+          <w:tcPr>
+            <w:tcW w:w="0" w:type="auto"/>
+            <w:tcBorders>
+              <w:bottom w:val="single" w:sz="6" w:space="0" w:color="DCDFE5"/>
+            </w:tcBorders>
+            <w:vAlign w:val="center"/>
+            <w:hideMark/>
+          </w:tcPr>
+          <w:p>
+            <w:pPr>
+              <w:rPr>
+                <w:rFonts w:cstheme="minorHAnsi"/>
+              </w:rPr>
+            </w:pPr>
+            <w:proofErr w:type="spellStart"/>
+            <w:r>
+              <w:rPr>
+                <w:rFonts w:cstheme="minorHAnsi"/>
+              </w:rPr>
+              <w:t>人間のパフォーマンスやチェックリストを重視する</w:t>
+            </w:r>
+            <w:proofErr w:type="spellEnd"/>
+            <w:r>
+              <w:rPr>
+                <w:rFonts w:cstheme="minorHAnsi"/>
+              </w:rPr>
+              <w:t xml:space="preserve"> (27:59)</w:t>
+            </w:r>
+            <w:r>
+              <w:rPr>
+                <w:rFonts w:cstheme="minorHAnsi"/>
+              </w:rPr>
+              <w:t>。</w:t>
+            </w:r>
+          </w:p>
+        </w:tc>
+        <w:tc>
+          <w:tcPr>
+            <w:tcW w:w="0" w:type="auto"/>
+            <w:tcBorders>
+              <w:bottom w:val="single" w:sz="6" w:space="0" w:color="DCDFE5"/>
+            </w:tcBorders>
+            <w:vAlign w:val="center"/>
+            <w:hideMark/>
+          </w:tcPr>
+          <w:p>
+            <w:pPr>
+              <w:rPr>
+                <w:rFonts w:cstheme="minorHAnsi"/>
+              </w:rPr>
+            </w:pPr>
+            <w:proofErr w:type="spellStart"/>
+            <w:r>
+              <w:rPr>
+                <w:rFonts w:cstheme="minorHAnsi"/>
+              </w:rPr>
+              <w:t>キリストにおける全く新しい命を受け取ることを重視する</w:t>
+            </w:r>
+            <w:proofErr w:type="spellEnd"/>
+            <w:r>
+              <w:rPr>
+                <w:rFonts w:cstheme="minorHAnsi"/>
+              </w:rPr>
+              <w:t>。</w:t>
+            </w:r>
+          </w:p>
+        </w:tc>
+      </w:tr>
+      <w:tr>
+        <w:trPr>
+          <w:tblCellSpacing w:w="15" w:type="dxa"/>
+        </w:trPr>
+        <w:tc>
+          <w:tcPr>
+            <w:tcW w:w="0" w:type="auto"/>
+            <w:tcBorders>
+              <w:bottom w:val="single" w:sz="6" w:space="0" w:color="DCDFE5"/>
+            </w:tcBorders>
+            <w:vAlign w:val="center"/>
+            <w:hideMark/>
+          </w:tcPr>
+          <w:p>
+            <w:pPr>
+              <w:rPr>
+                <w:rFonts w:cstheme="minorHAnsi"/>
+              </w:rPr>
+            </w:pPr>
+            <w:r>
+              <w:rPr>
+                <w:rFonts w:cstheme="minorHAnsi"/>
+              </w:rPr>
+              <w:t>「</w:t>
+            </w:r>
+            <w:proofErr w:type="spellStart"/>
+            <w:r>
+              <w:rPr>
+                <w:rFonts w:cstheme="minorHAnsi"/>
+              </w:rPr>
+              <w:t>合格点」を執拗に追い求める、不安で疲れ果てる歩み</w:t>
+            </w:r>
+            <w:proofErr w:type="spellEnd"/>
+            <w:r>
+              <w:rPr>
+                <w:rFonts w:cstheme="minorHAnsi"/>
+              </w:rPr>
+              <w:t xml:space="preserve"> (16:15)</w:t>
+            </w:r>
+            <w:r>
+              <w:rPr>
+                <w:rFonts w:cstheme="minorHAnsi"/>
+              </w:rPr>
+              <w:t>。</w:t>
+            </w:r>
+          </w:p>
+        </w:tc>
+        <w:tc>
+          <w:tcPr>
+            <w:tcW w:w="0" w:type="auto"/>
+            <w:tcBorders>
+              <w:bottom w:val="single" w:sz="6" w:space="0" w:color="DCDFE5"/>
+            </w:tcBorders>
+            <w:vAlign w:val="center"/>
+            <w:hideMark/>
+          </w:tcPr>
+          <w:p>
+            <w:pPr>
+              <w:rPr>
+                <w:rFonts w:cstheme="minorHAnsi"/>
+              </w:rPr>
+            </w:pPr>
+            <w:proofErr w:type="spellStart"/>
+            <w:r>
+              <w:rPr>
+                <w:rFonts w:cstheme="minorHAnsi"/>
+              </w:rPr>
+              <w:t>イエスが成し遂げられた御業への信仰による「恵み」によって突き動かされる</w:t>
+            </w:r>
+            <w:proofErr w:type="spellEnd"/>
+            <w:r>
+              <w:rPr>
+                <w:rFonts w:cstheme="minorHAnsi"/>
+              </w:rPr>
+              <w:t xml:space="preserve"> (14:20)</w:t>
+            </w:r>
+            <w:r>
+              <w:rPr>
+                <w:rFonts w:cstheme="minorHAnsi"/>
+              </w:rPr>
+              <w:t>。</w:t>
+            </w:r>
+          </w:p>
+        </w:tc>
+      </w:tr>
+      <w:tr>
+        <w:trPr>
+          <w:tblCellSpacing w:w="15" w:type="dxa"/>
+        </w:trPr>
+        <w:tc>
+          <w:tcPr>
+            <w:tcW w:w="0" w:type="auto"/>
+            <w:tcBorders>
+              <w:bottom w:val="nil"/>
+            </w:tcBorders>
+            <w:vAlign w:val="center"/>
+            <w:hideMark/>
+          </w:tcPr>
+          <w:p>
+            <w:pPr>
+              <w:rPr>
+                <w:rFonts w:cstheme="minorHAnsi"/>
+              </w:rPr>
+            </w:pPr>
+            <w:proofErr w:type="spellStart"/>
+            <w:r>
+              <w:rPr>
+                <w:rFonts w:cstheme="minorHAnsi"/>
+              </w:rPr>
+              <w:t>善行は、自分自身に課せられた重いノルマ（負担）となる</w:t>
+            </w:r>
+            <w:proofErr w:type="spellEnd"/>
+            <w:r>
+              <w:rPr>
+                <w:rFonts w:cstheme="minorHAnsi"/>
+              </w:rPr>
+              <w:t xml:space="preserve"> (28:50)</w:t>
+            </w:r>
+            <w:r>
+              <w:rPr>
+                <w:rFonts w:cstheme="minorHAnsi"/>
+              </w:rPr>
+              <w:t>。</w:t>
+            </w:r>
+          </w:p>
+        </w:tc>
+        <w:tc>
+          <w:tcPr>
+            <w:tcW w:w="0" w:type="auto"/>
+            <w:tcBorders>
+              <w:bottom w:val="nil"/>
+            </w:tcBorders>
+            <w:vAlign w:val="center"/>
+            <w:hideMark/>
+          </w:tcPr>
+          <w:p>
+            <w:pPr>
+              <w:rPr>
+                <w:rFonts w:cstheme="minorHAnsi"/>
+              </w:rPr>
+            </w:pPr>
+            <w:proofErr w:type="spellStart"/>
+            <w:r>
+              <w:rPr>
+                <w:rFonts w:cstheme="minorHAnsi"/>
+              </w:rPr>
+              <w:t>善行は、愛され、知られているという心の安心感から自然に溢れ出る</w:t>
+            </w:r>
+            <w:proofErr w:type="spellEnd"/>
+            <w:r>
+              <w:rPr>
+                <w:rFonts w:cstheme="minorHAnsi"/>
+              </w:rPr>
+              <w:t xml:space="preserve"> (28:50)</w:t>
+            </w:r>
+            <w:r>
+              <w:rPr>
+                <w:rFonts w:cstheme="minorHAnsi"/>
+              </w:rPr>
+              <w:t>。</w:t>
+            </w:r>
+          </w:p>
+        </w:tc>
+      </w:tr>
+    </w:tbl>
+    <w:p>
+      <w:pPr>
+        <w:rPr>
+          <w:rFonts w:cstheme="minorHAnsi"/>
+        </w:rPr>
+      </w:pPr>
+      <w:proofErr w:type="spellStart"/>
+      <w:r>
+        <w:rPr>
+          <w:rFonts w:cstheme="minorHAnsi"/>
+          <w:b/>
+          <w:bCs/>
+        </w:rPr>
+        <w:t>最終結論</w:t>
+      </w:r>
+      <w:proofErr w:type="spellEnd"/>
+      <w:r>
+        <w:rPr>
+          <w:rFonts w:cstheme="minorHAnsi"/>
+          <w:b/>
+          <w:bCs/>
+        </w:rPr>
+        <w:t>：</w:t>
+      </w:r>
+      <w:r>
+        <w:rPr>
+          <w:rFonts w:cstheme="minorHAnsi"/>
+        </w:rPr>
+        <w:t xml:space="preserve"> </w:t>
+      </w:r>
+      <w:proofErr w:type="spellStart"/>
+      <w:r>
+        <w:rPr>
+          <w:rFonts w:cstheme="minorHAnsi"/>
+        </w:rPr>
+        <w:t>聖なる神の前に、人間の「善」が十分であることは決してありません</w:t>
+      </w:r>
+      <w:proofErr w:type="spellEnd"/>
+      <w:r>
+        <w:rPr>
+          <w:rFonts w:cstheme="minorHAnsi"/>
+        </w:rPr>
+        <w:t xml:space="preserve"> (34:03)</w:t>
+      </w:r>
+      <w:r>
+        <w:rPr>
+          <w:rFonts w:cstheme="minorHAnsi"/>
+        </w:rPr>
+        <w:t>。イエスが十字架にかかられたのは、あなたが神の合格点をもらうために立派に振る舞うためではありません。あなたがパフォーマンスを測る「定規」の重荷を降ろし、神との関係性の中に生きるためです</w:t>
+      </w:r>
+      <w:r>
+        <w:rPr>
+          <w:rFonts w:cstheme="minorHAnsi"/>
+        </w:rPr>
+        <w:t xml:space="preserve"> (30:35)</w:t>
+      </w:r>
     </w:p>
     <w:p>
       <w:pPr>
@@ -3294,7 +8833,7 @@
       </w:pPr>
     </w:p>
     <w:sectPr>
-      <w:footerReference w:type="default" r:id="rId31"/>
+      <w:footerReference w:type="default" r:id="rId59"/>
       <w:pgSz w:w="12240" w:h="15840"/>
       <w:pgMar w:top="1440" w:right="1440" w:bottom="1530" w:left="1440" w:header="0" w:footer="720" w:gutter="0"/>
       <w:cols w:space="720"/>
@@ -3361,6 +8900,155 @@
 <file path=word/numbering.xml><?xml version="1.0" encoding="utf-8"?>
 <w:numbering xmlns:wpc="http://schemas.microsoft.com/office/word/2010/wordprocessingCanvas" xmlns:cx="http://schemas.microsoft.com/office/drawing/2014/chartex" xmlns:cx1="http://schemas.microsoft.com/office/drawing/2015/9/8/chartex" xmlns:cx2="http://schemas.microsoft.com/office/drawing/2015/10/21/chartex" xmlns:cx3="http://schemas.microsoft.com/office/drawing/2016/5/9/chartex" xmlns:cx4="http://schemas.microsoft.com/office/drawing/2016/5/10/chartex" xmlns:cx5="http://schemas.microsoft.com/office/drawing/2016/5/11/chartex" xmlns:cx6="http://schemas.microsoft.com/office/drawing/2016/5/12/chartex" xmlns:cx7="http://schemas.microsoft.com/office/drawing/2016/5/13/chartex" xmlns:cx8="http://schemas.microsoft.com/office/drawing/2016/5/14/chartex" xmlns:mc="http://schemas.openxmlformats.org/markup-compatibility/2006" xmlns:aink="http://schemas.microsoft.com/office/drawing/2016/ink" xmlns:am3d="http://schemas.microsoft.com/office/drawing/2017/model3d" xmlns:o="urn:schemas-microsoft-com:office:office" xmlns:oel="http://schemas.microsoft.com/office/2019/extlst" xmlns:r="http://schemas.openxmlformats.org/officeDocument/2006/relationships" xmlns:m="http://schemas.openxmlformats.org/officeDocument/2006/math" xmlns:v="urn:schemas-microsoft-com:vml" xmlns:wp14="http://schemas.microsoft.com/office/word/2010/wordprocessingDrawing" xmlns:wp="http://schemas.openxmlformats.org/drawingml/2006/wordprocessingDrawing" xmlns:w10="urn:schemas-microsoft-com:office:word" xmlns:w="http://schemas.openxmlformats.org/wordprocessingml/2006/main" xmlns:w14="http://schemas.microsoft.com/office/word/2010/wordml" xmlns:w15="http://schemas.microsoft.com/office/word/2012/wordml" xmlns:w16cex="http://schemas.microsoft.com/office/word/2018/wordml/cex" xmlns:w16cid="http://schemas.microsoft.com/office/word/2016/wordml/cid" xmlns:w16="http://schemas.microsoft.com/office/word/2018/wordml" xmlns:w16du="http://schemas.microsoft.com/office/word/2023/wordml/word16du" xmlns:w16sdtdh="http://schemas.microsoft.com/office/word/2020/wordml/sdtdatahash" xmlns:w16sdtfl="http://schemas.microsoft.com/office/word/2024/wordml/sdtformatlock" xmlns:w16se="http://schemas.microsoft.com/office/word/2015/wordml/symex" xmlns:wpg="http://schemas.microsoft.com/office/word/2010/wordprocessingGroup" xmlns:wpi="http://schemas.microsoft.com/office/word/2010/wordprocessingInk" xmlns:wne="http://schemas.microsoft.com/office/word/2006/wordml" xmlns:wps="http://schemas.microsoft.com/office/word/2010/wordprocessingShape" mc:Ignorable="w14 w15 w16se w16cid w16 w16cex w16sdtdh w16sdtfl w16du wp14">
   <w:abstractNum w:abstractNumId="0" w15:restartNumberingAfterBreak="0">
+    <w:nsid w:val="00D235E5"/>
+    <w:multiLevelType w:val="multilevel"/>
+    <w:tmpl w:val="AA04FE6A"/>
+    <w:lvl w:ilvl="0">
+      <w:start w:val="1"/>
+      <w:numFmt w:val="bullet"/>
+      <w:lvlText w:val=""/>
+      <w:lvlJc w:val="left"/>
+      <w:pPr>
+        <w:tabs>
+          <w:tab w:val="num" w:pos="720"/>
+        </w:tabs>
+        <w:ind w:left="720" w:hanging="360"/>
+      </w:pPr>
+      <w:rPr>
+        <w:rFonts w:ascii="Symbol" w:hAnsi="Symbol" w:hint="default"/>
+        <w:sz w:val="20"/>
+      </w:rPr>
+    </w:lvl>
+    <w:lvl w:ilvl="1" w:tentative="1">
+      <w:start w:val="1"/>
+      <w:numFmt w:val="bullet"/>
+      <w:lvlText w:val="o"/>
+      <w:lvlJc w:val="left"/>
+      <w:pPr>
+        <w:tabs>
+          <w:tab w:val="num" w:pos="1440"/>
+        </w:tabs>
+        <w:ind w:left="1440" w:hanging="360"/>
+      </w:pPr>
+      <w:rPr>
+        <w:rFonts w:ascii="Courier New" w:hAnsi="Courier New" w:hint="default"/>
+        <w:sz w:val="20"/>
+      </w:rPr>
+    </w:lvl>
+    <w:lvl w:ilvl="2" w:tentative="1">
+      <w:start w:val="1"/>
+      <w:numFmt w:val="bullet"/>
+      <w:lvlText w:val=""/>
+      <w:lvlJc w:val="left"/>
+      <w:pPr>
+        <w:tabs>
+          <w:tab w:val="num" w:pos="2160"/>
+        </w:tabs>
+        <w:ind w:left="2160" w:hanging="360"/>
+      </w:pPr>
+      <w:rPr>
+        <w:rFonts w:ascii="Wingdings" w:hAnsi="Wingdings" w:hint="default"/>
+        <w:sz w:val="20"/>
+      </w:rPr>
+    </w:lvl>
+    <w:lvl w:ilvl="3" w:tentative="1">
+      <w:start w:val="1"/>
+      <w:numFmt w:val="bullet"/>
+      <w:lvlText w:val=""/>
+      <w:lvlJc w:val="left"/>
+      <w:pPr>
+        <w:tabs>
+          <w:tab w:val="num" w:pos="2880"/>
+        </w:tabs>
+        <w:ind w:left="2880" w:hanging="360"/>
+      </w:pPr>
+      <w:rPr>
+        <w:rFonts w:ascii="Wingdings" w:hAnsi="Wingdings" w:hint="default"/>
+        <w:sz w:val="20"/>
+      </w:rPr>
+    </w:lvl>
+    <w:lvl w:ilvl="4" w:tentative="1">
+      <w:start w:val="1"/>
+      <w:numFmt w:val="bullet"/>
+      <w:lvlText w:val=""/>
+      <w:lvlJc w:val="left"/>
+      <w:pPr>
+        <w:tabs>
+          <w:tab w:val="num" w:pos="3600"/>
+        </w:tabs>
+        <w:ind w:left="3600" w:hanging="360"/>
+      </w:pPr>
+      <w:rPr>
+        <w:rFonts w:ascii="Wingdings" w:hAnsi="Wingdings" w:hint="default"/>
+        <w:sz w:val="20"/>
+      </w:rPr>
+    </w:lvl>
+    <w:lvl w:ilvl="5" w:tentative="1">
+      <w:start w:val="1"/>
+      <w:numFmt w:val="bullet"/>
+      <w:lvlText w:val=""/>
+      <w:lvlJc w:val="left"/>
+      <w:pPr>
+        <w:tabs>
+          <w:tab w:val="num" w:pos="4320"/>
+        </w:tabs>
+        <w:ind w:left="4320" w:hanging="360"/>
+      </w:pPr>
+      <w:rPr>
+        <w:rFonts w:ascii="Wingdings" w:hAnsi="Wingdings" w:hint="default"/>
+        <w:sz w:val="20"/>
+      </w:rPr>
+    </w:lvl>
+    <w:lvl w:ilvl="6" w:tentative="1">
+      <w:start w:val="1"/>
+      <w:numFmt w:val="bullet"/>
+      <w:lvlText w:val=""/>
+      <w:lvlJc w:val="left"/>
+      <w:pPr>
+        <w:tabs>
+          <w:tab w:val="num" w:pos="5040"/>
+        </w:tabs>
+        <w:ind w:left="5040" w:hanging="360"/>
+      </w:pPr>
+      <w:rPr>
+        <w:rFonts w:ascii="Wingdings" w:hAnsi="Wingdings" w:hint="default"/>
+        <w:sz w:val="20"/>
+      </w:rPr>
+    </w:lvl>
+    <w:lvl w:ilvl="7" w:tentative="1">
+      <w:start w:val="1"/>
+      <w:numFmt w:val="bullet"/>
+      <w:lvlText w:val=""/>
+      <w:lvlJc w:val="left"/>
+      <w:pPr>
+        <w:tabs>
+          <w:tab w:val="num" w:pos="5760"/>
+        </w:tabs>
+        <w:ind w:left="5760" w:hanging="360"/>
+      </w:pPr>
+      <w:rPr>
+        <w:rFonts w:ascii="Wingdings" w:hAnsi="Wingdings" w:hint="default"/>
+        <w:sz w:val="20"/>
+      </w:rPr>
+    </w:lvl>
+    <w:lvl w:ilvl="8" w:tentative="1">
+      <w:start w:val="1"/>
+      <w:numFmt w:val="bullet"/>
+      <w:lvlText w:val=""/>
+      <w:lvlJc w:val="left"/>
+      <w:pPr>
+        <w:tabs>
+          <w:tab w:val="num" w:pos="6480"/>
+        </w:tabs>
+        <w:ind w:left="6480" w:hanging="360"/>
+      </w:pPr>
+      <w:rPr>
+        <w:rFonts w:ascii="Wingdings" w:hAnsi="Wingdings" w:hint="default"/>
+        <w:sz w:val="20"/>
+      </w:rPr>
+    </w:lvl>
+  </w:abstractNum>
+  <w:abstractNum w:abstractNumId="1" w15:restartNumberingAfterBreak="0">
     <w:nsid w:val="00F27926"/>
     <w:multiLevelType w:val="multilevel"/>
     <w:tmpl w:val="D76E4A54"/>
@@ -3509,7 +9197,7 @@
       </w:rPr>
     </w:lvl>
   </w:abstractNum>
-  <w:abstractNum w:abstractNumId="1" w15:restartNumberingAfterBreak="0">
+  <w:abstractNum w:abstractNumId="2" w15:restartNumberingAfterBreak="0">
     <w:nsid w:val="02104C9D"/>
     <w:multiLevelType w:val="multilevel"/>
     <w:tmpl w:val="AB5C7EB0"/>
@@ -3658,7 +9346,7 @@
       </w:rPr>
     </w:lvl>
   </w:abstractNum>
-  <w:abstractNum w:abstractNumId="2" w15:restartNumberingAfterBreak="0">
+  <w:abstractNum w:abstractNumId="3" w15:restartNumberingAfterBreak="0">
     <w:nsid w:val="02953ACC"/>
     <w:multiLevelType w:val="multilevel"/>
     <w:tmpl w:val="A644FFA0"/>
@@ -3807,7 +9495,7 @@
       </w:rPr>
     </w:lvl>
   </w:abstractNum>
-  <w:abstractNum w:abstractNumId="3" w15:restartNumberingAfterBreak="0">
+  <w:abstractNum w:abstractNumId="4" w15:restartNumberingAfterBreak="0">
     <w:nsid w:val="0306217B"/>
     <w:multiLevelType w:val="multilevel"/>
     <w:tmpl w:val="5B982EBA"/>
@@ -3956,7 +9644,7 @@
       </w:rPr>
     </w:lvl>
   </w:abstractNum>
-  <w:abstractNum w:abstractNumId="4" w15:restartNumberingAfterBreak="0">
+  <w:abstractNum w:abstractNumId="5" w15:restartNumberingAfterBreak="0">
     <w:nsid w:val="046F48D8"/>
     <w:multiLevelType w:val="multilevel"/>
     <w:tmpl w:val="8ED85AB8"/>
@@ -4069,7 +9757,7 @@
       </w:pPr>
     </w:lvl>
   </w:abstractNum>
-  <w:abstractNum w:abstractNumId="5" w15:restartNumberingAfterBreak="0">
+  <w:abstractNum w:abstractNumId="6" w15:restartNumberingAfterBreak="0">
     <w:nsid w:val="0672781E"/>
     <w:multiLevelType w:val="multilevel"/>
     <w:tmpl w:val="EBFCA0C6"/>
@@ -4218,7 +9906,7 @@
       </w:rPr>
     </w:lvl>
   </w:abstractNum>
-  <w:abstractNum w:abstractNumId="6" w15:restartNumberingAfterBreak="0">
+  <w:abstractNum w:abstractNumId="7" w15:restartNumberingAfterBreak="0">
     <w:nsid w:val="072B3FD2"/>
     <w:multiLevelType w:val="multilevel"/>
     <w:tmpl w:val="2EFA7D20"/>
@@ -4367,7 +10055,7 @@
       </w:rPr>
     </w:lvl>
   </w:abstractNum>
-  <w:abstractNum w:abstractNumId="7" w15:restartNumberingAfterBreak="0">
+  <w:abstractNum w:abstractNumId="8" w15:restartNumberingAfterBreak="0">
     <w:nsid w:val="08B0671A"/>
     <w:multiLevelType w:val="multilevel"/>
     <w:tmpl w:val="1AF4679C"/>
@@ -4516,7 +10204,7 @@
       </w:rPr>
     </w:lvl>
   </w:abstractNum>
-  <w:abstractNum w:abstractNumId="8" w15:restartNumberingAfterBreak="0">
+  <w:abstractNum w:abstractNumId="9" w15:restartNumberingAfterBreak="0">
     <w:nsid w:val="08C774BB"/>
     <w:multiLevelType w:val="multilevel"/>
     <w:tmpl w:val="E5F6B17A"/>
@@ -4665,7 +10353,7 @@
       </w:rPr>
     </w:lvl>
   </w:abstractNum>
-  <w:abstractNum w:abstractNumId="9" w15:restartNumberingAfterBreak="0">
+  <w:abstractNum w:abstractNumId="10" w15:restartNumberingAfterBreak="0">
     <w:nsid w:val="092915DA"/>
     <w:multiLevelType w:val="multilevel"/>
     <w:tmpl w:val="F8A44F88"/>
@@ -4814,7 +10502,7 @@
       </w:rPr>
     </w:lvl>
   </w:abstractNum>
-  <w:abstractNum w:abstractNumId="10" w15:restartNumberingAfterBreak="0">
+  <w:abstractNum w:abstractNumId="11" w15:restartNumberingAfterBreak="0">
     <w:nsid w:val="09692CE0"/>
     <w:multiLevelType w:val="multilevel"/>
     <w:tmpl w:val="6FA81978"/>
@@ -4963,7 +10651,7 @@
       </w:rPr>
     </w:lvl>
   </w:abstractNum>
-  <w:abstractNum w:abstractNumId="11" w15:restartNumberingAfterBreak="0">
+  <w:abstractNum w:abstractNumId="12" w15:restartNumberingAfterBreak="0">
     <w:nsid w:val="0C210E6B"/>
     <w:multiLevelType w:val="multilevel"/>
     <w:tmpl w:val="9158581C"/>
@@ -5112,7 +10800,7 @@
       </w:rPr>
     </w:lvl>
   </w:abstractNum>
-  <w:abstractNum w:abstractNumId="12" w15:restartNumberingAfterBreak="0">
+  <w:abstractNum w:abstractNumId="13" w15:restartNumberingAfterBreak="0">
     <w:nsid w:val="0CE27659"/>
     <w:multiLevelType w:val="multilevel"/>
     <w:tmpl w:val="FF286C2C"/>
@@ -5261,7 +10949,7 @@
       </w:rPr>
     </w:lvl>
   </w:abstractNum>
-  <w:abstractNum w:abstractNumId="13" w15:restartNumberingAfterBreak="0">
+  <w:abstractNum w:abstractNumId="14" w15:restartNumberingAfterBreak="0">
     <w:nsid w:val="0EE63752"/>
     <w:multiLevelType w:val="hybridMultilevel"/>
     <w:tmpl w:val="D7882BD2"/>
@@ -5350,7 +11038,156 @@
       </w:pPr>
     </w:lvl>
   </w:abstractNum>
-  <w:abstractNum w:abstractNumId="14" w15:restartNumberingAfterBreak="0">
+  <w:abstractNum w:abstractNumId="15" w15:restartNumberingAfterBreak="0">
+    <w:nsid w:val="0F3F088A"/>
+    <w:multiLevelType w:val="multilevel"/>
+    <w:tmpl w:val="69B49D78"/>
+    <w:lvl w:ilvl="0">
+      <w:start w:val="1"/>
+      <w:numFmt w:val="bullet"/>
+      <w:lvlText w:val=""/>
+      <w:lvlJc w:val="left"/>
+      <w:pPr>
+        <w:tabs>
+          <w:tab w:val="num" w:pos="720"/>
+        </w:tabs>
+        <w:ind w:left="720" w:hanging="360"/>
+      </w:pPr>
+      <w:rPr>
+        <w:rFonts w:ascii="Symbol" w:hAnsi="Symbol" w:hint="default"/>
+        <w:sz w:val="20"/>
+      </w:rPr>
+    </w:lvl>
+    <w:lvl w:ilvl="1" w:tentative="1">
+      <w:start w:val="1"/>
+      <w:numFmt w:val="bullet"/>
+      <w:lvlText w:val="o"/>
+      <w:lvlJc w:val="left"/>
+      <w:pPr>
+        <w:tabs>
+          <w:tab w:val="num" w:pos="1440"/>
+        </w:tabs>
+        <w:ind w:left="1440" w:hanging="360"/>
+      </w:pPr>
+      <w:rPr>
+        <w:rFonts w:ascii="Courier New" w:hAnsi="Courier New" w:hint="default"/>
+        <w:sz w:val="20"/>
+      </w:rPr>
+    </w:lvl>
+    <w:lvl w:ilvl="2" w:tentative="1">
+      <w:start w:val="1"/>
+      <w:numFmt w:val="bullet"/>
+      <w:lvlText w:val=""/>
+      <w:lvlJc w:val="left"/>
+      <w:pPr>
+        <w:tabs>
+          <w:tab w:val="num" w:pos="2160"/>
+        </w:tabs>
+        <w:ind w:left="2160" w:hanging="360"/>
+      </w:pPr>
+      <w:rPr>
+        <w:rFonts w:ascii="Wingdings" w:hAnsi="Wingdings" w:hint="default"/>
+        <w:sz w:val="20"/>
+      </w:rPr>
+    </w:lvl>
+    <w:lvl w:ilvl="3" w:tentative="1">
+      <w:start w:val="1"/>
+      <w:numFmt w:val="bullet"/>
+      <w:lvlText w:val=""/>
+      <w:lvlJc w:val="left"/>
+      <w:pPr>
+        <w:tabs>
+          <w:tab w:val="num" w:pos="2880"/>
+        </w:tabs>
+        <w:ind w:left="2880" w:hanging="360"/>
+      </w:pPr>
+      <w:rPr>
+        <w:rFonts w:ascii="Wingdings" w:hAnsi="Wingdings" w:hint="default"/>
+        <w:sz w:val="20"/>
+      </w:rPr>
+    </w:lvl>
+    <w:lvl w:ilvl="4" w:tentative="1">
+      <w:start w:val="1"/>
+      <w:numFmt w:val="bullet"/>
+      <w:lvlText w:val=""/>
+      <w:lvlJc w:val="left"/>
+      <w:pPr>
+        <w:tabs>
+          <w:tab w:val="num" w:pos="3600"/>
+        </w:tabs>
+        <w:ind w:left="3600" w:hanging="360"/>
+      </w:pPr>
+      <w:rPr>
+        <w:rFonts w:ascii="Wingdings" w:hAnsi="Wingdings" w:hint="default"/>
+        <w:sz w:val="20"/>
+      </w:rPr>
+    </w:lvl>
+    <w:lvl w:ilvl="5" w:tentative="1">
+      <w:start w:val="1"/>
+      <w:numFmt w:val="bullet"/>
+      <w:lvlText w:val=""/>
+      <w:lvlJc w:val="left"/>
+      <w:pPr>
+        <w:tabs>
+          <w:tab w:val="num" w:pos="4320"/>
+        </w:tabs>
+        <w:ind w:left="4320" w:hanging="360"/>
+      </w:pPr>
+      <w:rPr>
+        <w:rFonts w:ascii="Wingdings" w:hAnsi="Wingdings" w:hint="default"/>
+        <w:sz w:val="20"/>
+      </w:rPr>
+    </w:lvl>
+    <w:lvl w:ilvl="6" w:tentative="1">
+      <w:start w:val="1"/>
+      <w:numFmt w:val="bullet"/>
+      <w:lvlText w:val=""/>
+      <w:lvlJc w:val="left"/>
+      <w:pPr>
+        <w:tabs>
+          <w:tab w:val="num" w:pos="5040"/>
+        </w:tabs>
+        <w:ind w:left="5040" w:hanging="360"/>
+      </w:pPr>
+      <w:rPr>
+        <w:rFonts w:ascii="Wingdings" w:hAnsi="Wingdings" w:hint="default"/>
+        <w:sz w:val="20"/>
+      </w:rPr>
+    </w:lvl>
+    <w:lvl w:ilvl="7" w:tentative="1">
+      <w:start w:val="1"/>
+      <w:numFmt w:val="bullet"/>
+      <w:lvlText w:val=""/>
+      <w:lvlJc w:val="left"/>
+      <w:pPr>
+        <w:tabs>
+          <w:tab w:val="num" w:pos="5760"/>
+        </w:tabs>
+        <w:ind w:left="5760" w:hanging="360"/>
+      </w:pPr>
+      <w:rPr>
+        <w:rFonts w:ascii="Wingdings" w:hAnsi="Wingdings" w:hint="default"/>
+        <w:sz w:val="20"/>
+      </w:rPr>
+    </w:lvl>
+    <w:lvl w:ilvl="8" w:tentative="1">
+      <w:start w:val="1"/>
+      <w:numFmt w:val="bullet"/>
+      <w:lvlText w:val=""/>
+      <w:lvlJc w:val="left"/>
+      <w:pPr>
+        <w:tabs>
+          <w:tab w:val="num" w:pos="6480"/>
+        </w:tabs>
+        <w:ind w:left="6480" w:hanging="360"/>
+      </w:pPr>
+      <w:rPr>
+        <w:rFonts w:ascii="Wingdings" w:hAnsi="Wingdings" w:hint="default"/>
+        <w:sz w:val="20"/>
+      </w:rPr>
+    </w:lvl>
+  </w:abstractNum>
+  <w:abstractNum w:abstractNumId="16" w15:restartNumberingAfterBreak="0">
     <w:nsid w:val="10926511"/>
     <w:multiLevelType w:val="multilevel"/>
     <w:tmpl w:val="FB78E9B8"/>
@@ -5499,7 +11336,7 @@
       </w:rPr>
     </w:lvl>
   </w:abstractNum>
-  <w:abstractNum w:abstractNumId="15" w15:restartNumberingAfterBreak="0">
+  <w:abstractNum w:abstractNumId="17" w15:restartNumberingAfterBreak="0">
     <w:nsid w:val="15BA3283"/>
     <w:multiLevelType w:val="multilevel"/>
     <w:tmpl w:val="28BC21DC"/>
@@ -5648,7 +11485,7 @@
       </w:rPr>
     </w:lvl>
   </w:abstractNum>
-  <w:abstractNum w:abstractNumId="16" w15:restartNumberingAfterBreak="0">
+  <w:abstractNum w:abstractNumId="18" w15:restartNumberingAfterBreak="0">
     <w:nsid w:val="166C69AB"/>
     <w:multiLevelType w:val="multilevel"/>
     <w:tmpl w:val="11126768"/>
@@ -5797,7 +11634,7 @@
       </w:rPr>
     </w:lvl>
   </w:abstractNum>
-  <w:abstractNum w:abstractNumId="17" w15:restartNumberingAfterBreak="0">
+  <w:abstractNum w:abstractNumId="19" w15:restartNumberingAfterBreak="0">
     <w:nsid w:val="1A4D2655"/>
     <w:multiLevelType w:val="multilevel"/>
     <w:tmpl w:val="8C3C522E"/>
@@ -5910,7 +11747,7 @@
       </w:pPr>
     </w:lvl>
   </w:abstractNum>
-  <w:abstractNum w:abstractNumId="18" w15:restartNumberingAfterBreak="0">
+  <w:abstractNum w:abstractNumId="20" w15:restartNumberingAfterBreak="0">
     <w:nsid w:val="1B2A4471"/>
     <w:multiLevelType w:val="multilevel"/>
     <w:tmpl w:val="DC66BD16"/>
@@ -6059,7 +11896,7 @@
       </w:rPr>
     </w:lvl>
   </w:abstractNum>
-  <w:abstractNum w:abstractNumId="19" w15:restartNumberingAfterBreak="0">
+  <w:abstractNum w:abstractNumId="21" w15:restartNumberingAfterBreak="0">
     <w:nsid w:val="1DE356E0"/>
     <w:multiLevelType w:val="multilevel"/>
     <w:tmpl w:val="22D6BE50"/>
@@ -6208,7 +12045,7 @@
       </w:rPr>
     </w:lvl>
   </w:abstractNum>
-  <w:abstractNum w:abstractNumId="20" w15:restartNumberingAfterBreak="0">
+  <w:abstractNum w:abstractNumId="22" w15:restartNumberingAfterBreak="0">
     <w:nsid w:val="1E060B58"/>
     <w:multiLevelType w:val="multilevel"/>
     <w:tmpl w:val="E2DCCF44"/>
@@ -6357,7 +12194,156 @@
       </w:rPr>
     </w:lvl>
   </w:abstractNum>
-  <w:abstractNum w:abstractNumId="21" w15:restartNumberingAfterBreak="0">
+  <w:abstractNum w:abstractNumId="23" w15:restartNumberingAfterBreak="0">
+    <w:nsid w:val="1FA07D8B"/>
+    <w:multiLevelType w:val="multilevel"/>
+    <w:tmpl w:val="431CF0B4"/>
+    <w:lvl w:ilvl="0">
+      <w:start w:val="1"/>
+      <w:numFmt w:val="bullet"/>
+      <w:lvlText w:val=""/>
+      <w:lvlJc w:val="left"/>
+      <w:pPr>
+        <w:tabs>
+          <w:tab w:val="num" w:pos="720"/>
+        </w:tabs>
+        <w:ind w:left="720" w:hanging="360"/>
+      </w:pPr>
+      <w:rPr>
+        <w:rFonts w:ascii="Symbol" w:hAnsi="Symbol" w:hint="default"/>
+        <w:sz w:val="20"/>
+      </w:rPr>
+    </w:lvl>
+    <w:lvl w:ilvl="1" w:tentative="1">
+      <w:start w:val="1"/>
+      <w:numFmt w:val="bullet"/>
+      <w:lvlText w:val="o"/>
+      <w:lvlJc w:val="left"/>
+      <w:pPr>
+        <w:tabs>
+          <w:tab w:val="num" w:pos="1440"/>
+        </w:tabs>
+        <w:ind w:left="1440" w:hanging="360"/>
+      </w:pPr>
+      <w:rPr>
+        <w:rFonts w:ascii="Courier New" w:hAnsi="Courier New" w:hint="default"/>
+        <w:sz w:val="20"/>
+      </w:rPr>
+    </w:lvl>
+    <w:lvl w:ilvl="2" w:tentative="1">
+      <w:start w:val="1"/>
+      <w:numFmt w:val="bullet"/>
+      <w:lvlText w:val=""/>
+      <w:lvlJc w:val="left"/>
+      <w:pPr>
+        <w:tabs>
+          <w:tab w:val="num" w:pos="2160"/>
+        </w:tabs>
+        <w:ind w:left="2160" w:hanging="360"/>
+      </w:pPr>
+      <w:rPr>
+        <w:rFonts w:ascii="Wingdings" w:hAnsi="Wingdings" w:hint="default"/>
+        <w:sz w:val="20"/>
+      </w:rPr>
+    </w:lvl>
+    <w:lvl w:ilvl="3" w:tentative="1">
+      <w:start w:val="1"/>
+      <w:numFmt w:val="bullet"/>
+      <w:lvlText w:val=""/>
+      <w:lvlJc w:val="left"/>
+      <w:pPr>
+        <w:tabs>
+          <w:tab w:val="num" w:pos="2880"/>
+        </w:tabs>
+        <w:ind w:left="2880" w:hanging="360"/>
+      </w:pPr>
+      <w:rPr>
+        <w:rFonts w:ascii="Wingdings" w:hAnsi="Wingdings" w:hint="default"/>
+        <w:sz w:val="20"/>
+      </w:rPr>
+    </w:lvl>
+    <w:lvl w:ilvl="4" w:tentative="1">
+      <w:start w:val="1"/>
+      <w:numFmt w:val="bullet"/>
+      <w:lvlText w:val=""/>
+      <w:lvlJc w:val="left"/>
+      <w:pPr>
+        <w:tabs>
+          <w:tab w:val="num" w:pos="3600"/>
+        </w:tabs>
+        <w:ind w:left="3600" w:hanging="360"/>
+      </w:pPr>
+      <w:rPr>
+        <w:rFonts w:ascii="Wingdings" w:hAnsi="Wingdings" w:hint="default"/>
+        <w:sz w:val="20"/>
+      </w:rPr>
+    </w:lvl>
+    <w:lvl w:ilvl="5" w:tentative="1">
+      <w:start w:val="1"/>
+      <w:numFmt w:val="bullet"/>
+      <w:lvlText w:val=""/>
+      <w:lvlJc w:val="left"/>
+      <w:pPr>
+        <w:tabs>
+          <w:tab w:val="num" w:pos="4320"/>
+        </w:tabs>
+        <w:ind w:left="4320" w:hanging="360"/>
+      </w:pPr>
+      <w:rPr>
+        <w:rFonts w:ascii="Wingdings" w:hAnsi="Wingdings" w:hint="default"/>
+        <w:sz w:val="20"/>
+      </w:rPr>
+    </w:lvl>
+    <w:lvl w:ilvl="6" w:tentative="1">
+      <w:start w:val="1"/>
+      <w:numFmt w:val="bullet"/>
+      <w:lvlText w:val=""/>
+      <w:lvlJc w:val="left"/>
+      <w:pPr>
+        <w:tabs>
+          <w:tab w:val="num" w:pos="5040"/>
+        </w:tabs>
+        <w:ind w:left="5040" w:hanging="360"/>
+      </w:pPr>
+      <w:rPr>
+        <w:rFonts w:ascii="Wingdings" w:hAnsi="Wingdings" w:hint="default"/>
+        <w:sz w:val="20"/>
+      </w:rPr>
+    </w:lvl>
+    <w:lvl w:ilvl="7" w:tentative="1">
+      <w:start w:val="1"/>
+      <w:numFmt w:val="bullet"/>
+      <w:lvlText w:val=""/>
+      <w:lvlJc w:val="left"/>
+      <w:pPr>
+        <w:tabs>
+          <w:tab w:val="num" w:pos="5760"/>
+        </w:tabs>
+        <w:ind w:left="5760" w:hanging="360"/>
+      </w:pPr>
+      <w:rPr>
+        <w:rFonts w:ascii="Wingdings" w:hAnsi="Wingdings" w:hint="default"/>
+        <w:sz w:val="20"/>
+      </w:rPr>
+    </w:lvl>
+    <w:lvl w:ilvl="8" w:tentative="1">
+      <w:start w:val="1"/>
+      <w:numFmt w:val="bullet"/>
+      <w:lvlText w:val=""/>
+      <w:lvlJc w:val="left"/>
+      <w:pPr>
+        <w:tabs>
+          <w:tab w:val="num" w:pos="6480"/>
+        </w:tabs>
+        <w:ind w:left="6480" w:hanging="360"/>
+      </w:pPr>
+      <w:rPr>
+        <w:rFonts w:ascii="Wingdings" w:hAnsi="Wingdings" w:hint="default"/>
+        <w:sz w:val="20"/>
+      </w:rPr>
+    </w:lvl>
+  </w:abstractNum>
+  <w:abstractNum w:abstractNumId="24" w15:restartNumberingAfterBreak="0">
     <w:nsid w:val="253F0A3B"/>
     <w:multiLevelType w:val="multilevel"/>
     <w:tmpl w:val="573E3926"/>
@@ -6506,7 +12492,156 @@
       </w:rPr>
     </w:lvl>
   </w:abstractNum>
-  <w:abstractNum w:abstractNumId="22" w15:restartNumberingAfterBreak="0">
+  <w:abstractNum w:abstractNumId="25" w15:restartNumberingAfterBreak="0">
+    <w:nsid w:val="25CE7832"/>
+    <w:multiLevelType w:val="multilevel"/>
+    <w:tmpl w:val="DE18F0B2"/>
+    <w:lvl w:ilvl="0">
+      <w:start w:val="1"/>
+      <w:numFmt w:val="bullet"/>
+      <w:lvlText w:val=""/>
+      <w:lvlJc w:val="left"/>
+      <w:pPr>
+        <w:tabs>
+          <w:tab w:val="num" w:pos="720"/>
+        </w:tabs>
+        <w:ind w:left="720" w:hanging="360"/>
+      </w:pPr>
+      <w:rPr>
+        <w:rFonts w:ascii="Symbol" w:hAnsi="Symbol" w:hint="default"/>
+        <w:sz w:val="20"/>
+      </w:rPr>
+    </w:lvl>
+    <w:lvl w:ilvl="1" w:tentative="1">
+      <w:start w:val="1"/>
+      <w:numFmt w:val="bullet"/>
+      <w:lvlText w:val="o"/>
+      <w:lvlJc w:val="left"/>
+      <w:pPr>
+        <w:tabs>
+          <w:tab w:val="num" w:pos="1440"/>
+        </w:tabs>
+        <w:ind w:left="1440" w:hanging="360"/>
+      </w:pPr>
+      <w:rPr>
+        <w:rFonts w:ascii="Courier New" w:hAnsi="Courier New" w:hint="default"/>
+        <w:sz w:val="20"/>
+      </w:rPr>
+    </w:lvl>
+    <w:lvl w:ilvl="2" w:tentative="1">
+      <w:start w:val="1"/>
+      <w:numFmt w:val="bullet"/>
+      <w:lvlText w:val=""/>
+      <w:lvlJc w:val="left"/>
+      <w:pPr>
+        <w:tabs>
+          <w:tab w:val="num" w:pos="2160"/>
+        </w:tabs>
+        <w:ind w:left="2160" w:hanging="360"/>
+      </w:pPr>
+      <w:rPr>
+        <w:rFonts w:ascii="Wingdings" w:hAnsi="Wingdings" w:hint="default"/>
+        <w:sz w:val="20"/>
+      </w:rPr>
+    </w:lvl>
+    <w:lvl w:ilvl="3" w:tentative="1">
+      <w:start w:val="1"/>
+      <w:numFmt w:val="bullet"/>
+      <w:lvlText w:val=""/>
+      <w:lvlJc w:val="left"/>
+      <w:pPr>
+        <w:tabs>
+          <w:tab w:val="num" w:pos="2880"/>
+        </w:tabs>
+        <w:ind w:left="2880" w:hanging="360"/>
+      </w:pPr>
+      <w:rPr>
+        <w:rFonts w:ascii="Wingdings" w:hAnsi="Wingdings" w:hint="default"/>
+        <w:sz w:val="20"/>
+      </w:rPr>
+    </w:lvl>
+    <w:lvl w:ilvl="4" w:tentative="1">
+      <w:start w:val="1"/>
+      <w:numFmt w:val="bullet"/>
+      <w:lvlText w:val=""/>
+      <w:lvlJc w:val="left"/>
+      <w:pPr>
+        <w:tabs>
+          <w:tab w:val="num" w:pos="3600"/>
+        </w:tabs>
+        <w:ind w:left="3600" w:hanging="360"/>
+      </w:pPr>
+      <w:rPr>
+        <w:rFonts w:ascii="Wingdings" w:hAnsi="Wingdings" w:hint="default"/>
+        <w:sz w:val="20"/>
+      </w:rPr>
+    </w:lvl>
+    <w:lvl w:ilvl="5" w:tentative="1">
+      <w:start w:val="1"/>
+      <w:numFmt w:val="bullet"/>
+      <w:lvlText w:val=""/>
+      <w:lvlJc w:val="left"/>
+      <w:pPr>
+        <w:tabs>
+          <w:tab w:val="num" w:pos="4320"/>
+        </w:tabs>
+        <w:ind w:left="4320" w:hanging="360"/>
+      </w:pPr>
+      <w:rPr>
+        <w:rFonts w:ascii="Wingdings" w:hAnsi="Wingdings" w:hint="default"/>
+        <w:sz w:val="20"/>
+      </w:rPr>
+    </w:lvl>
+    <w:lvl w:ilvl="6" w:tentative="1">
+      <w:start w:val="1"/>
+      <w:numFmt w:val="bullet"/>
+      <w:lvlText w:val=""/>
+      <w:lvlJc w:val="left"/>
+      <w:pPr>
+        <w:tabs>
+          <w:tab w:val="num" w:pos="5040"/>
+        </w:tabs>
+        <w:ind w:left="5040" w:hanging="360"/>
+      </w:pPr>
+      <w:rPr>
+        <w:rFonts w:ascii="Wingdings" w:hAnsi="Wingdings" w:hint="default"/>
+        <w:sz w:val="20"/>
+      </w:rPr>
+    </w:lvl>
+    <w:lvl w:ilvl="7" w:tentative="1">
+      <w:start w:val="1"/>
+      <w:numFmt w:val="bullet"/>
+      <w:lvlText w:val=""/>
+      <w:lvlJc w:val="left"/>
+      <w:pPr>
+        <w:tabs>
+          <w:tab w:val="num" w:pos="5760"/>
+        </w:tabs>
+        <w:ind w:left="5760" w:hanging="360"/>
+      </w:pPr>
+      <w:rPr>
+        <w:rFonts w:ascii="Wingdings" w:hAnsi="Wingdings" w:hint="default"/>
+        <w:sz w:val="20"/>
+      </w:rPr>
+    </w:lvl>
+    <w:lvl w:ilvl="8" w:tentative="1">
+      <w:start w:val="1"/>
+      <w:numFmt w:val="bullet"/>
+      <w:lvlText w:val=""/>
+      <w:lvlJc w:val="left"/>
+      <w:pPr>
+        <w:tabs>
+          <w:tab w:val="num" w:pos="6480"/>
+        </w:tabs>
+        <w:ind w:left="6480" w:hanging="360"/>
+      </w:pPr>
+      <w:rPr>
+        <w:rFonts w:ascii="Wingdings" w:hAnsi="Wingdings" w:hint="default"/>
+        <w:sz w:val="20"/>
+      </w:rPr>
+    </w:lvl>
+  </w:abstractNum>
+  <w:abstractNum w:abstractNumId="26" w15:restartNumberingAfterBreak="0">
     <w:nsid w:val="26553E4C"/>
     <w:multiLevelType w:val="multilevel"/>
     <w:tmpl w:val="3B30F1F0"/>
@@ -6655,7 +12790,156 @@
       </w:rPr>
     </w:lvl>
   </w:abstractNum>
-  <w:abstractNum w:abstractNumId="23" w15:restartNumberingAfterBreak="0">
+  <w:abstractNum w:abstractNumId="27" w15:restartNumberingAfterBreak="0">
+    <w:nsid w:val="27DE370A"/>
+    <w:multiLevelType w:val="multilevel"/>
+    <w:tmpl w:val="97D42E58"/>
+    <w:lvl w:ilvl="0">
+      <w:start w:val="1"/>
+      <w:numFmt w:val="bullet"/>
+      <w:lvlText w:val=""/>
+      <w:lvlJc w:val="left"/>
+      <w:pPr>
+        <w:tabs>
+          <w:tab w:val="num" w:pos="720"/>
+        </w:tabs>
+        <w:ind w:left="720" w:hanging="360"/>
+      </w:pPr>
+      <w:rPr>
+        <w:rFonts w:ascii="Symbol" w:hAnsi="Symbol" w:hint="default"/>
+        <w:sz w:val="20"/>
+      </w:rPr>
+    </w:lvl>
+    <w:lvl w:ilvl="1" w:tentative="1">
+      <w:start w:val="1"/>
+      <w:numFmt w:val="bullet"/>
+      <w:lvlText w:val="o"/>
+      <w:lvlJc w:val="left"/>
+      <w:pPr>
+        <w:tabs>
+          <w:tab w:val="num" w:pos="1440"/>
+        </w:tabs>
+        <w:ind w:left="1440" w:hanging="360"/>
+      </w:pPr>
+      <w:rPr>
+        <w:rFonts w:ascii="Courier New" w:hAnsi="Courier New" w:hint="default"/>
+        <w:sz w:val="20"/>
+      </w:rPr>
+    </w:lvl>
+    <w:lvl w:ilvl="2" w:tentative="1">
+      <w:start w:val="1"/>
+      <w:numFmt w:val="bullet"/>
+      <w:lvlText w:val=""/>
+      <w:lvlJc w:val="left"/>
+      <w:pPr>
+        <w:tabs>
+          <w:tab w:val="num" w:pos="2160"/>
+        </w:tabs>
+        <w:ind w:left="2160" w:hanging="360"/>
+      </w:pPr>
+      <w:rPr>
+        <w:rFonts w:ascii="Wingdings" w:hAnsi="Wingdings" w:hint="default"/>
+        <w:sz w:val="20"/>
+      </w:rPr>
+    </w:lvl>
+    <w:lvl w:ilvl="3" w:tentative="1">
+      <w:start w:val="1"/>
+      <w:numFmt w:val="bullet"/>
+      <w:lvlText w:val=""/>
+      <w:lvlJc w:val="left"/>
+      <w:pPr>
+        <w:tabs>
+          <w:tab w:val="num" w:pos="2880"/>
+        </w:tabs>
+        <w:ind w:left="2880" w:hanging="360"/>
+      </w:pPr>
+      <w:rPr>
+        <w:rFonts w:ascii="Wingdings" w:hAnsi="Wingdings" w:hint="default"/>
+        <w:sz w:val="20"/>
+      </w:rPr>
+    </w:lvl>
+    <w:lvl w:ilvl="4" w:tentative="1">
+      <w:start w:val="1"/>
+      <w:numFmt w:val="bullet"/>
+      <w:lvlText w:val=""/>
+      <w:lvlJc w:val="left"/>
+      <w:pPr>
+        <w:tabs>
+          <w:tab w:val="num" w:pos="3600"/>
+        </w:tabs>
+        <w:ind w:left="3600" w:hanging="360"/>
+      </w:pPr>
+      <w:rPr>
+        <w:rFonts w:ascii="Wingdings" w:hAnsi="Wingdings" w:hint="default"/>
+        <w:sz w:val="20"/>
+      </w:rPr>
+    </w:lvl>
+    <w:lvl w:ilvl="5" w:tentative="1">
+      <w:start w:val="1"/>
+      <w:numFmt w:val="bullet"/>
+      <w:lvlText w:val=""/>
+      <w:lvlJc w:val="left"/>
+      <w:pPr>
+        <w:tabs>
+          <w:tab w:val="num" w:pos="4320"/>
+        </w:tabs>
+        <w:ind w:left="4320" w:hanging="360"/>
+      </w:pPr>
+      <w:rPr>
+        <w:rFonts w:ascii="Wingdings" w:hAnsi="Wingdings" w:hint="default"/>
+        <w:sz w:val="20"/>
+      </w:rPr>
+    </w:lvl>
+    <w:lvl w:ilvl="6" w:tentative="1">
+      <w:start w:val="1"/>
+      <w:numFmt w:val="bullet"/>
+      <w:lvlText w:val=""/>
+      <w:lvlJc w:val="left"/>
+      <w:pPr>
+        <w:tabs>
+          <w:tab w:val="num" w:pos="5040"/>
+        </w:tabs>
+        <w:ind w:left="5040" w:hanging="360"/>
+      </w:pPr>
+      <w:rPr>
+        <w:rFonts w:ascii="Wingdings" w:hAnsi="Wingdings" w:hint="default"/>
+        <w:sz w:val="20"/>
+      </w:rPr>
+    </w:lvl>
+    <w:lvl w:ilvl="7" w:tentative="1">
+      <w:start w:val="1"/>
+      <w:numFmt w:val="bullet"/>
+      <w:lvlText w:val=""/>
+      <w:lvlJc w:val="left"/>
+      <w:pPr>
+        <w:tabs>
+          <w:tab w:val="num" w:pos="5760"/>
+        </w:tabs>
+        <w:ind w:left="5760" w:hanging="360"/>
+      </w:pPr>
+      <w:rPr>
+        <w:rFonts w:ascii="Wingdings" w:hAnsi="Wingdings" w:hint="default"/>
+        <w:sz w:val="20"/>
+      </w:rPr>
+    </w:lvl>
+    <w:lvl w:ilvl="8" w:tentative="1">
+      <w:start w:val="1"/>
+      <w:numFmt w:val="bullet"/>
+      <w:lvlText w:val=""/>
+      <w:lvlJc w:val="left"/>
+      <w:pPr>
+        <w:tabs>
+          <w:tab w:val="num" w:pos="6480"/>
+        </w:tabs>
+        <w:ind w:left="6480" w:hanging="360"/>
+      </w:pPr>
+      <w:rPr>
+        <w:rFonts w:ascii="Wingdings" w:hAnsi="Wingdings" w:hint="default"/>
+        <w:sz w:val="20"/>
+      </w:rPr>
+    </w:lvl>
+  </w:abstractNum>
+  <w:abstractNum w:abstractNumId="28" w15:restartNumberingAfterBreak="0">
     <w:nsid w:val="29276FDC"/>
     <w:multiLevelType w:val="multilevel"/>
     <w:tmpl w:val="1F94D768"/>
@@ -6804,7 +13088,7 @@
       </w:rPr>
     </w:lvl>
   </w:abstractNum>
-  <w:abstractNum w:abstractNumId="24" w15:restartNumberingAfterBreak="0">
+  <w:abstractNum w:abstractNumId="29" w15:restartNumberingAfterBreak="0">
     <w:nsid w:val="2B6D2A93"/>
     <w:multiLevelType w:val="multilevel"/>
     <w:tmpl w:val="E2CC5E76"/>
@@ -6953,7 +13237,7 @@
       </w:rPr>
     </w:lvl>
   </w:abstractNum>
-  <w:abstractNum w:abstractNumId="25" w15:restartNumberingAfterBreak="0">
+  <w:abstractNum w:abstractNumId="30" w15:restartNumberingAfterBreak="0">
     <w:nsid w:val="2CA2786F"/>
     <w:multiLevelType w:val="multilevel"/>
     <w:tmpl w:val="0860848A"/>
@@ -7102,7 +13386,7 @@
       </w:rPr>
     </w:lvl>
   </w:abstractNum>
-  <w:abstractNum w:abstractNumId="26" w15:restartNumberingAfterBreak="0">
+  <w:abstractNum w:abstractNumId="31" w15:restartNumberingAfterBreak="0">
     <w:nsid w:val="2DE9017A"/>
     <w:multiLevelType w:val="multilevel"/>
     <w:tmpl w:val="B086A63A"/>
@@ -7251,7 +13535,7 @@
       </w:rPr>
     </w:lvl>
   </w:abstractNum>
-  <w:abstractNum w:abstractNumId="27" w15:restartNumberingAfterBreak="0">
+  <w:abstractNum w:abstractNumId="32" w15:restartNumberingAfterBreak="0">
     <w:nsid w:val="2EEF37F8"/>
     <w:multiLevelType w:val="multilevel"/>
     <w:tmpl w:val="B8FC39D2"/>
@@ -7400,7 +13684,7 @@
       </w:rPr>
     </w:lvl>
   </w:abstractNum>
-  <w:abstractNum w:abstractNumId="28" w15:restartNumberingAfterBreak="0">
+  <w:abstractNum w:abstractNumId="33" w15:restartNumberingAfterBreak="0">
     <w:nsid w:val="337C473C"/>
     <w:multiLevelType w:val="multilevel"/>
     <w:tmpl w:val="F856C58C"/>
@@ -7549,7 +13833,7 @@
       </w:rPr>
     </w:lvl>
   </w:abstractNum>
-  <w:abstractNum w:abstractNumId="29" w15:restartNumberingAfterBreak="0">
+  <w:abstractNum w:abstractNumId="34" w15:restartNumberingAfterBreak="0">
     <w:nsid w:val="34A26F82"/>
     <w:multiLevelType w:val="multilevel"/>
     <w:tmpl w:val="A732D74C"/>
@@ -7694,7 +13978,7 @@
       </w:rPr>
     </w:lvl>
   </w:abstractNum>
-  <w:abstractNum w:abstractNumId="30" w15:restartNumberingAfterBreak="0">
+  <w:abstractNum w:abstractNumId="35" w15:restartNumberingAfterBreak="0">
     <w:nsid w:val="3622754F"/>
     <w:multiLevelType w:val="multilevel"/>
     <w:tmpl w:val="4F841142"/>
@@ -7843,7 +14127,7 @@
       </w:rPr>
     </w:lvl>
   </w:abstractNum>
-  <w:abstractNum w:abstractNumId="31" w15:restartNumberingAfterBreak="0">
+  <w:abstractNum w:abstractNumId="36" w15:restartNumberingAfterBreak="0">
     <w:nsid w:val="36243EC5"/>
     <w:multiLevelType w:val="hybridMultilevel"/>
     <w:tmpl w:val="6A6C3886"/>
@@ -7932,7 +14216,7 @@
       </w:pPr>
     </w:lvl>
   </w:abstractNum>
-  <w:abstractNum w:abstractNumId="32" w15:restartNumberingAfterBreak="0">
+  <w:abstractNum w:abstractNumId="37" w15:restartNumberingAfterBreak="0">
     <w:nsid w:val="365B7655"/>
     <w:multiLevelType w:val="multilevel"/>
     <w:tmpl w:val="C366B8E2"/>
@@ -8081,7 +14365,7 @@
       </w:rPr>
     </w:lvl>
   </w:abstractNum>
-  <w:abstractNum w:abstractNumId="33" w15:restartNumberingAfterBreak="0">
+  <w:abstractNum w:abstractNumId="38" w15:restartNumberingAfterBreak="0">
     <w:nsid w:val="382824C5"/>
     <w:multiLevelType w:val="multilevel"/>
     <w:tmpl w:val="7F86977E"/>
@@ -8230,7 +14514,7 @@
       </w:rPr>
     </w:lvl>
   </w:abstractNum>
-  <w:abstractNum w:abstractNumId="34" w15:restartNumberingAfterBreak="0">
+  <w:abstractNum w:abstractNumId="39" w15:restartNumberingAfterBreak="0">
     <w:nsid w:val="38380210"/>
     <w:multiLevelType w:val="multilevel"/>
     <w:tmpl w:val="90EAF37E"/>
@@ -8379,7 +14663,7 @@
       </w:rPr>
     </w:lvl>
   </w:abstractNum>
-  <w:abstractNum w:abstractNumId="35" w15:restartNumberingAfterBreak="0">
+  <w:abstractNum w:abstractNumId="40" w15:restartNumberingAfterBreak="0">
     <w:nsid w:val="38554EE8"/>
     <w:multiLevelType w:val="multilevel"/>
     <w:tmpl w:val="B54217D4"/>
@@ -8528,7 +14812,7 @@
       </w:rPr>
     </w:lvl>
   </w:abstractNum>
-  <w:abstractNum w:abstractNumId="36" w15:restartNumberingAfterBreak="0">
+  <w:abstractNum w:abstractNumId="41" w15:restartNumberingAfterBreak="0">
     <w:nsid w:val="38BE0A4A"/>
     <w:multiLevelType w:val="multilevel"/>
     <w:tmpl w:val="B1163540"/>
@@ -8677,7 +14961,7 @@
       </w:rPr>
     </w:lvl>
   </w:abstractNum>
-  <w:abstractNum w:abstractNumId="37" w15:restartNumberingAfterBreak="0">
+  <w:abstractNum w:abstractNumId="42" w15:restartNumberingAfterBreak="0">
     <w:nsid w:val="3910541C"/>
     <w:multiLevelType w:val="multilevel"/>
     <w:tmpl w:val="D834C760"/>
@@ -8826,7 +15110,156 @@
       </w:rPr>
     </w:lvl>
   </w:abstractNum>
-  <w:abstractNum w:abstractNumId="38" w15:restartNumberingAfterBreak="0">
+  <w:abstractNum w:abstractNumId="43" w15:restartNumberingAfterBreak="0">
+    <w:nsid w:val="39594457"/>
+    <w:multiLevelType w:val="multilevel"/>
+    <w:tmpl w:val="E3921A14"/>
+    <w:lvl w:ilvl="0">
+      <w:start w:val="1"/>
+      <w:numFmt w:val="bullet"/>
+      <w:lvlText w:val=""/>
+      <w:lvlJc w:val="left"/>
+      <w:pPr>
+        <w:tabs>
+          <w:tab w:val="num" w:pos="720"/>
+        </w:tabs>
+        <w:ind w:left="720" w:hanging="360"/>
+      </w:pPr>
+      <w:rPr>
+        <w:rFonts w:ascii="Symbol" w:hAnsi="Symbol" w:hint="default"/>
+        <w:sz w:val="20"/>
+      </w:rPr>
+    </w:lvl>
+    <w:lvl w:ilvl="1" w:tentative="1">
+      <w:start w:val="1"/>
+      <w:numFmt w:val="bullet"/>
+      <w:lvlText w:val="o"/>
+      <w:lvlJc w:val="left"/>
+      <w:pPr>
+        <w:tabs>
+          <w:tab w:val="num" w:pos="1440"/>
+        </w:tabs>
+        <w:ind w:left="1440" w:hanging="360"/>
+      </w:pPr>
+      <w:rPr>
+        <w:rFonts w:ascii="Courier New" w:hAnsi="Courier New" w:hint="default"/>
+        <w:sz w:val="20"/>
+      </w:rPr>
+    </w:lvl>
+    <w:lvl w:ilvl="2" w:tentative="1">
+      <w:start w:val="1"/>
+      <w:numFmt w:val="bullet"/>
+      <w:lvlText w:val=""/>
+      <w:lvlJc w:val="left"/>
+      <w:pPr>
+        <w:tabs>
+          <w:tab w:val="num" w:pos="2160"/>
+        </w:tabs>
+        <w:ind w:left="2160" w:hanging="360"/>
+      </w:pPr>
+      <w:rPr>
+        <w:rFonts w:ascii="Wingdings" w:hAnsi="Wingdings" w:hint="default"/>
+        <w:sz w:val="20"/>
+      </w:rPr>
+    </w:lvl>
+    <w:lvl w:ilvl="3" w:tentative="1">
+      <w:start w:val="1"/>
+      <w:numFmt w:val="bullet"/>
+      <w:lvlText w:val=""/>
+      <w:lvlJc w:val="left"/>
+      <w:pPr>
+        <w:tabs>
+          <w:tab w:val="num" w:pos="2880"/>
+        </w:tabs>
+        <w:ind w:left="2880" w:hanging="360"/>
+      </w:pPr>
+      <w:rPr>
+        <w:rFonts w:ascii="Wingdings" w:hAnsi="Wingdings" w:hint="default"/>
+        <w:sz w:val="20"/>
+      </w:rPr>
+    </w:lvl>
+    <w:lvl w:ilvl="4" w:tentative="1">
+      <w:start w:val="1"/>
+      <w:numFmt w:val="bullet"/>
+      <w:lvlText w:val=""/>
+      <w:lvlJc w:val="left"/>
+      <w:pPr>
+        <w:tabs>
+          <w:tab w:val="num" w:pos="3600"/>
+        </w:tabs>
+        <w:ind w:left="3600" w:hanging="360"/>
+      </w:pPr>
+      <w:rPr>
+        <w:rFonts w:ascii="Wingdings" w:hAnsi="Wingdings" w:hint="default"/>
+        <w:sz w:val="20"/>
+      </w:rPr>
+    </w:lvl>
+    <w:lvl w:ilvl="5" w:tentative="1">
+      <w:start w:val="1"/>
+      <w:numFmt w:val="bullet"/>
+      <w:lvlText w:val=""/>
+      <w:lvlJc w:val="left"/>
+      <w:pPr>
+        <w:tabs>
+          <w:tab w:val="num" w:pos="4320"/>
+        </w:tabs>
+        <w:ind w:left="4320" w:hanging="360"/>
+      </w:pPr>
+      <w:rPr>
+        <w:rFonts w:ascii="Wingdings" w:hAnsi="Wingdings" w:hint="default"/>
+        <w:sz w:val="20"/>
+      </w:rPr>
+    </w:lvl>
+    <w:lvl w:ilvl="6" w:tentative="1">
+      <w:start w:val="1"/>
+      <w:numFmt w:val="bullet"/>
+      <w:lvlText w:val=""/>
+      <w:lvlJc w:val="left"/>
+      <w:pPr>
+        <w:tabs>
+          <w:tab w:val="num" w:pos="5040"/>
+        </w:tabs>
+        <w:ind w:left="5040" w:hanging="360"/>
+      </w:pPr>
+      <w:rPr>
+        <w:rFonts w:ascii="Wingdings" w:hAnsi="Wingdings" w:hint="default"/>
+        <w:sz w:val="20"/>
+      </w:rPr>
+    </w:lvl>
+    <w:lvl w:ilvl="7" w:tentative="1">
+      <w:start w:val="1"/>
+      <w:numFmt w:val="bullet"/>
+      <w:lvlText w:val=""/>
+      <w:lvlJc w:val="left"/>
+      <w:pPr>
+        <w:tabs>
+          <w:tab w:val="num" w:pos="5760"/>
+        </w:tabs>
+        <w:ind w:left="5760" w:hanging="360"/>
+      </w:pPr>
+      <w:rPr>
+        <w:rFonts w:ascii="Wingdings" w:hAnsi="Wingdings" w:hint="default"/>
+        <w:sz w:val="20"/>
+      </w:rPr>
+    </w:lvl>
+    <w:lvl w:ilvl="8" w:tentative="1">
+      <w:start w:val="1"/>
+      <w:numFmt w:val="bullet"/>
+      <w:lvlText w:val=""/>
+      <w:lvlJc w:val="left"/>
+      <w:pPr>
+        <w:tabs>
+          <w:tab w:val="num" w:pos="6480"/>
+        </w:tabs>
+        <w:ind w:left="6480" w:hanging="360"/>
+      </w:pPr>
+      <w:rPr>
+        <w:rFonts w:ascii="Wingdings" w:hAnsi="Wingdings" w:hint="default"/>
+        <w:sz w:val="20"/>
+      </w:rPr>
+    </w:lvl>
+  </w:abstractNum>
+  <w:abstractNum w:abstractNumId="44" w15:restartNumberingAfterBreak="0">
     <w:nsid w:val="39C1604B"/>
     <w:multiLevelType w:val="multilevel"/>
     <w:tmpl w:val="CCA21A58"/>
@@ -8975,7 +15408,7 @@
       </w:rPr>
     </w:lvl>
   </w:abstractNum>
-  <w:abstractNum w:abstractNumId="39" w15:restartNumberingAfterBreak="0">
+  <w:abstractNum w:abstractNumId="45" w15:restartNumberingAfterBreak="0">
     <w:nsid w:val="3A0B093A"/>
     <w:multiLevelType w:val="multilevel"/>
     <w:tmpl w:val="4EACAD5C"/>
@@ -9124,7 +15557,7 @@
       </w:rPr>
     </w:lvl>
   </w:abstractNum>
-  <w:abstractNum w:abstractNumId="40" w15:restartNumberingAfterBreak="0">
+  <w:abstractNum w:abstractNumId="46" w15:restartNumberingAfterBreak="0">
     <w:nsid w:val="3DAE0CC1"/>
     <w:multiLevelType w:val="multilevel"/>
     <w:tmpl w:val="D0305FF6"/>
@@ -9237,7 +15670,7 @@
       </w:pPr>
     </w:lvl>
   </w:abstractNum>
-  <w:abstractNum w:abstractNumId="41" w15:restartNumberingAfterBreak="0">
+  <w:abstractNum w:abstractNumId="47" w15:restartNumberingAfterBreak="0">
     <w:nsid w:val="3E6737BD"/>
     <w:multiLevelType w:val="multilevel"/>
     <w:tmpl w:val="018EE24A"/>
@@ -9386,7 +15819,7 @@
       </w:rPr>
     </w:lvl>
   </w:abstractNum>
-  <w:abstractNum w:abstractNumId="42" w15:restartNumberingAfterBreak="0">
+  <w:abstractNum w:abstractNumId="48" w15:restartNumberingAfterBreak="0">
     <w:nsid w:val="3E933DA1"/>
     <w:multiLevelType w:val="multilevel"/>
     <w:tmpl w:val="F1561678"/>
@@ -9535,7 +15968,7 @@
       </w:rPr>
     </w:lvl>
   </w:abstractNum>
-  <w:abstractNum w:abstractNumId="43" w15:restartNumberingAfterBreak="0">
+  <w:abstractNum w:abstractNumId="49" w15:restartNumberingAfterBreak="0">
     <w:nsid w:val="3EB02634"/>
     <w:multiLevelType w:val="multilevel"/>
     <w:tmpl w:val="BA226344"/>
@@ -9684,7 +16117,7 @@
       </w:rPr>
     </w:lvl>
   </w:abstractNum>
-  <w:abstractNum w:abstractNumId="44" w15:restartNumberingAfterBreak="0">
+  <w:abstractNum w:abstractNumId="50" w15:restartNumberingAfterBreak="0">
     <w:nsid w:val="3ECA1C56"/>
     <w:multiLevelType w:val="multilevel"/>
     <w:tmpl w:val="90582042"/>
@@ -9833,7 +16266,7 @@
       </w:rPr>
     </w:lvl>
   </w:abstractNum>
-  <w:abstractNum w:abstractNumId="45" w15:restartNumberingAfterBreak="0">
+  <w:abstractNum w:abstractNumId="51" w15:restartNumberingAfterBreak="0">
     <w:nsid w:val="40787F28"/>
     <w:multiLevelType w:val="multilevel"/>
     <w:tmpl w:val="CDDAA9B8"/>
@@ -9982,7 +16415,7 @@
       </w:rPr>
     </w:lvl>
   </w:abstractNum>
-  <w:abstractNum w:abstractNumId="46" w15:restartNumberingAfterBreak="0">
+  <w:abstractNum w:abstractNumId="52" w15:restartNumberingAfterBreak="0">
     <w:nsid w:val="407F781C"/>
     <w:multiLevelType w:val="multilevel"/>
     <w:tmpl w:val="128E32A2"/>
@@ -10095,7 +16528,7 @@
       </w:pPr>
     </w:lvl>
   </w:abstractNum>
-  <w:abstractNum w:abstractNumId="47" w15:restartNumberingAfterBreak="0">
+  <w:abstractNum w:abstractNumId="53" w15:restartNumberingAfterBreak="0">
     <w:nsid w:val="41BA3989"/>
     <w:multiLevelType w:val="multilevel"/>
     <w:tmpl w:val="073AAFA2"/>
@@ -10244,7 +16677,7 @@
       </w:rPr>
     </w:lvl>
   </w:abstractNum>
-  <w:abstractNum w:abstractNumId="48" w15:restartNumberingAfterBreak="0">
+  <w:abstractNum w:abstractNumId="54" w15:restartNumberingAfterBreak="0">
     <w:nsid w:val="42131A4B"/>
     <w:multiLevelType w:val="multilevel"/>
     <w:tmpl w:val="D0806716"/>
@@ -10393,7 +16826,7 @@
       </w:rPr>
     </w:lvl>
   </w:abstractNum>
-  <w:abstractNum w:abstractNumId="49" w15:restartNumberingAfterBreak="0">
+  <w:abstractNum w:abstractNumId="55" w15:restartNumberingAfterBreak="0">
     <w:nsid w:val="43000B16"/>
     <w:multiLevelType w:val="multilevel"/>
     <w:tmpl w:val="E2381AEE"/>
@@ -10542,7 +16975,7 @@
       </w:rPr>
     </w:lvl>
   </w:abstractNum>
-  <w:abstractNum w:abstractNumId="50" w15:restartNumberingAfterBreak="0">
+  <w:abstractNum w:abstractNumId="56" w15:restartNumberingAfterBreak="0">
     <w:nsid w:val="4367124F"/>
     <w:multiLevelType w:val="multilevel"/>
     <w:tmpl w:val="07D0098A"/>
@@ -10691,7 +17124,7 @@
       </w:rPr>
     </w:lvl>
   </w:abstractNum>
-  <w:abstractNum w:abstractNumId="51" w15:restartNumberingAfterBreak="0">
+  <w:abstractNum w:abstractNumId="57" w15:restartNumberingAfterBreak="0">
     <w:nsid w:val="43A41E4C"/>
     <w:multiLevelType w:val="multilevel"/>
     <w:tmpl w:val="F71C9062"/>
@@ -10840,7 +17273,7 @@
       </w:rPr>
     </w:lvl>
   </w:abstractNum>
-  <w:abstractNum w:abstractNumId="52" w15:restartNumberingAfterBreak="0">
+  <w:abstractNum w:abstractNumId="58" w15:restartNumberingAfterBreak="0">
     <w:nsid w:val="43E26A0C"/>
     <w:multiLevelType w:val="multilevel"/>
     <w:tmpl w:val="2BD602A6"/>
@@ -10989,7 +17422,7 @@
       </w:rPr>
     </w:lvl>
   </w:abstractNum>
-  <w:abstractNum w:abstractNumId="53" w15:restartNumberingAfterBreak="0">
+  <w:abstractNum w:abstractNumId="59" w15:restartNumberingAfterBreak="0">
     <w:nsid w:val="43EE560F"/>
     <w:multiLevelType w:val="multilevel"/>
     <w:tmpl w:val="AE4E9D64"/>
@@ -11138,7 +17571,7 @@
       </w:rPr>
     </w:lvl>
   </w:abstractNum>
-  <w:abstractNum w:abstractNumId="54" w15:restartNumberingAfterBreak="0">
+  <w:abstractNum w:abstractNumId="60" w15:restartNumberingAfterBreak="0">
     <w:nsid w:val="45160F18"/>
     <w:multiLevelType w:val="hybridMultilevel"/>
     <w:tmpl w:val="7B1EC860"/>
@@ -11227,7 +17660,7 @@
       </w:pPr>
     </w:lvl>
   </w:abstractNum>
-  <w:abstractNum w:abstractNumId="55" w15:restartNumberingAfterBreak="0">
+  <w:abstractNum w:abstractNumId="61" w15:restartNumberingAfterBreak="0">
     <w:nsid w:val="46C11485"/>
     <w:multiLevelType w:val="multilevel"/>
     <w:tmpl w:val="E996B75E"/>
@@ -11376,7 +17809,7 @@
       </w:rPr>
     </w:lvl>
   </w:abstractNum>
-  <w:abstractNum w:abstractNumId="56" w15:restartNumberingAfterBreak="0">
+  <w:abstractNum w:abstractNumId="62" w15:restartNumberingAfterBreak="0">
     <w:nsid w:val="47361CB7"/>
     <w:multiLevelType w:val="multilevel"/>
     <w:tmpl w:val="799CBA8E"/>
@@ -11525,7 +17958,7 @@
       </w:rPr>
     </w:lvl>
   </w:abstractNum>
-  <w:abstractNum w:abstractNumId="57" w15:restartNumberingAfterBreak="0">
+  <w:abstractNum w:abstractNumId="63" w15:restartNumberingAfterBreak="0">
     <w:nsid w:val="47973F5D"/>
     <w:multiLevelType w:val="multilevel"/>
     <w:tmpl w:val="44E6830E"/>
@@ -11674,7 +18107,7 @@
       </w:rPr>
     </w:lvl>
   </w:abstractNum>
-  <w:abstractNum w:abstractNumId="58" w15:restartNumberingAfterBreak="0">
+  <w:abstractNum w:abstractNumId="64" w15:restartNumberingAfterBreak="0">
     <w:nsid w:val="4C2C776D"/>
     <w:multiLevelType w:val="multilevel"/>
     <w:tmpl w:val="E2463C60"/>
@@ -11823,7 +18256,7 @@
       </w:rPr>
     </w:lvl>
   </w:abstractNum>
-  <w:abstractNum w:abstractNumId="59" w15:restartNumberingAfterBreak="0">
+  <w:abstractNum w:abstractNumId="65" w15:restartNumberingAfterBreak="0">
     <w:nsid w:val="4C535674"/>
     <w:multiLevelType w:val="multilevel"/>
     <w:tmpl w:val="ECECA0EA"/>
@@ -11972,7 +18405,7 @@
       </w:rPr>
     </w:lvl>
   </w:abstractNum>
-  <w:abstractNum w:abstractNumId="60" w15:restartNumberingAfterBreak="0">
+  <w:abstractNum w:abstractNumId="66" w15:restartNumberingAfterBreak="0">
     <w:nsid w:val="4CE54156"/>
     <w:multiLevelType w:val="multilevel"/>
     <w:tmpl w:val="78666C4A"/>
@@ -12121,7 +18554,7 @@
       </w:rPr>
     </w:lvl>
   </w:abstractNum>
-  <w:abstractNum w:abstractNumId="61" w15:restartNumberingAfterBreak="0">
+  <w:abstractNum w:abstractNumId="67" w15:restartNumberingAfterBreak="0">
     <w:nsid w:val="500D56B5"/>
     <w:multiLevelType w:val="multilevel"/>
     <w:tmpl w:val="2814D554"/>
@@ -12266,7 +18699,7 @@
       </w:rPr>
     </w:lvl>
   </w:abstractNum>
-  <w:abstractNum w:abstractNumId="62" w15:restartNumberingAfterBreak="0">
+  <w:abstractNum w:abstractNumId="68" w15:restartNumberingAfterBreak="0">
     <w:nsid w:val="52083F82"/>
     <w:multiLevelType w:val="multilevel"/>
     <w:tmpl w:val="487E946A"/>
@@ -12415,7 +18848,7 @@
       </w:rPr>
     </w:lvl>
   </w:abstractNum>
-  <w:abstractNum w:abstractNumId="63" w15:restartNumberingAfterBreak="0">
+  <w:abstractNum w:abstractNumId="69" w15:restartNumberingAfterBreak="0">
     <w:nsid w:val="52C63B5A"/>
     <w:multiLevelType w:val="multilevel"/>
     <w:tmpl w:val="6C22DFCE"/>
@@ -12564,7 +18997,7 @@
       </w:rPr>
     </w:lvl>
   </w:abstractNum>
-  <w:abstractNum w:abstractNumId="64" w15:restartNumberingAfterBreak="0">
+  <w:abstractNum w:abstractNumId="70" w15:restartNumberingAfterBreak="0">
     <w:nsid w:val="54C267B2"/>
     <w:multiLevelType w:val="multilevel"/>
     <w:tmpl w:val="B584237E"/>
@@ -12713,7 +19146,7 @@
       </w:rPr>
     </w:lvl>
   </w:abstractNum>
-  <w:abstractNum w:abstractNumId="65" w15:restartNumberingAfterBreak="0">
+  <w:abstractNum w:abstractNumId="71" w15:restartNumberingAfterBreak="0">
     <w:nsid w:val="570C1E5D"/>
     <w:multiLevelType w:val="multilevel"/>
     <w:tmpl w:val="27125340"/>
@@ -12862,7 +19295,305 @@
       </w:rPr>
     </w:lvl>
   </w:abstractNum>
-  <w:abstractNum w:abstractNumId="66" w15:restartNumberingAfterBreak="0">
+  <w:abstractNum w:abstractNumId="72" w15:restartNumberingAfterBreak="0">
+    <w:nsid w:val="58C70A63"/>
+    <w:multiLevelType w:val="multilevel"/>
+    <w:tmpl w:val="47CA926A"/>
+    <w:lvl w:ilvl="0">
+      <w:start w:val="1"/>
+      <w:numFmt w:val="bullet"/>
+      <w:lvlText w:val=""/>
+      <w:lvlJc w:val="left"/>
+      <w:pPr>
+        <w:tabs>
+          <w:tab w:val="num" w:pos="720"/>
+        </w:tabs>
+        <w:ind w:left="720" w:hanging="360"/>
+      </w:pPr>
+      <w:rPr>
+        <w:rFonts w:ascii="Symbol" w:hAnsi="Symbol" w:hint="default"/>
+        <w:sz w:val="20"/>
+      </w:rPr>
+    </w:lvl>
+    <w:lvl w:ilvl="1" w:tentative="1">
+      <w:start w:val="1"/>
+      <w:numFmt w:val="bullet"/>
+      <w:lvlText w:val="o"/>
+      <w:lvlJc w:val="left"/>
+      <w:pPr>
+        <w:tabs>
+          <w:tab w:val="num" w:pos="1440"/>
+        </w:tabs>
+        <w:ind w:left="1440" w:hanging="360"/>
+      </w:pPr>
+      <w:rPr>
+        <w:rFonts w:ascii="Courier New" w:hAnsi="Courier New" w:hint="default"/>
+        <w:sz w:val="20"/>
+      </w:rPr>
+    </w:lvl>
+    <w:lvl w:ilvl="2" w:tentative="1">
+      <w:start w:val="1"/>
+      <w:numFmt w:val="bullet"/>
+      <w:lvlText w:val=""/>
+      <w:lvlJc w:val="left"/>
+      <w:pPr>
+        <w:tabs>
+          <w:tab w:val="num" w:pos="2160"/>
+        </w:tabs>
+        <w:ind w:left="2160" w:hanging="360"/>
+      </w:pPr>
+      <w:rPr>
+        <w:rFonts w:ascii="Wingdings" w:hAnsi="Wingdings" w:hint="default"/>
+        <w:sz w:val="20"/>
+      </w:rPr>
+    </w:lvl>
+    <w:lvl w:ilvl="3" w:tentative="1">
+      <w:start w:val="1"/>
+      <w:numFmt w:val="bullet"/>
+      <w:lvlText w:val=""/>
+      <w:lvlJc w:val="left"/>
+      <w:pPr>
+        <w:tabs>
+          <w:tab w:val="num" w:pos="2880"/>
+        </w:tabs>
+        <w:ind w:left="2880" w:hanging="360"/>
+      </w:pPr>
+      <w:rPr>
+        <w:rFonts w:ascii="Wingdings" w:hAnsi="Wingdings" w:hint="default"/>
+        <w:sz w:val="20"/>
+      </w:rPr>
+    </w:lvl>
+    <w:lvl w:ilvl="4" w:tentative="1">
+      <w:start w:val="1"/>
+      <w:numFmt w:val="bullet"/>
+      <w:lvlText w:val=""/>
+      <w:lvlJc w:val="left"/>
+      <w:pPr>
+        <w:tabs>
+          <w:tab w:val="num" w:pos="3600"/>
+        </w:tabs>
+        <w:ind w:left="3600" w:hanging="360"/>
+      </w:pPr>
+      <w:rPr>
+        <w:rFonts w:ascii="Wingdings" w:hAnsi="Wingdings" w:hint="default"/>
+        <w:sz w:val="20"/>
+      </w:rPr>
+    </w:lvl>
+    <w:lvl w:ilvl="5" w:tentative="1">
+      <w:start w:val="1"/>
+      <w:numFmt w:val="bullet"/>
+      <w:lvlText w:val=""/>
+      <w:lvlJc w:val="left"/>
+      <w:pPr>
+        <w:tabs>
+          <w:tab w:val="num" w:pos="4320"/>
+        </w:tabs>
+        <w:ind w:left="4320" w:hanging="360"/>
+      </w:pPr>
+      <w:rPr>
+        <w:rFonts w:ascii="Wingdings" w:hAnsi="Wingdings" w:hint="default"/>
+        <w:sz w:val="20"/>
+      </w:rPr>
+    </w:lvl>
+    <w:lvl w:ilvl="6" w:tentative="1">
+      <w:start w:val="1"/>
+      <w:numFmt w:val="bullet"/>
+      <w:lvlText w:val=""/>
+      <w:lvlJc w:val="left"/>
+      <w:pPr>
+        <w:tabs>
+          <w:tab w:val="num" w:pos="5040"/>
+        </w:tabs>
+        <w:ind w:left="5040" w:hanging="360"/>
+      </w:pPr>
+      <w:rPr>
+        <w:rFonts w:ascii="Wingdings" w:hAnsi="Wingdings" w:hint="default"/>
+        <w:sz w:val="20"/>
+      </w:rPr>
+    </w:lvl>
+    <w:lvl w:ilvl="7" w:tentative="1">
+      <w:start w:val="1"/>
+      <w:numFmt w:val="bullet"/>
+      <w:lvlText w:val=""/>
+      <w:lvlJc w:val="left"/>
+      <w:pPr>
+        <w:tabs>
+          <w:tab w:val="num" w:pos="5760"/>
+        </w:tabs>
+        <w:ind w:left="5760" w:hanging="360"/>
+      </w:pPr>
+      <w:rPr>
+        <w:rFonts w:ascii="Wingdings" w:hAnsi="Wingdings" w:hint="default"/>
+        <w:sz w:val="20"/>
+      </w:rPr>
+    </w:lvl>
+    <w:lvl w:ilvl="8" w:tentative="1">
+      <w:start w:val="1"/>
+      <w:numFmt w:val="bullet"/>
+      <w:lvlText w:val=""/>
+      <w:lvlJc w:val="left"/>
+      <w:pPr>
+        <w:tabs>
+          <w:tab w:val="num" w:pos="6480"/>
+        </w:tabs>
+        <w:ind w:left="6480" w:hanging="360"/>
+      </w:pPr>
+      <w:rPr>
+        <w:rFonts w:ascii="Wingdings" w:hAnsi="Wingdings" w:hint="default"/>
+        <w:sz w:val="20"/>
+      </w:rPr>
+    </w:lvl>
+  </w:abstractNum>
+  <w:abstractNum w:abstractNumId="73" w15:restartNumberingAfterBreak="0">
+    <w:nsid w:val="5A7C0331"/>
+    <w:multiLevelType w:val="multilevel"/>
+    <w:tmpl w:val="40100A88"/>
+    <w:lvl w:ilvl="0">
+      <w:start w:val="1"/>
+      <w:numFmt w:val="bullet"/>
+      <w:lvlText w:val=""/>
+      <w:lvlJc w:val="left"/>
+      <w:pPr>
+        <w:tabs>
+          <w:tab w:val="num" w:pos="720"/>
+        </w:tabs>
+        <w:ind w:left="720" w:hanging="360"/>
+      </w:pPr>
+      <w:rPr>
+        <w:rFonts w:ascii="Symbol" w:hAnsi="Symbol" w:hint="default"/>
+        <w:sz w:val="20"/>
+      </w:rPr>
+    </w:lvl>
+    <w:lvl w:ilvl="1" w:tentative="1">
+      <w:start w:val="1"/>
+      <w:numFmt w:val="bullet"/>
+      <w:lvlText w:val="o"/>
+      <w:lvlJc w:val="left"/>
+      <w:pPr>
+        <w:tabs>
+          <w:tab w:val="num" w:pos="1440"/>
+        </w:tabs>
+        <w:ind w:left="1440" w:hanging="360"/>
+      </w:pPr>
+      <w:rPr>
+        <w:rFonts w:ascii="Courier New" w:hAnsi="Courier New" w:hint="default"/>
+        <w:sz w:val="20"/>
+      </w:rPr>
+    </w:lvl>
+    <w:lvl w:ilvl="2" w:tentative="1">
+      <w:start w:val="1"/>
+      <w:numFmt w:val="bullet"/>
+      <w:lvlText w:val=""/>
+      <w:lvlJc w:val="left"/>
+      <w:pPr>
+        <w:tabs>
+          <w:tab w:val="num" w:pos="2160"/>
+        </w:tabs>
+        <w:ind w:left="2160" w:hanging="360"/>
+      </w:pPr>
+      <w:rPr>
+        <w:rFonts w:ascii="Wingdings" w:hAnsi="Wingdings" w:hint="default"/>
+        <w:sz w:val="20"/>
+      </w:rPr>
+    </w:lvl>
+    <w:lvl w:ilvl="3" w:tentative="1">
+      <w:start w:val="1"/>
+      <w:numFmt w:val="bullet"/>
+      <w:lvlText w:val=""/>
+      <w:lvlJc w:val="left"/>
+      <w:pPr>
+        <w:tabs>
+          <w:tab w:val="num" w:pos="2880"/>
+        </w:tabs>
+        <w:ind w:left="2880" w:hanging="360"/>
+      </w:pPr>
+      <w:rPr>
+        <w:rFonts w:ascii="Wingdings" w:hAnsi="Wingdings" w:hint="default"/>
+        <w:sz w:val="20"/>
+      </w:rPr>
+    </w:lvl>
+    <w:lvl w:ilvl="4" w:tentative="1">
+      <w:start w:val="1"/>
+      <w:numFmt w:val="bullet"/>
+      <w:lvlText w:val=""/>
+      <w:lvlJc w:val="left"/>
+      <w:pPr>
+        <w:tabs>
+          <w:tab w:val="num" w:pos="3600"/>
+        </w:tabs>
+        <w:ind w:left="3600" w:hanging="360"/>
+      </w:pPr>
+      <w:rPr>
+        <w:rFonts w:ascii="Wingdings" w:hAnsi="Wingdings" w:hint="default"/>
+        <w:sz w:val="20"/>
+      </w:rPr>
+    </w:lvl>
+    <w:lvl w:ilvl="5" w:tentative="1">
+      <w:start w:val="1"/>
+      <w:numFmt w:val="bullet"/>
+      <w:lvlText w:val=""/>
+      <w:lvlJc w:val="left"/>
+      <w:pPr>
+        <w:tabs>
+          <w:tab w:val="num" w:pos="4320"/>
+        </w:tabs>
+        <w:ind w:left="4320" w:hanging="360"/>
+      </w:pPr>
+      <w:rPr>
+        <w:rFonts w:ascii="Wingdings" w:hAnsi="Wingdings" w:hint="default"/>
+        <w:sz w:val="20"/>
+      </w:rPr>
+    </w:lvl>
+    <w:lvl w:ilvl="6" w:tentative="1">
+      <w:start w:val="1"/>
+      <w:numFmt w:val="bullet"/>
+      <w:lvlText w:val=""/>
+      <w:lvlJc w:val="left"/>
+      <w:pPr>
+        <w:tabs>
+          <w:tab w:val="num" w:pos="5040"/>
+        </w:tabs>
+        <w:ind w:left="5040" w:hanging="360"/>
+      </w:pPr>
+      <w:rPr>
+        <w:rFonts w:ascii="Wingdings" w:hAnsi="Wingdings" w:hint="default"/>
+        <w:sz w:val="20"/>
+      </w:rPr>
+    </w:lvl>
+    <w:lvl w:ilvl="7" w:tentative="1">
+      <w:start w:val="1"/>
+      <w:numFmt w:val="bullet"/>
+      <w:lvlText w:val=""/>
+      <w:lvlJc w:val="left"/>
+      <w:pPr>
+        <w:tabs>
+          <w:tab w:val="num" w:pos="5760"/>
+        </w:tabs>
+        <w:ind w:left="5760" w:hanging="360"/>
+      </w:pPr>
+      <w:rPr>
+        <w:rFonts w:ascii="Wingdings" w:hAnsi="Wingdings" w:hint="default"/>
+        <w:sz w:val="20"/>
+      </w:rPr>
+    </w:lvl>
+    <w:lvl w:ilvl="8" w:tentative="1">
+      <w:start w:val="1"/>
+      <w:numFmt w:val="bullet"/>
+      <w:lvlText w:val=""/>
+      <w:lvlJc w:val="left"/>
+      <w:pPr>
+        <w:tabs>
+          <w:tab w:val="num" w:pos="6480"/>
+        </w:tabs>
+        <w:ind w:left="6480" w:hanging="360"/>
+      </w:pPr>
+      <w:rPr>
+        <w:rFonts w:ascii="Wingdings" w:hAnsi="Wingdings" w:hint="default"/>
+        <w:sz w:val="20"/>
+      </w:rPr>
+    </w:lvl>
+  </w:abstractNum>
+  <w:abstractNum w:abstractNumId="74" w15:restartNumberingAfterBreak="0">
     <w:nsid w:val="5B9D6C5D"/>
     <w:multiLevelType w:val="multilevel"/>
     <w:tmpl w:val="F2A8D266"/>
@@ -13011,7 +19742,7 @@
       </w:rPr>
     </w:lvl>
   </w:abstractNum>
-  <w:abstractNum w:abstractNumId="67" w15:restartNumberingAfterBreak="0">
+  <w:abstractNum w:abstractNumId="75" w15:restartNumberingAfterBreak="0">
     <w:nsid w:val="5BA5020A"/>
     <w:multiLevelType w:val="multilevel"/>
     <w:tmpl w:val="BACEE942"/>
@@ -13160,7 +19891,7 @@
       </w:rPr>
     </w:lvl>
   </w:abstractNum>
-  <w:abstractNum w:abstractNumId="68" w15:restartNumberingAfterBreak="0">
+  <w:abstractNum w:abstractNumId="76" w15:restartNumberingAfterBreak="0">
     <w:nsid w:val="5D3F0EB2"/>
     <w:multiLevelType w:val="multilevel"/>
     <w:tmpl w:val="F064E71E"/>
@@ -13309,7 +20040,7 @@
       </w:rPr>
     </w:lvl>
   </w:abstractNum>
-  <w:abstractNum w:abstractNumId="69" w15:restartNumberingAfterBreak="0">
+  <w:abstractNum w:abstractNumId="77" w15:restartNumberingAfterBreak="0">
     <w:nsid w:val="5EED038D"/>
     <w:multiLevelType w:val="multilevel"/>
     <w:tmpl w:val="CB144BE2"/>
@@ -13458,7 +20189,7 @@
       </w:rPr>
     </w:lvl>
   </w:abstractNum>
-  <w:abstractNum w:abstractNumId="70" w15:restartNumberingAfterBreak="0">
+  <w:abstractNum w:abstractNumId="78" w15:restartNumberingAfterBreak="0">
     <w:nsid w:val="5F453024"/>
     <w:multiLevelType w:val="multilevel"/>
     <w:tmpl w:val="039026CC"/>
@@ -13607,7 +20338,7 @@
       </w:rPr>
     </w:lvl>
   </w:abstractNum>
-  <w:abstractNum w:abstractNumId="71" w15:restartNumberingAfterBreak="0">
+  <w:abstractNum w:abstractNumId="79" w15:restartNumberingAfterBreak="0">
     <w:nsid w:val="623C512F"/>
     <w:multiLevelType w:val="multilevel"/>
     <w:tmpl w:val="97087D3E"/>
@@ -13756,7 +20487,7 @@
       </w:rPr>
     </w:lvl>
   </w:abstractNum>
-  <w:abstractNum w:abstractNumId="72" w15:restartNumberingAfterBreak="0">
+  <w:abstractNum w:abstractNumId="80" w15:restartNumberingAfterBreak="0">
     <w:nsid w:val="637D787D"/>
     <w:multiLevelType w:val="multilevel"/>
     <w:tmpl w:val="47726D0E"/>
@@ -13905,7 +20636,7 @@
       </w:rPr>
     </w:lvl>
   </w:abstractNum>
-  <w:abstractNum w:abstractNumId="73" w15:restartNumberingAfterBreak="0">
+  <w:abstractNum w:abstractNumId="81" w15:restartNumberingAfterBreak="0">
     <w:nsid w:val="643B7E85"/>
     <w:multiLevelType w:val="multilevel"/>
     <w:tmpl w:val="FAECF060"/>
@@ -14054,7 +20785,7 @@
       </w:rPr>
     </w:lvl>
   </w:abstractNum>
-  <w:abstractNum w:abstractNumId="74" w15:restartNumberingAfterBreak="0">
+  <w:abstractNum w:abstractNumId="82" w15:restartNumberingAfterBreak="0">
     <w:nsid w:val="6663373E"/>
     <w:multiLevelType w:val="multilevel"/>
     <w:tmpl w:val="03A6382C"/>
@@ -14203,7 +20934,7 @@
       </w:rPr>
     </w:lvl>
   </w:abstractNum>
-  <w:abstractNum w:abstractNumId="75" w15:restartNumberingAfterBreak="0">
+  <w:abstractNum w:abstractNumId="83" w15:restartNumberingAfterBreak="0">
     <w:nsid w:val="68E45071"/>
     <w:multiLevelType w:val="multilevel"/>
     <w:tmpl w:val="757820BC"/>
@@ -14352,7 +21083,7 @@
       </w:rPr>
     </w:lvl>
   </w:abstractNum>
-  <w:abstractNum w:abstractNumId="76" w15:restartNumberingAfterBreak="0">
+  <w:abstractNum w:abstractNumId="84" w15:restartNumberingAfterBreak="0">
     <w:nsid w:val="6BD05211"/>
     <w:multiLevelType w:val="multilevel"/>
     <w:tmpl w:val="31E0A7A2"/>
@@ -14501,7 +21232,156 @@
       </w:rPr>
     </w:lvl>
   </w:abstractNum>
-  <w:abstractNum w:abstractNumId="77" w15:restartNumberingAfterBreak="0">
+  <w:abstractNum w:abstractNumId="85" w15:restartNumberingAfterBreak="0">
+    <w:nsid w:val="6C0955C7"/>
+    <w:multiLevelType w:val="multilevel"/>
+    <w:tmpl w:val="E5EE7CB0"/>
+    <w:lvl w:ilvl="0">
+      <w:start w:val="1"/>
+      <w:numFmt w:val="bullet"/>
+      <w:lvlText w:val=""/>
+      <w:lvlJc w:val="left"/>
+      <w:pPr>
+        <w:tabs>
+          <w:tab w:val="num" w:pos="720"/>
+        </w:tabs>
+        <w:ind w:left="720" w:hanging="360"/>
+      </w:pPr>
+      <w:rPr>
+        <w:rFonts w:ascii="Symbol" w:hAnsi="Symbol" w:hint="default"/>
+        <w:sz w:val="20"/>
+      </w:rPr>
+    </w:lvl>
+    <w:lvl w:ilvl="1" w:tentative="1">
+      <w:start w:val="1"/>
+      <w:numFmt w:val="bullet"/>
+      <w:lvlText w:val="o"/>
+      <w:lvlJc w:val="left"/>
+      <w:pPr>
+        <w:tabs>
+          <w:tab w:val="num" w:pos="1440"/>
+        </w:tabs>
+        <w:ind w:left="1440" w:hanging="360"/>
+      </w:pPr>
+      <w:rPr>
+        <w:rFonts w:ascii="Courier New" w:hAnsi="Courier New" w:hint="default"/>
+        <w:sz w:val="20"/>
+      </w:rPr>
+    </w:lvl>
+    <w:lvl w:ilvl="2" w:tentative="1">
+      <w:start w:val="1"/>
+      <w:numFmt w:val="bullet"/>
+      <w:lvlText w:val=""/>
+      <w:lvlJc w:val="left"/>
+      <w:pPr>
+        <w:tabs>
+          <w:tab w:val="num" w:pos="2160"/>
+        </w:tabs>
+        <w:ind w:left="2160" w:hanging="360"/>
+      </w:pPr>
+      <w:rPr>
+        <w:rFonts w:ascii="Wingdings" w:hAnsi="Wingdings" w:hint="default"/>
+        <w:sz w:val="20"/>
+      </w:rPr>
+    </w:lvl>
+    <w:lvl w:ilvl="3" w:tentative="1">
+      <w:start w:val="1"/>
+      <w:numFmt w:val="bullet"/>
+      <w:lvlText w:val=""/>
+      <w:lvlJc w:val="left"/>
+      <w:pPr>
+        <w:tabs>
+          <w:tab w:val="num" w:pos="2880"/>
+        </w:tabs>
+        <w:ind w:left="2880" w:hanging="360"/>
+      </w:pPr>
+      <w:rPr>
+        <w:rFonts w:ascii="Wingdings" w:hAnsi="Wingdings" w:hint="default"/>
+        <w:sz w:val="20"/>
+      </w:rPr>
+    </w:lvl>
+    <w:lvl w:ilvl="4" w:tentative="1">
+      <w:start w:val="1"/>
+      <w:numFmt w:val="bullet"/>
+      <w:lvlText w:val=""/>
+      <w:lvlJc w:val="left"/>
+      <w:pPr>
+        <w:tabs>
+          <w:tab w:val="num" w:pos="3600"/>
+        </w:tabs>
+        <w:ind w:left="3600" w:hanging="360"/>
+      </w:pPr>
+      <w:rPr>
+        <w:rFonts w:ascii="Wingdings" w:hAnsi="Wingdings" w:hint="default"/>
+        <w:sz w:val="20"/>
+      </w:rPr>
+    </w:lvl>
+    <w:lvl w:ilvl="5" w:tentative="1">
+      <w:start w:val="1"/>
+      <w:numFmt w:val="bullet"/>
+      <w:lvlText w:val=""/>
+      <w:lvlJc w:val="left"/>
+      <w:pPr>
+        <w:tabs>
+          <w:tab w:val="num" w:pos="4320"/>
+        </w:tabs>
+        <w:ind w:left="4320" w:hanging="360"/>
+      </w:pPr>
+      <w:rPr>
+        <w:rFonts w:ascii="Wingdings" w:hAnsi="Wingdings" w:hint="default"/>
+        <w:sz w:val="20"/>
+      </w:rPr>
+    </w:lvl>
+    <w:lvl w:ilvl="6" w:tentative="1">
+      <w:start w:val="1"/>
+      <w:numFmt w:val="bullet"/>
+      <w:lvlText w:val=""/>
+      <w:lvlJc w:val="left"/>
+      <w:pPr>
+        <w:tabs>
+          <w:tab w:val="num" w:pos="5040"/>
+        </w:tabs>
+        <w:ind w:left="5040" w:hanging="360"/>
+      </w:pPr>
+      <w:rPr>
+        <w:rFonts w:ascii="Wingdings" w:hAnsi="Wingdings" w:hint="default"/>
+        <w:sz w:val="20"/>
+      </w:rPr>
+    </w:lvl>
+    <w:lvl w:ilvl="7" w:tentative="1">
+      <w:start w:val="1"/>
+      <w:numFmt w:val="bullet"/>
+      <w:lvlText w:val=""/>
+      <w:lvlJc w:val="left"/>
+      <w:pPr>
+        <w:tabs>
+          <w:tab w:val="num" w:pos="5760"/>
+        </w:tabs>
+        <w:ind w:left="5760" w:hanging="360"/>
+      </w:pPr>
+      <w:rPr>
+        <w:rFonts w:ascii="Wingdings" w:hAnsi="Wingdings" w:hint="default"/>
+        <w:sz w:val="20"/>
+      </w:rPr>
+    </w:lvl>
+    <w:lvl w:ilvl="8" w:tentative="1">
+      <w:start w:val="1"/>
+      <w:numFmt w:val="bullet"/>
+      <w:lvlText w:val=""/>
+      <w:lvlJc w:val="left"/>
+      <w:pPr>
+        <w:tabs>
+          <w:tab w:val="num" w:pos="6480"/>
+        </w:tabs>
+        <w:ind w:left="6480" w:hanging="360"/>
+      </w:pPr>
+      <w:rPr>
+        <w:rFonts w:ascii="Wingdings" w:hAnsi="Wingdings" w:hint="default"/>
+        <w:sz w:val="20"/>
+      </w:rPr>
+    </w:lvl>
+  </w:abstractNum>
+  <w:abstractNum w:abstractNumId="86" w15:restartNumberingAfterBreak="0">
     <w:nsid w:val="6FFE2D97"/>
     <w:multiLevelType w:val="multilevel"/>
     <w:tmpl w:val="596C1A22"/>
@@ -14650,7 +21530,7 @@
       </w:rPr>
     </w:lvl>
   </w:abstractNum>
-  <w:abstractNum w:abstractNumId="78" w15:restartNumberingAfterBreak="0">
+  <w:abstractNum w:abstractNumId="87" w15:restartNumberingAfterBreak="0">
     <w:nsid w:val="71F109CF"/>
     <w:multiLevelType w:val="multilevel"/>
     <w:tmpl w:val="D60E769C"/>
@@ -14799,7 +21679,7 @@
       </w:rPr>
     </w:lvl>
   </w:abstractNum>
-  <w:abstractNum w:abstractNumId="79" w15:restartNumberingAfterBreak="0">
+  <w:abstractNum w:abstractNumId="88" w15:restartNumberingAfterBreak="0">
     <w:nsid w:val="7218572D"/>
     <w:multiLevelType w:val="multilevel"/>
     <w:tmpl w:val="3CDE930E"/>
@@ -14948,7 +21828,7 @@
       </w:rPr>
     </w:lvl>
   </w:abstractNum>
-  <w:abstractNum w:abstractNumId="80" w15:restartNumberingAfterBreak="0">
+  <w:abstractNum w:abstractNumId="89" w15:restartNumberingAfterBreak="0">
     <w:nsid w:val="74A36300"/>
     <w:multiLevelType w:val="multilevel"/>
     <w:tmpl w:val="69127098"/>
@@ -15097,7 +21977,156 @@
       </w:rPr>
     </w:lvl>
   </w:abstractNum>
-  <w:abstractNum w:abstractNumId="81" w15:restartNumberingAfterBreak="0">
+  <w:abstractNum w:abstractNumId="90" w15:restartNumberingAfterBreak="0">
+    <w:nsid w:val="7535516B"/>
+    <w:multiLevelType w:val="multilevel"/>
+    <w:tmpl w:val="8D92A730"/>
+    <w:lvl w:ilvl="0">
+      <w:start w:val="1"/>
+      <w:numFmt w:val="bullet"/>
+      <w:lvlText w:val=""/>
+      <w:lvlJc w:val="left"/>
+      <w:pPr>
+        <w:tabs>
+          <w:tab w:val="num" w:pos="720"/>
+        </w:tabs>
+        <w:ind w:left="720" w:hanging="360"/>
+      </w:pPr>
+      <w:rPr>
+        <w:rFonts w:ascii="Symbol" w:hAnsi="Symbol" w:hint="default"/>
+        <w:sz w:val="20"/>
+      </w:rPr>
+    </w:lvl>
+    <w:lvl w:ilvl="1" w:tentative="1">
+      <w:start w:val="1"/>
+      <w:numFmt w:val="bullet"/>
+      <w:lvlText w:val="o"/>
+      <w:lvlJc w:val="left"/>
+      <w:pPr>
+        <w:tabs>
+          <w:tab w:val="num" w:pos="1440"/>
+        </w:tabs>
+        <w:ind w:left="1440" w:hanging="360"/>
+      </w:pPr>
+      <w:rPr>
+        <w:rFonts w:ascii="Courier New" w:hAnsi="Courier New" w:hint="default"/>
+        <w:sz w:val="20"/>
+      </w:rPr>
+    </w:lvl>
+    <w:lvl w:ilvl="2" w:tentative="1">
+      <w:start w:val="1"/>
+      <w:numFmt w:val="bullet"/>
+      <w:lvlText w:val=""/>
+      <w:lvlJc w:val="left"/>
+      <w:pPr>
+        <w:tabs>
+          <w:tab w:val="num" w:pos="2160"/>
+        </w:tabs>
+        <w:ind w:left="2160" w:hanging="360"/>
+      </w:pPr>
+      <w:rPr>
+        <w:rFonts w:ascii="Wingdings" w:hAnsi="Wingdings" w:hint="default"/>
+        <w:sz w:val="20"/>
+      </w:rPr>
+    </w:lvl>
+    <w:lvl w:ilvl="3" w:tentative="1">
+      <w:start w:val="1"/>
+      <w:numFmt w:val="bullet"/>
+      <w:lvlText w:val=""/>
+      <w:lvlJc w:val="left"/>
+      <w:pPr>
+        <w:tabs>
+          <w:tab w:val="num" w:pos="2880"/>
+        </w:tabs>
+        <w:ind w:left="2880" w:hanging="360"/>
+      </w:pPr>
+      <w:rPr>
+        <w:rFonts w:ascii="Wingdings" w:hAnsi="Wingdings" w:hint="default"/>
+        <w:sz w:val="20"/>
+      </w:rPr>
+    </w:lvl>
+    <w:lvl w:ilvl="4" w:tentative="1">
+      <w:start w:val="1"/>
+      <w:numFmt w:val="bullet"/>
+      <w:lvlText w:val=""/>
+      <w:lvlJc w:val="left"/>
+      <w:pPr>
+        <w:tabs>
+          <w:tab w:val="num" w:pos="3600"/>
+        </w:tabs>
+        <w:ind w:left="3600" w:hanging="360"/>
+      </w:pPr>
+      <w:rPr>
+        <w:rFonts w:ascii="Wingdings" w:hAnsi="Wingdings" w:hint="default"/>
+        <w:sz w:val="20"/>
+      </w:rPr>
+    </w:lvl>
+    <w:lvl w:ilvl="5" w:tentative="1">
+      <w:start w:val="1"/>
+      <w:numFmt w:val="bullet"/>
+      <w:lvlText w:val=""/>
+      <w:lvlJc w:val="left"/>
+      <w:pPr>
+        <w:tabs>
+          <w:tab w:val="num" w:pos="4320"/>
+        </w:tabs>
+        <w:ind w:left="4320" w:hanging="360"/>
+      </w:pPr>
+      <w:rPr>
+        <w:rFonts w:ascii="Wingdings" w:hAnsi="Wingdings" w:hint="default"/>
+        <w:sz w:val="20"/>
+      </w:rPr>
+    </w:lvl>
+    <w:lvl w:ilvl="6" w:tentative="1">
+      <w:start w:val="1"/>
+      <w:numFmt w:val="bullet"/>
+      <w:lvlText w:val=""/>
+      <w:lvlJc w:val="left"/>
+      <w:pPr>
+        <w:tabs>
+          <w:tab w:val="num" w:pos="5040"/>
+        </w:tabs>
+        <w:ind w:left="5040" w:hanging="360"/>
+      </w:pPr>
+      <w:rPr>
+        <w:rFonts w:ascii="Wingdings" w:hAnsi="Wingdings" w:hint="default"/>
+        <w:sz w:val="20"/>
+      </w:rPr>
+    </w:lvl>
+    <w:lvl w:ilvl="7" w:tentative="1">
+      <w:start w:val="1"/>
+      <w:numFmt w:val="bullet"/>
+      <w:lvlText w:val=""/>
+      <w:lvlJc w:val="left"/>
+      <w:pPr>
+        <w:tabs>
+          <w:tab w:val="num" w:pos="5760"/>
+        </w:tabs>
+        <w:ind w:left="5760" w:hanging="360"/>
+      </w:pPr>
+      <w:rPr>
+        <w:rFonts w:ascii="Wingdings" w:hAnsi="Wingdings" w:hint="default"/>
+        <w:sz w:val="20"/>
+      </w:rPr>
+    </w:lvl>
+    <w:lvl w:ilvl="8" w:tentative="1">
+      <w:start w:val="1"/>
+      <w:numFmt w:val="bullet"/>
+      <w:lvlText w:val=""/>
+      <w:lvlJc w:val="left"/>
+      <w:pPr>
+        <w:tabs>
+          <w:tab w:val="num" w:pos="6480"/>
+        </w:tabs>
+        <w:ind w:left="6480" w:hanging="360"/>
+      </w:pPr>
+      <w:rPr>
+        <w:rFonts w:ascii="Wingdings" w:hAnsi="Wingdings" w:hint="default"/>
+        <w:sz w:val="20"/>
+      </w:rPr>
+    </w:lvl>
+  </w:abstractNum>
+  <w:abstractNum w:abstractNumId="91" w15:restartNumberingAfterBreak="0">
     <w:nsid w:val="75DC56F8"/>
     <w:multiLevelType w:val="multilevel"/>
     <w:tmpl w:val="46FCA036"/>
@@ -15246,7 +22275,7 @@
       </w:rPr>
     </w:lvl>
   </w:abstractNum>
-  <w:abstractNum w:abstractNumId="82" w15:restartNumberingAfterBreak="0">
+  <w:abstractNum w:abstractNumId="92" w15:restartNumberingAfterBreak="0">
     <w:nsid w:val="781E6EED"/>
     <w:multiLevelType w:val="multilevel"/>
     <w:tmpl w:val="765C0CB8"/>
@@ -15395,7 +22424,7 @@
       </w:rPr>
     </w:lvl>
   </w:abstractNum>
-  <w:abstractNum w:abstractNumId="83" w15:restartNumberingAfterBreak="0">
+  <w:abstractNum w:abstractNumId="93" w15:restartNumberingAfterBreak="0">
     <w:nsid w:val="78930290"/>
     <w:multiLevelType w:val="multilevel"/>
     <w:tmpl w:val="EB9A29EC"/>
@@ -15544,7 +22573,7 @@
       </w:rPr>
     </w:lvl>
   </w:abstractNum>
-  <w:abstractNum w:abstractNumId="84" w15:restartNumberingAfterBreak="0">
+  <w:abstractNum w:abstractNumId="94" w15:restartNumberingAfterBreak="0">
     <w:nsid w:val="790A5107"/>
     <w:multiLevelType w:val="multilevel"/>
     <w:tmpl w:val="5A525CB6"/>
@@ -15693,7 +22722,7 @@
       </w:rPr>
     </w:lvl>
   </w:abstractNum>
-  <w:abstractNum w:abstractNumId="85" w15:restartNumberingAfterBreak="0">
+  <w:abstractNum w:abstractNumId="95" w15:restartNumberingAfterBreak="0">
     <w:nsid w:val="79C53DEF"/>
     <w:multiLevelType w:val="multilevel"/>
     <w:tmpl w:val="5546EBB4"/>
@@ -15842,7 +22871,7 @@
       </w:rPr>
     </w:lvl>
   </w:abstractNum>
-  <w:abstractNum w:abstractNumId="86" w15:restartNumberingAfterBreak="0">
+  <w:abstractNum w:abstractNumId="96" w15:restartNumberingAfterBreak="0">
     <w:nsid w:val="7A8F04C0"/>
     <w:multiLevelType w:val="multilevel"/>
     <w:tmpl w:val="B3740524"/>
@@ -15991,7 +23020,7 @@
       </w:rPr>
     </w:lvl>
   </w:abstractNum>
-  <w:abstractNum w:abstractNumId="87" w15:restartNumberingAfterBreak="0">
+  <w:abstractNum w:abstractNumId="97" w15:restartNumberingAfterBreak="0">
     <w:nsid w:val="7C8D0ABC"/>
     <w:multiLevelType w:val="multilevel"/>
     <w:tmpl w:val="F81AC82A"/>
@@ -16140,7 +23169,7 @@
       </w:rPr>
     </w:lvl>
   </w:abstractNum>
-  <w:abstractNum w:abstractNumId="88" w15:restartNumberingAfterBreak="0">
+  <w:abstractNum w:abstractNumId="98" w15:restartNumberingAfterBreak="0">
     <w:nsid w:val="7FF94C52"/>
     <w:multiLevelType w:val="multilevel"/>
     <w:tmpl w:val="79DC53B2"/>
@@ -16290,271 +23319,301 @@
     </w:lvl>
   </w:abstractNum>
   <w:num w:numId="1" w16cid:durableId="311445360">
+    <w:abstractNumId w:val="54"/>
+  </w:num>
+  <w:num w:numId="2" w16cid:durableId="694236627">
+    <w:abstractNumId w:val="83"/>
+  </w:num>
+  <w:num w:numId="3" w16cid:durableId="1366056432">
+    <w:abstractNumId w:val="59"/>
+  </w:num>
+  <w:num w:numId="4" w16cid:durableId="320817826">
+    <w:abstractNumId w:val="88"/>
+  </w:num>
+  <w:num w:numId="5" w16cid:durableId="997347819">
+    <w:abstractNumId w:val="17"/>
+  </w:num>
+  <w:num w:numId="6" w16cid:durableId="1661156578">
+    <w:abstractNumId w:val="12"/>
+  </w:num>
+  <w:num w:numId="7" w16cid:durableId="105581292">
+    <w:abstractNumId w:val="86"/>
+  </w:num>
+  <w:num w:numId="8" w16cid:durableId="1215510414">
+    <w:abstractNumId w:val="55"/>
+  </w:num>
+  <w:num w:numId="9" w16cid:durableId="644890424">
+    <w:abstractNumId w:val="62"/>
+  </w:num>
+  <w:num w:numId="10" w16cid:durableId="462774561">
+    <w:abstractNumId w:val="63"/>
+  </w:num>
+  <w:num w:numId="11" w16cid:durableId="411008877">
+    <w:abstractNumId w:val="71"/>
+  </w:num>
+  <w:num w:numId="12" w16cid:durableId="477921168">
+    <w:abstractNumId w:val="92"/>
+  </w:num>
+  <w:num w:numId="13" w16cid:durableId="497696088">
+    <w:abstractNumId w:val="8"/>
+  </w:num>
+  <w:num w:numId="14" w16cid:durableId="651444628">
+    <w:abstractNumId w:val="29"/>
+  </w:num>
+  <w:num w:numId="15" w16cid:durableId="2075615576">
+    <w:abstractNumId w:val="1"/>
+  </w:num>
+  <w:num w:numId="16" w16cid:durableId="749038358">
+    <w:abstractNumId w:val="28"/>
+  </w:num>
+  <w:num w:numId="17" w16cid:durableId="797184374">
+    <w:abstractNumId w:val="38"/>
+  </w:num>
+  <w:num w:numId="18" w16cid:durableId="2053722251">
+    <w:abstractNumId w:val="76"/>
+  </w:num>
+  <w:num w:numId="19" w16cid:durableId="739330424">
+    <w:abstractNumId w:val="36"/>
+  </w:num>
+  <w:num w:numId="20" w16cid:durableId="960915859">
+    <w:abstractNumId w:val="97"/>
+  </w:num>
+  <w:num w:numId="21" w16cid:durableId="521018327">
+    <w:abstractNumId w:val="26"/>
+  </w:num>
+  <w:num w:numId="22" w16cid:durableId="1923684076">
+    <w:abstractNumId w:val="95"/>
+  </w:num>
+  <w:num w:numId="23" w16cid:durableId="532769245">
+    <w:abstractNumId w:val="61"/>
+  </w:num>
+  <w:num w:numId="24" w16cid:durableId="892040551">
+    <w:abstractNumId w:val="51"/>
+  </w:num>
+  <w:num w:numId="25" w16cid:durableId="1594316287">
+    <w:abstractNumId w:val="2"/>
+  </w:num>
+  <w:num w:numId="26" w16cid:durableId="158623216">
+    <w:abstractNumId w:val="14"/>
+  </w:num>
+  <w:num w:numId="27" w16cid:durableId="30031497">
+    <w:abstractNumId w:val="22"/>
+  </w:num>
+  <w:num w:numId="28" w16cid:durableId="344600477">
+    <w:abstractNumId w:val="42"/>
+  </w:num>
+  <w:num w:numId="29" w16cid:durableId="759177128">
+    <w:abstractNumId w:val="53"/>
+  </w:num>
+  <w:num w:numId="30" w16cid:durableId="522590706">
+    <w:abstractNumId w:val="30"/>
+  </w:num>
+  <w:num w:numId="31" w16cid:durableId="351956977">
+    <w:abstractNumId w:val="3"/>
+  </w:num>
+  <w:num w:numId="32" w16cid:durableId="1409616933">
+    <w:abstractNumId w:val="40"/>
+  </w:num>
+  <w:num w:numId="33" w16cid:durableId="486164970">
+    <w:abstractNumId w:val="9"/>
+  </w:num>
+  <w:num w:numId="34" w16cid:durableId="880441987">
+    <w:abstractNumId w:val="10"/>
+  </w:num>
+  <w:num w:numId="35" w16cid:durableId="1274895435">
+    <w:abstractNumId w:val="65"/>
+  </w:num>
+  <w:num w:numId="36" w16cid:durableId="1882130156">
+    <w:abstractNumId w:val="5"/>
+  </w:num>
+  <w:num w:numId="37" w16cid:durableId="504899604">
+    <w:abstractNumId w:val="80"/>
+  </w:num>
+  <w:num w:numId="38" w16cid:durableId="2134668467">
+    <w:abstractNumId w:val="67"/>
+  </w:num>
+  <w:num w:numId="39" w16cid:durableId="1119256043">
+    <w:abstractNumId w:val="49"/>
+  </w:num>
+  <w:num w:numId="40" w16cid:durableId="354771985">
+    <w:abstractNumId w:val="68"/>
+  </w:num>
+  <w:num w:numId="41" w16cid:durableId="745424367">
     <w:abstractNumId w:val="48"/>
   </w:num>
-  <w:num w:numId="2" w16cid:durableId="694236627">
+  <w:num w:numId="42" w16cid:durableId="1559709230">
+    <w:abstractNumId w:val="24"/>
+  </w:num>
+  <w:num w:numId="43" w16cid:durableId="1018238037">
+    <w:abstractNumId w:val="21"/>
+  </w:num>
+  <w:num w:numId="44" w16cid:durableId="1616407979">
+    <w:abstractNumId w:val="52"/>
+  </w:num>
+  <w:num w:numId="45" w16cid:durableId="984551926">
+    <w:abstractNumId w:val="6"/>
+  </w:num>
+  <w:num w:numId="46" w16cid:durableId="2067869811">
+    <w:abstractNumId w:val="58"/>
+  </w:num>
+  <w:num w:numId="47" w16cid:durableId="1126582773">
+    <w:abstractNumId w:val="96"/>
+  </w:num>
+  <w:num w:numId="48" w16cid:durableId="1934052554">
+    <w:abstractNumId w:val="4"/>
+  </w:num>
+  <w:num w:numId="49" w16cid:durableId="1540632772">
+    <w:abstractNumId w:val="46"/>
+  </w:num>
+  <w:num w:numId="50" w16cid:durableId="1443645462">
+    <w:abstractNumId w:val="7"/>
+  </w:num>
+  <w:num w:numId="51" w16cid:durableId="792403462">
+    <w:abstractNumId w:val="37"/>
+  </w:num>
+  <w:num w:numId="52" w16cid:durableId="1750228994">
+    <w:abstractNumId w:val="93"/>
+  </w:num>
+  <w:num w:numId="53" w16cid:durableId="1619337389">
+    <w:abstractNumId w:val="87"/>
+  </w:num>
+  <w:num w:numId="54" w16cid:durableId="118964224">
+    <w:abstractNumId w:val="74"/>
+  </w:num>
+  <w:num w:numId="55" w16cid:durableId="352920647">
+    <w:abstractNumId w:val="33"/>
+  </w:num>
+  <w:num w:numId="56" w16cid:durableId="143161617">
+    <w:abstractNumId w:val="89"/>
+  </w:num>
+  <w:num w:numId="57" w16cid:durableId="307705358">
     <w:abstractNumId w:val="75"/>
   </w:num>
-  <w:num w:numId="3" w16cid:durableId="1366056432">
-    <w:abstractNumId w:val="53"/>
+  <w:num w:numId="58" w16cid:durableId="1804039384">
+    <w:abstractNumId w:val="91"/>
   </w:num>
-  <w:num w:numId="4" w16cid:durableId="320817826">
+  <w:num w:numId="59" w16cid:durableId="527716065">
+    <w:abstractNumId w:val="82"/>
+  </w:num>
+  <w:num w:numId="60" w16cid:durableId="963729685">
+    <w:abstractNumId w:val="56"/>
+  </w:num>
+  <w:num w:numId="61" w16cid:durableId="364252640">
+    <w:abstractNumId w:val="19"/>
+  </w:num>
+  <w:num w:numId="62" w16cid:durableId="31662363">
+    <w:abstractNumId w:val="60"/>
+  </w:num>
+  <w:num w:numId="63" w16cid:durableId="1777093386">
+    <w:abstractNumId w:val="50"/>
+  </w:num>
+  <w:num w:numId="64" w16cid:durableId="772364637">
+    <w:abstractNumId w:val="11"/>
+  </w:num>
+  <w:num w:numId="65" w16cid:durableId="984091796">
+    <w:abstractNumId w:val="18"/>
+  </w:num>
+  <w:num w:numId="66" w16cid:durableId="1025473937">
+    <w:abstractNumId w:val="34"/>
+  </w:num>
+  <w:num w:numId="67" w16cid:durableId="357197975">
+    <w:abstractNumId w:val="94"/>
+  </w:num>
+  <w:num w:numId="68" w16cid:durableId="148526302">
+    <w:abstractNumId w:val="44"/>
+  </w:num>
+  <w:num w:numId="69" w16cid:durableId="449323996">
+    <w:abstractNumId w:val="13"/>
+  </w:num>
+  <w:num w:numId="70" w16cid:durableId="1642341556">
+    <w:abstractNumId w:val="47"/>
+  </w:num>
+  <w:num w:numId="71" w16cid:durableId="1338463498">
+    <w:abstractNumId w:val="64"/>
+  </w:num>
+  <w:num w:numId="72" w16cid:durableId="1276910573">
+    <w:abstractNumId w:val="84"/>
+  </w:num>
+  <w:num w:numId="73" w16cid:durableId="2048097682">
+    <w:abstractNumId w:val="39"/>
+  </w:num>
+  <w:num w:numId="74" w16cid:durableId="1902595152">
+    <w:abstractNumId w:val="16"/>
+  </w:num>
+  <w:num w:numId="75" w16cid:durableId="901713824">
+    <w:abstractNumId w:val="20"/>
+  </w:num>
+  <w:num w:numId="76" w16cid:durableId="915473636">
+    <w:abstractNumId w:val="69"/>
+  </w:num>
+  <w:num w:numId="77" w16cid:durableId="1439716690">
+    <w:abstractNumId w:val="78"/>
+  </w:num>
+  <w:num w:numId="78" w16cid:durableId="1217548458">
+    <w:abstractNumId w:val="32"/>
+  </w:num>
+  <w:num w:numId="79" w16cid:durableId="1238638224">
+    <w:abstractNumId w:val="57"/>
+  </w:num>
+  <w:num w:numId="80" w16cid:durableId="367410727">
+    <w:abstractNumId w:val="45"/>
+  </w:num>
+  <w:num w:numId="81" w16cid:durableId="424301845">
+    <w:abstractNumId w:val="98"/>
+  </w:num>
+  <w:num w:numId="82" w16cid:durableId="1897621015">
+    <w:abstractNumId w:val="66"/>
+  </w:num>
+  <w:num w:numId="83" w16cid:durableId="1431582180">
+    <w:abstractNumId w:val="77"/>
+  </w:num>
+  <w:num w:numId="84" w16cid:durableId="720203647">
+    <w:abstractNumId w:val="35"/>
+  </w:num>
+  <w:num w:numId="85" w16cid:durableId="612901081">
+    <w:abstractNumId w:val="41"/>
+  </w:num>
+  <w:num w:numId="86" w16cid:durableId="605112439">
     <w:abstractNumId w:val="79"/>
   </w:num>
-  <w:num w:numId="5" w16cid:durableId="997347819">
+  <w:num w:numId="87" w16cid:durableId="1848252251">
+    <w:abstractNumId w:val="70"/>
+  </w:num>
+  <w:num w:numId="88" w16cid:durableId="1255893830">
+    <w:abstractNumId w:val="31"/>
+  </w:num>
+  <w:num w:numId="89" w16cid:durableId="424691325">
+    <w:abstractNumId w:val="81"/>
+  </w:num>
+  <w:num w:numId="90" w16cid:durableId="738091702">
+    <w:abstractNumId w:val="90"/>
+  </w:num>
+  <w:num w:numId="91" w16cid:durableId="1902323149">
+    <w:abstractNumId w:val="23"/>
+  </w:num>
+  <w:num w:numId="92" w16cid:durableId="554973351">
+    <w:abstractNumId w:val="73"/>
+  </w:num>
+  <w:num w:numId="93" w16cid:durableId="1062874373">
     <w:abstractNumId w:val="15"/>
   </w:num>
-  <w:num w:numId="6" w16cid:durableId="1661156578">
-    <w:abstractNumId w:val="11"/>
+  <w:num w:numId="94" w16cid:durableId="885527227">
+    <w:abstractNumId w:val="27"/>
   </w:num>
-  <w:num w:numId="7" w16cid:durableId="105581292">
-    <w:abstractNumId w:val="77"/>
+  <w:num w:numId="95" w16cid:durableId="1894341842">
+    <w:abstractNumId w:val="43"/>
   </w:num>
-  <w:num w:numId="8" w16cid:durableId="1215510414">
-    <w:abstractNumId w:val="49"/>
+  <w:num w:numId="96" w16cid:durableId="1097289175">
+    <w:abstractNumId w:val="72"/>
   </w:num>
-  <w:num w:numId="9" w16cid:durableId="644890424">
-    <w:abstractNumId w:val="56"/>
-  </w:num>
-  <w:num w:numId="10" w16cid:durableId="462774561">
-    <w:abstractNumId w:val="57"/>
-  </w:num>
-  <w:num w:numId="11" w16cid:durableId="411008877">
-    <w:abstractNumId w:val="65"/>
-  </w:num>
-  <w:num w:numId="12" w16cid:durableId="477921168">
-    <w:abstractNumId w:val="82"/>
-  </w:num>
-  <w:num w:numId="13" w16cid:durableId="497696088">
-    <w:abstractNumId w:val="7"/>
-  </w:num>
-  <w:num w:numId="14" w16cid:durableId="651444628">
-    <w:abstractNumId w:val="24"/>
-  </w:num>
-  <w:num w:numId="15" w16cid:durableId="2075615576">
-    <w:abstractNumId w:val="0"/>
-  </w:num>
-  <w:num w:numId="16" w16cid:durableId="749038358">
-    <w:abstractNumId w:val="23"/>
-  </w:num>
-  <w:num w:numId="17" w16cid:durableId="797184374">
-    <w:abstractNumId w:val="33"/>
-  </w:num>
-  <w:num w:numId="18" w16cid:durableId="2053722251">
-    <w:abstractNumId w:val="68"/>
-  </w:num>
-  <w:num w:numId="19" w16cid:durableId="739330424">
-    <w:abstractNumId w:val="31"/>
-  </w:num>
-  <w:num w:numId="20" w16cid:durableId="960915859">
-    <w:abstractNumId w:val="87"/>
-  </w:num>
-  <w:num w:numId="21" w16cid:durableId="521018327">
-    <w:abstractNumId w:val="22"/>
-  </w:num>
-  <w:num w:numId="22" w16cid:durableId="1923684076">
+  <w:num w:numId="97" w16cid:durableId="1679037938">
     <w:abstractNumId w:val="85"/>
   </w:num>
-  <w:num w:numId="23" w16cid:durableId="532769245">
-    <w:abstractNumId w:val="55"/>
-  </w:num>
-  <w:num w:numId="24" w16cid:durableId="892040551">
-    <w:abstractNumId w:val="45"/>
-  </w:num>
-  <w:num w:numId="25" w16cid:durableId="1594316287">
-    <w:abstractNumId w:val="1"/>
-  </w:num>
-  <w:num w:numId="26" w16cid:durableId="158623216">
-    <w:abstractNumId w:val="13"/>
-  </w:num>
-  <w:num w:numId="27" w16cid:durableId="30031497">
-    <w:abstractNumId w:val="20"/>
-  </w:num>
-  <w:num w:numId="28" w16cid:durableId="344600477">
-    <w:abstractNumId w:val="37"/>
-  </w:num>
-  <w:num w:numId="29" w16cid:durableId="759177128">
-    <w:abstractNumId w:val="47"/>
-  </w:num>
-  <w:num w:numId="30" w16cid:durableId="522590706">
+  <w:num w:numId="98" w16cid:durableId="1393845361">
     <w:abstractNumId w:val="25"/>
   </w:num>
-  <w:num w:numId="31" w16cid:durableId="351956977">
-    <w:abstractNumId w:val="2"/>
-  </w:num>
-  <w:num w:numId="32" w16cid:durableId="1409616933">
-    <w:abstractNumId w:val="35"/>
-  </w:num>
-  <w:num w:numId="33" w16cid:durableId="486164970">
-    <w:abstractNumId w:val="8"/>
-  </w:num>
-  <w:num w:numId="34" w16cid:durableId="880441987">
-    <w:abstractNumId w:val="9"/>
-  </w:num>
-  <w:num w:numId="35" w16cid:durableId="1274895435">
-    <w:abstractNumId w:val="59"/>
-  </w:num>
-  <w:num w:numId="36" w16cid:durableId="1882130156">
-    <w:abstractNumId w:val="4"/>
-  </w:num>
-  <w:num w:numId="37" w16cid:durableId="504899604">
-    <w:abstractNumId w:val="72"/>
-  </w:num>
-  <w:num w:numId="38" w16cid:durableId="2134668467">
-    <w:abstractNumId w:val="61"/>
-  </w:num>
-  <w:num w:numId="39" w16cid:durableId="1119256043">
-    <w:abstractNumId w:val="43"/>
-  </w:num>
-  <w:num w:numId="40" w16cid:durableId="354771985">
-    <w:abstractNumId w:val="62"/>
-  </w:num>
-  <w:num w:numId="41" w16cid:durableId="745424367">
-    <w:abstractNumId w:val="42"/>
-  </w:num>
-  <w:num w:numId="42" w16cid:durableId="1559709230">
-    <w:abstractNumId w:val="21"/>
-  </w:num>
-  <w:num w:numId="43" w16cid:durableId="1018238037">
-    <w:abstractNumId w:val="19"/>
-  </w:num>
-  <w:num w:numId="44" w16cid:durableId="1616407979">
-    <w:abstractNumId w:val="46"/>
-  </w:num>
-  <w:num w:numId="45" w16cid:durableId="984551926">
-    <w:abstractNumId w:val="5"/>
-  </w:num>
-  <w:num w:numId="46" w16cid:durableId="2067869811">
-    <w:abstractNumId w:val="52"/>
-  </w:num>
-  <w:num w:numId="47" w16cid:durableId="1126582773">
-    <w:abstractNumId w:val="86"/>
-  </w:num>
-  <w:num w:numId="48" w16cid:durableId="1934052554">
-    <w:abstractNumId w:val="3"/>
-  </w:num>
-  <w:num w:numId="49" w16cid:durableId="1540632772">
-    <w:abstractNumId w:val="40"/>
-  </w:num>
-  <w:num w:numId="50" w16cid:durableId="1443645462">
-    <w:abstractNumId w:val="6"/>
-  </w:num>
-  <w:num w:numId="51" w16cid:durableId="792403462">
-    <w:abstractNumId w:val="32"/>
-  </w:num>
-  <w:num w:numId="52" w16cid:durableId="1750228994">
-    <w:abstractNumId w:val="83"/>
-  </w:num>
-  <w:num w:numId="53" w16cid:durableId="1619337389">
-    <w:abstractNumId w:val="78"/>
-  </w:num>
-  <w:num w:numId="54" w16cid:durableId="118964224">
-    <w:abstractNumId w:val="66"/>
-  </w:num>
-  <w:num w:numId="55" w16cid:durableId="352920647">
-    <w:abstractNumId w:val="28"/>
-  </w:num>
-  <w:num w:numId="56" w16cid:durableId="143161617">
-    <w:abstractNumId w:val="80"/>
-  </w:num>
-  <w:num w:numId="57" w16cid:durableId="307705358">
-    <w:abstractNumId w:val="67"/>
-  </w:num>
-  <w:num w:numId="58" w16cid:durableId="1804039384">
-    <w:abstractNumId w:val="81"/>
-  </w:num>
-  <w:num w:numId="59" w16cid:durableId="527716065">
-    <w:abstractNumId w:val="74"/>
-  </w:num>
-  <w:num w:numId="60" w16cid:durableId="963729685">
-    <w:abstractNumId w:val="50"/>
-  </w:num>
-  <w:num w:numId="61" w16cid:durableId="364252640">
-    <w:abstractNumId w:val="17"/>
-  </w:num>
-  <w:num w:numId="62" w16cid:durableId="31662363">
-    <w:abstractNumId w:val="54"/>
-  </w:num>
-  <w:num w:numId="63" w16cid:durableId="1777093386">
-    <w:abstractNumId w:val="44"/>
-  </w:num>
-  <w:num w:numId="64" w16cid:durableId="772364637">
-    <w:abstractNumId w:val="10"/>
-  </w:num>
-  <w:num w:numId="65" w16cid:durableId="984091796">
-    <w:abstractNumId w:val="16"/>
-  </w:num>
-  <w:num w:numId="66" w16cid:durableId="1025473937">
-    <w:abstractNumId w:val="29"/>
-  </w:num>
-  <w:num w:numId="67" w16cid:durableId="357197975">
-    <w:abstractNumId w:val="84"/>
-  </w:num>
-  <w:num w:numId="68" w16cid:durableId="148526302">
-    <w:abstractNumId w:val="38"/>
-  </w:num>
-  <w:num w:numId="69" w16cid:durableId="449323996">
-    <w:abstractNumId w:val="12"/>
-  </w:num>
-  <w:num w:numId="70" w16cid:durableId="1642341556">
-    <w:abstractNumId w:val="41"/>
-  </w:num>
-  <w:num w:numId="71" w16cid:durableId="1338463498">
-    <w:abstractNumId w:val="58"/>
-  </w:num>
-  <w:num w:numId="72" w16cid:durableId="1276910573">
-    <w:abstractNumId w:val="76"/>
-  </w:num>
-  <w:num w:numId="73" w16cid:durableId="2048097682">
-    <w:abstractNumId w:val="34"/>
-  </w:num>
-  <w:num w:numId="74" w16cid:durableId="1902595152">
-    <w:abstractNumId w:val="14"/>
-  </w:num>
-  <w:num w:numId="75" w16cid:durableId="901713824">
-    <w:abstractNumId w:val="18"/>
-  </w:num>
-  <w:num w:numId="76" w16cid:durableId="915473636">
-    <w:abstractNumId w:val="63"/>
-  </w:num>
-  <w:num w:numId="77" w16cid:durableId="1439716690">
-    <w:abstractNumId w:val="70"/>
-  </w:num>
-  <w:num w:numId="78" w16cid:durableId="1217548458">
-    <w:abstractNumId w:val="27"/>
-  </w:num>
-  <w:num w:numId="79" w16cid:durableId="1238638224">
-    <w:abstractNumId w:val="51"/>
-  </w:num>
-  <w:num w:numId="80" w16cid:durableId="367410727">
-    <w:abstractNumId w:val="39"/>
-  </w:num>
-  <w:num w:numId="81" w16cid:durableId="424301845">
-    <w:abstractNumId w:val="88"/>
-  </w:num>
-  <w:num w:numId="82" w16cid:durableId="1897621015">
-    <w:abstractNumId w:val="60"/>
-  </w:num>
-  <w:num w:numId="83" w16cid:durableId="1431582180">
-    <w:abstractNumId w:val="69"/>
-  </w:num>
-  <w:num w:numId="84" w16cid:durableId="720203647">
-    <w:abstractNumId w:val="30"/>
-  </w:num>
-  <w:num w:numId="85" w16cid:durableId="612901081">
-    <w:abstractNumId w:val="36"/>
-  </w:num>
-  <w:num w:numId="86" w16cid:durableId="605112439">
-    <w:abstractNumId w:val="71"/>
-  </w:num>
-  <w:num w:numId="87" w16cid:durableId="1848252251">
-    <w:abstractNumId w:val="64"/>
-  </w:num>
-  <w:num w:numId="88" w16cid:durableId="1255893830">
-    <w:abstractNumId w:val="26"/>
-  </w:num>
-  <w:num w:numId="89" w16cid:durableId="424691325">
-    <w:abstractNumId w:val="73"/>
+  <w:num w:numId="99" w16cid:durableId="2049376935">
+    <w:abstractNumId w:val="0"/>
   </w:num>
   <w:numIdMacAtCleanup w:val="8"/>
 </w:numbering>

--- a/Church/2026/2026_0808_MenloChurch.docx
+++ b/Church/2026/2026_0808_MenloChurch.docx
@@ -3018,25 +3018,7 @@
         <w:rPr>
           <w:rFonts w:cstheme="minorHAnsi"/>
         </w:rPr>
-        <w:t xml:space="preserve"> </w:t>
-      </w:r>
-      <w:r>
-        <w:rPr>
-          <w:rFonts w:cstheme="minorHAnsi"/>
-        </w:rPr>
-        <w:t>Daw</w:t>
-      </w:r>
-      <w:r>
-        <w:rPr>
-          <w:rFonts w:cstheme="minorHAnsi"/>
-        </w:rPr>
-        <w:t>k</w:t>
-      </w:r>
-      <w:r>
-        <w:rPr>
-          <w:rFonts w:cstheme="minorHAnsi"/>
-        </w:rPr>
-        <w:t>ins</w:t>
+        <w:t xml:space="preserve"> Dawkins</w:t>
       </w:r>
       <w:r>
         <w:rPr>
@@ -3195,24 +3177,19 @@
         <w:rPr>
           <w:rFonts w:cstheme="minorHAnsi"/>
         </w:rPr>
-        <w:t>24:20/</w:t>
-      </w:r>
-      <w:r>
-        <w:rPr>
-          <w:rFonts w:cstheme="minorHAnsi"/>
-        </w:rPr>
-        <w:t>37:21</w:t>
-      </w:r>
-    </w:p>
-    <w:p>
-      <w:pPr>
-        <w:rPr>
-          <w:rFonts w:cstheme="minorHAnsi"/>
-        </w:rPr>
-      </w:pPr>
-      <w:r>
-        <w:rPr>
-          <w:rFonts w:cstheme="minorHAnsi"/>
+        <w:t>24:20/37:21</w:t>
+      </w:r>
+    </w:p>
+    <w:p>
+      <w:pPr>
+        <w:rPr>
+          <w:rFonts w:cstheme="minorHAnsi"/>
+        </w:rPr>
+      </w:pPr>
+      <w:r>
+        <w:rPr>
+          <w:rFonts w:cstheme="minorHAnsi"/>
+          <w:noProof/>
         </w:rPr>
         <w:lastRenderedPageBreak/>
         <w:drawing>
@@ -3526,42 +3503,19 @@
         <w:rPr>
           <w:rFonts w:cstheme="minorHAnsi"/>
         </w:rPr>
-        <w:t>2</w:t>
-      </w:r>
-      <w:r>
-        <w:rPr>
-          <w:rFonts w:cstheme="minorHAnsi"/>
-        </w:rPr>
-        <w:t>5</w:t>
-      </w:r>
-      <w:r>
-        <w:rPr>
-          <w:rFonts w:cstheme="minorHAnsi"/>
-        </w:rPr>
-        <w:t>:</w:t>
-      </w:r>
-      <w:r>
-        <w:rPr>
-          <w:rFonts w:cstheme="minorHAnsi"/>
-        </w:rPr>
-        <w:t>16</w:t>
-      </w:r>
-      <w:r>
-        <w:rPr>
-          <w:rFonts w:cstheme="minorHAnsi"/>
-        </w:rPr>
-        <w:t>/37:21</w:t>
-      </w:r>
-    </w:p>
-    <w:p>
-      <w:pPr>
-        <w:rPr>
-          <w:rFonts w:cstheme="minorHAnsi"/>
-        </w:rPr>
-      </w:pPr>
-      <w:r>
-        <w:rPr>
-          <w:rFonts w:cstheme="minorHAnsi"/>
+        <w:t>25:16/37:21</w:t>
+      </w:r>
+    </w:p>
+    <w:p>
+      <w:pPr>
+        <w:rPr>
+          <w:rFonts w:cstheme="minorHAnsi"/>
+        </w:rPr>
+      </w:pPr>
+      <w:r>
+        <w:rPr>
+          <w:rFonts w:cstheme="minorHAnsi"/>
+          <w:noProof/>
         </w:rPr>
         <w:drawing>
           <wp:inline distT="0" distB="0" distL="0" distR="0" wp14:anchorId="7FEE3A8B" wp14:editId="02CDCE1E">
@@ -3608,6 +3562,7 @@
       <w:r>
         <w:rPr>
           <w:rFonts w:cstheme="minorHAnsi"/>
+          <w:noProof/>
         </w:rPr>
         <w:drawing>
           <wp:inline distT="0" distB="0" distL="0" distR="0" wp14:anchorId="54378AFA" wp14:editId="5306670E">
@@ -3869,31 +3824,7 @@
         <w:rPr>
           <w:rFonts w:cstheme="minorHAnsi"/>
         </w:rPr>
-        <w:t>2</w:t>
-      </w:r>
-      <w:r>
-        <w:rPr>
-          <w:rFonts w:cstheme="minorHAnsi"/>
-        </w:rPr>
-        <w:t>7</w:t>
-      </w:r>
-      <w:r>
-        <w:rPr>
-          <w:rFonts w:cstheme="minorHAnsi"/>
-        </w:rPr>
-        <w:t>:</w:t>
-      </w:r>
-      <w:r>
-        <w:rPr>
-          <w:rFonts w:cstheme="minorHAnsi"/>
-        </w:rPr>
-        <w:t>53</w:t>
-      </w:r>
-      <w:r>
-        <w:rPr>
-          <w:rFonts w:cstheme="minorHAnsi"/>
-        </w:rPr>
-        <w:t>/37:21</w:t>
+        <w:t>27:53/37:21</w:t>
       </w:r>
     </w:p>
     <w:p>
@@ -4077,49 +4008,26 @@
         <w:rPr>
           <w:rFonts w:cstheme="minorHAnsi"/>
         </w:rPr>
-        <w:t>2</w:t>
-      </w:r>
-      <w:r>
-        <w:rPr>
-          <w:rFonts w:cstheme="minorHAnsi"/>
-        </w:rPr>
-        <w:t>9</w:t>
-      </w:r>
-      <w:r>
-        <w:rPr>
-          <w:rFonts w:cstheme="minorHAnsi"/>
-        </w:rPr>
-        <w:t>:</w:t>
-      </w:r>
-      <w:r>
-        <w:rPr>
-          <w:rFonts w:cstheme="minorHAnsi"/>
-        </w:rPr>
-        <w:t>24</w:t>
-      </w:r>
-      <w:r>
-        <w:rPr>
-          <w:rFonts w:cstheme="minorHAnsi"/>
-        </w:rPr>
-        <w:t>/37:21</w:t>
-      </w:r>
-    </w:p>
-    <w:p>
-      <w:pPr>
-        <w:rPr>
-          <w:rFonts w:cstheme="minorHAnsi"/>
-        </w:rPr>
-      </w:pPr>
-    </w:p>
-    <w:p>
-      <w:pPr>
-        <w:rPr>
-          <w:rFonts w:cstheme="minorHAnsi"/>
-        </w:rPr>
-      </w:pPr>
-      <w:r>
-        <w:rPr>
-          <w:rFonts w:cstheme="minorHAnsi"/>
+        <w:t>29:24/37:21</w:t>
+      </w:r>
+    </w:p>
+    <w:p>
+      <w:pPr>
+        <w:rPr>
+          <w:rFonts w:cstheme="minorHAnsi"/>
+        </w:rPr>
+      </w:pPr>
+    </w:p>
+    <w:p>
+      <w:pPr>
+        <w:rPr>
+          <w:rFonts w:cstheme="minorHAnsi"/>
+        </w:rPr>
+      </w:pPr>
+      <w:r>
+        <w:rPr>
+          <w:rFonts w:cstheme="minorHAnsi"/>
+          <w:noProof/>
         </w:rPr>
         <w:drawing>
           <wp:inline distT="0" distB="0" distL="0" distR="0" wp14:anchorId="6B3C1C7F" wp14:editId="366C2650">
@@ -4572,36 +4480,19 @@
         <w:rPr>
           <w:rFonts w:cstheme="minorHAnsi"/>
         </w:rPr>
-        <w:t>31</w:t>
-      </w:r>
-      <w:r>
-        <w:rPr>
-          <w:rFonts w:cstheme="minorHAnsi"/>
-        </w:rPr>
-        <w:t>:</w:t>
-      </w:r>
-      <w:r>
-        <w:rPr>
-          <w:rFonts w:cstheme="minorHAnsi"/>
-        </w:rPr>
-        <w:t>33</w:t>
-      </w:r>
-      <w:r>
-        <w:rPr>
-          <w:rFonts w:cstheme="minorHAnsi"/>
-        </w:rPr>
-        <w:t>/37:21</w:t>
-      </w:r>
-    </w:p>
-    <w:p>
-      <w:pPr>
-        <w:rPr>
-          <w:rFonts w:cstheme="minorHAnsi"/>
-        </w:rPr>
-      </w:pPr>
-      <w:r>
-        <w:rPr>
-          <w:rFonts w:cstheme="minorHAnsi"/>
+        <w:t>31:33/37:21</w:t>
+      </w:r>
+    </w:p>
+    <w:p>
+      <w:pPr>
+        <w:rPr>
+          <w:rFonts w:cstheme="minorHAnsi"/>
+        </w:rPr>
+      </w:pPr>
+      <w:r>
+        <w:rPr>
+          <w:rFonts w:cstheme="minorHAnsi"/>
+          <w:noProof/>
         </w:rPr>
         <w:drawing>
           <wp:inline distT="0" distB="0" distL="0" distR="0" wp14:anchorId="0F7B47DC" wp14:editId="07808AA2">
@@ -4740,31 +4631,7 @@
         <w:rPr>
           <w:rFonts w:cstheme="minorHAnsi"/>
         </w:rPr>
-        <w:t>3</w:t>
-      </w:r>
-      <w:r>
-        <w:rPr>
-          <w:rFonts w:cstheme="minorHAnsi"/>
-        </w:rPr>
-        <w:t>2</w:t>
-      </w:r>
-      <w:r>
-        <w:rPr>
-          <w:rFonts w:cstheme="minorHAnsi"/>
-        </w:rPr>
-        <w:t>:</w:t>
-      </w:r>
-      <w:r>
-        <w:rPr>
-          <w:rFonts w:cstheme="minorHAnsi"/>
-        </w:rPr>
-        <w:t>00</w:t>
-      </w:r>
-      <w:r>
-        <w:rPr>
-          <w:rFonts w:cstheme="minorHAnsi"/>
-        </w:rPr>
-        <w:t>/37:21</w:t>
+        <w:t>32:00/37:21</w:t>
       </w:r>
     </w:p>
     <w:p>
@@ -4863,31 +4730,7 @@
         <w:rPr>
           <w:rFonts w:cstheme="minorHAnsi"/>
         </w:rPr>
-        <w:t>3</w:t>
-      </w:r>
-      <w:r>
-        <w:rPr>
-          <w:rFonts w:cstheme="minorHAnsi"/>
-        </w:rPr>
-        <w:t>6</w:t>
-      </w:r>
-      <w:r>
-        <w:rPr>
-          <w:rFonts w:cstheme="minorHAnsi"/>
-        </w:rPr>
-        <w:t>:0</w:t>
-      </w:r>
-      <w:r>
-        <w:rPr>
-          <w:rFonts w:cstheme="minorHAnsi"/>
-        </w:rPr>
-        <w:t>7</w:t>
-      </w:r>
-      <w:r>
-        <w:rPr>
-          <w:rFonts w:cstheme="minorHAnsi"/>
-        </w:rPr>
-        <w:t>/37:21</w:t>
+        <w:t>36:07/37:21</w:t>
       </w:r>
     </w:p>
     <w:p>
@@ -5095,6 +4938,95 @@
           <w:rFonts w:cstheme="minorHAnsi"/>
         </w:rPr>
       </w:pPr>
+    </w:p>
+    <w:p>
+      <w:pPr>
+        <w:rPr>
+          <w:rFonts w:cstheme="minorHAnsi"/>
+        </w:rPr>
+      </w:pPr>
+      <w:r>
+        <w:rPr>
+          <w:rFonts w:cstheme="minorHAnsi"/>
+        </w:rPr>
+        <w:t>In this “</w:t>
+      </w:r>
+      <w:r>
+        <w:rPr>
+          <w:rFonts w:cstheme="minorHAnsi"/>
+        </w:rPr>
+        <w:t>Let's Be Honest</w:t>
+      </w:r>
+      <w:r>
+        <w:rPr>
+          <w:rFonts w:cstheme="minorHAnsi"/>
+        </w:rPr>
+        <w:t>” series, we have</w:t>
+      </w:r>
+    </w:p>
+    <w:p>
+      <w:pPr>
+        <w:rPr>
+          <w:rFonts w:cstheme="minorHAnsi"/>
+        </w:rPr>
+      </w:pPr>
+      <w:r>
+        <w:rPr>
+          <w:rFonts w:cstheme="minorHAnsi"/>
+        </w:rPr>
+        <w:t xml:space="preserve">1) June 28: Judaism, 2) July 5: Islam, 3) July 12: Buddhism, 4) July 19: Mormonism, 5) July 26: Catholicism, 6) August 2: The Nones/Agnostic, 7) August 9: The Gospel </w:t>
+      </w:r>
+    </w:p>
+    <w:p>
+      <w:pPr>
+        <w:rPr>
+          <w:rFonts w:cstheme="minorHAnsi"/>
+        </w:rPr>
+      </w:pPr>
+    </w:p>
+    <w:p>
+      <w:pPr>
+        <w:rPr>
+          <w:rFonts w:cstheme="minorHAnsi"/>
+        </w:rPr>
+      </w:pPr>
+      <w:r>
+        <w:rPr>
+          <w:rFonts w:cstheme="minorHAnsi"/>
+        </w:rPr>
+        <w:t xml:space="preserve">Today, we talk </w:t>
+      </w:r>
+      <w:r>
+        <w:rPr>
+          <w:rFonts w:cstheme="minorHAnsi"/>
+        </w:rPr>
+        <w:t>about Nones/Agnostic (</w:t>
+      </w:r>
+      <w:r>
+        <w:rPr>
+          <w:rFonts w:cstheme="minorHAnsi"/>
+        </w:rPr>
+        <w:t>無宗教信仰者</w:t>
+      </w:r>
+      <w:r>
+        <w:rPr>
+          <w:rFonts w:cstheme="minorHAnsi"/>
+        </w:rPr>
+        <w:t>)</w:t>
+      </w:r>
+      <w:r>
+        <w:rPr>
+          <w:rFonts w:cstheme="minorHAnsi"/>
+        </w:rPr>
+        <w:t xml:space="preserve">. </w:t>
+      </w:r>
+    </w:p>
+    <w:p>
+      <w:pPr>
+        <w:rPr>
+          <w:rFonts w:cstheme="minorHAnsi"/>
+        </w:rPr>
+      </w:pPr>
       <w:r>
         <w:rPr>
           <w:rFonts w:cstheme="minorHAnsi"/>
@@ -5127,7 +5059,7 @@
           <w:rFonts w:cstheme="minorHAnsi"/>
         </w:rPr>
         <w:pict w14:anchorId="3CAE1F21">
-          <v:rect id="_x0000_i1049" style="width:0;height:1.5pt" o:hralign="center" o:hrstd="t" o:hr="t" fillcolor="#a0a0a0" stroked="f"/>
+          <v:rect id="_x0000_i1025" style="width:0;height:1.5pt" o:hralign="center" o:hrstd="t" o:hr="t" fillcolor="#a0a0a0" stroked="f"/>
         </w:pict>
       </w:r>
     </w:p>
@@ -5145,16 +5077,15 @@
           <w:b/>
           <w:bCs/>
         </w:rPr>
-        <w:t>The Cultural Context: The Religion of the "</w:t>
-      </w:r>
-      <w:proofErr w:type="spellStart"/>
+        <w:t>The Cultural Context: The Religion of the "Nones"</w:t>
+      </w:r>
       <w:r>
         <w:rPr>
           <w:rFonts w:cstheme="minorHAnsi"/>
           <w:b/>
           <w:bCs/>
         </w:rPr>
-        <w:t>Nones"</w:t>
+        <w:t xml:space="preserve"> (</w:t>
       </w:r>
       <w:r>
         <w:rPr>
@@ -5162,22 +5093,7 @@
           <w:b/>
           <w:bCs/>
         </w:rPr>
-        <w:t>d</w:t>
-      </w:r>
-      <w:proofErr w:type="spellEnd"/>
-    </w:p>
-    <w:p>
-      <w:pPr>
-        <w:rPr>
-          <w:rFonts w:cstheme="minorHAnsi"/>
-        </w:rPr>
-      </w:pPr>
-      <w:r>
-        <w:rPr>
-          <w:rFonts w:cstheme="minorHAnsi"/>
-        </w:rPr>
-        <w:lastRenderedPageBreak/>
-        <w:t xml:space="preserve">Society heavily promotes a quiet religion known as </w:t>
+        <w:t>無宗教信仰的宗教</w:t>
       </w:r>
       <w:r>
         <w:rPr>
@@ -5185,7 +5101,52 @@
           <w:b/>
           <w:bCs/>
         </w:rPr>
+        <w:t>)</w:t>
+      </w:r>
+    </w:p>
+    <w:p>
+      <w:pPr>
+        <w:rPr>
+          <w:rFonts w:cstheme="minorHAnsi"/>
+        </w:rPr>
+      </w:pPr>
+      <w:r>
+        <w:rPr>
+          <w:rFonts w:cstheme="minorHAnsi"/>
+        </w:rPr>
+        <w:t xml:space="preserve">Society heavily promotes a quiet religion known as </w:t>
+      </w:r>
+      <w:r>
+        <w:rPr>
+          <w:rFonts w:cstheme="minorHAnsi"/>
+          <w:b/>
+          <w:bCs/>
+        </w:rPr>
         <w:t>Moralistic Therapeutic Deism</w:t>
+      </w:r>
+      <w:r>
+        <w:rPr>
+          <w:rFonts w:cstheme="minorHAnsi"/>
+          <w:b/>
+          <w:bCs/>
+        </w:rPr>
+        <w:t xml:space="preserve"> (</w:t>
+      </w:r>
+      <w:r>
+        <w:rPr>
+          <w:rFonts w:cstheme="minorHAnsi"/>
+          <w:b/>
+          <w:bCs/>
+        </w:rPr>
+        <w:t>道德療癒型自然神論</w:t>
+      </w:r>
+      <w:r>
+        <w:rPr>
+          <w:rFonts w:cstheme="minorHAnsi"/>
+          <w:b/>
+          <w:bCs/>
+        </w:rPr>
+        <w:t>)</w:t>
       </w:r>
       <w:r>
         <w:rPr>
@@ -5250,7 +5211,7 @@
           <w:rFonts w:cstheme="minorHAnsi"/>
         </w:rPr>
         <w:pict w14:anchorId="7EECFCB1">
-          <v:rect id="_x0000_i1050" style="width:0;height:1.5pt" o:hralign="center" o:hrstd="t" o:hr="t" fillcolor="#a0a0a0" stroked="f"/>
+          <v:rect id="_x0000_i1026" style="width:0;height:1.5pt" o:hralign="center" o:hrstd="t" o:hr="t" fillcolor="#a0a0a0" stroked="f"/>
         </w:pict>
       </w:r>
     </w:p>
@@ -5445,7 +5406,7 @@
           <w:rFonts w:cstheme="minorHAnsi"/>
         </w:rPr>
         <w:pict w14:anchorId="64A70BFB">
-          <v:rect id="_x0000_i1051" style="width:0;height:1.5pt" o:hralign="center" o:hrstd="t" o:hr="t" fillcolor="#a0a0a0" stroked="f"/>
+          <v:rect id="_x0000_i1027" style="width:0;height:1.5pt" o:hralign="center" o:hrstd="t" o:hr="t" fillcolor="#a0a0a0" stroked="f"/>
         </w:pict>
       </w:r>
     </w:p>
@@ -5684,7 +5645,7 @@
           <w:rFonts w:cstheme="minorHAnsi"/>
         </w:rPr>
         <w:pict w14:anchorId="77839BC9">
-          <v:rect id="_x0000_i1052" style="width:0;height:1.5pt" o:hralign="center" o:hrstd="t" o:hr="t" fillcolor="#a0a0a0" stroked="f"/>
+          <v:rect id="_x0000_i1028" style="width:0;height:1.5pt" o:hralign="center" o:hrstd="t" o:hr="t" fillcolor="#a0a0a0" stroked="f"/>
         </w:pict>
       </w:r>
     </w:p>
@@ -6300,7 +6261,7 @@
           <w:rFonts w:cstheme="minorHAnsi"/>
         </w:rPr>
         <w:pict w14:anchorId="643F37FC">
-          <v:rect id="_x0000_i1081" style="width:0;height:1.5pt" o:hralign="center" o:hrstd="t" o:hr="t" fillcolor="#a0a0a0" stroked="f"/>
+          <v:rect id="_x0000_i1029" style="width:0;height:1.5pt" o:hralign="center" o:hrstd="t" o:hr="t" fillcolor="#a0a0a0" stroked="f"/>
         </w:pict>
       </w:r>
     </w:p>
@@ -6352,7 +6313,6 @@
         <w:rPr>
           <w:rFonts w:cstheme="minorHAnsi"/>
         </w:rPr>
-        <w:lastRenderedPageBreak/>
         <w:t>現代社會極力推崇一種隱形的宗教，稱為</w:t>
       </w:r>
       <w:r>
@@ -6434,7 +6394,7 @@
           <w:rFonts w:cstheme="minorHAnsi"/>
         </w:rPr>
         <w:pict w14:anchorId="6853B65B">
-          <v:rect id="_x0000_i1082" style="width:0;height:1.5pt" o:hralign="center" o:hrstd="t" o:hr="t" fillcolor="#a0a0a0" stroked="f"/>
+          <v:rect id="_x0000_i1030" style="width:0;height:1.5pt" o:hralign="center" o:hrstd="t" o:hr="t" fillcolor="#a0a0a0" stroked="f"/>
         </w:pict>
       </w:r>
     </w:p>
@@ -6674,7 +6634,7 @@
           <w:rFonts w:cstheme="minorHAnsi"/>
         </w:rPr>
         <w:pict w14:anchorId="6E87ABE7">
-          <v:rect id="_x0000_i1083" style="width:0;height:1.5pt" o:hralign="center" o:hrstd="t" o:hr="t" fillcolor="#a0a0a0" stroked="f"/>
+          <v:rect id="_x0000_i1031" style="width:0;height:1.5pt" o:hralign="center" o:hrstd="t" o:hr="t" fillcolor="#a0a0a0" stroked="f"/>
         </w:pict>
       </w:r>
     </w:p>
@@ -6972,7 +6932,7 @@
           <w:rFonts w:cstheme="minorHAnsi"/>
         </w:rPr>
         <w:pict w14:anchorId="65DABDDE">
-          <v:rect id="_x0000_i1084" style="width:0;height:1.5pt" o:hralign="center" o:hrstd="t" o:hr="t" fillcolor="#a0a0a0" stroked="f"/>
+          <v:rect id="_x0000_i1032" style="width:0;height:1.5pt" o:hralign="center" o:hrstd="t" o:hr="t" fillcolor="#a0a0a0" stroked="f"/>
         </w:pict>
       </w:r>
     </w:p>
@@ -7617,7 +7577,7 @@
           <w:rFonts w:cstheme="minorHAnsi"/>
         </w:rPr>
         <w:pict w14:anchorId="08661A17">
-          <v:rect id="_x0000_i1113" style="width:0;height:1.5pt" o:hralign="center" o:hrstd="t" o:hr="t" fillcolor="#a0a0a0" stroked="f"/>
+          <v:rect id="_x0000_i1033" style="width:0;height:1.5pt" o:hralign="center" o:hrstd="t" o:hr="t" fillcolor="#a0a0a0" stroked="f"/>
         </w:pict>
       </w:r>
     </w:p>
@@ -7636,6 +7596,7 @@
           <w:b/>
           <w:bCs/>
         </w:rPr>
+        <w:lastRenderedPageBreak/>
         <w:t>文化的背景</w:t>
       </w:r>
       <w:proofErr w:type="spellEnd"/>
@@ -7790,14 +7751,7 @@
         <w:rPr>
           <w:rFonts w:cstheme="minorHAnsi"/>
         </w:rPr>
-        <w:t>。こうしたマインドセットは、何が「十分な善」</w:t>
-      </w:r>
-      <w:r>
-        <w:rPr>
-          <w:rFonts w:cstheme="minorHAnsi"/>
-        </w:rPr>
-        <w:lastRenderedPageBreak/>
-        <w:t>であるかを自分たちで決める資格が自分にはある、という根拠のない自信を生み出します</w:t>
+        <w:t>。こうしたマインドセットは、何が「十分な善」であるかを自分たちで決める資格が自分にはある、という根拠のない自信を生み出します</w:t>
       </w:r>
       <w:r>
         <w:rPr>
@@ -7823,7 +7777,7 @@
           <w:rFonts w:cstheme="minorHAnsi"/>
         </w:rPr>
         <w:pict w14:anchorId="500398A8">
-          <v:rect id="_x0000_i1114" style="width:0;height:1.5pt" o:hralign="center" o:hrstd="t" o:hr="t" fillcolor="#a0a0a0" stroked="f"/>
+          <v:rect id="_x0000_i1034" style="width:0;height:1.5pt" o:hralign="center" o:hrstd="t" o:hr="t" fillcolor="#a0a0a0" stroked="f"/>
         </w:pict>
       </w:r>
     </w:p>
@@ -8061,7 +8015,7 @@
           <w:rFonts w:cstheme="minorHAnsi"/>
         </w:rPr>
         <w:pict w14:anchorId="350436A1">
-          <v:rect id="_x0000_i1115" style="width:0;height:1.5pt" o:hralign="center" o:hrstd="t" o:hr="t" fillcolor="#a0a0a0" stroked="f"/>
+          <v:rect id="_x0000_i1035" style="width:0;height:1.5pt" o:hralign="center" o:hrstd="t" o:hr="t" fillcolor="#a0a0a0" stroked="f"/>
         </w:pict>
       </w:r>
     </w:p>
@@ -8383,7 +8337,7 @@
           <w:rFonts w:cstheme="minorHAnsi"/>
         </w:rPr>
         <w:pict w14:anchorId="7DB090E8">
-          <v:rect id="_x0000_i1116" style="width:0;height:1.5pt" o:hralign="center" o:hrstd="t" o:hr="t" fillcolor="#a0a0a0" stroked="f"/>
+          <v:rect id="_x0000_i1036" style="width:0;height:1.5pt" o:hralign="center" o:hrstd="t" o:hr="t" fillcolor="#a0a0a0" stroked="f"/>
         </w:pict>
       </w:r>
     </w:p>
@@ -8816,7 +8770,14 @@
         <w:rPr>
           <w:rFonts w:cstheme="minorHAnsi"/>
         </w:rPr>
-        <w:t>。イエスが十字架にかかられたのは、あなたが神の合格点をもらうために立派に振る舞うためではありません。あなたがパフォーマンスを測る「定規」の重荷を降ろし、神との関係性の中に生きるためです</w:t>
+        <w:t>。イエスが十字架にかかられたのは、あなたが神の合格点をもらうために立派に振る舞うためではあ</w:t>
+      </w:r>
+      <w:r>
+        <w:rPr>
+          <w:rFonts w:cstheme="minorHAnsi"/>
+        </w:rPr>
+        <w:lastRenderedPageBreak/>
+        <w:t>りません。あなたがパフォーマンスを測る「定規」の重荷を降ろし、神との関係性の中に生きるためです</w:t>
       </w:r>
       <w:r>
         <w:rPr>
